--- a/data/Lagos_Property_Market_Snapshot_2026-10-15.docx
+++ b/data/Lagos_Property_Market_Snapshot_2026-10-15.docx
@@ -224,7 +224,7 @@
           <w:rFonts w:ascii="Times New Roman" w:hAnsi="Times New Roman"/>
           <w:sz w:val="22"/>
         </w:rPr>
-        <w:t>Deterministic source-evidence check: 364 listing rows passed; 41 were quarantined for review. This compares extracted fields with captured public listing-card text and detail URLs; it is not proof of ownership or a closed transaction.</w:t>
+        <w:t>Deterministic source-evidence check: 336 listing rows passed; 30 were quarantined for review. This compares extracted fields with captured public listing-card text and detail URLs; it is not proof of ownership or a closed transaction.</w:t>
       </w:r>
     </w:p>
     <w:p>
@@ -427,35 +427,35 @@
                 <w:rFonts w:ascii="Times New Roman" w:hAnsi="Times New Roman"/>
                 <w:sz w:val="18"/>
               </w:rPr>
-              <w:t>1-bedroom</w:t>
-            </w:r>
-          </w:p>
-        </w:tc>
-        <w:tc>
-          <w:tcPr>
-            <w:tcW w:type="dxa" w:w="1270"/>
-          </w:tcPr>
-          <w:p>
-            <w:r>
-              <w:rPr>
-                <w:rFonts w:ascii="Times New Roman" w:hAnsi="Times New Roman"/>
-                <w:sz w:val="18"/>
-              </w:rPr>
-              <w:t>₦21,500,000 (midpoint of 2 listings; not a stable median)</w:t>
-            </w:r>
-          </w:p>
-        </w:tc>
-        <w:tc>
-          <w:tcPr>
-            <w:tcW w:type="dxa" w:w="1270"/>
-          </w:tcPr>
-          <w:p>
-            <w:r>
-              <w:rPr>
-                <w:rFonts w:ascii="Times New Roman" w:hAnsi="Times New Roman"/>
-                <w:sz w:val="18"/>
-              </w:rPr>
-              <w:t>₦18,000,000 – ₦25,000,000</w:t>
+              <w:t>3-bedroom</w:t>
+            </w:r>
+          </w:p>
+        </w:tc>
+        <w:tc>
+          <w:tcPr>
+            <w:tcW w:type="dxa" w:w="1270"/>
+          </w:tcPr>
+          <w:p>
+            <w:r>
+              <w:rPr>
+                <w:rFonts w:ascii="Times New Roman" w:hAnsi="Times New Roman"/>
+                <w:sz w:val="18"/>
+              </w:rPr>
+              <w:t>₦50,000,000 (median)</w:t>
+            </w:r>
+          </w:p>
+        </w:tc>
+        <w:tc>
+          <w:tcPr>
+            <w:tcW w:type="dxa" w:w="1270"/>
+          </w:tcPr>
+          <w:p>
+            <w:r>
+              <w:rPr>
+                <w:rFonts w:ascii="Times New Roman" w:hAnsi="Times New Roman"/>
+                <w:sz w:val="18"/>
+              </w:rPr>
+              <w:t>₦30,000,000 – ₦70,000,000</w:t>
             </w:r>
           </w:p>
         </w:tc>
@@ -497,7 +497,7 @@
                 <w:rFonts w:ascii="Times New Roman" w:hAnsi="Times New Roman"/>
                 <w:sz w:val="18"/>
               </w:rPr>
-              <w:t>2</w:t>
+              <w:t>7</w:t>
             </w:r>
           </w:p>
         </w:tc>
@@ -507,238 +507,6 @@
           </w:tcPr>
           <w:p>
             <w:hyperlink r:id="rId9">
-              <w:r>
-                <w:rPr>
-                  <w:color w:val="1155CC"/>
-                  <w:u w:val="single"/>
-                </w:rPr>
-                <w:t>PropertyPro.ng</w:t>
-              </w:r>
-            </w:hyperlink>
-          </w:p>
-        </w:tc>
-        <w:tc>
-          <w:tcPr>
-            <w:tcW w:type="dxa" w:w="1270"/>
-          </w:tcPr>
-          <w:p>
-            <w:r>
-              <w:rPr>
-                <w:rFonts w:ascii="Times New Roman" w:hAnsi="Times New Roman"/>
-                <w:sz w:val="18"/>
-              </w:rPr>
-              <w:t>2026-10-15 (updated)</w:t>
-            </w:r>
-          </w:p>
-        </w:tc>
-      </w:tr>
-      <w:tr>
-        <w:tc>
-          <w:tcPr>
-            <w:tcW w:type="dxa" w:w="1270"/>
-          </w:tcPr>
-          <w:p>
-            <w:r>
-              <w:rPr>
-                <w:rFonts w:ascii="Times New Roman" w:hAnsi="Times New Roman"/>
-                <w:sz w:val="18"/>
-              </w:rPr>
-              <w:t>2-bedroom</w:t>
-            </w:r>
-          </w:p>
-        </w:tc>
-        <w:tc>
-          <w:tcPr>
-            <w:tcW w:type="dxa" w:w="1270"/>
-          </w:tcPr>
-          <w:p>
-            <w:r>
-              <w:rPr>
-                <w:rFonts w:ascii="Times New Roman" w:hAnsi="Times New Roman"/>
-                <w:sz w:val="18"/>
-              </w:rPr>
-              <w:t>₦35,000,000 (median)</w:t>
-            </w:r>
-          </w:p>
-        </w:tc>
-        <w:tc>
-          <w:tcPr>
-            <w:tcW w:type="dxa" w:w="1270"/>
-          </w:tcPr>
-          <w:p>
-            <w:r>
-              <w:rPr>
-                <w:rFonts w:ascii="Times New Roman" w:hAnsi="Times New Roman"/>
-                <w:sz w:val="18"/>
-              </w:rPr>
-              <w:t>₦35,000,000 – ₦37,000,000</w:t>
-            </w:r>
-          </w:p>
-        </w:tc>
-        <w:tc>
-          <w:tcPr>
-            <w:tcW w:type="dxa" w:w="1270"/>
-          </w:tcPr>
-          <w:p>
-            <w:r>
-              <w:rPr>
-                <w:rFonts w:ascii="Times New Roman" w:hAnsi="Times New Roman"/>
-                <w:sz w:val="18"/>
-              </w:rPr>
-              <w:t>—</w:t>
-            </w:r>
-          </w:p>
-        </w:tc>
-        <w:tc>
-          <w:tcPr>
-            <w:tcW w:type="dxa" w:w="1270"/>
-          </w:tcPr>
-          <w:p>
-            <w:r>
-              <w:rPr>
-                <w:rFonts w:ascii="Times New Roman" w:hAnsi="Times New Roman"/>
-                <w:sz w:val="18"/>
-              </w:rPr>
-              <w:t>—</w:t>
-            </w:r>
-          </w:p>
-        </w:tc>
-        <w:tc>
-          <w:tcPr>
-            <w:tcW w:type="dxa" w:w="1270"/>
-          </w:tcPr>
-          <w:p>
-            <w:r>
-              <w:rPr>
-                <w:rFonts w:ascii="Times New Roman" w:hAnsi="Times New Roman"/>
-                <w:sz w:val="18"/>
-              </w:rPr>
-              <w:t>3</w:t>
-            </w:r>
-          </w:p>
-        </w:tc>
-        <w:tc>
-          <w:tcPr>
-            <w:tcW w:type="dxa" w:w="1270"/>
-          </w:tcPr>
-          <w:p>
-            <w:hyperlink r:id="rId10">
-              <w:r>
-                <w:rPr>
-                  <w:color w:val="1155CC"/>
-                  <w:u w:val="single"/>
-                </w:rPr>
-                <w:t>PropertyPro.ng</w:t>
-              </w:r>
-            </w:hyperlink>
-          </w:p>
-        </w:tc>
-        <w:tc>
-          <w:tcPr>
-            <w:tcW w:type="dxa" w:w="1270"/>
-          </w:tcPr>
-          <w:p>
-            <w:r>
-              <w:rPr>
-                <w:rFonts w:ascii="Times New Roman" w:hAnsi="Times New Roman"/>
-                <w:sz w:val="18"/>
-              </w:rPr>
-              <w:t>2026-10-15 (updated)</w:t>
-            </w:r>
-          </w:p>
-        </w:tc>
-      </w:tr>
-      <w:tr>
-        <w:tc>
-          <w:tcPr>
-            <w:tcW w:type="dxa" w:w="1270"/>
-          </w:tcPr>
-          <w:p>
-            <w:r>
-              <w:rPr>
-                <w:rFonts w:ascii="Times New Roman" w:hAnsi="Times New Roman"/>
-                <w:sz w:val="18"/>
-              </w:rPr>
-              <w:t>3-bedroom</w:t>
-            </w:r>
-          </w:p>
-        </w:tc>
-        <w:tc>
-          <w:tcPr>
-            <w:tcW w:type="dxa" w:w="1270"/>
-          </w:tcPr>
-          <w:p>
-            <w:r>
-              <w:rPr>
-                <w:rFonts w:ascii="Times New Roman" w:hAnsi="Times New Roman"/>
-                <w:sz w:val="18"/>
-              </w:rPr>
-              <w:t>₦50,000,000 (median)</w:t>
-            </w:r>
-          </w:p>
-        </w:tc>
-        <w:tc>
-          <w:tcPr>
-            <w:tcW w:type="dxa" w:w="1270"/>
-          </w:tcPr>
-          <w:p>
-            <w:r>
-              <w:rPr>
-                <w:rFonts w:ascii="Times New Roman" w:hAnsi="Times New Roman"/>
-                <w:sz w:val="18"/>
-              </w:rPr>
-              <w:t>₦30,000,000 – ₦70,000,000</w:t>
-            </w:r>
-          </w:p>
-        </w:tc>
-        <w:tc>
-          <w:tcPr>
-            <w:tcW w:type="dxa" w:w="1270"/>
-          </w:tcPr>
-          <w:p>
-            <w:r>
-              <w:rPr>
-                <w:rFonts w:ascii="Times New Roman" w:hAnsi="Times New Roman"/>
-                <w:sz w:val="18"/>
-              </w:rPr>
-              <w:t>—</w:t>
-            </w:r>
-          </w:p>
-        </w:tc>
-        <w:tc>
-          <w:tcPr>
-            <w:tcW w:type="dxa" w:w="1270"/>
-          </w:tcPr>
-          <w:p>
-            <w:r>
-              <w:rPr>
-                <w:rFonts w:ascii="Times New Roman" w:hAnsi="Times New Roman"/>
-                <w:sz w:val="18"/>
-              </w:rPr>
-              <w:t>—</w:t>
-            </w:r>
-          </w:p>
-        </w:tc>
-        <w:tc>
-          <w:tcPr>
-            <w:tcW w:type="dxa" w:w="1270"/>
-          </w:tcPr>
-          <w:p>
-            <w:r>
-              <w:rPr>
-                <w:rFonts w:ascii="Times New Roman" w:hAnsi="Times New Roman"/>
-                <w:sz w:val="18"/>
-              </w:rPr>
-              <w:t>7</w:t>
-            </w:r>
-          </w:p>
-        </w:tc>
-        <w:tc>
-          <w:tcPr>
-            <w:tcW w:type="dxa" w:w="1270"/>
-          </w:tcPr>
-          <w:p>
-            <w:hyperlink r:id="rId11">
               <w:r>
                 <w:rPr>
                   <w:color w:val="1155CC"/>
@@ -775,35 +543,35 @@
                 <w:rFonts w:ascii="Times New Roman" w:hAnsi="Times New Roman"/>
                 <w:sz w:val="18"/>
               </w:rPr>
-              <w:t>3-bedroom</w:t>
-            </w:r>
-          </w:p>
-        </w:tc>
-        <w:tc>
-          <w:tcPr>
-            <w:tcW w:type="dxa" w:w="1270"/>
-          </w:tcPr>
-          <w:p>
-            <w:r>
-              <w:rPr>
-                <w:rFonts w:ascii="Times New Roman" w:hAnsi="Times New Roman"/>
-                <w:sz w:val="18"/>
-              </w:rPr>
-              <w:t>₦55,000,000 (median)</w:t>
-            </w:r>
-          </w:p>
-        </w:tc>
-        <w:tc>
-          <w:tcPr>
-            <w:tcW w:type="dxa" w:w="1270"/>
-          </w:tcPr>
-          <w:p>
-            <w:r>
-              <w:rPr>
-                <w:rFonts w:ascii="Times New Roman" w:hAnsi="Times New Roman"/>
-                <w:sz w:val="18"/>
-              </w:rPr>
-              <w:t>₦35,000,000 – ₦75,000,000</w:t>
+              <w:t>4-bedroom</w:t>
+            </w:r>
+          </w:p>
+        </w:tc>
+        <w:tc>
+          <w:tcPr>
+            <w:tcW w:type="dxa" w:w="1270"/>
+          </w:tcPr>
+          <w:p>
+            <w:r>
+              <w:rPr>
+                <w:rFonts w:ascii="Times New Roman" w:hAnsi="Times New Roman"/>
+                <w:sz w:val="18"/>
+              </w:rPr>
+              <w:t>₦65,000,000 (midpoint of 2 listings; not a stable median)</w:t>
+            </w:r>
+          </w:p>
+        </w:tc>
+        <w:tc>
+          <w:tcPr>
+            <w:tcW w:type="dxa" w:w="1270"/>
+          </w:tcPr>
+          <w:p>
+            <w:r>
+              <w:rPr>
+                <w:rFonts w:ascii="Times New Roman" w:hAnsi="Times New Roman"/>
+                <w:sz w:val="18"/>
+              </w:rPr>
+              <w:t>₦50,000,000 – ₦80,000,000</w:t>
             </w:r>
           </w:p>
         </w:tc>
@@ -845,122 +613,6 @@
                 <w:rFonts w:ascii="Times New Roman" w:hAnsi="Times New Roman"/>
                 <w:sz w:val="18"/>
               </w:rPr>
-              <w:t>9</w:t>
-            </w:r>
-          </w:p>
-        </w:tc>
-        <w:tc>
-          <w:tcPr>
-            <w:tcW w:type="dxa" w:w="1270"/>
-          </w:tcPr>
-          <w:p>
-            <w:hyperlink r:id="rId12">
-              <w:r>
-                <w:rPr>
-                  <w:color w:val="1155CC"/>
-                  <w:u w:val="single"/>
-                </w:rPr>
-                <w:t>PropertyPro.ng</w:t>
-              </w:r>
-            </w:hyperlink>
-          </w:p>
-        </w:tc>
-        <w:tc>
-          <w:tcPr>
-            <w:tcW w:type="dxa" w:w="1270"/>
-          </w:tcPr>
-          <w:p>
-            <w:r>
-              <w:rPr>
-                <w:rFonts w:ascii="Times New Roman" w:hAnsi="Times New Roman"/>
-                <w:sz w:val="18"/>
-              </w:rPr>
-              <w:t>2026-10-15 (updated)</w:t>
-            </w:r>
-          </w:p>
-        </w:tc>
-      </w:tr>
-      <w:tr>
-        <w:tc>
-          <w:tcPr>
-            <w:tcW w:type="dxa" w:w="1270"/>
-          </w:tcPr>
-          <w:p>
-            <w:r>
-              <w:rPr>
-                <w:rFonts w:ascii="Times New Roman" w:hAnsi="Times New Roman"/>
-                <w:sz w:val="18"/>
-              </w:rPr>
-              <w:t>4-bedroom</w:t>
-            </w:r>
-          </w:p>
-        </w:tc>
-        <w:tc>
-          <w:tcPr>
-            <w:tcW w:type="dxa" w:w="1270"/>
-          </w:tcPr>
-          <w:p>
-            <w:r>
-              <w:rPr>
-                <w:rFonts w:ascii="Times New Roman" w:hAnsi="Times New Roman"/>
-                <w:sz w:val="18"/>
-              </w:rPr>
-              <w:t>₦65,000,000 (midpoint of 2 listings; not a stable median)</w:t>
-            </w:r>
-          </w:p>
-        </w:tc>
-        <w:tc>
-          <w:tcPr>
-            <w:tcW w:type="dxa" w:w="1270"/>
-          </w:tcPr>
-          <w:p>
-            <w:r>
-              <w:rPr>
-                <w:rFonts w:ascii="Times New Roman" w:hAnsi="Times New Roman"/>
-                <w:sz w:val="18"/>
-              </w:rPr>
-              <w:t>₦50,000,000 – ₦80,000,000</w:t>
-            </w:r>
-          </w:p>
-        </w:tc>
-        <w:tc>
-          <w:tcPr>
-            <w:tcW w:type="dxa" w:w="1270"/>
-          </w:tcPr>
-          <w:p>
-            <w:r>
-              <w:rPr>
-                <w:rFonts w:ascii="Times New Roman" w:hAnsi="Times New Roman"/>
-                <w:sz w:val="18"/>
-              </w:rPr>
-              <w:t>—</w:t>
-            </w:r>
-          </w:p>
-        </w:tc>
-        <w:tc>
-          <w:tcPr>
-            <w:tcW w:type="dxa" w:w="1270"/>
-          </w:tcPr>
-          <w:p>
-            <w:r>
-              <w:rPr>
-                <w:rFonts w:ascii="Times New Roman" w:hAnsi="Times New Roman"/>
-                <w:sz w:val="18"/>
-              </w:rPr>
-              <w:t>—</w:t>
-            </w:r>
-          </w:p>
-        </w:tc>
-        <w:tc>
-          <w:tcPr>
-            <w:tcW w:type="dxa" w:w="1270"/>
-          </w:tcPr>
-          <w:p>
-            <w:r>
-              <w:rPr>
-                <w:rFonts w:ascii="Times New Roman" w:hAnsi="Times New Roman"/>
-                <w:sz w:val="18"/>
-              </w:rPr>
               <w:t>2</w:t>
             </w:r>
           </w:p>
@@ -970,7 +622,7 @@
             <w:tcW w:type="dxa" w:w="1270"/>
           </w:tcPr>
           <w:p>
-            <w:hyperlink r:id="rId13">
+            <w:hyperlink r:id="rId10">
               <w:r>
                 <w:rPr>
                   <w:color w:val="1155CC"/>
@@ -992,122 +644,6 @@
                 <w:sz w:val="18"/>
               </w:rPr>
               <w:t>2026-10-14 (relative)</w:t>
-            </w:r>
-          </w:p>
-        </w:tc>
-      </w:tr>
-      <w:tr>
-        <w:tc>
-          <w:tcPr>
-            <w:tcW w:type="dxa" w:w="1270"/>
-          </w:tcPr>
-          <w:p>
-            <w:r>
-              <w:rPr>
-                <w:rFonts w:ascii="Times New Roman" w:hAnsi="Times New Roman"/>
-                <w:sz w:val="18"/>
-              </w:rPr>
-              <w:t>4-bedroom</w:t>
-            </w:r>
-          </w:p>
-        </w:tc>
-        <w:tc>
-          <w:tcPr>
-            <w:tcW w:type="dxa" w:w="1270"/>
-          </w:tcPr>
-          <w:p>
-            <w:r>
-              <w:rPr>
-                <w:rFonts w:ascii="Times New Roman" w:hAnsi="Times New Roman"/>
-                <w:sz w:val="18"/>
-              </w:rPr>
-              <w:t>₦50,000,000 (median)</w:t>
-            </w:r>
-          </w:p>
-        </w:tc>
-        <w:tc>
-          <w:tcPr>
-            <w:tcW w:type="dxa" w:w="1270"/>
-          </w:tcPr>
-          <w:p>
-            <w:r>
-              <w:rPr>
-                <w:rFonts w:ascii="Times New Roman" w:hAnsi="Times New Roman"/>
-                <w:sz w:val="18"/>
-              </w:rPr>
-              <w:t>₦40,000,000 – ₦90,000,000</w:t>
-            </w:r>
-          </w:p>
-        </w:tc>
-        <w:tc>
-          <w:tcPr>
-            <w:tcW w:type="dxa" w:w="1270"/>
-          </w:tcPr>
-          <w:p>
-            <w:r>
-              <w:rPr>
-                <w:rFonts w:ascii="Times New Roman" w:hAnsi="Times New Roman"/>
-                <w:sz w:val="18"/>
-              </w:rPr>
-              <w:t>—</w:t>
-            </w:r>
-          </w:p>
-        </w:tc>
-        <w:tc>
-          <w:tcPr>
-            <w:tcW w:type="dxa" w:w="1270"/>
-          </w:tcPr>
-          <w:p>
-            <w:r>
-              <w:rPr>
-                <w:rFonts w:ascii="Times New Roman" w:hAnsi="Times New Roman"/>
-                <w:sz w:val="18"/>
-              </w:rPr>
-              <w:t>—</w:t>
-            </w:r>
-          </w:p>
-        </w:tc>
-        <w:tc>
-          <w:tcPr>
-            <w:tcW w:type="dxa" w:w="1270"/>
-          </w:tcPr>
-          <w:p>
-            <w:r>
-              <w:rPr>
-                <w:rFonts w:ascii="Times New Roman" w:hAnsi="Times New Roman"/>
-                <w:sz w:val="18"/>
-              </w:rPr>
-              <w:t>5</w:t>
-            </w:r>
-          </w:p>
-        </w:tc>
-        <w:tc>
-          <w:tcPr>
-            <w:tcW w:type="dxa" w:w="1270"/>
-          </w:tcPr>
-          <w:p>
-            <w:hyperlink r:id="rId14">
-              <w:r>
-                <w:rPr>
-                  <w:color w:val="1155CC"/>
-                  <w:u w:val="single"/>
-                </w:rPr>
-                <w:t>PropertyPro.ng</w:t>
-              </w:r>
-            </w:hyperlink>
-          </w:p>
-        </w:tc>
-        <w:tc>
-          <w:tcPr>
-            <w:tcW w:type="dxa" w:w="1270"/>
-          </w:tcPr>
-          <w:p>
-            <w:r>
-              <w:rPr>
-                <w:rFonts w:ascii="Times New Roman" w:hAnsi="Times New Roman"/>
-                <w:sz w:val="18"/>
-              </w:rPr>
-              <w:t>2026-10-15 (updated)</w:t>
             </w:r>
           </w:p>
         </w:tc>
@@ -1365,7 +901,7 @@
             <w:tcW w:type="dxa" w:w="1270"/>
           </w:tcPr>
           <w:p>
-            <w:hyperlink r:id="rId15">
+            <w:hyperlink r:id="rId11">
               <w:r>
                 <w:rPr>
                   <w:color w:val="1155CC"/>
@@ -1402,35 +938,35 @@
                 <w:rFonts w:ascii="Times New Roman" w:hAnsi="Times New Roman"/>
                 <w:sz w:val="18"/>
               </w:rPr>
-              <w:t>2-bedroom</w:t>
-            </w:r>
-          </w:p>
-        </w:tc>
-        <w:tc>
-          <w:tcPr>
-            <w:tcW w:type="dxa" w:w="1270"/>
-          </w:tcPr>
-          <w:p>
-            <w:r>
-              <w:rPr>
-                <w:rFonts w:ascii="Times New Roman" w:hAnsi="Times New Roman"/>
-                <w:sz w:val="18"/>
-              </w:rPr>
-              <w:t>₦45,000,000 (median)</w:t>
-            </w:r>
-          </w:p>
-        </w:tc>
-        <w:tc>
-          <w:tcPr>
-            <w:tcW w:type="dxa" w:w="1270"/>
-          </w:tcPr>
-          <w:p>
-            <w:r>
-              <w:rPr>
-                <w:rFonts w:ascii="Times New Roman" w:hAnsi="Times New Roman"/>
-                <w:sz w:val="18"/>
-              </w:rPr>
-              <w:t>₦28,000,000 – ₦60,000,000</w:t>
+              <w:t>3-bedroom</w:t>
+            </w:r>
+          </w:p>
+        </w:tc>
+        <w:tc>
+          <w:tcPr>
+            <w:tcW w:type="dxa" w:w="1270"/>
+          </w:tcPr>
+          <w:p>
+            <w:r>
+              <w:rPr>
+                <w:rFonts w:ascii="Times New Roman" w:hAnsi="Times New Roman"/>
+                <w:sz w:val="18"/>
+              </w:rPr>
+              <w:t>₦40,000,000 (median)</w:t>
+            </w:r>
+          </w:p>
+        </w:tc>
+        <w:tc>
+          <w:tcPr>
+            <w:tcW w:type="dxa" w:w="1270"/>
+          </w:tcPr>
+          <w:p>
+            <w:r>
+              <w:rPr>
+                <w:rFonts w:ascii="Times New Roman" w:hAnsi="Times New Roman"/>
+                <w:sz w:val="18"/>
+              </w:rPr>
+              <w:t>₦10,000,000 – ₦60,000,000</w:t>
             </w:r>
           </w:p>
         </w:tc>
@@ -1472,122 +1008,6 @@
                 <w:rFonts w:ascii="Times New Roman" w:hAnsi="Times New Roman"/>
                 <w:sz w:val="18"/>
               </w:rPr>
-              <w:t>7</w:t>
-            </w:r>
-          </w:p>
-        </w:tc>
-        <w:tc>
-          <w:tcPr>
-            <w:tcW w:type="dxa" w:w="1270"/>
-          </w:tcPr>
-          <w:p>
-            <w:hyperlink r:id="rId16">
-              <w:r>
-                <w:rPr>
-                  <w:color w:val="1155CC"/>
-                  <w:u w:val="single"/>
-                </w:rPr>
-                <w:t>PropertyPro.ng</w:t>
-              </w:r>
-            </w:hyperlink>
-          </w:p>
-        </w:tc>
-        <w:tc>
-          <w:tcPr>
-            <w:tcW w:type="dxa" w:w="1270"/>
-          </w:tcPr>
-          <w:p>
-            <w:r>
-              <w:rPr>
-                <w:rFonts w:ascii="Times New Roman" w:hAnsi="Times New Roman"/>
-                <w:sz w:val="18"/>
-              </w:rPr>
-              <w:t>2026-10-14 (updated)</w:t>
-            </w:r>
-          </w:p>
-        </w:tc>
-      </w:tr>
-      <w:tr>
-        <w:tc>
-          <w:tcPr>
-            <w:tcW w:type="dxa" w:w="1270"/>
-          </w:tcPr>
-          <w:p>
-            <w:r>
-              <w:rPr>
-                <w:rFonts w:ascii="Times New Roman" w:hAnsi="Times New Roman"/>
-                <w:sz w:val="18"/>
-              </w:rPr>
-              <w:t>3-bedroom</w:t>
-            </w:r>
-          </w:p>
-        </w:tc>
-        <w:tc>
-          <w:tcPr>
-            <w:tcW w:type="dxa" w:w="1270"/>
-          </w:tcPr>
-          <w:p>
-            <w:r>
-              <w:rPr>
-                <w:rFonts w:ascii="Times New Roman" w:hAnsi="Times New Roman"/>
-                <w:sz w:val="18"/>
-              </w:rPr>
-              <w:t>₦40,000,000 (median)</w:t>
-            </w:r>
-          </w:p>
-        </w:tc>
-        <w:tc>
-          <w:tcPr>
-            <w:tcW w:type="dxa" w:w="1270"/>
-          </w:tcPr>
-          <w:p>
-            <w:r>
-              <w:rPr>
-                <w:rFonts w:ascii="Times New Roman" w:hAnsi="Times New Roman"/>
-                <w:sz w:val="18"/>
-              </w:rPr>
-              <w:t>₦10,000,000 – ₦60,000,000</w:t>
-            </w:r>
-          </w:p>
-        </w:tc>
-        <w:tc>
-          <w:tcPr>
-            <w:tcW w:type="dxa" w:w="1270"/>
-          </w:tcPr>
-          <w:p>
-            <w:r>
-              <w:rPr>
-                <w:rFonts w:ascii="Times New Roman" w:hAnsi="Times New Roman"/>
-                <w:sz w:val="18"/>
-              </w:rPr>
-              <w:t>—</w:t>
-            </w:r>
-          </w:p>
-        </w:tc>
-        <w:tc>
-          <w:tcPr>
-            <w:tcW w:type="dxa" w:w="1270"/>
-          </w:tcPr>
-          <w:p>
-            <w:r>
-              <w:rPr>
-                <w:rFonts w:ascii="Times New Roman" w:hAnsi="Times New Roman"/>
-                <w:sz w:val="18"/>
-              </w:rPr>
-              <w:t>—</w:t>
-            </w:r>
-          </w:p>
-        </w:tc>
-        <w:tc>
-          <w:tcPr>
-            <w:tcW w:type="dxa" w:w="1270"/>
-          </w:tcPr>
-          <w:p>
-            <w:r>
-              <w:rPr>
-                <w:rFonts w:ascii="Times New Roman" w:hAnsi="Times New Roman"/>
-                <w:sz w:val="18"/>
-              </w:rPr>
               <w:t>4</w:t>
             </w:r>
           </w:p>
@@ -1597,7 +1017,7 @@
             <w:tcW w:type="dxa" w:w="1270"/>
           </w:tcPr>
           <w:p>
-            <w:hyperlink r:id="rId17">
+            <w:hyperlink r:id="rId12">
               <w:r>
                 <w:rPr>
                   <w:color w:val="1155CC"/>
@@ -1634,35 +1054,35 @@
                 <w:rFonts w:ascii="Times New Roman" w:hAnsi="Times New Roman"/>
                 <w:sz w:val="18"/>
               </w:rPr>
-              <w:t>3-bedroom</w:t>
-            </w:r>
-          </w:p>
-        </w:tc>
-        <w:tc>
-          <w:tcPr>
-            <w:tcW w:type="dxa" w:w="1270"/>
-          </w:tcPr>
-          <w:p>
-            <w:r>
-              <w:rPr>
-                <w:rFonts w:ascii="Times New Roman" w:hAnsi="Times New Roman"/>
-                <w:sz w:val="18"/>
-              </w:rPr>
-              <w:t>₦55,000,000 (median)</w:t>
-            </w:r>
-          </w:p>
-        </w:tc>
-        <w:tc>
-          <w:tcPr>
-            <w:tcW w:type="dxa" w:w="1270"/>
-          </w:tcPr>
-          <w:p>
-            <w:r>
-              <w:rPr>
-                <w:rFonts w:ascii="Times New Roman" w:hAnsi="Times New Roman"/>
-                <w:sz w:val="18"/>
-              </w:rPr>
-              <w:t>₦30,000,000 – ₦60,000,000</w:t>
+              <w:t>4-bedroom</w:t>
+            </w:r>
+          </w:p>
+        </w:tc>
+        <w:tc>
+          <w:tcPr>
+            <w:tcW w:type="dxa" w:w="1270"/>
+          </w:tcPr>
+          <w:p>
+            <w:r>
+              <w:rPr>
+                <w:rFonts w:ascii="Times New Roman" w:hAnsi="Times New Roman"/>
+                <w:sz w:val="18"/>
+              </w:rPr>
+              <w:t>₦40,000,000 (single observed asking price)</w:t>
+            </w:r>
+          </w:p>
+        </w:tc>
+        <w:tc>
+          <w:tcPr>
+            <w:tcW w:type="dxa" w:w="1270"/>
+          </w:tcPr>
+          <w:p>
+            <w:r>
+              <w:rPr>
+                <w:rFonts w:ascii="Times New Roman" w:hAnsi="Times New Roman"/>
+                <w:sz w:val="18"/>
+              </w:rPr>
+              <w:t>Not meaningful with 1 listing</w:t>
             </w:r>
           </w:p>
         </w:tc>
@@ -1704,122 +1124,6 @@
                 <w:rFonts w:ascii="Times New Roman" w:hAnsi="Times New Roman"/>
                 <w:sz w:val="18"/>
               </w:rPr>
-              <w:t>5</w:t>
-            </w:r>
-          </w:p>
-        </w:tc>
-        <w:tc>
-          <w:tcPr>
-            <w:tcW w:type="dxa" w:w="1270"/>
-          </w:tcPr>
-          <w:p>
-            <w:hyperlink r:id="rId18">
-              <w:r>
-                <w:rPr>
-                  <w:color w:val="1155CC"/>
-                  <w:u w:val="single"/>
-                </w:rPr>
-                <w:t>PropertyPro.ng</w:t>
-              </w:r>
-            </w:hyperlink>
-          </w:p>
-        </w:tc>
-        <w:tc>
-          <w:tcPr>
-            <w:tcW w:type="dxa" w:w="1270"/>
-          </w:tcPr>
-          <w:p>
-            <w:r>
-              <w:rPr>
-                <w:rFonts w:ascii="Times New Roman" w:hAnsi="Times New Roman"/>
-                <w:sz w:val="18"/>
-              </w:rPr>
-              <w:t>2026-10-14 (updated)</w:t>
-            </w:r>
-          </w:p>
-        </w:tc>
-      </w:tr>
-      <w:tr>
-        <w:tc>
-          <w:tcPr>
-            <w:tcW w:type="dxa" w:w="1270"/>
-          </w:tcPr>
-          <w:p>
-            <w:r>
-              <w:rPr>
-                <w:rFonts w:ascii="Times New Roman" w:hAnsi="Times New Roman"/>
-                <w:sz w:val="18"/>
-              </w:rPr>
-              <w:t>4-bedroom</w:t>
-            </w:r>
-          </w:p>
-        </w:tc>
-        <w:tc>
-          <w:tcPr>
-            <w:tcW w:type="dxa" w:w="1270"/>
-          </w:tcPr>
-          <w:p>
-            <w:r>
-              <w:rPr>
-                <w:rFonts w:ascii="Times New Roman" w:hAnsi="Times New Roman"/>
-                <w:sz w:val="18"/>
-              </w:rPr>
-              <w:t>₦40,000,000 (single observed asking price)</w:t>
-            </w:r>
-          </w:p>
-        </w:tc>
-        <w:tc>
-          <w:tcPr>
-            <w:tcW w:type="dxa" w:w="1270"/>
-          </w:tcPr>
-          <w:p>
-            <w:r>
-              <w:rPr>
-                <w:rFonts w:ascii="Times New Roman" w:hAnsi="Times New Roman"/>
-                <w:sz w:val="18"/>
-              </w:rPr>
-              <w:t>Not meaningful with 1 listing</w:t>
-            </w:r>
-          </w:p>
-        </w:tc>
-        <w:tc>
-          <w:tcPr>
-            <w:tcW w:type="dxa" w:w="1270"/>
-          </w:tcPr>
-          <w:p>
-            <w:r>
-              <w:rPr>
-                <w:rFonts w:ascii="Times New Roman" w:hAnsi="Times New Roman"/>
-                <w:sz w:val="18"/>
-              </w:rPr>
-              <w:t>—</w:t>
-            </w:r>
-          </w:p>
-        </w:tc>
-        <w:tc>
-          <w:tcPr>
-            <w:tcW w:type="dxa" w:w="1270"/>
-          </w:tcPr>
-          <w:p>
-            <w:r>
-              <w:rPr>
-                <w:rFonts w:ascii="Times New Roman" w:hAnsi="Times New Roman"/>
-                <w:sz w:val="18"/>
-              </w:rPr>
-              <w:t>—</w:t>
-            </w:r>
-          </w:p>
-        </w:tc>
-        <w:tc>
-          <w:tcPr>
-            <w:tcW w:type="dxa" w:w="1270"/>
-          </w:tcPr>
-          <w:p>
-            <w:r>
-              <w:rPr>
-                <w:rFonts w:ascii="Times New Roman" w:hAnsi="Times New Roman"/>
-                <w:sz w:val="18"/>
-              </w:rPr>
               <w:t>1</w:t>
             </w:r>
           </w:p>
@@ -1829,7 +1133,7 @@
             <w:tcW w:type="dxa" w:w="1270"/>
           </w:tcPr>
           <w:p>
-            <w:hyperlink r:id="rId19">
+            <w:hyperlink r:id="rId13">
               <w:r>
                 <w:rPr>
                   <w:color w:val="1155CC"/>
@@ -1851,122 +1155,6 @@
                 <w:sz w:val="18"/>
               </w:rPr>
               <w:t>2026-10-14 (relative)</w:t>
-            </w:r>
-          </w:p>
-        </w:tc>
-      </w:tr>
-      <w:tr>
-        <w:tc>
-          <w:tcPr>
-            <w:tcW w:type="dxa" w:w="1270"/>
-          </w:tcPr>
-          <w:p>
-            <w:r>
-              <w:rPr>
-                <w:rFonts w:ascii="Times New Roman" w:hAnsi="Times New Roman"/>
-                <w:sz w:val="18"/>
-              </w:rPr>
-              <w:t>4-bedroom</w:t>
-            </w:r>
-          </w:p>
-        </w:tc>
-        <w:tc>
-          <w:tcPr>
-            <w:tcW w:type="dxa" w:w="1270"/>
-          </w:tcPr>
-          <w:p>
-            <w:r>
-              <w:rPr>
-                <w:rFonts w:ascii="Times New Roman" w:hAnsi="Times New Roman"/>
-                <w:sz w:val="18"/>
-              </w:rPr>
-              <w:t>₦60,000,000 (median)</w:t>
-            </w:r>
-          </w:p>
-        </w:tc>
-        <w:tc>
-          <w:tcPr>
-            <w:tcW w:type="dxa" w:w="1270"/>
-          </w:tcPr>
-          <w:p>
-            <w:r>
-              <w:rPr>
-                <w:rFonts w:ascii="Times New Roman" w:hAnsi="Times New Roman"/>
-                <w:sz w:val="18"/>
-              </w:rPr>
-              <w:t>₦80,000 – ₦81,500,000</w:t>
-            </w:r>
-          </w:p>
-        </w:tc>
-        <w:tc>
-          <w:tcPr>
-            <w:tcW w:type="dxa" w:w="1270"/>
-          </w:tcPr>
-          <w:p>
-            <w:r>
-              <w:rPr>
-                <w:rFonts w:ascii="Times New Roman" w:hAnsi="Times New Roman"/>
-                <w:sz w:val="18"/>
-              </w:rPr>
-              <w:t>—</w:t>
-            </w:r>
-          </w:p>
-        </w:tc>
-        <w:tc>
-          <w:tcPr>
-            <w:tcW w:type="dxa" w:w="1270"/>
-          </w:tcPr>
-          <w:p>
-            <w:r>
-              <w:rPr>
-                <w:rFonts w:ascii="Times New Roman" w:hAnsi="Times New Roman"/>
-                <w:sz w:val="18"/>
-              </w:rPr>
-              <w:t>—</w:t>
-            </w:r>
-          </w:p>
-        </w:tc>
-        <w:tc>
-          <w:tcPr>
-            <w:tcW w:type="dxa" w:w="1270"/>
-          </w:tcPr>
-          <w:p>
-            <w:r>
-              <w:rPr>
-                <w:rFonts w:ascii="Times New Roman" w:hAnsi="Times New Roman"/>
-                <w:sz w:val="18"/>
-              </w:rPr>
-              <w:t>3</w:t>
-            </w:r>
-          </w:p>
-        </w:tc>
-        <w:tc>
-          <w:tcPr>
-            <w:tcW w:type="dxa" w:w="1270"/>
-          </w:tcPr>
-          <w:p>
-            <w:hyperlink r:id="rId20">
-              <w:r>
-                <w:rPr>
-                  <w:color w:val="1155CC"/>
-                  <w:u w:val="single"/>
-                </w:rPr>
-                <w:t>PropertyPro.ng</w:t>
-              </w:r>
-            </w:hyperlink>
-          </w:p>
-        </w:tc>
-        <w:tc>
-          <w:tcPr>
-            <w:tcW w:type="dxa" w:w="1270"/>
-          </w:tcPr>
-          <w:p>
-            <w:r>
-              <w:rPr>
-                <w:rFonts w:ascii="Times New Roman" w:hAnsi="Times New Roman"/>
-                <w:sz w:val="18"/>
-              </w:rPr>
-              <w:t>2026-10-13 (updated)</w:t>
             </w:r>
           </w:p>
         </w:tc>
@@ -2224,7 +1412,7 @@
             <w:tcW w:type="dxa" w:w="1270"/>
           </w:tcPr>
           <w:p>
-            <w:hyperlink r:id="rId21">
+            <w:hyperlink r:id="rId14">
               <w:r>
                 <w:rPr>
                   <w:color w:val="1155CC"/>
@@ -2340,7 +1528,7 @@
             <w:tcW w:type="dxa" w:w="1270"/>
           </w:tcPr>
           <w:p>
-            <w:hyperlink r:id="rId22">
+            <w:hyperlink r:id="rId15">
               <w:r>
                 <w:rPr>
                   <w:color w:val="1155CC"/>
@@ -2447,16 +1635,16 @@
                 <w:rFonts w:ascii="Times New Roman" w:hAnsi="Times New Roman"/>
                 <w:sz w:val="18"/>
               </w:rPr>
-              <w:t>7</w:t>
-            </w:r>
-          </w:p>
-        </w:tc>
-        <w:tc>
-          <w:tcPr>
-            <w:tcW w:type="dxa" w:w="1270"/>
-          </w:tcPr>
-          <w:p>
-            <w:hyperlink r:id="rId23">
+              <w:t>6</w:t>
+            </w:r>
+          </w:p>
+        </w:tc>
+        <w:tc>
+          <w:tcPr>
+            <w:tcW w:type="dxa" w:w="1270"/>
+          </w:tcPr>
+          <w:p>
+            <w:hyperlink r:id="rId16">
               <w:r>
                 <w:rPr>
                   <w:color w:val="1155CC"/>
@@ -2572,7 +1760,7 @@
             <w:tcW w:type="dxa" w:w="1270"/>
           </w:tcPr>
           <w:p>
-            <w:hyperlink r:id="rId24">
+            <w:hyperlink r:id="rId17">
               <w:r>
                 <w:rPr>
                   <w:color w:val="1155CC"/>
@@ -2688,7 +1876,7 @@
             <w:tcW w:type="dxa" w:w="1270"/>
           </w:tcPr>
           <w:p>
-            <w:hyperlink r:id="rId25">
+            <w:hyperlink r:id="rId18">
               <w:r>
                 <w:rPr>
                   <w:color w:val="1155CC"/>
@@ -2804,7 +1992,7 @@
             <w:tcW w:type="dxa" w:w="1270"/>
           </w:tcPr>
           <w:p>
-            <w:hyperlink r:id="rId26">
+            <w:hyperlink r:id="rId19">
               <w:r>
                 <w:rPr>
                   <w:color w:val="1155CC"/>
@@ -3083,7 +2271,7 @@
             <w:tcW w:type="dxa" w:w="1270"/>
           </w:tcPr>
           <w:p>
-            <w:hyperlink r:id="rId27">
+            <w:hyperlink r:id="rId20">
               <w:r>
                 <w:rPr>
                   <w:color w:val="1155CC"/>
@@ -3148,7 +2336,7 @@
                 <w:rFonts w:ascii="Times New Roman" w:hAnsi="Times New Roman"/>
                 <w:sz w:val="18"/>
               </w:rPr>
-              <w:t>₦10,000,000 – ₦30,000,000</w:t>
+              <w:t>₦10,000,000 – ₦18,000,000</w:t>
             </w:r>
           </w:p>
         </w:tc>
@@ -3190,16 +2378,16 @@
                 <w:rFonts w:ascii="Times New Roman" w:hAnsi="Times New Roman"/>
                 <w:sz w:val="18"/>
               </w:rPr>
-              <w:t>6</w:t>
-            </w:r>
-          </w:p>
-        </w:tc>
-        <w:tc>
-          <w:tcPr>
-            <w:tcW w:type="dxa" w:w="1270"/>
-          </w:tcPr>
-          <w:p>
-            <w:hyperlink r:id="rId28">
+              <w:t>5</w:t>
+            </w:r>
+          </w:p>
+        </w:tc>
+        <w:tc>
+          <w:tcPr>
+            <w:tcW w:type="dxa" w:w="1270"/>
+          </w:tcPr>
+          <w:p>
+            <w:hyperlink r:id="rId21">
               <w:r>
                 <w:rPr>
                   <w:color w:val="1155CC"/>
@@ -3250,7 +2438,7 @@
                 <w:rFonts w:ascii="Times New Roman" w:hAnsi="Times New Roman"/>
                 <w:sz w:val="18"/>
               </w:rPr>
-              <w:t>₦22,500,000 (median)</w:t>
+              <w:t>₦20,000,000 (median)</w:t>
             </w:r>
           </w:p>
         </w:tc>
@@ -3306,16 +2494,16 @@
                 <w:rFonts w:ascii="Times New Roman" w:hAnsi="Times New Roman"/>
                 <w:sz w:val="18"/>
               </w:rPr>
-              <w:t>4</w:t>
-            </w:r>
-          </w:p>
-        </w:tc>
-        <w:tc>
-          <w:tcPr>
-            <w:tcW w:type="dxa" w:w="1270"/>
-          </w:tcPr>
-          <w:p>
-            <w:hyperlink r:id="rId29">
+              <w:t>5</w:t>
+            </w:r>
+          </w:p>
+        </w:tc>
+        <w:tc>
+          <w:tcPr>
+            <w:tcW w:type="dxa" w:w="1270"/>
+          </w:tcPr>
+          <w:p>
+            <w:hyperlink r:id="rId22">
               <w:r>
                 <w:rPr>
                   <w:color w:val="1155CC"/>
@@ -3431,7 +2619,7 @@
             <w:tcW w:type="dxa" w:w="1270"/>
           </w:tcPr>
           <w:p>
-            <w:hyperlink r:id="rId30">
+            <w:hyperlink r:id="rId23">
               <w:r>
                 <w:rPr>
                   <w:color w:val="1155CC"/>
@@ -3645,21 +2833,21 @@
                 <w:rFonts w:ascii="Times New Roman" w:hAnsi="Times New Roman"/>
                 <w:sz w:val="18"/>
               </w:rPr>
-              <w:t>₦20,000,000 (single observed asking price)</w:t>
-            </w:r>
-          </w:p>
-        </w:tc>
-        <w:tc>
-          <w:tcPr>
-            <w:tcW w:type="dxa" w:w="1270"/>
-          </w:tcPr>
-          <w:p>
-            <w:r>
-              <w:rPr>
-                <w:rFonts w:ascii="Times New Roman" w:hAnsi="Times New Roman"/>
-                <w:sz w:val="18"/>
-              </w:rPr>
-              <w:t>Not meaningful with 1 listing</w:t>
+              <w:t>₦17,500,000 (midpoint of 2 listings; not a stable median)</w:t>
+            </w:r>
+          </w:p>
+        </w:tc>
+        <w:tc>
+          <w:tcPr>
+            <w:tcW w:type="dxa" w:w="1270"/>
+          </w:tcPr>
+          <w:p>
+            <w:r>
+              <w:rPr>
+                <w:rFonts w:ascii="Times New Roman" w:hAnsi="Times New Roman"/>
+                <w:sz w:val="18"/>
+              </w:rPr>
+              <w:t>₦15,000,000 – ₦20,000,000</w:t>
             </w:r>
           </w:p>
         </w:tc>
@@ -3701,16 +2889,16 @@
                 <w:rFonts w:ascii="Times New Roman" w:hAnsi="Times New Roman"/>
                 <w:sz w:val="18"/>
               </w:rPr>
-              <w:t>1</w:t>
-            </w:r>
-          </w:p>
-        </w:tc>
-        <w:tc>
-          <w:tcPr>
-            <w:tcW w:type="dxa" w:w="1270"/>
-          </w:tcPr>
-          <w:p>
-            <w:hyperlink r:id="rId31">
+              <w:t>2</w:t>
+            </w:r>
+          </w:p>
+        </w:tc>
+        <w:tc>
+          <w:tcPr>
+            <w:tcW w:type="dxa" w:w="1270"/>
+          </w:tcPr>
+          <w:p>
+            <w:hyperlink r:id="rId24">
               <w:r>
                 <w:rPr>
                   <w:color w:val="1155CC"/>
@@ -3826,7 +3014,7 @@
             <w:tcW w:type="dxa" w:w="1270"/>
           </w:tcPr>
           <w:p>
-            <w:hyperlink r:id="rId32">
+            <w:hyperlink r:id="rId25">
               <w:r>
                 <w:rPr>
                   <w:color w:val="1155CC"/>
@@ -3942,7 +3130,7 @@
             <w:tcW w:type="dxa" w:w="1270"/>
           </w:tcPr>
           <w:p>
-            <w:hyperlink r:id="rId33">
+            <w:hyperlink r:id="rId26">
               <w:r>
                 <w:rPr>
                   <w:color w:val="1155CC"/>
@@ -4058,7 +3246,7 @@
             <w:tcW w:type="dxa" w:w="1270"/>
           </w:tcPr>
           <w:p>
-            <w:hyperlink r:id="rId34">
+            <w:hyperlink r:id="rId27">
               <w:r>
                 <w:rPr>
                   <w:color w:val="1155CC"/>
@@ -4351,7 +3539,7 @@
             <w:tcW w:type="dxa" w:w="1270"/>
           </w:tcPr>
           <w:p>
-            <w:hyperlink r:id="rId35">
+            <w:hyperlink r:id="rId28">
               <w:r>
                 <w:rPr>
                   <w:color w:val="1155CC"/>
@@ -4467,7 +3655,7 @@
             <w:tcW w:type="dxa" w:w="1270"/>
           </w:tcPr>
           <w:p>
-            <w:hyperlink r:id="rId36">
+            <w:hyperlink r:id="rId29">
               <w:r>
                 <w:rPr>
                   <w:color w:val="1155CC"/>
@@ -4583,7 +3771,7 @@
             <w:tcW w:type="dxa" w:w="1270"/>
           </w:tcPr>
           <w:p>
-            <w:hyperlink r:id="rId37">
+            <w:hyperlink r:id="rId30">
               <w:r>
                 <w:rPr>
                   <w:color w:val="1155CC"/>
@@ -4699,7 +3887,7 @@
             <w:tcW w:type="dxa" w:w="1270"/>
           </w:tcPr>
           <w:p>
-            <w:hyperlink r:id="rId38">
+            <w:hyperlink r:id="rId31">
               <w:r>
                 <w:rPr>
                   <w:color w:val="1155CC"/>
@@ -4815,7 +4003,7 @@
             <w:tcW w:type="dxa" w:w="1270"/>
           </w:tcPr>
           <w:p>
-            <w:hyperlink r:id="rId39">
+            <w:hyperlink r:id="rId32">
               <w:r>
                 <w:rPr>
                   <w:color w:val="1155CC"/>
@@ -5094,7 +4282,7 @@
             <w:tcW w:type="dxa" w:w="1270"/>
           </w:tcPr>
           <w:p>
-            <w:hyperlink r:id="rId40">
+            <w:hyperlink r:id="rId33">
               <w:r>
                 <w:rPr>
                   <w:color w:val="1155CC"/>
@@ -5131,6 +4319,122 @@
                 <w:rFonts w:ascii="Times New Roman" w:hAnsi="Times New Roman"/>
                 <w:sz w:val="18"/>
               </w:rPr>
+              <w:t>2-bedroom</w:t>
+            </w:r>
+          </w:p>
+        </w:tc>
+        <w:tc>
+          <w:tcPr>
+            <w:tcW w:type="dxa" w:w="1270"/>
+          </w:tcPr>
+          <w:p>
+            <w:r>
+              <w:rPr>
+                <w:rFonts w:ascii="Times New Roman" w:hAnsi="Times New Roman"/>
+                <w:sz w:val="18"/>
+              </w:rPr>
+              <w:t>₦10,500,000 (midpoint of 2 listings; not a stable median)</w:t>
+            </w:r>
+          </w:p>
+        </w:tc>
+        <w:tc>
+          <w:tcPr>
+            <w:tcW w:type="dxa" w:w="1270"/>
+          </w:tcPr>
+          <w:p>
+            <w:r>
+              <w:rPr>
+                <w:rFonts w:ascii="Times New Roman" w:hAnsi="Times New Roman"/>
+                <w:sz w:val="18"/>
+              </w:rPr>
+              <w:t>₦8,000,000 – ₦13,000,000</w:t>
+            </w:r>
+          </w:p>
+        </w:tc>
+        <w:tc>
+          <w:tcPr>
+            <w:tcW w:type="dxa" w:w="1270"/>
+          </w:tcPr>
+          <w:p>
+            <w:r>
+              <w:rPr>
+                <w:rFonts w:ascii="Times New Roman" w:hAnsi="Times New Roman"/>
+                <w:sz w:val="18"/>
+              </w:rPr>
+              <w:t>—</w:t>
+            </w:r>
+          </w:p>
+        </w:tc>
+        <w:tc>
+          <w:tcPr>
+            <w:tcW w:type="dxa" w:w="1270"/>
+          </w:tcPr>
+          <w:p>
+            <w:r>
+              <w:rPr>
+                <w:rFonts w:ascii="Times New Roman" w:hAnsi="Times New Roman"/>
+                <w:sz w:val="18"/>
+              </w:rPr>
+              <w:t>—</w:t>
+            </w:r>
+          </w:p>
+        </w:tc>
+        <w:tc>
+          <w:tcPr>
+            <w:tcW w:type="dxa" w:w="1270"/>
+          </w:tcPr>
+          <w:p>
+            <w:r>
+              <w:rPr>
+                <w:rFonts w:ascii="Times New Roman" w:hAnsi="Times New Roman"/>
+                <w:sz w:val="18"/>
+              </w:rPr>
+              <w:t>2</w:t>
+            </w:r>
+          </w:p>
+        </w:tc>
+        <w:tc>
+          <w:tcPr>
+            <w:tcW w:type="dxa" w:w="1270"/>
+          </w:tcPr>
+          <w:p>
+            <w:hyperlink r:id="rId34">
+              <w:r>
+                <w:rPr>
+                  <w:color w:val="1155CC"/>
+                  <w:u w:val="single"/>
+                </w:rPr>
+                <w:t>PropertyPro.ng</w:t>
+              </w:r>
+            </w:hyperlink>
+          </w:p>
+        </w:tc>
+        <w:tc>
+          <w:tcPr>
+            <w:tcW w:type="dxa" w:w="1270"/>
+          </w:tcPr>
+          <w:p>
+            <w:r>
+              <w:rPr>
+                <w:rFonts w:ascii="Times New Roman" w:hAnsi="Times New Roman"/>
+                <w:sz w:val="18"/>
+              </w:rPr>
+              <w:t>2026-10-09 (updated)</w:t>
+            </w:r>
+          </w:p>
+        </w:tc>
+      </w:tr>
+      <w:tr>
+        <w:tc>
+          <w:tcPr>
+            <w:tcW w:type="dxa" w:w="1270"/>
+          </w:tcPr>
+          <w:p>
+            <w:r>
+              <w:rPr>
+                <w:rFonts w:ascii="Times New Roman" w:hAnsi="Times New Roman"/>
+                <w:sz w:val="18"/>
+              </w:rPr>
               <w:t>3-bedroom</w:t>
             </w:r>
           </w:p>
@@ -5210,7 +4514,7 @@
             <w:tcW w:type="dxa" w:w="1270"/>
           </w:tcPr>
           <w:p>
-            <w:hyperlink r:id="rId41">
+            <w:hyperlink r:id="rId35">
               <w:r>
                 <w:rPr>
                   <w:color w:val="1155CC"/>
@@ -5261,21 +4565,21 @@
                 <w:rFonts w:ascii="Times New Roman" w:hAnsi="Times New Roman"/>
                 <w:sz w:val="18"/>
               </w:rPr>
-              <w:t>₦50,000,000 (single observed asking price)</w:t>
-            </w:r>
-          </w:p>
-        </w:tc>
-        <w:tc>
-          <w:tcPr>
-            <w:tcW w:type="dxa" w:w="1270"/>
-          </w:tcPr>
-          <w:p>
-            <w:r>
-              <w:rPr>
-                <w:rFonts w:ascii="Times New Roman" w:hAnsi="Times New Roman"/>
-                <w:sz w:val="18"/>
-              </w:rPr>
-              <w:t>Not meaningful with 1 listing</w:t>
+              <w:t>₦37,500,000 (midpoint of 2 listings; not a stable median)</w:t>
+            </w:r>
+          </w:p>
+        </w:tc>
+        <w:tc>
+          <w:tcPr>
+            <w:tcW w:type="dxa" w:w="1270"/>
+          </w:tcPr>
+          <w:p>
+            <w:r>
+              <w:rPr>
+                <w:rFonts w:ascii="Times New Roman" w:hAnsi="Times New Roman"/>
+                <w:sz w:val="18"/>
+              </w:rPr>
+              <w:t>₦25,000,000 – ₦50,000,000</w:t>
             </w:r>
           </w:p>
         </w:tc>
@@ -5317,16 +4621,16 @@
                 <w:rFonts w:ascii="Times New Roman" w:hAnsi="Times New Roman"/>
                 <w:sz w:val="18"/>
               </w:rPr>
-              <w:t>1</w:t>
-            </w:r>
-          </w:p>
-        </w:tc>
-        <w:tc>
-          <w:tcPr>
-            <w:tcW w:type="dxa" w:w="1270"/>
-          </w:tcPr>
-          <w:p>
-            <w:hyperlink r:id="rId42">
+              <w:t>2</w:t>
+            </w:r>
+          </w:p>
+        </w:tc>
+        <w:tc>
+          <w:tcPr>
+            <w:tcW w:type="dxa" w:w="1270"/>
+          </w:tcPr>
+          <w:p>
+            <w:hyperlink r:id="rId36">
               <w:r>
                 <w:rPr>
                   <w:color w:val="1155CC"/>
@@ -5433,16 +4737,16 @@
                 <w:rFonts w:ascii="Times New Roman" w:hAnsi="Times New Roman"/>
                 <w:sz w:val="18"/>
               </w:rPr>
-              <w:t>4</w:t>
-            </w:r>
-          </w:p>
-        </w:tc>
-        <w:tc>
-          <w:tcPr>
-            <w:tcW w:type="dxa" w:w="1270"/>
-          </w:tcPr>
-          <w:p>
-            <w:hyperlink r:id="rId43">
+              <w:t>5</w:t>
+            </w:r>
+          </w:p>
+        </w:tc>
+        <w:tc>
+          <w:tcPr>
+            <w:tcW w:type="dxa" w:w="1270"/>
+          </w:tcPr>
+          <w:p>
+            <w:hyperlink r:id="rId37">
               <w:r>
                 <w:rPr>
                   <w:color w:val="1155CC"/>
@@ -5749,7 +5053,7 @@
             <w:tcW w:type="dxa" w:w="1270"/>
           </w:tcPr>
           <w:p>
-            <w:hyperlink r:id="rId44">
+            <w:hyperlink r:id="rId38">
               <w:r>
                 <w:rPr>
                   <w:color w:val="1155CC"/>
@@ -5865,7 +5169,7 @@
             <w:tcW w:type="dxa" w:w="1270"/>
           </w:tcPr>
           <w:p>
-            <w:hyperlink r:id="rId45">
+            <w:hyperlink r:id="rId39">
               <w:r>
                 <w:rPr>
                   <w:color w:val="1155CC"/>
@@ -5981,7 +5285,7 @@
             <w:tcW w:type="dxa" w:w="1270"/>
           </w:tcPr>
           <w:p>
-            <w:hyperlink r:id="rId46">
+            <w:hyperlink r:id="rId40">
               <w:r>
                 <w:rPr>
                   <w:color w:val="1155CC"/>
@@ -6097,7 +5401,7 @@
             <w:tcW w:type="dxa" w:w="1270"/>
           </w:tcPr>
           <w:p>
-            <w:hyperlink r:id="rId47">
+            <w:hyperlink r:id="rId41">
               <w:r>
                 <w:rPr>
                   <w:color w:val="1155CC"/>
@@ -6213,7 +5517,7 @@
             <w:tcW w:type="dxa" w:w="1270"/>
           </w:tcPr>
           <w:p>
-            <w:hyperlink r:id="rId48">
+            <w:hyperlink r:id="rId42">
               <w:r>
                 <w:rPr>
                   <w:color w:val="1155CC"/>
@@ -6329,7 +5633,7 @@
             <w:tcW w:type="dxa" w:w="1270"/>
           </w:tcPr>
           <w:p>
-            <w:hyperlink r:id="rId49">
+            <w:hyperlink r:id="rId43">
               <w:r>
                 <w:rPr>
                   <w:color w:val="1155CC"/>
@@ -6620,6 +5924,702 @@
             <w:tcW w:type="dxa" w:w="1270"/>
           </w:tcPr>
           <w:p>
+            <w:hyperlink r:id="rId44">
+              <w:r>
+                <w:rPr>
+                  <w:color w:val="1155CC"/>
+                  <w:u w:val="single"/>
+                </w:rPr>
+                <w:t>Nigeria Property Centre</w:t>
+              </w:r>
+            </w:hyperlink>
+          </w:p>
+        </w:tc>
+        <w:tc>
+          <w:tcPr>
+            <w:tcW w:type="dxa" w:w="1270"/>
+          </w:tcPr>
+          <w:p>
+            <w:r>
+              <w:rPr>
+                <w:rFonts w:ascii="Times New Roman" w:hAnsi="Times New Roman"/>
+                <w:sz w:val="18"/>
+              </w:rPr>
+              <w:t>2026-10-14 (relative)</w:t>
+            </w:r>
+          </w:p>
+        </w:tc>
+      </w:tr>
+      <w:tr>
+        <w:tc>
+          <w:tcPr>
+            <w:tcW w:type="dxa" w:w="1270"/>
+          </w:tcPr>
+          <w:p>
+            <w:r>
+              <w:rPr>
+                <w:rFonts w:ascii="Times New Roman" w:hAnsi="Times New Roman"/>
+                <w:sz w:val="18"/>
+              </w:rPr>
+              <w:t>2-bedroom</w:t>
+            </w:r>
+          </w:p>
+        </w:tc>
+        <w:tc>
+          <w:tcPr>
+            <w:tcW w:type="dxa" w:w="1270"/>
+          </w:tcPr>
+          <w:p>
+            <w:r>
+              <w:rPr>
+                <w:rFonts w:ascii="Times New Roman" w:hAnsi="Times New Roman"/>
+                <w:sz w:val="18"/>
+              </w:rPr>
+              <w:t>₦350,000,000 (single observed asking price)</w:t>
+            </w:r>
+          </w:p>
+        </w:tc>
+        <w:tc>
+          <w:tcPr>
+            <w:tcW w:type="dxa" w:w="1270"/>
+          </w:tcPr>
+          <w:p>
+            <w:r>
+              <w:rPr>
+                <w:rFonts w:ascii="Times New Roman" w:hAnsi="Times New Roman"/>
+                <w:sz w:val="18"/>
+              </w:rPr>
+              <w:t>Not meaningful with 1 listing</w:t>
+            </w:r>
+          </w:p>
+        </w:tc>
+        <w:tc>
+          <w:tcPr>
+            <w:tcW w:type="dxa" w:w="1270"/>
+          </w:tcPr>
+          <w:p>
+            <w:r>
+              <w:rPr>
+                <w:rFonts w:ascii="Times New Roman" w:hAnsi="Times New Roman"/>
+                <w:sz w:val="18"/>
+              </w:rPr>
+              <w:t>—</w:t>
+            </w:r>
+          </w:p>
+        </w:tc>
+        <w:tc>
+          <w:tcPr>
+            <w:tcW w:type="dxa" w:w="1270"/>
+          </w:tcPr>
+          <w:p>
+            <w:r>
+              <w:rPr>
+                <w:rFonts w:ascii="Times New Roman" w:hAnsi="Times New Roman"/>
+                <w:sz w:val="18"/>
+              </w:rPr>
+              <w:t>—</w:t>
+            </w:r>
+          </w:p>
+        </w:tc>
+        <w:tc>
+          <w:tcPr>
+            <w:tcW w:type="dxa" w:w="1270"/>
+          </w:tcPr>
+          <w:p>
+            <w:r>
+              <w:rPr>
+                <w:rFonts w:ascii="Times New Roman" w:hAnsi="Times New Roman"/>
+                <w:sz w:val="18"/>
+              </w:rPr>
+              <w:t>1</w:t>
+            </w:r>
+          </w:p>
+        </w:tc>
+        <w:tc>
+          <w:tcPr>
+            <w:tcW w:type="dxa" w:w="1270"/>
+          </w:tcPr>
+          <w:p>
+            <w:hyperlink r:id="rId45">
+              <w:r>
+                <w:rPr>
+                  <w:color w:val="1155CC"/>
+                  <w:u w:val="single"/>
+                </w:rPr>
+                <w:t>PropertyPro.ng</w:t>
+              </w:r>
+            </w:hyperlink>
+          </w:p>
+        </w:tc>
+        <w:tc>
+          <w:tcPr>
+            <w:tcW w:type="dxa" w:w="1270"/>
+          </w:tcPr>
+          <w:p>
+            <w:r>
+              <w:rPr>
+                <w:rFonts w:ascii="Times New Roman" w:hAnsi="Times New Roman"/>
+                <w:sz w:val="18"/>
+              </w:rPr>
+              <w:t>2026-10-13 (updated)</w:t>
+            </w:r>
+          </w:p>
+        </w:tc>
+      </w:tr>
+      <w:tr>
+        <w:tc>
+          <w:tcPr>
+            <w:tcW w:type="dxa" w:w="1270"/>
+          </w:tcPr>
+          <w:p>
+            <w:r>
+              <w:rPr>
+                <w:rFonts w:ascii="Times New Roman" w:hAnsi="Times New Roman"/>
+                <w:sz w:val="18"/>
+              </w:rPr>
+              <w:t>3-bedroom</w:t>
+            </w:r>
+          </w:p>
+        </w:tc>
+        <w:tc>
+          <w:tcPr>
+            <w:tcW w:type="dxa" w:w="1270"/>
+          </w:tcPr>
+          <w:p>
+            <w:r>
+              <w:rPr>
+                <w:rFonts w:ascii="Times New Roman" w:hAnsi="Times New Roman"/>
+                <w:sz w:val="18"/>
+              </w:rPr>
+              <w:t>₦2,000,000,000 (single observed asking price)</w:t>
+            </w:r>
+          </w:p>
+        </w:tc>
+        <w:tc>
+          <w:tcPr>
+            <w:tcW w:type="dxa" w:w="1270"/>
+          </w:tcPr>
+          <w:p>
+            <w:r>
+              <w:rPr>
+                <w:rFonts w:ascii="Times New Roman" w:hAnsi="Times New Roman"/>
+                <w:sz w:val="18"/>
+              </w:rPr>
+              <w:t>Not meaningful with 1 listing</w:t>
+            </w:r>
+          </w:p>
+        </w:tc>
+        <w:tc>
+          <w:tcPr>
+            <w:tcW w:type="dxa" w:w="1270"/>
+          </w:tcPr>
+          <w:p>
+            <w:r>
+              <w:rPr>
+                <w:rFonts w:ascii="Times New Roman" w:hAnsi="Times New Roman"/>
+                <w:sz w:val="18"/>
+              </w:rPr>
+              <w:t>—</w:t>
+            </w:r>
+          </w:p>
+        </w:tc>
+        <w:tc>
+          <w:tcPr>
+            <w:tcW w:type="dxa" w:w="1270"/>
+          </w:tcPr>
+          <w:p>
+            <w:r>
+              <w:rPr>
+                <w:rFonts w:ascii="Times New Roman" w:hAnsi="Times New Roman"/>
+                <w:sz w:val="18"/>
+              </w:rPr>
+              <w:t>—</w:t>
+            </w:r>
+          </w:p>
+        </w:tc>
+        <w:tc>
+          <w:tcPr>
+            <w:tcW w:type="dxa" w:w="1270"/>
+          </w:tcPr>
+          <w:p>
+            <w:r>
+              <w:rPr>
+                <w:rFonts w:ascii="Times New Roman" w:hAnsi="Times New Roman"/>
+                <w:sz w:val="18"/>
+              </w:rPr>
+              <w:t>1</w:t>
+            </w:r>
+          </w:p>
+        </w:tc>
+        <w:tc>
+          <w:tcPr>
+            <w:tcW w:type="dxa" w:w="1270"/>
+          </w:tcPr>
+          <w:p>
+            <w:hyperlink r:id="rId46">
+              <w:r>
+                <w:rPr>
+                  <w:color w:val="1155CC"/>
+                  <w:u w:val="single"/>
+                </w:rPr>
+                <w:t>Nigeria Property Centre</w:t>
+              </w:r>
+            </w:hyperlink>
+          </w:p>
+        </w:tc>
+        <w:tc>
+          <w:tcPr>
+            <w:tcW w:type="dxa" w:w="1270"/>
+          </w:tcPr>
+          <w:p>
+            <w:r>
+              <w:rPr>
+                <w:rFonts w:ascii="Times New Roman" w:hAnsi="Times New Roman"/>
+                <w:sz w:val="18"/>
+              </w:rPr>
+              <w:t>2026-10-14 (relative)</w:t>
+            </w:r>
+          </w:p>
+        </w:tc>
+      </w:tr>
+      <w:tr>
+        <w:tc>
+          <w:tcPr>
+            <w:tcW w:type="dxa" w:w="1270"/>
+          </w:tcPr>
+          <w:p>
+            <w:r>
+              <w:rPr>
+                <w:rFonts w:ascii="Times New Roman" w:hAnsi="Times New Roman"/>
+                <w:sz w:val="18"/>
+              </w:rPr>
+              <w:t>3-bedroom</w:t>
+            </w:r>
+          </w:p>
+        </w:tc>
+        <w:tc>
+          <w:tcPr>
+            <w:tcW w:type="dxa" w:w="1270"/>
+          </w:tcPr>
+          <w:p>
+            <w:r>
+              <w:rPr>
+                <w:rFonts w:ascii="Times New Roman" w:hAnsi="Times New Roman"/>
+                <w:sz w:val="18"/>
+              </w:rPr>
+              <w:t>₦750,000,000 (median)</w:t>
+            </w:r>
+          </w:p>
+        </w:tc>
+        <w:tc>
+          <w:tcPr>
+            <w:tcW w:type="dxa" w:w="1270"/>
+          </w:tcPr>
+          <w:p>
+            <w:r>
+              <w:rPr>
+                <w:rFonts w:ascii="Times New Roman" w:hAnsi="Times New Roman"/>
+                <w:sz w:val="18"/>
+              </w:rPr>
+              <w:t>₦600,000,000 – ₦1,680,000,000</w:t>
+            </w:r>
+          </w:p>
+        </w:tc>
+        <w:tc>
+          <w:tcPr>
+            <w:tcW w:type="dxa" w:w="1270"/>
+          </w:tcPr>
+          <w:p>
+            <w:r>
+              <w:rPr>
+                <w:rFonts w:ascii="Times New Roman" w:hAnsi="Times New Roman"/>
+                <w:sz w:val="18"/>
+              </w:rPr>
+              <w:t>—</w:t>
+            </w:r>
+          </w:p>
+        </w:tc>
+        <w:tc>
+          <w:tcPr>
+            <w:tcW w:type="dxa" w:w="1270"/>
+          </w:tcPr>
+          <w:p>
+            <w:r>
+              <w:rPr>
+                <w:rFonts w:ascii="Times New Roman" w:hAnsi="Times New Roman"/>
+                <w:sz w:val="18"/>
+              </w:rPr>
+              <w:t>—</w:t>
+            </w:r>
+          </w:p>
+        </w:tc>
+        <w:tc>
+          <w:tcPr>
+            <w:tcW w:type="dxa" w:w="1270"/>
+          </w:tcPr>
+          <w:p>
+            <w:r>
+              <w:rPr>
+                <w:rFonts w:ascii="Times New Roman" w:hAnsi="Times New Roman"/>
+                <w:sz w:val="18"/>
+              </w:rPr>
+              <w:t>9</w:t>
+            </w:r>
+          </w:p>
+        </w:tc>
+        <w:tc>
+          <w:tcPr>
+            <w:tcW w:type="dxa" w:w="1270"/>
+          </w:tcPr>
+          <w:p>
+            <w:hyperlink r:id="rId47">
+              <w:r>
+                <w:rPr>
+                  <w:color w:val="1155CC"/>
+                  <w:u w:val="single"/>
+                </w:rPr>
+                <w:t>PropertyPro.ng</w:t>
+              </w:r>
+            </w:hyperlink>
+          </w:p>
+        </w:tc>
+        <w:tc>
+          <w:tcPr>
+            <w:tcW w:type="dxa" w:w="1270"/>
+          </w:tcPr>
+          <w:p>
+            <w:r>
+              <w:rPr>
+                <w:rFonts w:ascii="Times New Roman" w:hAnsi="Times New Roman"/>
+                <w:sz w:val="18"/>
+              </w:rPr>
+              <w:t>2026-10-15 (updated)</w:t>
+            </w:r>
+          </w:p>
+        </w:tc>
+      </w:tr>
+      <w:tr>
+        <w:tc>
+          <w:tcPr>
+            <w:tcW w:type="dxa" w:w="1270"/>
+          </w:tcPr>
+          <w:p>
+            <w:r>
+              <w:rPr>
+                <w:rFonts w:ascii="Times New Roman" w:hAnsi="Times New Roman"/>
+                <w:sz w:val="18"/>
+              </w:rPr>
+              <w:t>4-bedroom</w:t>
+            </w:r>
+          </w:p>
+        </w:tc>
+        <w:tc>
+          <w:tcPr>
+            <w:tcW w:type="dxa" w:w="1270"/>
+          </w:tcPr>
+          <w:p>
+            <w:r>
+              <w:rPr>
+                <w:rFonts w:ascii="Times New Roman" w:hAnsi="Times New Roman"/>
+                <w:sz w:val="18"/>
+              </w:rPr>
+              <w:t>₦1,800,000,000 (median)</w:t>
+            </w:r>
+          </w:p>
+        </w:tc>
+        <w:tc>
+          <w:tcPr>
+            <w:tcW w:type="dxa" w:w="1270"/>
+          </w:tcPr>
+          <w:p>
+            <w:r>
+              <w:rPr>
+                <w:rFonts w:ascii="Times New Roman" w:hAnsi="Times New Roman"/>
+                <w:sz w:val="18"/>
+              </w:rPr>
+              <w:t>₦1,800,000,000 – ₦1,800,000,000</w:t>
+            </w:r>
+          </w:p>
+        </w:tc>
+        <w:tc>
+          <w:tcPr>
+            <w:tcW w:type="dxa" w:w="1270"/>
+          </w:tcPr>
+          <w:p>
+            <w:r>
+              <w:rPr>
+                <w:rFonts w:ascii="Times New Roman" w:hAnsi="Times New Roman"/>
+                <w:sz w:val="18"/>
+              </w:rPr>
+              <w:t>—</w:t>
+            </w:r>
+          </w:p>
+        </w:tc>
+        <w:tc>
+          <w:tcPr>
+            <w:tcW w:type="dxa" w:w="1270"/>
+          </w:tcPr>
+          <w:p>
+            <w:r>
+              <w:rPr>
+                <w:rFonts w:ascii="Times New Roman" w:hAnsi="Times New Roman"/>
+                <w:sz w:val="18"/>
+              </w:rPr>
+              <w:t>—</w:t>
+            </w:r>
+          </w:p>
+        </w:tc>
+        <w:tc>
+          <w:tcPr>
+            <w:tcW w:type="dxa" w:w="1270"/>
+          </w:tcPr>
+          <w:p>
+            <w:r>
+              <w:rPr>
+                <w:rFonts w:ascii="Times New Roman" w:hAnsi="Times New Roman"/>
+                <w:sz w:val="18"/>
+              </w:rPr>
+              <w:t>6</w:t>
+            </w:r>
+          </w:p>
+        </w:tc>
+        <w:tc>
+          <w:tcPr>
+            <w:tcW w:type="dxa" w:w="1270"/>
+          </w:tcPr>
+          <w:p>
+            <w:hyperlink r:id="rId48">
+              <w:r>
+                <w:rPr>
+                  <w:color w:val="1155CC"/>
+                  <w:u w:val="single"/>
+                </w:rPr>
+                <w:t>Nigeria Property Centre</w:t>
+              </w:r>
+            </w:hyperlink>
+          </w:p>
+        </w:tc>
+        <w:tc>
+          <w:tcPr>
+            <w:tcW w:type="dxa" w:w="1270"/>
+          </w:tcPr>
+          <w:p>
+            <w:r>
+              <w:rPr>
+                <w:rFonts w:ascii="Times New Roman" w:hAnsi="Times New Roman"/>
+                <w:sz w:val="18"/>
+              </w:rPr>
+              <w:t>2026-10-15 (relative)</w:t>
+            </w:r>
+          </w:p>
+        </w:tc>
+      </w:tr>
+      <w:tr>
+        <w:tc>
+          <w:tcPr>
+            <w:tcW w:type="dxa" w:w="1270"/>
+          </w:tcPr>
+          <w:p>
+            <w:r>
+              <w:rPr>
+                <w:rFonts w:ascii="Times New Roman" w:hAnsi="Times New Roman"/>
+                <w:sz w:val="18"/>
+              </w:rPr>
+              <w:t>4-bedroom</w:t>
+            </w:r>
+          </w:p>
+        </w:tc>
+        <w:tc>
+          <w:tcPr>
+            <w:tcW w:type="dxa" w:w="1270"/>
+          </w:tcPr>
+          <w:p>
+            <w:r>
+              <w:rPr>
+                <w:rFonts w:ascii="Times New Roman" w:hAnsi="Times New Roman"/>
+                <w:sz w:val="18"/>
+              </w:rPr>
+              <w:t>₦825,000,000 (median)</w:t>
+            </w:r>
+          </w:p>
+        </w:tc>
+        <w:tc>
+          <w:tcPr>
+            <w:tcW w:type="dxa" w:w="1270"/>
+          </w:tcPr>
+          <w:p>
+            <w:r>
+              <w:rPr>
+                <w:rFonts w:ascii="Times New Roman" w:hAnsi="Times New Roman"/>
+                <w:sz w:val="18"/>
+              </w:rPr>
+              <w:t>₦800,000,000 – ₦4,900,000,000</w:t>
+            </w:r>
+          </w:p>
+        </w:tc>
+        <w:tc>
+          <w:tcPr>
+            <w:tcW w:type="dxa" w:w="1270"/>
+          </w:tcPr>
+          <w:p>
+            <w:r>
+              <w:rPr>
+                <w:rFonts w:ascii="Times New Roman" w:hAnsi="Times New Roman"/>
+                <w:sz w:val="18"/>
+              </w:rPr>
+              <w:t>—</w:t>
+            </w:r>
+          </w:p>
+        </w:tc>
+        <w:tc>
+          <w:tcPr>
+            <w:tcW w:type="dxa" w:w="1270"/>
+          </w:tcPr>
+          <w:p>
+            <w:r>
+              <w:rPr>
+                <w:rFonts w:ascii="Times New Roman" w:hAnsi="Times New Roman"/>
+                <w:sz w:val="18"/>
+              </w:rPr>
+              <w:t>—</w:t>
+            </w:r>
+          </w:p>
+        </w:tc>
+        <w:tc>
+          <w:tcPr>
+            <w:tcW w:type="dxa" w:w="1270"/>
+          </w:tcPr>
+          <w:p>
+            <w:r>
+              <w:rPr>
+                <w:rFonts w:ascii="Times New Roman" w:hAnsi="Times New Roman"/>
+                <w:sz w:val="18"/>
+              </w:rPr>
+              <w:t>8</w:t>
+            </w:r>
+          </w:p>
+        </w:tc>
+        <w:tc>
+          <w:tcPr>
+            <w:tcW w:type="dxa" w:w="1270"/>
+          </w:tcPr>
+          <w:p>
+            <w:hyperlink r:id="rId49">
+              <w:r>
+                <w:rPr>
+                  <w:color w:val="1155CC"/>
+                  <w:u w:val="single"/>
+                </w:rPr>
+                <w:t>PropertyPro.ng</w:t>
+              </w:r>
+            </w:hyperlink>
+          </w:p>
+        </w:tc>
+        <w:tc>
+          <w:tcPr>
+            <w:tcW w:type="dxa" w:w="1270"/>
+          </w:tcPr>
+          <w:p>
+            <w:r>
+              <w:rPr>
+                <w:rFonts w:ascii="Times New Roman" w:hAnsi="Times New Roman"/>
+                <w:sz w:val="18"/>
+              </w:rPr>
+              <w:t>2026-10-15 (updated)</w:t>
+            </w:r>
+          </w:p>
+        </w:tc>
+      </w:tr>
+      <w:tr>
+        <w:tc>
+          <w:tcPr>
+            <w:tcW w:type="dxa" w:w="1270"/>
+          </w:tcPr>
+          <w:p>
+            <w:r>
+              <w:rPr>
+                <w:rFonts w:ascii="Times New Roman" w:hAnsi="Times New Roman"/>
+                <w:sz w:val="18"/>
+              </w:rPr>
+              <w:t>5-bedroom</w:t>
+            </w:r>
+          </w:p>
+        </w:tc>
+        <w:tc>
+          <w:tcPr>
+            <w:tcW w:type="dxa" w:w="1270"/>
+          </w:tcPr>
+          <w:p>
+            <w:r>
+              <w:rPr>
+                <w:rFonts w:ascii="Times New Roman" w:hAnsi="Times New Roman"/>
+                <w:sz w:val="18"/>
+              </w:rPr>
+              <w:t>₦3,200,000,000 (single observed asking price)</w:t>
+            </w:r>
+          </w:p>
+        </w:tc>
+        <w:tc>
+          <w:tcPr>
+            <w:tcW w:type="dxa" w:w="1270"/>
+          </w:tcPr>
+          <w:p>
+            <w:r>
+              <w:rPr>
+                <w:rFonts w:ascii="Times New Roman" w:hAnsi="Times New Roman"/>
+                <w:sz w:val="18"/>
+              </w:rPr>
+              <w:t>Not meaningful with 1 listing</w:t>
+            </w:r>
+          </w:p>
+        </w:tc>
+        <w:tc>
+          <w:tcPr>
+            <w:tcW w:type="dxa" w:w="1270"/>
+          </w:tcPr>
+          <w:p>
+            <w:r>
+              <w:rPr>
+                <w:rFonts w:ascii="Times New Roman" w:hAnsi="Times New Roman"/>
+                <w:sz w:val="18"/>
+              </w:rPr>
+              <w:t>—</w:t>
+            </w:r>
+          </w:p>
+        </w:tc>
+        <w:tc>
+          <w:tcPr>
+            <w:tcW w:type="dxa" w:w="1270"/>
+          </w:tcPr>
+          <w:p>
+            <w:r>
+              <w:rPr>
+                <w:rFonts w:ascii="Times New Roman" w:hAnsi="Times New Roman"/>
+                <w:sz w:val="18"/>
+              </w:rPr>
+              <w:t>—</w:t>
+            </w:r>
+          </w:p>
+        </w:tc>
+        <w:tc>
+          <w:tcPr>
+            <w:tcW w:type="dxa" w:w="1270"/>
+          </w:tcPr>
+          <w:p>
+            <w:r>
+              <w:rPr>
+                <w:rFonts w:ascii="Times New Roman" w:hAnsi="Times New Roman"/>
+                <w:sz w:val="18"/>
+              </w:rPr>
+              <w:t>1</w:t>
+            </w:r>
+          </w:p>
+        </w:tc>
+        <w:tc>
+          <w:tcPr>
+            <w:tcW w:type="dxa" w:w="1270"/>
+          </w:tcPr>
+          <w:p>
             <w:hyperlink r:id="rId50">
               <w:r>
                 <w:rPr>
@@ -6642,818 +6642,6 @@
                 <w:sz w:val="18"/>
               </w:rPr>
               <w:t>2026-10-14 (relative)</w:t>
-            </w:r>
-          </w:p>
-        </w:tc>
-      </w:tr>
-      <w:tr>
-        <w:tc>
-          <w:tcPr>
-            <w:tcW w:type="dxa" w:w="1270"/>
-          </w:tcPr>
-          <w:p>
-            <w:r>
-              <w:rPr>
-                <w:rFonts w:ascii="Times New Roman" w:hAnsi="Times New Roman"/>
-                <w:sz w:val="18"/>
-              </w:rPr>
-              <w:t>2-bedroom</w:t>
-            </w:r>
-          </w:p>
-        </w:tc>
-        <w:tc>
-          <w:tcPr>
-            <w:tcW w:type="dxa" w:w="1270"/>
-          </w:tcPr>
-          <w:p>
-            <w:r>
-              <w:rPr>
-                <w:rFonts w:ascii="Times New Roman" w:hAnsi="Times New Roman"/>
-                <w:sz w:val="18"/>
-              </w:rPr>
-              <w:t>₦350,000,000 (single observed asking price)</w:t>
-            </w:r>
-          </w:p>
-        </w:tc>
-        <w:tc>
-          <w:tcPr>
-            <w:tcW w:type="dxa" w:w="1270"/>
-          </w:tcPr>
-          <w:p>
-            <w:r>
-              <w:rPr>
-                <w:rFonts w:ascii="Times New Roman" w:hAnsi="Times New Roman"/>
-                <w:sz w:val="18"/>
-              </w:rPr>
-              <w:t>Not meaningful with 1 listing</w:t>
-            </w:r>
-          </w:p>
-        </w:tc>
-        <w:tc>
-          <w:tcPr>
-            <w:tcW w:type="dxa" w:w="1270"/>
-          </w:tcPr>
-          <w:p>
-            <w:r>
-              <w:rPr>
-                <w:rFonts w:ascii="Times New Roman" w:hAnsi="Times New Roman"/>
-                <w:sz w:val="18"/>
-              </w:rPr>
-              <w:t>—</w:t>
-            </w:r>
-          </w:p>
-        </w:tc>
-        <w:tc>
-          <w:tcPr>
-            <w:tcW w:type="dxa" w:w="1270"/>
-          </w:tcPr>
-          <w:p>
-            <w:r>
-              <w:rPr>
-                <w:rFonts w:ascii="Times New Roman" w:hAnsi="Times New Roman"/>
-                <w:sz w:val="18"/>
-              </w:rPr>
-              <w:t>—</w:t>
-            </w:r>
-          </w:p>
-        </w:tc>
-        <w:tc>
-          <w:tcPr>
-            <w:tcW w:type="dxa" w:w="1270"/>
-          </w:tcPr>
-          <w:p>
-            <w:r>
-              <w:rPr>
-                <w:rFonts w:ascii="Times New Roman" w:hAnsi="Times New Roman"/>
-                <w:sz w:val="18"/>
-              </w:rPr>
-              <w:t>1</w:t>
-            </w:r>
-          </w:p>
-        </w:tc>
-        <w:tc>
-          <w:tcPr>
-            <w:tcW w:type="dxa" w:w="1270"/>
-          </w:tcPr>
-          <w:p>
-            <w:hyperlink r:id="rId51">
-              <w:r>
-                <w:rPr>
-                  <w:color w:val="1155CC"/>
-                  <w:u w:val="single"/>
-                </w:rPr>
-                <w:t>PropertyPro.ng</w:t>
-              </w:r>
-            </w:hyperlink>
-          </w:p>
-        </w:tc>
-        <w:tc>
-          <w:tcPr>
-            <w:tcW w:type="dxa" w:w="1270"/>
-          </w:tcPr>
-          <w:p>
-            <w:r>
-              <w:rPr>
-                <w:rFonts w:ascii="Times New Roman" w:hAnsi="Times New Roman"/>
-                <w:sz w:val="18"/>
-              </w:rPr>
-              <w:t>2026-10-09 (updated)</w:t>
-            </w:r>
-          </w:p>
-        </w:tc>
-      </w:tr>
-      <w:tr>
-        <w:tc>
-          <w:tcPr>
-            <w:tcW w:type="dxa" w:w="1270"/>
-          </w:tcPr>
-          <w:p>
-            <w:r>
-              <w:rPr>
-                <w:rFonts w:ascii="Times New Roman" w:hAnsi="Times New Roman"/>
-                <w:sz w:val="18"/>
-              </w:rPr>
-              <w:t>3-bedroom</w:t>
-            </w:r>
-          </w:p>
-        </w:tc>
-        <w:tc>
-          <w:tcPr>
-            <w:tcW w:type="dxa" w:w="1270"/>
-          </w:tcPr>
-          <w:p>
-            <w:r>
-              <w:rPr>
-                <w:rFonts w:ascii="Times New Roman" w:hAnsi="Times New Roman"/>
-                <w:sz w:val="18"/>
-              </w:rPr>
-              <w:t>₦2,000,000,000 (single observed asking price)</w:t>
-            </w:r>
-          </w:p>
-        </w:tc>
-        <w:tc>
-          <w:tcPr>
-            <w:tcW w:type="dxa" w:w="1270"/>
-          </w:tcPr>
-          <w:p>
-            <w:r>
-              <w:rPr>
-                <w:rFonts w:ascii="Times New Roman" w:hAnsi="Times New Roman"/>
-                <w:sz w:val="18"/>
-              </w:rPr>
-              <w:t>Not meaningful with 1 listing</w:t>
-            </w:r>
-          </w:p>
-        </w:tc>
-        <w:tc>
-          <w:tcPr>
-            <w:tcW w:type="dxa" w:w="1270"/>
-          </w:tcPr>
-          <w:p>
-            <w:r>
-              <w:rPr>
-                <w:rFonts w:ascii="Times New Roman" w:hAnsi="Times New Roman"/>
-                <w:sz w:val="18"/>
-              </w:rPr>
-              <w:t>—</w:t>
-            </w:r>
-          </w:p>
-        </w:tc>
-        <w:tc>
-          <w:tcPr>
-            <w:tcW w:type="dxa" w:w="1270"/>
-          </w:tcPr>
-          <w:p>
-            <w:r>
-              <w:rPr>
-                <w:rFonts w:ascii="Times New Roman" w:hAnsi="Times New Roman"/>
-                <w:sz w:val="18"/>
-              </w:rPr>
-              <w:t>—</w:t>
-            </w:r>
-          </w:p>
-        </w:tc>
-        <w:tc>
-          <w:tcPr>
-            <w:tcW w:type="dxa" w:w="1270"/>
-          </w:tcPr>
-          <w:p>
-            <w:r>
-              <w:rPr>
-                <w:rFonts w:ascii="Times New Roman" w:hAnsi="Times New Roman"/>
-                <w:sz w:val="18"/>
-              </w:rPr>
-              <w:t>1</w:t>
-            </w:r>
-          </w:p>
-        </w:tc>
-        <w:tc>
-          <w:tcPr>
-            <w:tcW w:type="dxa" w:w="1270"/>
-          </w:tcPr>
-          <w:p>
-            <w:hyperlink r:id="rId52">
-              <w:r>
-                <w:rPr>
-                  <w:color w:val="1155CC"/>
-                  <w:u w:val="single"/>
-                </w:rPr>
-                <w:t>Nigeria Property Centre</w:t>
-              </w:r>
-            </w:hyperlink>
-          </w:p>
-        </w:tc>
-        <w:tc>
-          <w:tcPr>
-            <w:tcW w:type="dxa" w:w="1270"/>
-          </w:tcPr>
-          <w:p>
-            <w:r>
-              <w:rPr>
-                <w:rFonts w:ascii="Times New Roman" w:hAnsi="Times New Roman"/>
-                <w:sz w:val="18"/>
-              </w:rPr>
-              <w:t>2026-10-14 (relative)</w:t>
-            </w:r>
-          </w:p>
-        </w:tc>
-      </w:tr>
-      <w:tr>
-        <w:tc>
-          <w:tcPr>
-            <w:tcW w:type="dxa" w:w="1270"/>
-          </w:tcPr>
-          <w:p>
-            <w:r>
-              <w:rPr>
-                <w:rFonts w:ascii="Times New Roman" w:hAnsi="Times New Roman"/>
-                <w:sz w:val="18"/>
-              </w:rPr>
-              <w:t>3-bedroom</w:t>
-            </w:r>
-          </w:p>
-        </w:tc>
-        <w:tc>
-          <w:tcPr>
-            <w:tcW w:type="dxa" w:w="1270"/>
-          </w:tcPr>
-          <w:p>
-            <w:r>
-              <w:rPr>
-                <w:rFonts w:ascii="Times New Roman" w:hAnsi="Times New Roman"/>
-                <w:sz w:val="18"/>
-              </w:rPr>
-              <w:t>₦700,000,000 (median)</w:t>
-            </w:r>
-          </w:p>
-        </w:tc>
-        <w:tc>
-          <w:tcPr>
-            <w:tcW w:type="dxa" w:w="1270"/>
-          </w:tcPr>
-          <w:p>
-            <w:r>
-              <w:rPr>
-                <w:rFonts w:ascii="Times New Roman" w:hAnsi="Times New Roman"/>
-                <w:sz w:val="18"/>
-              </w:rPr>
-              <w:t>₦650,000,000 – ₦850,000,000</w:t>
-            </w:r>
-          </w:p>
-        </w:tc>
-        <w:tc>
-          <w:tcPr>
-            <w:tcW w:type="dxa" w:w="1270"/>
-          </w:tcPr>
-          <w:p>
-            <w:r>
-              <w:rPr>
-                <w:rFonts w:ascii="Times New Roman" w:hAnsi="Times New Roman"/>
-                <w:sz w:val="18"/>
-              </w:rPr>
-              <w:t>—</w:t>
-            </w:r>
-          </w:p>
-        </w:tc>
-        <w:tc>
-          <w:tcPr>
-            <w:tcW w:type="dxa" w:w="1270"/>
-          </w:tcPr>
-          <w:p>
-            <w:r>
-              <w:rPr>
-                <w:rFonts w:ascii="Times New Roman" w:hAnsi="Times New Roman"/>
-                <w:sz w:val="18"/>
-              </w:rPr>
-              <w:t>—</w:t>
-            </w:r>
-          </w:p>
-        </w:tc>
-        <w:tc>
-          <w:tcPr>
-            <w:tcW w:type="dxa" w:w="1270"/>
-          </w:tcPr>
-          <w:p>
-            <w:r>
-              <w:rPr>
-                <w:rFonts w:ascii="Times New Roman" w:hAnsi="Times New Roman"/>
-                <w:sz w:val="18"/>
-              </w:rPr>
-              <w:t>6</w:t>
-            </w:r>
-          </w:p>
-        </w:tc>
-        <w:tc>
-          <w:tcPr>
-            <w:tcW w:type="dxa" w:w="1270"/>
-          </w:tcPr>
-          <w:p>
-            <w:hyperlink r:id="rId53">
-              <w:r>
-                <w:rPr>
-                  <w:color w:val="1155CC"/>
-                  <w:u w:val="single"/>
-                </w:rPr>
-                <w:t>PropertyPro.ng</w:t>
-              </w:r>
-            </w:hyperlink>
-          </w:p>
-        </w:tc>
-        <w:tc>
-          <w:tcPr>
-            <w:tcW w:type="dxa" w:w="1270"/>
-          </w:tcPr>
-          <w:p>
-            <w:r>
-              <w:rPr>
-                <w:rFonts w:ascii="Times New Roman" w:hAnsi="Times New Roman"/>
-                <w:sz w:val="18"/>
-              </w:rPr>
-              <w:t>2026-10-15 (updated)</w:t>
-            </w:r>
-          </w:p>
-        </w:tc>
-      </w:tr>
-      <w:tr>
-        <w:tc>
-          <w:tcPr>
-            <w:tcW w:type="dxa" w:w="1270"/>
-          </w:tcPr>
-          <w:p>
-            <w:r>
-              <w:rPr>
-                <w:rFonts w:ascii="Times New Roman" w:hAnsi="Times New Roman"/>
-                <w:sz w:val="18"/>
-              </w:rPr>
-              <w:t>4-bedroom</w:t>
-            </w:r>
-          </w:p>
-        </w:tc>
-        <w:tc>
-          <w:tcPr>
-            <w:tcW w:type="dxa" w:w="1270"/>
-          </w:tcPr>
-          <w:p>
-            <w:r>
-              <w:rPr>
-                <w:rFonts w:ascii="Times New Roman" w:hAnsi="Times New Roman"/>
-                <w:sz w:val="18"/>
-              </w:rPr>
-              <w:t>₦1,800,000,000 (median)</w:t>
-            </w:r>
-          </w:p>
-        </w:tc>
-        <w:tc>
-          <w:tcPr>
-            <w:tcW w:type="dxa" w:w="1270"/>
-          </w:tcPr>
-          <w:p>
-            <w:r>
-              <w:rPr>
-                <w:rFonts w:ascii="Times New Roman" w:hAnsi="Times New Roman"/>
-                <w:sz w:val="18"/>
-              </w:rPr>
-              <w:t>₦1,800,000,000 – ₦1,800,000,000</w:t>
-            </w:r>
-          </w:p>
-        </w:tc>
-        <w:tc>
-          <w:tcPr>
-            <w:tcW w:type="dxa" w:w="1270"/>
-          </w:tcPr>
-          <w:p>
-            <w:r>
-              <w:rPr>
-                <w:rFonts w:ascii="Times New Roman" w:hAnsi="Times New Roman"/>
-                <w:sz w:val="18"/>
-              </w:rPr>
-              <w:t>—</w:t>
-            </w:r>
-          </w:p>
-        </w:tc>
-        <w:tc>
-          <w:tcPr>
-            <w:tcW w:type="dxa" w:w="1270"/>
-          </w:tcPr>
-          <w:p>
-            <w:r>
-              <w:rPr>
-                <w:rFonts w:ascii="Times New Roman" w:hAnsi="Times New Roman"/>
-                <w:sz w:val="18"/>
-              </w:rPr>
-              <w:t>—</w:t>
-            </w:r>
-          </w:p>
-        </w:tc>
-        <w:tc>
-          <w:tcPr>
-            <w:tcW w:type="dxa" w:w="1270"/>
-          </w:tcPr>
-          <w:p>
-            <w:r>
-              <w:rPr>
-                <w:rFonts w:ascii="Times New Roman" w:hAnsi="Times New Roman"/>
-                <w:sz w:val="18"/>
-              </w:rPr>
-              <w:t>6</w:t>
-            </w:r>
-          </w:p>
-        </w:tc>
-        <w:tc>
-          <w:tcPr>
-            <w:tcW w:type="dxa" w:w="1270"/>
-          </w:tcPr>
-          <w:p>
-            <w:hyperlink r:id="rId54">
-              <w:r>
-                <w:rPr>
-                  <w:color w:val="1155CC"/>
-                  <w:u w:val="single"/>
-                </w:rPr>
-                <w:t>Nigeria Property Centre</w:t>
-              </w:r>
-            </w:hyperlink>
-          </w:p>
-        </w:tc>
-        <w:tc>
-          <w:tcPr>
-            <w:tcW w:type="dxa" w:w="1270"/>
-          </w:tcPr>
-          <w:p>
-            <w:r>
-              <w:rPr>
-                <w:rFonts w:ascii="Times New Roman" w:hAnsi="Times New Roman"/>
-                <w:sz w:val="18"/>
-              </w:rPr>
-              <w:t>2026-10-15 (relative)</w:t>
-            </w:r>
-          </w:p>
-        </w:tc>
-      </w:tr>
-      <w:tr>
-        <w:tc>
-          <w:tcPr>
-            <w:tcW w:type="dxa" w:w="1270"/>
-          </w:tcPr>
-          <w:p>
-            <w:r>
-              <w:rPr>
-                <w:rFonts w:ascii="Times New Roman" w:hAnsi="Times New Roman"/>
-                <w:sz w:val="18"/>
-              </w:rPr>
-              <w:t>4-bedroom</w:t>
-            </w:r>
-          </w:p>
-        </w:tc>
-        <w:tc>
-          <w:tcPr>
-            <w:tcW w:type="dxa" w:w="1270"/>
-          </w:tcPr>
-          <w:p>
-            <w:r>
-              <w:rPr>
-                <w:rFonts w:ascii="Times New Roman" w:hAnsi="Times New Roman"/>
-                <w:sz w:val="18"/>
-              </w:rPr>
-              <w:t>₦850,000,000 (median)</w:t>
-            </w:r>
-          </w:p>
-        </w:tc>
-        <w:tc>
-          <w:tcPr>
-            <w:tcW w:type="dxa" w:w="1270"/>
-          </w:tcPr>
-          <w:p>
-            <w:r>
-              <w:rPr>
-                <w:rFonts w:ascii="Times New Roman" w:hAnsi="Times New Roman"/>
-                <w:sz w:val="18"/>
-              </w:rPr>
-              <w:t>₦800,000,000 – ₦4,000,000,000</w:t>
-            </w:r>
-          </w:p>
-        </w:tc>
-        <w:tc>
-          <w:tcPr>
-            <w:tcW w:type="dxa" w:w="1270"/>
-          </w:tcPr>
-          <w:p>
-            <w:r>
-              <w:rPr>
-                <w:rFonts w:ascii="Times New Roman" w:hAnsi="Times New Roman"/>
-                <w:sz w:val="18"/>
-              </w:rPr>
-              <w:t>—</w:t>
-            </w:r>
-          </w:p>
-        </w:tc>
-        <w:tc>
-          <w:tcPr>
-            <w:tcW w:type="dxa" w:w="1270"/>
-          </w:tcPr>
-          <w:p>
-            <w:r>
-              <w:rPr>
-                <w:rFonts w:ascii="Times New Roman" w:hAnsi="Times New Roman"/>
-                <w:sz w:val="18"/>
-              </w:rPr>
-              <w:t>—</w:t>
-            </w:r>
-          </w:p>
-        </w:tc>
-        <w:tc>
-          <w:tcPr>
-            <w:tcW w:type="dxa" w:w="1270"/>
-          </w:tcPr>
-          <w:p>
-            <w:r>
-              <w:rPr>
-                <w:rFonts w:ascii="Times New Roman" w:hAnsi="Times New Roman"/>
-                <w:sz w:val="18"/>
-              </w:rPr>
-              <w:t>6</w:t>
-            </w:r>
-          </w:p>
-        </w:tc>
-        <w:tc>
-          <w:tcPr>
-            <w:tcW w:type="dxa" w:w="1270"/>
-          </w:tcPr>
-          <w:p>
-            <w:hyperlink r:id="rId55">
-              <w:r>
-                <w:rPr>
-                  <w:color w:val="1155CC"/>
-                  <w:u w:val="single"/>
-                </w:rPr>
-                <w:t>PropertyPro.ng</w:t>
-              </w:r>
-            </w:hyperlink>
-          </w:p>
-        </w:tc>
-        <w:tc>
-          <w:tcPr>
-            <w:tcW w:type="dxa" w:w="1270"/>
-          </w:tcPr>
-          <w:p>
-            <w:r>
-              <w:rPr>
-                <w:rFonts w:ascii="Times New Roman" w:hAnsi="Times New Roman"/>
-                <w:sz w:val="18"/>
-              </w:rPr>
-              <w:t>2026-10-15 (updated)</w:t>
-            </w:r>
-          </w:p>
-        </w:tc>
-      </w:tr>
-      <w:tr>
-        <w:tc>
-          <w:tcPr>
-            <w:tcW w:type="dxa" w:w="1270"/>
-          </w:tcPr>
-          <w:p>
-            <w:r>
-              <w:rPr>
-                <w:rFonts w:ascii="Times New Roman" w:hAnsi="Times New Roman"/>
-                <w:sz w:val="18"/>
-              </w:rPr>
-              <w:t>5-bedroom</w:t>
-            </w:r>
-          </w:p>
-        </w:tc>
-        <w:tc>
-          <w:tcPr>
-            <w:tcW w:type="dxa" w:w="1270"/>
-          </w:tcPr>
-          <w:p>
-            <w:r>
-              <w:rPr>
-                <w:rFonts w:ascii="Times New Roman" w:hAnsi="Times New Roman"/>
-                <w:sz w:val="18"/>
-              </w:rPr>
-              <w:t>₦3,200,000,000 (single observed asking price)</w:t>
-            </w:r>
-          </w:p>
-        </w:tc>
-        <w:tc>
-          <w:tcPr>
-            <w:tcW w:type="dxa" w:w="1270"/>
-          </w:tcPr>
-          <w:p>
-            <w:r>
-              <w:rPr>
-                <w:rFonts w:ascii="Times New Roman" w:hAnsi="Times New Roman"/>
-                <w:sz w:val="18"/>
-              </w:rPr>
-              <w:t>Not meaningful with 1 listing</w:t>
-            </w:r>
-          </w:p>
-        </w:tc>
-        <w:tc>
-          <w:tcPr>
-            <w:tcW w:type="dxa" w:w="1270"/>
-          </w:tcPr>
-          <w:p>
-            <w:r>
-              <w:rPr>
-                <w:rFonts w:ascii="Times New Roman" w:hAnsi="Times New Roman"/>
-                <w:sz w:val="18"/>
-              </w:rPr>
-              <w:t>—</w:t>
-            </w:r>
-          </w:p>
-        </w:tc>
-        <w:tc>
-          <w:tcPr>
-            <w:tcW w:type="dxa" w:w="1270"/>
-          </w:tcPr>
-          <w:p>
-            <w:r>
-              <w:rPr>
-                <w:rFonts w:ascii="Times New Roman" w:hAnsi="Times New Roman"/>
-                <w:sz w:val="18"/>
-              </w:rPr>
-              <w:t>—</w:t>
-            </w:r>
-          </w:p>
-        </w:tc>
-        <w:tc>
-          <w:tcPr>
-            <w:tcW w:type="dxa" w:w="1270"/>
-          </w:tcPr>
-          <w:p>
-            <w:r>
-              <w:rPr>
-                <w:rFonts w:ascii="Times New Roman" w:hAnsi="Times New Roman"/>
-                <w:sz w:val="18"/>
-              </w:rPr>
-              <w:t>1</w:t>
-            </w:r>
-          </w:p>
-        </w:tc>
-        <w:tc>
-          <w:tcPr>
-            <w:tcW w:type="dxa" w:w="1270"/>
-          </w:tcPr>
-          <w:p>
-            <w:hyperlink r:id="rId56">
-              <w:r>
-                <w:rPr>
-                  <w:color w:val="1155CC"/>
-                  <w:u w:val="single"/>
-                </w:rPr>
-                <w:t>Nigeria Property Centre</w:t>
-              </w:r>
-            </w:hyperlink>
-          </w:p>
-        </w:tc>
-        <w:tc>
-          <w:tcPr>
-            <w:tcW w:type="dxa" w:w="1270"/>
-          </w:tcPr>
-          <w:p>
-            <w:r>
-              <w:rPr>
-                <w:rFonts w:ascii="Times New Roman" w:hAnsi="Times New Roman"/>
-                <w:sz w:val="18"/>
-              </w:rPr>
-              <w:t>2026-10-14 (relative)</w:t>
-            </w:r>
-          </w:p>
-        </w:tc>
-      </w:tr>
-      <w:tr>
-        <w:tc>
-          <w:tcPr>
-            <w:tcW w:type="dxa" w:w="1270"/>
-          </w:tcPr>
-          <w:p>
-            <w:r>
-              <w:rPr>
-                <w:rFonts w:ascii="Times New Roman" w:hAnsi="Times New Roman"/>
-                <w:sz w:val="18"/>
-              </w:rPr>
-              <w:t>5-bedroom</w:t>
-            </w:r>
-          </w:p>
-        </w:tc>
-        <w:tc>
-          <w:tcPr>
-            <w:tcW w:type="dxa" w:w="1270"/>
-          </w:tcPr>
-          <w:p>
-            <w:r>
-              <w:rPr>
-                <w:rFonts w:ascii="Times New Roman" w:hAnsi="Times New Roman"/>
-                <w:sz w:val="18"/>
-              </w:rPr>
-              <w:t>₦1,601,000,000 (midpoint of 2 listings; not a stable median)</w:t>
-            </w:r>
-          </w:p>
-        </w:tc>
-        <w:tc>
-          <w:tcPr>
-            <w:tcW w:type="dxa" w:w="1270"/>
-          </w:tcPr>
-          <w:p>
-            <w:r>
-              <w:rPr>
-                <w:rFonts w:ascii="Times New Roman" w:hAnsi="Times New Roman"/>
-                <w:sz w:val="18"/>
-              </w:rPr>
-              <w:t>₦2,000,000 – ₦3,200,000,000</w:t>
-            </w:r>
-          </w:p>
-        </w:tc>
-        <w:tc>
-          <w:tcPr>
-            <w:tcW w:type="dxa" w:w="1270"/>
-          </w:tcPr>
-          <w:p>
-            <w:r>
-              <w:rPr>
-                <w:rFonts w:ascii="Times New Roman" w:hAnsi="Times New Roman"/>
-                <w:sz w:val="18"/>
-              </w:rPr>
-              <w:t>—</w:t>
-            </w:r>
-          </w:p>
-        </w:tc>
-        <w:tc>
-          <w:tcPr>
-            <w:tcW w:type="dxa" w:w="1270"/>
-          </w:tcPr>
-          <w:p>
-            <w:r>
-              <w:rPr>
-                <w:rFonts w:ascii="Times New Roman" w:hAnsi="Times New Roman"/>
-                <w:sz w:val="18"/>
-              </w:rPr>
-              <w:t>—</w:t>
-            </w:r>
-          </w:p>
-        </w:tc>
-        <w:tc>
-          <w:tcPr>
-            <w:tcW w:type="dxa" w:w="1270"/>
-          </w:tcPr>
-          <w:p>
-            <w:r>
-              <w:rPr>
-                <w:rFonts w:ascii="Times New Roman" w:hAnsi="Times New Roman"/>
-                <w:sz w:val="18"/>
-              </w:rPr>
-              <w:t>2</w:t>
-            </w:r>
-          </w:p>
-        </w:tc>
-        <w:tc>
-          <w:tcPr>
-            <w:tcW w:type="dxa" w:w="1270"/>
-          </w:tcPr>
-          <w:p>
-            <w:hyperlink r:id="rId57">
-              <w:r>
-                <w:rPr>
-                  <w:color w:val="1155CC"/>
-                  <w:u w:val="single"/>
-                </w:rPr>
-                <w:t>PropertyPro.ng</w:t>
-              </w:r>
-            </w:hyperlink>
-          </w:p>
-        </w:tc>
-        <w:tc>
-          <w:tcPr>
-            <w:tcW w:type="dxa" w:w="1270"/>
-          </w:tcPr>
-          <w:p>
-            <w:r>
-              <w:rPr>
-                <w:rFonts w:ascii="Times New Roman" w:hAnsi="Times New Roman"/>
-                <w:sz w:val="18"/>
-              </w:rPr>
-              <w:t>2026-10-09 (updated)</w:t>
             </w:r>
           </w:p>
         </w:tc>
@@ -7481,7 +6669,7 @@
           <w:rFonts w:ascii="Times New Roman" w:hAnsi="Times New Roman"/>
           <w:sz w:val="22"/>
         </w:rPr>
-        <w:t>Source disagreement — 3 Bedroom in Old Ikoyi: Nigeria Property Centre has a median asking price of ₦2,000,000,000, compared with ₦700,000,000 on PropertyPro.ng, a 185.7% difference. The platforms may contain different property mixes or price points; this is a reason to compare the underlying listings, not evidence by itself that either platform is wrong.</w:t>
+        <w:t>Source disagreement — 3 Bedroom in Old Ikoyi: Nigeria Property Centre has a median asking price of ₦2,000,000,000, compared with ₦750,000,000 on PropertyPro.ng, a 166.7% difference. The platforms may contain different property mixes or price points; this is a reason to compare the underlying listings, not evidence by itself that either platform is wrong.</w:t>
       </w:r>
     </w:p>
     <w:p>
@@ -7493,19 +6681,7 @@
           <w:rFonts w:ascii="Times New Roman" w:hAnsi="Times New Roman"/>
           <w:sz w:val="22"/>
         </w:rPr>
-        <w:t>Source disagreement — 4 Bedroom in Old Ikoyi: Nigeria Property Centre has a median asking price of ₦1,800,000,000, compared with ₦850,000,000 on PropertyPro.ng, a 111.8% difference. The platforms may contain different property mixes or price points; this is a reason to compare the underlying listings, not evidence by itself that either platform is wrong.</w:t>
-      </w:r>
-    </w:p>
-    <w:p>
-      <w:pPr>
-        <w:spacing w:after="120"/>
-      </w:pPr>
-      <w:r>
-        <w:rPr>
-          <w:rFonts w:ascii="Times New Roman" w:hAnsi="Times New Roman"/>
-          <w:sz w:val="22"/>
-        </w:rPr>
-        <w:t>Source disagreement — 5 Bedroom in Old Ikoyi: Nigeria Property Centre has a median asking price of ₦3,200,000,000, compared with ₦1,601,000,000 on PropertyPro.ng, a 99.9% difference. The platforms may contain different property mixes or price points; this is a reason to compare the underlying listings, not evidence by itself that either platform is wrong.</w:t>
+        <w:t>Source disagreement — 4 Bedroom in Old Ikoyi: Nigeria Property Centre has a median asking price of ₦1,800,000,000, compared with ₦825,000,000 on PropertyPro.ng, a 118.2% difference. The platforms may contain different property mixes or price points; this is a reason to compare the underlying listings, not evidence by itself that either platform is wrong.</w:t>
       </w:r>
     </w:p>
     <w:p>
@@ -7759,7 +6935,7 @@
             <w:tcW w:type="dxa" w:w="1270"/>
           </w:tcPr>
           <w:p>
-            <w:hyperlink r:id="rId58">
+            <w:hyperlink r:id="rId51">
               <w:r>
                 <w:rPr>
                   <w:color w:val="1155CC"/>
@@ -7875,7 +7051,7 @@
             <w:tcW w:type="dxa" w:w="1270"/>
           </w:tcPr>
           <w:p>
-            <w:hyperlink r:id="rId59">
+            <w:hyperlink r:id="rId52">
               <w:r>
                 <w:rPr>
                   <w:color w:val="1155CC"/>
@@ -7991,7 +7167,7 @@
             <w:tcW w:type="dxa" w:w="1270"/>
           </w:tcPr>
           <w:p>
-            <w:hyperlink r:id="rId60">
+            <w:hyperlink r:id="rId53">
               <w:r>
                 <w:rPr>
                   <w:color w:val="1155CC"/>
@@ -8042,7 +7218,7 @@
                 <w:rFonts w:ascii="Times New Roman" w:hAnsi="Times New Roman"/>
                 <w:sz w:val="18"/>
               </w:rPr>
-              <w:t>₦260,000,000 (median)</w:t>
+              <w:t>₦255,000,000 (median)</w:t>
             </w:r>
           </w:p>
         </w:tc>
@@ -8098,16 +7274,16 @@
                 <w:rFonts w:ascii="Times New Roman" w:hAnsi="Times New Roman"/>
                 <w:sz w:val="18"/>
               </w:rPr>
-              <w:t>11</w:t>
-            </w:r>
-          </w:p>
-        </w:tc>
-        <w:tc>
-          <w:tcPr>
-            <w:tcW w:type="dxa" w:w="1270"/>
-          </w:tcPr>
-          <w:p>
-            <w:hyperlink r:id="rId61">
+              <w:t>12</w:t>
+            </w:r>
+          </w:p>
+        </w:tc>
+        <w:tc>
+          <w:tcPr>
+            <w:tcW w:type="dxa" w:w="1270"/>
+          </w:tcPr>
+          <w:p>
+            <w:hyperlink r:id="rId54">
               <w:r>
                 <w:rPr>
                   <w:color w:val="1155CC"/>
@@ -8223,7 +7399,7 @@
             <w:tcW w:type="dxa" w:w="1270"/>
           </w:tcPr>
           <w:p>
-            <w:hyperlink r:id="rId62">
+            <w:hyperlink r:id="rId55">
               <w:r>
                 <w:rPr>
                   <w:color w:val="1155CC"/>
@@ -8274,7 +7450,7 @@
                 <w:rFonts w:ascii="Times New Roman" w:hAnsi="Times New Roman"/>
                 <w:sz w:val="18"/>
               </w:rPr>
-              <w:t>₦450,000,000 (median)</w:t>
+              <w:t>₦435,000,000 (median)</w:t>
             </w:r>
           </w:p>
         </w:tc>
@@ -8330,16 +7506,16 @@
                 <w:rFonts w:ascii="Times New Roman" w:hAnsi="Times New Roman"/>
                 <w:sz w:val="18"/>
               </w:rPr>
-              <w:t>7</w:t>
-            </w:r>
-          </w:p>
-        </w:tc>
-        <w:tc>
-          <w:tcPr>
-            <w:tcW w:type="dxa" w:w="1270"/>
-          </w:tcPr>
-          <w:p>
-            <w:hyperlink r:id="rId63">
+              <w:t>6</w:t>
+            </w:r>
+          </w:p>
+        </w:tc>
+        <w:tc>
+          <w:tcPr>
+            <w:tcW w:type="dxa" w:w="1270"/>
+          </w:tcPr>
+          <w:p>
+            <w:hyperlink r:id="rId56">
               <w:r>
                 <w:rPr>
                   <w:color w:val="1155CC"/>
@@ -8455,7 +7631,7 @@
             <w:tcW w:type="dxa" w:w="1270"/>
           </w:tcPr>
           <w:p>
-            <w:hyperlink r:id="rId64">
+            <w:hyperlink r:id="rId57">
               <w:r>
                 <w:rPr>
                   <w:color w:val="1155CC"/>
@@ -8734,7 +7910,7 @@
             <w:tcW w:type="dxa" w:w="1270"/>
           </w:tcPr>
           <w:p>
-            <w:hyperlink r:id="rId65">
+            <w:hyperlink r:id="rId58">
               <w:r>
                 <w:rPr>
                   <w:color w:val="1155CC"/>
@@ -8850,7 +8026,7 @@
             <w:tcW w:type="dxa" w:w="1270"/>
           </w:tcPr>
           <w:p>
-            <w:hyperlink r:id="rId66">
+            <w:hyperlink r:id="rId59">
               <w:r>
                 <w:rPr>
                   <w:color w:val="1155CC"/>
@@ -8966,7 +8142,7 @@
             <w:tcW w:type="dxa" w:w="1270"/>
           </w:tcPr>
           <w:p>
-            <w:hyperlink r:id="rId67">
+            <w:hyperlink r:id="rId60">
               <w:r>
                 <w:rPr>
                   <w:color w:val="1155CC"/>
@@ -9082,7 +8258,7 @@
             <w:tcW w:type="dxa" w:w="1270"/>
           </w:tcPr>
           <w:p>
-            <w:hyperlink r:id="rId68">
+            <w:hyperlink r:id="rId61">
               <w:r>
                 <w:rPr>
                   <w:color w:val="1155CC"/>
@@ -9198,7 +8374,7 @@
             <w:tcW w:type="dxa" w:w="1270"/>
           </w:tcPr>
           <w:p>
-            <w:hyperlink r:id="rId69">
+            <w:hyperlink r:id="rId62">
               <w:r>
                 <w:rPr>
                   <w:color w:val="1155CC"/>
@@ -9314,7 +8490,7 @@
             <w:tcW w:type="dxa" w:w="1270"/>
           </w:tcPr>
           <w:p>
-            <w:hyperlink r:id="rId70">
+            <w:hyperlink r:id="rId63">
               <w:r>
                 <w:rPr>
                   <w:color w:val="1155CC"/>
@@ -9430,7 +8606,7 @@
             <w:tcW w:type="dxa" w:w="1270"/>
           </w:tcPr>
           <w:p>
-            <w:hyperlink r:id="rId71">
+            <w:hyperlink r:id="rId64">
               <w:r>
                 <w:rPr>
                   <w:color w:val="1155CC"/>
@@ -9733,7 +8909,7 @@
             <w:tcW w:type="dxa" w:w="1270"/>
           </w:tcPr>
           <w:p>
-            <w:hyperlink r:id="rId72">
+            <w:hyperlink r:id="rId65">
               <w:r>
                 <w:rPr>
                   <w:color w:val="1155CC"/>
@@ -9849,7 +9025,7 @@
             <w:tcW w:type="dxa" w:w="1270"/>
           </w:tcPr>
           <w:p>
-            <w:hyperlink r:id="rId73">
+            <w:hyperlink r:id="rId66">
               <w:r>
                 <w:rPr>
                   <w:color w:val="1155CC"/>
@@ -9965,7 +9141,7 @@
             <w:tcW w:type="dxa" w:w="1270"/>
           </w:tcPr>
           <w:p>
-            <w:hyperlink r:id="rId74">
+            <w:hyperlink r:id="rId67">
               <w:r>
                 <w:rPr>
                   <w:color w:val="1155CC"/>
@@ -10258,7 +9434,7 @@
             <w:tcW w:type="dxa" w:w="1270"/>
           </w:tcPr>
           <w:p>
-            <w:hyperlink r:id="rId75">
+            <w:hyperlink r:id="rId68">
               <w:r>
                 <w:rPr>
                   <w:color w:val="1155CC"/>
@@ -10374,7 +9550,7 @@
             <w:tcW w:type="dxa" w:w="1270"/>
           </w:tcPr>
           <w:p>
-            <w:hyperlink r:id="rId76">
+            <w:hyperlink r:id="rId69">
               <w:r>
                 <w:rPr>
                   <w:color w:val="1155CC"/>
@@ -10490,7 +9666,7 @@
             <w:tcW w:type="dxa" w:w="1270"/>
           </w:tcPr>
           <w:p>
-            <w:hyperlink r:id="rId77">
+            <w:hyperlink r:id="rId70">
               <w:r>
                 <w:rPr>
                   <w:color w:val="1155CC"/>
@@ -10769,7 +9945,7 @@
             <w:tcW w:type="dxa" w:w="1270"/>
           </w:tcPr>
           <w:p>
-            <w:hyperlink r:id="rId78">
+            <w:hyperlink r:id="rId71">
               <w:r>
                 <w:rPr>
                   <w:color w:val="1155CC"/>
@@ -11076,7 +10252,7 @@
             <w:tcW w:type="dxa" w:w="1270"/>
           </w:tcPr>
           <w:p>
-            <w:hyperlink r:id="rId79">
+            <w:hyperlink r:id="rId72">
               <w:r>
                 <w:rPr>
                   <w:color w:val="1155CC"/>
@@ -11192,7 +10368,7 @@
             <w:tcW w:type="dxa" w:w="1270"/>
           </w:tcPr>
           <w:p>
-            <w:hyperlink r:id="rId80">
+            <w:hyperlink r:id="rId73">
               <w:r>
                 <w:rPr>
                   <w:color w:val="1155CC"/>
@@ -11418,7 +10594,7 @@
                 <w:rFonts w:ascii="Times New Roman" w:hAnsi="Times New Roman"/>
                 <w:sz w:val="18"/>
               </w:rPr>
-              <w:t>₦4,300,000,000 (median)</w:t>
+              <w:t>₦6,152,464,600 (median)</w:t>
             </w:r>
           </w:p>
         </w:tc>
@@ -11460,30 +10636,30 @@
                 <w:rFonts w:ascii="Times New Roman" w:hAnsi="Times New Roman"/>
                 <w:sz w:val="18"/>
               </w:rPr>
-              <w:t>₦4,500,000/sqm</w:t>
-            </w:r>
-          </w:p>
-        </w:tc>
-        <w:tc>
-          <w:tcPr>
-            <w:tcW w:type="dxa" w:w="1270"/>
-          </w:tcPr>
-          <w:p>
-            <w:r>
-              <w:rPr>
-                <w:rFonts w:ascii="Times New Roman" w:hAnsi="Times New Roman"/>
-                <w:sz w:val="18"/>
-              </w:rPr>
-              <w:t>7</w:t>
-            </w:r>
-          </w:p>
-        </w:tc>
-        <w:tc>
-          <w:tcPr>
-            <w:tcW w:type="dxa" w:w="1270"/>
-          </w:tcPr>
-          <w:p>
-            <w:hyperlink r:id="rId81">
+              <w:t>₦4,400,000/sqm</w:t>
+            </w:r>
+          </w:p>
+        </w:tc>
+        <w:tc>
+          <w:tcPr>
+            <w:tcW w:type="dxa" w:w="1270"/>
+          </w:tcPr>
+          <w:p>
+            <w:r>
+              <w:rPr>
+                <w:rFonts w:ascii="Times New Roman" w:hAnsi="Times New Roman"/>
+                <w:sz w:val="18"/>
+              </w:rPr>
+              <w:t>6</w:t>
+            </w:r>
+          </w:p>
+        </w:tc>
+        <w:tc>
+          <w:tcPr>
+            <w:tcW w:type="dxa" w:w="1270"/>
+          </w:tcPr>
+          <w:p>
+            <w:hyperlink r:id="rId74">
               <w:r>
                 <w:rPr>
                   <w:color w:val="1155CC"/>
@@ -11599,7 +10775,7 @@
             <w:tcW w:type="dxa" w:w="1270"/>
           </w:tcPr>
           <w:p>
-            <w:hyperlink r:id="rId82">
+            <w:hyperlink r:id="rId75">
               <w:r>
                 <w:rPr>
                   <w:color w:val="1155CC"/>
@@ -11627,18 +10803,6 @@
       </w:tr>
     </w:tbl>
     <w:p/>
-    <w:p>
-      <w:pPr>
-        <w:spacing w:after="120"/>
-      </w:pPr>
-      <w:r>
-        <w:rPr>
-          <w:rFonts w:ascii="Times New Roman" w:hAnsi="Times New Roman"/>
-          <w:sz w:val="22"/>
-        </w:rPr>
-        <w:t>Source disagreement — Land in Old Ikoyi: PropertyPro.ng has a median asking price of ₦5,900,000,000, compared with ₦4,300,000,000 on Nigeria Property Centre, a 37.2% difference. The platforms may contain different property mixes or price points; this is a reason to compare the underlying listings, not evidence by itself that either platform is wrong.</w:t>
-      </w:r>
-    </w:p>
     <w:p>
       <w:pPr>
         <w:pStyle w:val="Heading3"/>
@@ -11890,7 +11054,7 @@
             <w:tcW w:type="dxa" w:w="1270"/>
           </w:tcPr>
           <w:p>
-            <w:hyperlink r:id="rId83">
+            <w:hyperlink r:id="rId76">
               <w:r>
                 <w:rPr>
                   <w:color w:val="1155CC"/>
@@ -12006,7 +11170,7 @@
             <w:tcW w:type="dxa" w:w="1270"/>
           </w:tcPr>
           <w:p>
-            <w:hyperlink r:id="rId84">
+            <w:hyperlink r:id="rId77">
               <w:r>
                 <w:rPr>
                   <w:color w:val="1155CC"/>
@@ -12297,7 +11461,7 @@
             <w:tcW w:type="dxa" w:w="1270"/>
           </w:tcPr>
           <w:p>
-            <w:hyperlink r:id="rId85">
+            <w:hyperlink r:id="rId78">
               <w:r>
                 <w:rPr>
                   <w:color w:val="1155CC"/>
@@ -12413,7 +11577,7 @@
             <w:tcW w:type="dxa" w:w="1270"/>
           </w:tcPr>
           <w:p>
-            <w:hyperlink r:id="rId86">
+            <w:hyperlink r:id="rId79">
               <w:r>
                 <w:rPr>
                   <w:color w:val="1155CC"/>
@@ -12704,7 +11868,7 @@
             <w:tcW w:type="dxa" w:w="1270"/>
           </w:tcPr>
           <w:p>
-            <w:hyperlink r:id="rId87">
+            <w:hyperlink r:id="rId80">
               <w:r>
                 <w:rPr>
                   <w:color w:val="1155CC"/>
@@ -12997,7 +12161,7 @@
             <w:tcW w:type="dxa" w:w="1270"/>
           </w:tcPr>
           <w:p>
-            <w:hyperlink r:id="rId88">
+            <w:hyperlink r:id="rId81">
               <w:r>
                 <w:rPr>
                   <w:color w:val="1155CC"/>
@@ -13048,7 +12212,7 @@
                 <w:rFonts w:ascii="Times New Roman" w:hAnsi="Times New Roman"/>
                 <w:sz w:val="18"/>
               </w:rPr>
-              <w:t>₦490,000,000 (median)</w:t>
+              <w:t>₦455,000,000 (median)</w:t>
             </w:r>
           </w:p>
         </w:tc>
@@ -13090,7 +12254,7 @@
                 <w:rFonts w:ascii="Times New Roman" w:hAnsi="Times New Roman"/>
                 <w:sz w:val="18"/>
               </w:rPr>
-              <w:t>₦469,697/sqm</w:t>
+              <w:t>₦466,667/sqm</w:t>
             </w:r>
           </w:p>
         </w:tc>
@@ -13113,7 +12277,7 @@
             <w:tcW w:type="dxa" w:w="1270"/>
           </w:tcPr>
           <w:p>
-            <w:hyperlink r:id="rId89">
+            <w:hyperlink r:id="rId82">
               <w:r>
                 <w:rPr>
                   <w:color w:val="1155CC"/>
@@ -13150,7 +12314,7 @@
           <w:rFonts w:ascii="Times New Roman" w:hAnsi="Times New Roman"/>
           <w:sz w:val="22"/>
         </w:rPr>
-        <w:t>Source disagreement — Land in Asokoro: Nigeria Property Centre has a median asking price of ₦1,815,000,000, compared with ₦490,000,000 on PropertyPro.ng, a 270.4% difference. The platforms may contain different property mixes or price points; this is a reason to compare the underlying listings, not evidence by itself that either platform is wrong.</w:t>
+        <w:t>Source disagreement — Land in Asokoro: Nigeria Property Centre has a median asking price of ₦1,815,000,000, compared with ₦455,000,000 on PropertyPro.ng, a 298.9% difference. The platforms may contain different property mixes or price points; this is a reason to compare the underlying listings, not evidence by itself that either platform is wrong.</w:t>
       </w:r>
     </w:p>
     <w:p>
@@ -13404,7 +12568,7 @@
             <w:tcW w:type="dxa" w:w="1270"/>
           </w:tcPr>
           <w:p>
-            <w:hyperlink r:id="rId90">
+            <w:hyperlink r:id="rId83">
               <w:r>
                 <w:rPr>
                   <w:color w:val="1155CC"/>
@@ -13520,7 +12684,7 @@
             <w:tcW w:type="dxa" w:w="1270"/>
           </w:tcPr>
           <w:p>
-            <w:hyperlink r:id="rId91">
+            <w:hyperlink r:id="rId84">
               <w:r>
                 <w:rPr>
                   <w:color w:val="1155CC"/>
@@ -13657,7 +12821,7 @@
           <w:rFonts w:ascii="Times New Roman" w:hAnsi="Times New Roman"/>
           <w:sz w:val="22"/>
         </w:rPr>
-        <w:t>Weekly pulse: 323 new listings, 0 price increases, 0 price reductions, and 114 previous URLs were not observed in the latest scan. This is not proof those properties sold or were delisted; the source may not have returned them during this scan.</w:t>
+        <w:t>Weekly pulse: 23 new listings, 0 price increases, 0 price reductions, and 51 previous URLs were not observed in the latest scan. This is not proof those properties sold or were delisted; the source may not have returned them during this scan.</w:t>
       </w:r>
     </w:p>
     <w:p>
@@ -13681,7 +12845,7 @@
           <w:rFonts w:ascii="Times New Roman" w:hAnsi="Times New Roman"/>
           <w:sz w:val="22"/>
         </w:rPr>
-        <w:t>Median annual apartment rent increased 4.0% week on week.</w:t>
+        <w:t>Median annual apartment rent decreased 20.0% week on week.</w:t>
       </w:r>
     </w:p>
     <w:p>
@@ -13693,7 +12857,7 @@
           <w:rFonts w:ascii="Times New Roman" w:hAnsi="Times New Roman"/>
           <w:sz w:val="22"/>
         </w:rPr>
-        <w:t>Median land asking price per sqm decreased 60.9% week on week.</w:t>
+        <w:t>Median land asking price per sqm decreased 62.1% week on week.</w:t>
       </w:r>
     </w:p>
     <w:p>
@@ -13705,7 +12869,7 @@
           <w:rFonts w:ascii="Times New Roman" w:hAnsi="Times New Roman"/>
           <w:sz w:val="22"/>
         </w:rPr>
-        <w:t>The scan captured 209 more validated comparable listings than the previous snapshot.</w:t>
+        <w:t>The scan captured 181 more validated comparable listings than the previous snapshot.</w:t>
       </w:r>
     </w:p>
     <w:p>
@@ -14095,6 +13259,818 @@
             <w:tcW w:type="dxa" w:w="1270"/>
           </w:tcPr>
           <w:p>
+            <w:hyperlink r:id="rId85">
+              <w:r>
+                <w:rPr>
+                  <w:color w:val="1155CC"/>
+                  <w:u w:val="single"/>
+                </w:rPr>
+                <w:t>Estate Intel</w:t>
+              </w:r>
+            </w:hyperlink>
+          </w:p>
+        </w:tc>
+        <w:tc>
+          <w:tcPr>
+            <w:tcW w:type="dxa" w:w="1270"/>
+          </w:tcPr>
+          <w:p>
+            <w:r>
+              <w:rPr>
+                <w:rFonts w:ascii="Times New Roman" w:hAnsi="Times New Roman"/>
+                <w:sz w:val="18"/>
+              </w:rPr>
+              <w:t>7 months ago</w:t>
+            </w:r>
+          </w:p>
+        </w:tc>
+      </w:tr>
+      <w:tr>
+        <w:tc>
+          <w:tcPr>
+            <w:tcW w:type="dxa" w:w="1270"/>
+          </w:tcPr>
+          <w:p>
+            <w:r>
+              <w:rPr>
+                <w:rFonts w:ascii="Times New Roman" w:hAnsi="Times New Roman"/>
+                <w:sz w:val="18"/>
+              </w:rPr>
+              <w:t>Old Ikoyi — Ikoyi Residential Market Overview 2021</w:t>
+            </w:r>
+          </w:p>
+        </w:tc>
+        <w:tc>
+          <w:tcPr>
+            <w:tcW w:type="dxa" w:w="1270"/>
+          </w:tcPr>
+          <w:p>
+            <w:r>
+              <w:rPr>
+                <w:rFonts w:ascii="Times New Roman" w:hAnsi="Times New Roman"/>
+                <w:sz w:val="18"/>
+              </w:rPr>
+              <w:t>Public market/project context; no comparable asking price parsed</w:t>
+            </w:r>
+          </w:p>
+        </w:tc>
+        <w:tc>
+          <w:tcPr>
+            <w:tcW w:type="dxa" w:w="1270"/>
+          </w:tcPr>
+          <w:p>
+            <w:r>
+              <w:rPr>
+                <w:rFonts w:ascii="Times New Roman" w:hAnsi="Times New Roman"/>
+                <w:sz w:val="18"/>
+              </w:rPr>
+              <w:t>—</w:t>
+            </w:r>
+          </w:p>
+        </w:tc>
+        <w:tc>
+          <w:tcPr>
+            <w:tcW w:type="dxa" w:w="1270"/>
+          </w:tcPr>
+          <w:p>
+            <w:r>
+              <w:rPr>
+                <w:rFonts w:ascii="Times New Roman" w:hAnsi="Times New Roman"/>
+                <w:sz w:val="18"/>
+              </w:rPr>
+              <w:t>—</w:t>
+            </w:r>
+          </w:p>
+        </w:tc>
+        <w:tc>
+          <w:tcPr>
+            <w:tcW w:type="dxa" w:w="1270"/>
+          </w:tcPr>
+          <w:p>
+            <w:r>
+              <w:rPr>
+                <w:rFonts w:ascii="Times New Roman" w:hAnsi="Times New Roman"/>
+                <w:sz w:val="18"/>
+              </w:rPr>
+              <w:t>—</w:t>
+            </w:r>
+          </w:p>
+        </w:tc>
+        <w:tc>
+          <w:tcPr>
+            <w:tcW w:type="dxa" w:w="1270"/>
+          </w:tcPr>
+          <w:p>
+            <w:r>
+              <w:rPr>
+                <w:rFonts w:ascii="Times New Roman" w:hAnsi="Times New Roman"/>
+                <w:sz w:val="18"/>
+              </w:rPr>
+              <w:t>Public research; not a listing</w:t>
+            </w:r>
+          </w:p>
+        </w:tc>
+        <w:tc>
+          <w:tcPr>
+            <w:tcW w:type="dxa" w:w="1270"/>
+          </w:tcPr>
+          <w:p>
+            <w:hyperlink r:id="rId86">
+              <w:r>
+                <w:rPr>
+                  <w:color w:val="1155CC"/>
+                  <w:u w:val="single"/>
+                </w:rPr>
+                <w:t>Estate Intel</w:t>
+              </w:r>
+            </w:hyperlink>
+          </w:p>
+        </w:tc>
+        <w:tc>
+          <w:tcPr>
+            <w:tcW w:type="dxa" w:w="1270"/>
+          </w:tcPr>
+          <w:p>
+            <w:r>
+              <w:rPr>
+                <w:rFonts w:ascii="Times New Roman" w:hAnsi="Times New Roman"/>
+                <w:sz w:val="18"/>
+              </w:rPr>
+              <w:t>2026-10-15</w:t>
+            </w:r>
+          </w:p>
+        </w:tc>
+      </w:tr>
+      <w:tr>
+        <w:tc>
+          <w:tcPr>
+            <w:tcW w:type="dxa" w:w="1270"/>
+          </w:tcPr>
+          <w:p>
+            <w:r>
+              <w:rPr>
+                <w:rFonts w:ascii="Times New Roman" w:hAnsi="Times New Roman"/>
+                <w:sz w:val="18"/>
+              </w:rPr>
+              <w:t>Lekki Phase 1 — Lekki Phase 1 Residential Market Overview</w:t>
+            </w:r>
+          </w:p>
+        </w:tc>
+        <w:tc>
+          <w:tcPr>
+            <w:tcW w:type="dxa" w:w="1270"/>
+          </w:tcPr>
+          <w:p>
+            <w:r>
+              <w:rPr>
+                <w:rFonts w:ascii="Times New Roman" w:hAnsi="Times New Roman"/>
+                <w:sz w:val="18"/>
+              </w:rPr>
+              <w:t>Public market/project context; no comparable asking price parsed</w:t>
+            </w:r>
+          </w:p>
+        </w:tc>
+        <w:tc>
+          <w:tcPr>
+            <w:tcW w:type="dxa" w:w="1270"/>
+          </w:tcPr>
+          <w:p>
+            <w:r>
+              <w:rPr>
+                <w:rFonts w:ascii="Times New Roman" w:hAnsi="Times New Roman"/>
+                <w:sz w:val="18"/>
+              </w:rPr>
+              <w:t>—</w:t>
+            </w:r>
+          </w:p>
+        </w:tc>
+        <w:tc>
+          <w:tcPr>
+            <w:tcW w:type="dxa" w:w="1270"/>
+          </w:tcPr>
+          <w:p>
+            <w:r>
+              <w:rPr>
+                <w:rFonts w:ascii="Times New Roman" w:hAnsi="Times New Roman"/>
+                <w:sz w:val="18"/>
+              </w:rPr>
+              <w:t>—</w:t>
+            </w:r>
+          </w:p>
+        </w:tc>
+        <w:tc>
+          <w:tcPr>
+            <w:tcW w:type="dxa" w:w="1270"/>
+          </w:tcPr>
+          <w:p>
+            <w:r>
+              <w:rPr>
+                <w:rFonts w:ascii="Times New Roman" w:hAnsi="Times New Roman"/>
+                <w:sz w:val="18"/>
+              </w:rPr>
+              <w:t>—</w:t>
+            </w:r>
+          </w:p>
+        </w:tc>
+        <w:tc>
+          <w:tcPr>
+            <w:tcW w:type="dxa" w:w="1270"/>
+          </w:tcPr>
+          <w:p>
+            <w:r>
+              <w:rPr>
+                <w:rFonts w:ascii="Times New Roman" w:hAnsi="Times New Roman"/>
+                <w:sz w:val="18"/>
+              </w:rPr>
+              <w:t>Public research; not a listing</w:t>
+            </w:r>
+          </w:p>
+        </w:tc>
+        <w:tc>
+          <w:tcPr>
+            <w:tcW w:type="dxa" w:w="1270"/>
+          </w:tcPr>
+          <w:p>
+            <w:hyperlink r:id="rId87">
+              <w:r>
+                <w:rPr>
+                  <w:color w:val="1155CC"/>
+                  <w:u w:val="single"/>
+                </w:rPr>
+                <w:t>Estate Intel</w:t>
+              </w:r>
+            </w:hyperlink>
+          </w:p>
+        </w:tc>
+        <w:tc>
+          <w:tcPr>
+            <w:tcW w:type="dxa" w:w="1270"/>
+          </w:tcPr>
+          <w:p>
+            <w:r>
+              <w:rPr>
+                <w:rFonts w:ascii="Times New Roman" w:hAnsi="Times New Roman"/>
+                <w:sz w:val="18"/>
+              </w:rPr>
+              <w:t>2026-10-15</w:t>
+            </w:r>
+          </w:p>
+        </w:tc>
+      </w:tr>
+      <w:tr>
+        <w:tc>
+          <w:tcPr>
+            <w:tcW w:type="dxa" w:w="1270"/>
+          </w:tcPr>
+          <w:p>
+            <w:r>
+              <w:rPr>
+                <w:rFonts w:ascii="Times New Roman" w:hAnsi="Times New Roman"/>
+                <w:sz w:val="18"/>
+              </w:rPr>
+              <w:t>Victoria Island — Bluerock Residences, VI</w:t>
+            </w:r>
+          </w:p>
+        </w:tc>
+        <w:tc>
+          <w:tcPr>
+            <w:tcW w:type="dxa" w:w="1270"/>
+          </w:tcPr>
+          <w:p>
+            <w:r>
+              <w:rPr>
+                <w:rFonts w:ascii="Times New Roman" w:hAnsi="Times New Roman"/>
+                <w:sz w:val="18"/>
+              </w:rPr>
+              <w:t>Public market/project context; no comparable asking price parsed</w:t>
+            </w:r>
+          </w:p>
+        </w:tc>
+        <w:tc>
+          <w:tcPr>
+            <w:tcW w:type="dxa" w:w="1270"/>
+          </w:tcPr>
+          <w:p>
+            <w:r>
+              <w:rPr>
+                <w:rFonts w:ascii="Times New Roman" w:hAnsi="Times New Roman"/>
+                <w:sz w:val="18"/>
+              </w:rPr>
+              <w:t>—</w:t>
+            </w:r>
+          </w:p>
+        </w:tc>
+        <w:tc>
+          <w:tcPr>
+            <w:tcW w:type="dxa" w:w="1270"/>
+          </w:tcPr>
+          <w:p>
+            <w:r>
+              <w:rPr>
+                <w:rFonts w:ascii="Times New Roman" w:hAnsi="Times New Roman"/>
+                <w:sz w:val="18"/>
+              </w:rPr>
+              <w:t>—</w:t>
+            </w:r>
+          </w:p>
+        </w:tc>
+        <w:tc>
+          <w:tcPr>
+            <w:tcW w:type="dxa" w:w="1270"/>
+          </w:tcPr>
+          <w:p>
+            <w:r>
+              <w:rPr>
+                <w:rFonts w:ascii="Times New Roman" w:hAnsi="Times New Roman"/>
+                <w:sz w:val="18"/>
+              </w:rPr>
+              <w:t>—</w:t>
+            </w:r>
+          </w:p>
+        </w:tc>
+        <w:tc>
+          <w:tcPr>
+            <w:tcW w:type="dxa" w:w="1270"/>
+          </w:tcPr>
+          <w:p>
+            <w:r>
+              <w:rPr>
+                <w:rFonts w:ascii="Times New Roman" w:hAnsi="Times New Roman"/>
+                <w:sz w:val="18"/>
+              </w:rPr>
+              <w:t>Public research; not a listing</w:t>
+            </w:r>
+          </w:p>
+        </w:tc>
+        <w:tc>
+          <w:tcPr>
+            <w:tcW w:type="dxa" w:w="1270"/>
+          </w:tcPr>
+          <w:p>
+            <w:hyperlink r:id="rId88">
+              <w:r>
+                <w:rPr>
+                  <w:color w:val="1155CC"/>
+                  <w:u w:val="single"/>
+                </w:rPr>
+                <w:t>Estate Intel</w:t>
+              </w:r>
+            </w:hyperlink>
+          </w:p>
+        </w:tc>
+        <w:tc>
+          <w:tcPr>
+            <w:tcW w:type="dxa" w:w="1270"/>
+          </w:tcPr>
+          <w:p>
+            <w:r>
+              <w:rPr>
+                <w:rFonts w:ascii="Times New Roman" w:hAnsi="Times New Roman"/>
+                <w:sz w:val="18"/>
+              </w:rPr>
+              <w:t>October 2025</w:t>
+            </w:r>
+          </w:p>
+        </w:tc>
+      </w:tr>
+      <w:tr>
+        <w:tc>
+          <w:tcPr>
+            <w:tcW w:type="dxa" w:w="1270"/>
+          </w:tcPr>
+          <w:p>
+            <w:r>
+              <w:rPr>
+                <w:rFonts w:ascii="Times New Roman" w:hAnsi="Times New Roman"/>
+                <w:sz w:val="18"/>
+              </w:rPr>
+              <w:t>Eko Atlantic — Updated - Development: Eko Pearl Towers, Eko Atlantic - Lagos</w:t>
+            </w:r>
+          </w:p>
+        </w:tc>
+        <w:tc>
+          <w:tcPr>
+            <w:tcW w:type="dxa" w:w="1270"/>
+          </w:tcPr>
+          <w:p>
+            <w:r>
+              <w:rPr>
+                <w:rFonts w:ascii="Times New Roman" w:hAnsi="Times New Roman"/>
+                <w:sz w:val="18"/>
+              </w:rPr>
+              <w:t>Public market/project context; no comparable asking price parsed</w:t>
+            </w:r>
+          </w:p>
+        </w:tc>
+        <w:tc>
+          <w:tcPr>
+            <w:tcW w:type="dxa" w:w="1270"/>
+          </w:tcPr>
+          <w:p>
+            <w:r>
+              <w:rPr>
+                <w:rFonts w:ascii="Times New Roman" w:hAnsi="Times New Roman"/>
+                <w:sz w:val="18"/>
+              </w:rPr>
+              <w:t>—</w:t>
+            </w:r>
+          </w:p>
+        </w:tc>
+        <w:tc>
+          <w:tcPr>
+            <w:tcW w:type="dxa" w:w="1270"/>
+          </w:tcPr>
+          <w:p>
+            <w:r>
+              <w:rPr>
+                <w:rFonts w:ascii="Times New Roman" w:hAnsi="Times New Roman"/>
+                <w:sz w:val="18"/>
+              </w:rPr>
+              <w:t>—</w:t>
+            </w:r>
+          </w:p>
+        </w:tc>
+        <w:tc>
+          <w:tcPr>
+            <w:tcW w:type="dxa" w:w="1270"/>
+          </w:tcPr>
+          <w:p>
+            <w:r>
+              <w:rPr>
+                <w:rFonts w:ascii="Times New Roman" w:hAnsi="Times New Roman"/>
+                <w:sz w:val="18"/>
+              </w:rPr>
+              <w:t>—</w:t>
+            </w:r>
+          </w:p>
+        </w:tc>
+        <w:tc>
+          <w:tcPr>
+            <w:tcW w:type="dxa" w:w="1270"/>
+          </w:tcPr>
+          <w:p>
+            <w:r>
+              <w:rPr>
+                <w:rFonts w:ascii="Times New Roman" w:hAnsi="Times New Roman"/>
+                <w:sz w:val="18"/>
+              </w:rPr>
+              <w:t>Public research; not a listing</w:t>
+            </w:r>
+          </w:p>
+        </w:tc>
+        <w:tc>
+          <w:tcPr>
+            <w:tcW w:type="dxa" w:w="1270"/>
+          </w:tcPr>
+          <w:p>
+            <w:hyperlink r:id="rId89">
+              <w:r>
+                <w:rPr>
+                  <w:color w:val="1155CC"/>
+                  <w:u w:val="single"/>
+                </w:rPr>
+                <w:t>Estate Intel</w:t>
+              </w:r>
+            </w:hyperlink>
+          </w:p>
+        </w:tc>
+        <w:tc>
+          <w:tcPr>
+            <w:tcW w:type="dxa" w:w="1270"/>
+          </w:tcPr>
+          <w:p>
+            <w:r>
+              <w:rPr>
+                <w:rFonts w:ascii="Times New Roman" w:hAnsi="Times New Roman"/>
+                <w:sz w:val="18"/>
+              </w:rPr>
+              <w:t>2026-10-15</w:t>
+            </w:r>
+          </w:p>
+        </w:tc>
+      </w:tr>
+      <w:tr>
+        <w:tc>
+          <w:tcPr>
+            <w:tcW w:type="dxa" w:w="1270"/>
+          </w:tcPr>
+          <w:p>
+            <w:r>
+              <w:rPr>
+                <w:rFonts w:ascii="Times New Roman" w:hAnsi="Times New Roman"/>
+                <w:sz w:val="18"/>
+              </w:rPr>
+              <w:t>Ikeja GRA — Aurora Belle Court</w:t>
+            </w:r>
+          </w:p>
+        </w:tc>
+        <w:tc>
+          <w:tcPr>
+            <w:tcW w:type="dxa" w:w="1270"/>
+          </w:tcPr>
+          <w:p>
+            <w:r>
+              <w:rPr>
+                <w:rFonts w:ascii="Times New Roman" w:hAnsi="Times New Roman"/>
+                <w:sz w:val="18"/>
+              </w:rPr>
+              <w:t>Public market/project context; no comparable asking price parsed</w:t>
+            </w:r>
+          </w:p>
+        </w:tc>
+        <w:tc>
+          <w:tcPr>
+            <w:tcW w:type="dxa" w:w="1270"/>
+          </w:tcPr>
+          <w:p>
+            <w:r>
+              <w:rPr>
+                <w:rFonts w:ascii="Times New Roman" w:hAnsi="Times New Roman"/>
+                <w:sz w:val="18"/>
+              </w:rPr>
+              <w:t>—</w:t>
+            </w:r>
+          </w:p>
+        </w:tc>
+        <w:tc>
+          <w:tcPr>
+            <w:tcW w:type="dxa" w:w="1270"/>
+          </w:tcPr>
+          <w:p>
+            <w:r>
+              <w:rPr>
+                <w:rFonts w:ascii="Times New Roman" w:hAnsi="Times New Roman"/>
+                <w:sz w:val="18"/>
+              </w:rPr>
+              <w:t>—</w:t>
+            </w:r>
+          </w:p>
+        </w:tc>
+        <w:tc>
+          <w:tcPr>
+            <w:tcW w:type="dxa" w:w="1270"/>
+          </w:tcPr>
+          <w:p>
+            <w:r>
+              <w:rPr>
+                <w:rFonts w:ascii="Times New Roman" w:hAnsi="Times New Roman"/>
+                <w:sz w:val="18"/>
+              </w:rPr>
+              <w:t>—</w:t>
+            </w:r>
+          </w:p>
+        </w:tc>
+        <w:tc>
+          <w:tcPr>
+            <w:tcW w:type="dxa" w:w="1270"/>
+          </w:tcPr>
+          <w:p>
+            <w:r>
+              <w:rPr>
+                <w:rFonts w:ascii="Times New Roman" w:hAnsi="Times New Roman"/>
+                <w:sz w:val="18"/>
+              </w:rPr>
+              <w:t>Public research; not a listing</w:t>
+            </w:r>
+          </w:p>
+        </w:tc>
+        <w:tc>
+          <w:tcPr>
+            <w:tcW w:type="dxa" w:w="1270"/>
+          </w:tcPr>
+          <w:p>
+            <w:hyperlink r:id="rId90">
+              <w:r>
+                <w:rPr>
+                  <w:color w:val="1155CC"/>
+                  <w:u w:val="single"/>
+                </w:rPr>
+                <w:t>Estate Intel</w:t>
+              </w:r>
+            </w:hyperlink>
+          </w:p>
+        </w:tc>
+        <w:tc>
+          <w:tcPr>
+            <w:tcW w:type="dxa" w:w="1270"/>
+          </w:tcPr>
+          <w:p>
+            <w:r>
+              <w:rPr>
+                <w:rFonts w:ascii="Times New Roman" w:hAnsi="Times New Roman"/>
+                <w:sz w:val="18"/>
+              </w:rPr>
+              <w:t>2 months ago</w:t>
+            </w:r>
+          </w:p>
+        </w:tc>
+      </w:tr>
+      <w:tr>
+        <w:tc>
+          <w:tcPr>
+            <w:tcW w:type="dxa" w:w="1270"/>
+          </w:tcPr>
+          <w:p>
+            <w:r>
+              <w:rPr>
+                <w:rFonts w:ascii="Times New Roman" w:hAnsi="Times New Roman"/>
+                <w:sz w:val="18"/>
+              </w:rPr>
+              <w:t>Asokoro — Plot No. 2779 Asokoro</w:t>
+            </w:r>
+          </w:p>
+        </w:tc>
+        <w:tc>
+          <w:tcPr>
+            <w:tcW w:type="dxa" w:w="1270"/>
+          </w:tcPr>
+          <w:p>
+            <w:r>
+              <w:rPr>
+                <w:rFonts w:ascii="Times New Roman" w:hAnsi="Times New Roman"/>
+                <w:sz w:val="18"/>
+              </w:rPr>
+              <w:t>Public market/project context; no comparable asking price parsed</w:t>
+            </w:r>
+          </w:p>
+        </w:tc>
+        <w:tc>
+          <w:tcPr>
+            <w:tcW w:type="dxa" w:w="1270"/>
+          </w:tcPr>
+          <w:p>
+            <w:r>
+              <w:rPr>
+                <w:rFonts w:ascii="Times New Roman" w:hAnsi="Times New Roman"/>
+                <w:sz w:val="18"/>
+              </w:rPr>
+              <w:t>—</w:t>
+            </w:r>
+          </w:p>
+        </w:tc>
+        <w:tc>
+          <w:tcPr>
+            <w:tcW w:type="dxa" w:w="1270"/>
+          </w:tcPr>
+          <w:p>
+            <w:r>
+              <w:rPr>
+                <w:rFonts w:ascii="Times New Roman" w:hAnsi="Times New Roman"/>
+                <w:sz w:val="18"/>
+              </w:rPr>
+              <w:t>—</w:t>
+            </w:r>
+          </w:p>
+        </w:tc>
+        <w:tc>
+          <w:tcPr>
+            <w:tcW w:type="dxa" w:w="1270"/>
+          </w:tcPr>
+          <w:p>
+            <w:r>
+              <w:rPr>
+                <w:rFonts w:ascii="Times New Roman" w:hAnsi="Times New Roman"/>
+                <w:sz w:val="18"/>
+              </w:rPr>
+              <w:t>—</w:t>
+            </w:r>
+          </w:p>
+        </w:tc>
+        <w:tc>
+          <w:tcPr>
+            <w:tcW w:type="dxa" w:w="1270"/>
+          </w:tcPr>
+          <w:p>
+            <w:r>
+              <w:rPr>
+                <w:rFonts w:ascii="Times New Roman" w:hAnsi="Times New Roman"/>
+                <w:sz w:val="18"/>
+              </w:rPr>
+              <w:t>Public research; not a listing</w:t>
+            </w:r>
+          </w:p>
+        </w:tc>
+        <w:tc>
+          <w:tcPr>
+            <w:tcW w:type="dxa" w:w="1270"/>
+          </w:tcPr>
+          <w:p>
+            <w:hyperlink r:id="rId91">
+              <w:r>
+                <w:rPr>
+                  <w:color w:val="1155CC"/>
+                  <w:u w:val="single"/>
+                </w:rPr>
+                <w:t>Estate Intel</w:t>
+              </w:r>
+            </w:hyperlink>
+          </w:p>
+        </w:tc>
+        <w:tc>
+          <w:tcPr>
+            <w:tcW w:type="dxa" w:w="1270"/>
+          </w:tcPr>
+          <w:p>
+            <w:r>
+              <w:rPr>
+                <w:rFonts w:ascii="Times New Roman" w:hAnsi="Times New Roman"/>
+                <w:sz w:val="18"/>
+              </w:rPr>
+              <w:t>3 years ago</w:t>
+            </w:r>
+          </w:p>
+        </w:tc>
+      </w:tr>
+      <w:tr>
+        <w:tc>
+          <w:tcPr>
+            <w:tcW w:type="dxa" w:w="1270"/>
+          </w:tcPr>
+          <w:p>
+            <w:r>
+              <w:rPr>
+                <w:rFonts w:ascii="Times New Roman" w:hAnsi="Times New Roman"/>
+                <w:sz w:val="18"/>
+              </w:rPr>
+              <w:t>Maitama — Maitama is the Ikoyi of Abuja, Here's how the Highbrow Residential Market is Performing.</w:t>
+            </w:r>
+          </w:p>
+        </w:tc>
+        <w:tc>
+          <w:tcPr>
+            <w:tcW w:type="dxa" w:w="1270"/>
+          </w:tcPr>
+          <w:p>
+            <w:r>
+              <w:rPr>
+                <w:rFonts w:ascii="Times New Roman" w:hAnsi="Times New Roman"/>
+                <w:sz w:val="18"/>
+              </w:rPr>
+              <w:t>Public market/project context; no comparable asking price parsed</w:t>
+            </w:r>
+          </w:p>
+        </w:tc>
+        <w:tc>
+          <w:tcPr>
+            <w:tcW w:type="dxa" w:w="1270"/>
+          </w:tcPr>
+          <w:p>
+            <w:r>
+              <w:rPr>
+                <w:rFonts w:ascii="Times New Roman" w:hAnsi="Times New Roman"/>
+                <w:sz w:val="18"/>
+              </w:rPr>
+              <w:t>—</w:t>
+            </w:r>
+          </w:p>
+        </w:tc>
+        <w:tc>
+          <w:tcPr>
+            <w:tcW w:type="dxa" w:w="1270"/>
+          </w:tcPr>
+          <w:p>
+            <w:r>
+              <w:rPr>
+                <w:rFonts w:ascii="Times New Roman" w:hAnsi="Times New Roman"/>
+                <w:sz w:val="18"/>
+              </w:rPr>
+              <w:t>—</w:t>
+            </w:r>
+          </w:p>
+        </w:tc>
+        <w:tc>
+          <w:tcPr>
+            <w:tcW w:type="dxa" w:w="1270"/>
+          </w:tcPr>
+          <w:p>
+            <w:r>
+              <w:rPr>
+                <w:rFonts w:ascii="Times New Roman" w:hAnsi="Times New Roman"/>
+                <w:sz w:val="18"/>
+              </w:rPr>
+              <w:t>—</w:t>
+            </w:r>
+          </w:p>
+        </w:tc>
+        <w:tc>
+          <w:tcPr>
+            <w:tcW w:type="dxa" w:w="1270"/>
+          </w:tcPr>
+          <w:p>
+            <w:r>
+              <w:rPr>
+                <w:rFonts w:ascii="Times New Roman" w:hAnsi="Times New Roman"/>
+                <w:sz w:val="18"/>
+              </w:rPr>
+              <w:t>Public research; not a listing</w:t>
+            </w:r>
+          </w:p>
+        </w:tc>
+        <w:tc>
+          <w:tcPr>
+            <w:tcW w:type="dxa" w:w="1270"/>
+          </w:tcPr>
+          <w:p>
             <w:hyperlink r:id="rId92">
               <w:r>
                 <w:rPr>
@@ -14116,7 +14092,7 @@
                 <w:rFonts w:ascii="Times New Roman" w:hAnsi="Times New Roman"/>
                 <w:sz w:val="18"/>
               </w:rPr>
-              <w:t>7 months ago</w:t>
+              <w:t>2026-10-15</w:t>
             </w:r>
           </w:p>
         </w:tc>
@@ -14132,7 +14108,7 @@
                 <w:rFonts w:ascii="Times New Roman" w:hAnsi="Times New Roman"/>
                 <w:sz w:val="18"/>
               </w:rPr>
-              <w:t>Old Ikoyi — Ikoyi Residential Market Overview 2021</w:t>
+              <w:t>Wuse — Here is what you need to know about Wuse; the commercial hub of Abuja</w:t>
             </w:r>
           </w:p>
         </w:tc>
@@ -14212,702 +14188,6 @@
           </w:tcPr>
           <w:p>
             <w:hyperlink r:id="rId93">
-              <w:r>
-                <w:rPr>
-                  <w:color w:val="1155CC"/>
-                  <w:u w:val="single"/>
-                </w:rPr>
-                <w:t>Estate Intel</w:t>
-              </w:r>
-            </w:hyperlink>
-          </w:p>
-        </w:tc>
-        <w:tc>
-          <w:tcPr>
-            <w:tcW w:type="dxa" w:w="1270"/>
-          </w:tcPr>
-          <w:p>
-            <w:r>
-              <w:rPr>
-                <w:rFonts w:ascii="Times New Roman" w:hAnsi="Times New Roman"/>
-                <w:sz w:val="18"/>
-              </w:rPr>
-              <w:t>2026-10-15</w:t>
-            </w:r>
-          </w:p>
-        </w:tc>
-      </w:tr>
-      <w:tr>
-        <w:tc>
-          <w:tcPr>
-            <w:tcW w:type="dxa" w:w="1270"/>
-          </w:tcPr>
-          <w:p>
-            <w:r>
-              <w:rPr>
-                <w:rFonts w:ascii="Times New Roman" w:hAnsi="Times New Roman"/>
-                <w:sz w:val="18"/>
-              </w:rPr>
-              <w:t>Lekki Phase 1 — Lekki Phase 1 Residential Market Overview</w:t>
-            </w:r>
-          </w:p>
-        </w:tc>
-        <w:tc>
-          <w:tcPr>
-            <w:tcW w:type="dxa" w:w="1270"/>
-          </w:tcPr>
-          <w:p>
-            <w:r>
-              <w:rPr>
-                <w:rFonts w:ascii="Times New Roman" w:hAnsi="Times New Roman"/>
-                <w:sz w:val="18"/>
-              </w:rPr>
-              <w:t>Public market/project context; no comparable asking price parsed</w:t>
-            </w:r>
-          </w:p>
-        </w:tc>
-        <w:tc>
-          <w:tcPr>
-            <w:tcW w:type="dxa" w:w="1270"/>
-          </w:tcPr>
-          <w:p>
-            <w:r>
-              <w:rPr>
-                <w:rFonts w:ascii="Times New Roman" w:hAnsi="Times New Roman"/>
-                <w:sz w:val="18"/>
-              </w:rPr>
-              <w:t>—</w:t>
-            </w:r>
-          </w:p>
-        </w:tc>
-        <w:tc>
-          <w:tcPr>
-            <w:tcW w:type="dxa" w:w="1270"/>
-          </w:tcPr>
-          <w:p>
-            <w:r>
-              <w:rPr>
-                <w:rFonts w:ascii="Times New Roman" w:hAnsi="Times New Roman"/>
-                <w:sz w:val="18"/>
-              </w:rPr>
-              <w:t>—</w:t>
-            </w:r>
-          </w:p>
-        </w:tc>
-        <w:tc>
-          <w:tcPr>
-            <w:tcW w:type="dxa" w:w="1270"/>
-          </w:tcPr>
-          <w:p>
-            <w:r>
-              <w:rPr>
-                <w:rFonts w:ascii="Times New Roman" w:hAnsi="Times New Roman"/>
-                <w:sz w:val="18"/>
-              </w:rPr>
-              <w:t>—</w:t>
-            </w:r>
-          </w:p>
-        </w:tc>
-        <w:tc>
-          <w:tcPr>
-            <w:tcW w:type="dxa" w:w="1270"/>
-          </w:tcPr>
-          <w:p>
-            <w:r>
-              <w:rPr>
-                <w:rFonts w:ascii="Times New Roman" w:hAnsi="Times New Roman"/>
-                <w:sz w:val="18"/>
-              </w:rPr>
-              <w:t>Public research; not a listing</w:t>
-            </w:r>
-          </w:p>
-        </w:tc>
-        <w:tc>
-          <w:tcPr>
-            <w:tcW w:type="dxa" w:w="1270"/>
-          </w:tcPr>
-          <w:p>
-            <w:hyperlink r:id="rId94">
-              <w:r>
-                <w:rPr>
-                  <w:color w:val="1155CC"/>
-                  <w:u w:val="single"/>
-                </w:rPr>
-                <w:t>Estate Intel</w:t>
-              </w:r>
-            </w:hyperlink>
-          </w:p>
-        </w:tc>
-        <w:tc>
-          <w:tcPr>
-            <w:tcW w:type="dxa" w:w="1270"/>
-          </w:tcPr>
-          <w:p>
-            <w:r>
-              <w:rPr>
-                <w:rFonts w:ascii="Times New Roman" w:hAnsi="Times New Roman"/>
-                <w:sz w:val="18"/>
-              </w:rPr>
-              <w:t>2026-10-15</w:t>
-            </w:r>
-          </w:p>
-        </w:tc>
-      </w:tr>
-      <w:tr>
-        <w:tc>
-          <w:tcPr>
-            <w:tcW w:type="dxa" w:w="1270"/>
-          </w:tcPr>
-          <w:p>
-            <w:r>
-              <w:rPr>
-                <w:rFonts w:ascii="Times New Roman" w:hAnsi="Times New Roman"/>
-                <w:sz w:val="18"/>
-              </w:rPr>
-              <w:t>Victoria Island — Bluerock Residences, VI</w:t>
-            </w:r>
-          </w:p>
-        </w:tc>
-        <w:tc>
-          <w:tcPr>
-            <w:tcW w:type="dxa" w:w="1270"/>
-          </w:tcPr>
-          <w:p>
-            <w:r>
-              <w:rPr>
-                <w:rFonts w:ascii="Times New Roman" w:hAnsi="Times New Roman"/>
-                <w:sz w:val="18"/>
-              </w:rPr>
-              <w:t>Public market/project context; no comparable asking price parsed</w:t>
-            </w:r>
-          </w:p>
-        </w:tc>
-        <w:tc>
-          <w:tcPr>
-            <w:tcW w:type="dxa" w:w="1270"/>
-          </w:tcPr>
-          <w:p>
-            <w:r>
-              <w:rPr>
-                <w:rFonts w:ascii="Times New Roman" w:hAnsi="Times New Roman"/>
-                <w:sz w:val="18"/>
-              </w:rPr>
-              <w:t>—</w:t>
-            </w:r>
-          </w:p>
-        </w:tc>
-        <w:tc>
-          <w:tcPr>
-            <w:tcW w:type="dxa" w:w="1270"/>
-          </w:tcPr>
-          <w:p>
-            <w:r>
-              <w:rPr>
-                <w:rFonts w:ascii="Times New Roman" w:hAnsi="Times New Roman"/>
-                <w:sz w:val="18"/>
-              </w:rPr>
-              <w:t>—</w:t>
-            </w:r>
-          </w:p>
-        </w:tc>
-        <w:tc>
-          <w:tcPr>
-            <w:tcW w:type="dxa" w:w="1270"/>
-          </w:tcPr>
-          <w:p>
-            <w:r>
-              <w:rPr>
-                <w:rFonts w:ascii="Times New Roman" w:hAnsi="Times New Roman"/>
-                <w:sz w:val="18"/>
-              </w:rPr>
-              <w:t>—</w:t>
-            </w:r>
-          </w:p>
-        </w:tc>
-        <w:tc>
-          <w:tcPr>
-            <w:tcW w:type="dxa" w:w="1270"/>
-          </w:tcPr>
-          <w:p>
-            <w:r>
-              <w:rPr>
-                <w:rFonts w:ascii="Times New Roman" w:hAnsi="Times New Roman"/>
-                <w:sz w:val="18"/>
-              </w:rPr>
-              <w:t>Public research; not a listing</w:t>
-            </w:r>
-          </w:p>
-        </w:tc>
-        <w:tc>
-          <w:tcPr>
-            <w:tcW w:type="dxa" w:w="1270"/>
-          </w:tcPr>
-          <w:p>
-            <w:hyperlink r:id="rId95">
-              <w:r>
-                <w:rPr>
-                  <w:color w:val="1155CC"/>
-                  <w:u w:val="single"/>
-                </w:rPr>
-                <w:t>Estate Intel</w:t>
-              </w:r>
-            </w:hyperlink>
-          </w:p>
-        </w:tc>
-        <w:tc>
-          <w:tcPr>
-            <w:tcW w:type="dxa" w:w="1270"/>
-          </w:tcPr>
-          <w:p>
-            <w:r>
-              <w:rPr>
-                <w:rFonts w:ascii="Times New Roman" w:hAnsi="Times New Roman"/>
-                <w:sz w:val="18"/>
-              </w:rPr>
-              <w:t>October 2025</w:t>
-            </w:r>
-          </w:p>
-        </w:tc>
-      </w:tr>
-      <w:tr>
-        <w:tc>
-          <w:tcPr>
-            <w:tcW w:type="dxa" w:w="1270"/>
-          </w:tcPr>
-          <w:p>
-            <w:r>
-              <w:rPr>
-                <w:rFonts w:ascii="Times New Roman" w:hAnsi="Times New Roman"/>
-                <w:sz w:val="18"/>
-              </w:rPr>
-              <w:t>Ikeja GRA — Aurora Belle Court</w:t>
-            </w:r>
-          </w:p>
-        </w:tc>
-        <w:tc>
-          <w:tcPr>
-            <w:tcW w:type="dxa" w:w="1270"/>
-          </w:tcPr>
-          <w:p>
-            <w:r>
-              <w:rPr>
-                <w:rFonts w:ascii="Times New Roman" w:hAnsi="Times New Roman"/>
-                <w:sz w:val="18"/>
-              </w:rPr>
-              <w:t>Public market/project context; no comparable asking price parsed</w:t>
-            </w:r>
-          </w:p>
-        </w:tc>
-        <w:tc>
-          <w:tcPr>
-            <w:tcW w:type="dxa" w:w="1270"/>
-          </w:tcPr>
-          <w:p>
-            <w:r>
-              <w:rPr>
-                <w:rFonts w:ascii="Times New Roman" w:hAnsi="Times New Roman"/>
-                <w:sz w:val="18"/>
-              </w:rPr>
-              <w:t>—</w:t>
-            </w:r>
-          </w:p>
-        </w:tc>
-        <w:tc>
-          <w:tcPr>
-            <w:tcW w:type="dxa" w:w="1270"/>
-          </w:tcPr>
-          <w:p>
-            <w:r>
-              <w:rPr>
-                <w:rFonts w:ascii="Times New Roman" w:hAnsi="Times New Roman"/>
-                <w:sz w:val="18"/>
-              </w:rPr>
-              <w:t>—</w:t>
-            </w:r>
-          </w:p>
-        </w:tc>
-        <w:tc>
-          <w:tcPr>
-            <w:tcW w:type="dxa" w:w="1270"/>
-          </w:tcPr>
-          <w:p>
-            <w:r>
-              <w:rPr>
-                <w:rFonts w:ascii="Times New Roman" w:hAnsi="Times New Roman"/>
-                <w:sz w:val="18"/>
-              </w:rPr>
-              <w:t>—</w:t>
-            </w:r>
-          </w:p>
-        </w:tc>
-        <w:tc>
-          <w:tcPr>
-            <w:tcW w:type="dxa" w:w="1270"/>
-          </w:tcPr>
-          <w:p>
-            <w:r>
-              <w:rPr>
-                <w:rFonts w:ascii="Times New Roman" w:hAnsi="Times New Roman"/>
-                <w:sz w:val="18"/>
-              </w:rPr>
-              <w:t>Public research; not a listing</w:t>
-            </w:r>
-          </w:p>
-        </w:tc>
-        <w:tc>
-          <w:tcPr>
-            <w:tcW w:type="dxa" w:w="1270"/>
-          </w:tcPr>
-          <w:p>
-            <w:hyperlink r:id="rId96">
-              <w:r>
-                <w:rPr>
-                  <w:color w:val="1155CC"/>
-                  <w:u w:val="single"/>
-                </w:rPr>
-                <w:t>Estate Intel</w:t>
-              </w:r>
-            </w:hyperlink>
-          </w:p>
-        </w:tc>
-        <w:tc>
-          <w:tcPr>
-            <w:tcW w:type="dxa" w:w="1270"/>
-          </w:tcPr>
-          <w:p>
-            <w:r>
-              <w:rPr>
-                <w:rFonts w:ascii="Times New Roman" w:hAnsi="Times New Roman"/>
-                <w:sz w:val="18"/>
-              </w:rPr>
-              <w:t>2 months ago</w:t>
-            </w:r>
-          </w:p>
-        </w:tc>
-      </w:tr>
-      <w:tr>
-        <w:tc>
-          <w:tcPr>
-            <w:tcW w:type="dxa" w:w="1270"/>
-          </w:tcPr>
-          <w:p>
-            <w:r>
-              <w:rPr>
-                <w:rFonts w:ascii="Times New Roman" w:hAnsi="Times New Roman"/>
-                <w:sz w:val="18"/>
-              </w:rPr>
-              <w:t>Asokoro — Plot No. 2779 Asokoro</w:t>
-            </w:r>
-          </w:p>
-        </w:tc>
-        <w:tc>
-          <w:tcPr>
-            <w:tcW w:type="dxa" w:w="1270"/>
-          </w:tcPr>
-          <w:p>
-            <w:r>
-              <w:rPr>
-                <w:rFonts w:ascii="Times New Roman" w:hAnsi="Times New Roman"/>
-                <w:sz w:val="18"/>
-              </w:rPr>
-              <w:t>Public market/project context; no comparable asking price parsed</w:t>
-            </w:r>
-          </w:p>
-        </w:tc>
-        <w:tc>
-          <w:tcPr>
-            <w:tcW w:type="dxa" w:w="1270"/>
-          </w:tcPr>
-          <w:p>
-            <w:r>
-              <w:rPr>
-                <w:rFonts w:ascii="Times New Roman" w:hAnsi="Times New Roman"/>
-                <w:sz w:val="18"/>
-              </w:rPr>
-              <w:t>—</w:t>
-            </w:r>
-          </w:p>
-        </w:tc>
-        <w:tc>
-          <w:tcPr>
-            <w:tcW w:type="dxa" w:w="1270"/>
-          </w:tcPr>
-          <w:p>
-            <w:r>
-              <w:rPr>
-                <w:rFonts w:ascii="Times New Roman" w:hAnsi="Times New Roman"/>
-                <w:sz w:val="18"/>
-              </w:rPr>
-              <w:t>—</w:t>
-            </w:r>
-          </w:p>
-        </w:tc>
-        <w:tc>
-          <w:tcPr>
-            <w:tcW w:type="dxa" w:w="1270"/>
-          </w:tcPr>
-          <w:p>
-            <w:r>
-              <w:rPr>
-                <w:rFonts w:ascii="Times New Roman" w:hAnsi="Times New Roman"/>
-                <w:sz w:val="18"/>
-              </w:rPr>
-              <w:t>—</w:t>
-            </w:r>
-          </w:p>
-        </w:tc>
-        <w:tc>
-          <w:tcPr>
-            <w:tcW w:type="dxa" w:w="1270"/>
-          </w:tcPr>
-          <w:p>
-            <w:r>
-              <w:rPr>
-                <w:rFonts w:ascii="Times New Roman" w:hAnsi="Times New Roman"/>
-                <w:sz w:val="18"/>
-              </w:rPr>
-              <w:t>Public research; not a listing</w:t>
-            </w:r>
-          </w:p>
-        </w:tc>
-        <w:tc>
-          <w:tcPr>
-            <w:tcW w:type="dxa" w:w="1270"/>
-          </w:tcPr>
-          <w:p>
-            <w:hyperlink r:id="rId97">
-              <w:r>
-                <w:rPr>
-                  <w:color w:val="1155CC"/>
-                  <w:u w:val="single"/>
-                </w:rPr>
-                <w:t>Estate Intel</w:t>
-              </w:r>
-            </w:hyperlink>
-          </w:p>
-        </w:tc>
-        <w:tc>
-          <w:tcPr>
-            <w:tcW w:type="dxa" w:w="1270"/>
-          </w:tcPr>
-          <w:p>
-            <w:r>
-              <w:rPr>
-                <w:rFonts w:ascii="Times New Roman" w:hAnsi="Times New Roman"/>
-                <w:sz w:val="18"/>
-              </w:rPr>
-              <w:t>3 years ago</w:t>
-            </w:r>
-          </w:p>
-        </w:tc>
-      </w:tr>
-      <w:tr>
-        <w:tc>
-          <w:tcPr>
-            <w:tcW w:type="dxa" w:w="1270"/>
-          </w:tcPr>
-          <w:p>
-            <w:r>
-              <w:rPr>
-                <w:rFonts w:ascii="Times New Roman" w:hAnsi="Times New Roman"/>
-                <w:sz w:val="18"/>
-              </w:rPr>
-              <w:t>Maitama — Maitama is the Ikoyi of Abuja, Here's how the Highbrow Residential Market is Performing.</w:t>
-            </w:r>
-          </w:p>
-        </w:tc>
-        <w:tc>
-          <w:tcPr>
-            <w:tcW w:type="dxa" w:w="1270"/>
-          </w:tcPr>
-          <w:p>
-            <w:r>
-              <w:rPr>
-                <w:rFonts w:ascii="Times New Roman" w:hAnsi="Times New Roman"/>
-                <w:sz w:val="18"/>
-              </w:rPr>
-              <w:t>Public market/project context; no comparable asking price parsed</w:t>
-            </w:r>
-          </w:p>
-        </w:tc>
-        <w:tc>
-          <w:tcPr>
-            <w:tcW w:type="dxa" w:w="1270"/>
-          </w:tcPr>
-          <w:p>
-            <w:r>
-              <w:rPr>
-                <w:rFonts w:ascii="Times New Roman" w:hAnsi="Times New Roman"/>
-                <w:sz w:val="18"/>
-              </w:rPr>
-              <w:t>—</w:t>
-            </w:r>
-          </w:p>
-        </w:tc>
-        <w:tc>
-          <w:tcPr>
-            <w:tcW w:type="dxa" w:w="1270"/>
-          </w:tcPr>
-          <w:p>
-            <w:r>
-              <w:rPr>
-                <w:rFonts w:ascii="Times New Roman" w:hAnsi="Times New Roman"/>
-                <w:sz w:val="18"/>
-              </w:rPr>
-              <w:t>—</w:t>
-            </w:r>
-          </w:p>
-        </w:tc>
-        <w:tc>
-          <w:tcPr>
-            <w:tcW w:type="dxa" w:w="1270"/>
-          </w:tcPr>
-          <w:p>
-            <w:r>
-              <w:rPr>
-                <w:rFonts w:ascii="Times New Roman" w:hAnsi="Times New Roman"/>
-                <w:sz w:val="18"/>
-              </w:rPr>
-              <w:t>—</w:t>
-            </w:r>
-          </w:p>
-        </w:tc>
-        <w:tc>
-          <w:tcPr>
-            <w:tcW w:type="dxa" w:w="1270"/>
-          </w:tcPr>
-          <w:p>
-            <w:r>
-              <w:rPr>
-                <w:rFonts w:ascii="Times New Roman" w:hAnsi="Times New Roman"/>
-                <w:sz w:val="18"/>
-              </w:rPr>
-              <w:t>Public research; not a listing</w:t>
-            </w:r>
-          </w:p>
-        </w:tc>
-        <w:tc>
-          <w:tcPr>
-            <w:tcW w:type="dxa" w:w="1270"/>
-          </w:tcPr>
-          <w:p>
-            <w:hyperlink r:id="rId98">
-              <w:r>
-                <w:rPr>
-                  <w:color w:val="1155CC"/>
-                  <w:u w:val="single"/>
-                </w:rPr>
-                <w:t>Estate Intel</w:t>
-              </w:r>
-            </w:hyperlink>
-          </w:p>
-        </w:tc>
-        <w:tc>
-          <w:tcPr>
-            <w:tcW w:type="dxa" w:w="1270"/>
-          </w:tcPr>
-          <w:p>
-            <w:r>
-              <w:rPr>
-                <w:rFonts w:ascii="Times New Roman" w:hAnsi="Times New Roman"/>
-                <w:sz w:val="18"/>
-              </w:rPr>
-              <w:t>2026-10-15</w:t>
-            </w:r>
-          </w:p>
-        </w:tc>
-      </w:tr>
-      <w:tr>
-        <w:tc>
-          <w:tcPr>
-            <w:tcW w:type="dxa" w:w="1270"/>
-          </w:tcPr>
-          <w:p>
-            <w:r>
-              <w:rPr>
-                <w:rFonts w:ascii="Times New Roman" w:hAnsi="Times New Roman"/>
-                <w:sz w:val="18"/>
-              </w:rPr>
-              <w:t>Wuse — Here is what you need to know about Wuse; the commercial hub of Abuja</w:t>
-            </w:r>
-          </w:p>
-        </w:tc>
-        <w:tc>
-          <w:tcPr>
-            <w:tcW w:type="dxa" w:w="1270"/>
-          </w:tcPr>
-          <w:p>
-            <w:r>
-              <w:rPr>
-                <w:rFonts w:ascii="Times New Roman" w:hAnsi="Times New Roman"/>
-                <w:sz w:val="18"/>
-              </w:rPr>
-              <w:t>Public market/project context; no comparable asking price parsed</w:t>
-            </w:r>
-          </w:p>
-        </w:tc>
-        <w:tc>
-          <w:tcPr>
-            <w:tcW w:type="dxa" w:w="1270"/>
-          </w:tcPr>
-          <w:p>
-            <w:r>
-              <w:rPr>
-                <w:rFonts w:ascii="Times New Roman" w:hAnsi="Times New Roman"/>
-                <w:sz w:val="18"/>
-              </w:rPr>
-              <w:t>—</w:t>
-            </w:r>
-          </w:p>
-        </w:tc>
-        <w:tc>
-          <w:tcPr>
-            <w:tcW w:type="dxa" w:w="1270"/>
-          </w:tcPr>
-          <w:p>
-            <w:r>
-              <w:rPr>
-                <w:rFonts w:ascii="Times New Roman" w:hAnsi="Times New Roman"/>
-                <w:sz w:val="18"/>
-              </w:rPr>
-              <w:t>—</w:t>
-            </w:r>
-          </w:p>
-        </w:tc>
-        <w:tc>
-          <w:tcPr>
-            <w:tcW w:type="dxa" w:w="1270"/>
-          </w:tcPr>
-          <w:p>
-            <w:r>
-              <w:rPr>
-                <w:rFonts w:ascii="Times New Roman" w:hAnsi="Times New Roman"/>
-                <w:sz w:val="18"/>
-              </w:rPr>
-              <w:t>—</w:t>
-            </w:r>
-          </w:p>
-        </w:tc>
-        <w:tc>
-          <w:tcPr>
-            <w:tcW w:type="dxa" w:w="1270"/>
-          </w:tcPr>
-          <w:p>
-            <w:r>
-              <w:rPr>
-                <w:rFonts w:ascii="Times New Roman" w:hAnsi="Times New Roman"/>
-                <w:sz w:val="18"/>
-              </w:rPr>
-              <w:t>Public research; not a listing</w:t>
-            </w:r>
-          </w:p>
-        </w:tc>
-        <w:tc>
-          <w:tcPr>
-            <w:tcW w:type="dxa" w:w="1270"/>
-          </w:tcPr>
-          <w:p>
-            <w:hyperlink r:id="rId99">
               <w:r>
                 <w:rPr>
                   <w:color w:val="1155CC"/>
@@ -14945,6 +14225,2278 @@
           <w:sz w:val="22"/>
         </w:rPr>
         <w:t>Definitions: asking price is the price published at the time of listing; median is the middle value in the ordered set and is less distorted by extreme outliers than a mean; the listing count (n) is the number of validated comparable rows supporting that source-level figure at collection time.</w:t>
+      </w:r>
+    </w:p>
+    <w:p>
+      <w:r>
+        <w:br w:type="page"/>
+      </w:r>
+    </w:p>
+    <w:p>
+      <w:pPr>
+        <w:pStyle w:val="Heading1"/>
+      </w:pPr>
+      <w:r>
+        <w:t>Charts, Data Quality &amp; Decision Notes</w:t>
+      </w:r>
+    </w:p>
+    <w:p>
+      <w:r>
+        <w:rPr>
+          <w:b/>
+        </w:rPr>
+        <w:t xml:space="preserve">Reporting date: </w:t>
+      </w:r>
+      <w:r>
+        <w:t>15 October 2026 (UTC)</w:t>
+      </w:r>
+    </w:p>
+    <w:p>
+      <w:r>
+        <w:t>Charts use validated asking listings from the current snapshot. They are not closed-sale evidence, a full-market census, or a forecast. Charts are shown only where the comparable segment has at least 3 listings; the n label is the sample size.</w:t>
+      </w:r>
+    </w:p>
+    <w:p>
+      <w:pPr>
+        <w:pStyle w:val="Heading2"/>
+      </w:pPr>
+      <w:r>
+        <w:t>Market commentary and practical actions</w:t>
+      </w:r>
+    </w:p>
+    <w:p>
+      <w:pPr>
+        <w:pStyle w:val="ListBullet"/>
+      </w:pPr>
+      <w:r>
+        <w:t>Use this snapshot as an asking-price and listing-availability signal, not as evidence of completed transactions. Verify flagged outliers against original source text, prioritize segments with larger comparable samples, and treat missing coverage as unknown rather than zero supply.</w:t>
+      </w:r>
+    </w:p>
+    <w:p>
+      <w:pPr>
+        <w:pStyle w:val="Heading2"/>
+      </w:pPr>
+      <w:r>
+        <w:t>Annual asking rent by location and bedroom count</w:t>
+      </w:r>
+    </w:p>
+    <w:p>
+      <w:r>
+        <w:drawing>
+          <wp:inline xmlns:a="http://schemas.openxmlformats.org/drawingml/2006/main" xmlns:pic="http://schemas.openxmlformats.org/drawingml/2006/picture">
+            <wp:extent cx="5669280" cy="2797145"/>
+            <wp:docPr id="1" name="Picture 1"/>
+            <wp:cNvGraphicFramePr>
+              <a:graphicFrameLocks noChangeAspect="1"/>
+            </wp:cNvGraphicFramePr>
+            <a:graphic>
+              <a:graphicData uri="http://schemas.openxmlformats.org/drawingml/2006/picture">
+                <pic:pic>
+                  <pic:nvPicPr>
+                    <pic:cNvPr id="0" name="client_chart_rent.png"/>
+                    <pic:cNvPicPr/>
+                  </pic:nvPicPr>
+                  <pic:blipFill>
+                    <a:blip r:embed="rId94"/>
+                    <a:stretch>
+                      <a:fillRect/>
+                    </a:stretch>
+                  </pic:blipFill>
+                  <pic:spPr>
+                    <a:xfrm>
+                      <a:off x="0" y="0"/>
+                      <a:ext cx="5669280" cy="2797145"/>
+                    </a:xfrm>
+                    <a:prstGeom prst="rect"/>
+                  </pic:spPr>
+                </pic:pic>
+              </a:graphicData>
+            </a:graphic>
+          </wp:inline>
+        </w:drawing>
+      </w:r>
+    </w:p>
+    <w:p>
+      <w:pPr>
+        <w:pStyle w:val="Heading2"/>
+      </w:pPr>
+      <w:r>
+        <w:t>Apartment asking sale prices by location and bedroom count</w:t>
+      </w:r>
+    </w:p>
+    <w:p>
+      <w:r>
+        <w:drawing>
+          <wp:inline xmlns:a="http://schemas.openxmlformats.org/drawingml/2006/main" xmlns:pic="http://schemas.openxmlformats.org/drawingml/2006/picture">
+            <wp:extent cx="5669280" cy="2797145"/>
+            <wp:docPr id="2" name="Picture 2"/>
+            <wp:cNvGraphicFramePr>
+              <a:graphicFrameLocks noChangeAspect="1"/>
+            </wp:cNvGraphicFramePr>
+            <a:graphic>
+              <a:graphicData uri="http://schemas.openxmlformats.org/drawingml/2006/picture">
+                <pic:pic>
+                  <pic:nvPicPr>
+                    <pic:cNvPr id="0" name="client_chart_sale.png"/>
+                    <pic:cNvPicPr/>
+                  </pic:nvPicPr>
+                  <pic:blipFill>
+                    <a:blip r:embed="rId95"/>
+                    <a:stretch>
+                      <a:fillRect/>
+                    </a:stretch>
+                  </pic:blipFill>
+                  <pic:spPr>
+                    <a:xfrm>
+                      <a:off x="0" y="0"/>
+                      <a:ext cx="5669280" cy="2797145"/>
+                    </a:xfrm>
+                    <a:prstGeom prst="rect"/>
+                  </pic:spPr>
+                </pic:pic>
+              </a:graphicData>
+            </a:graphic>
+          </wp:inline>
+        </w:drawing>
+      </w:r>
+    </w:p>
+    <w:p>
+      <w:pPr>
+        <w:pStyle w:val="Heading2"/>
+      </w:pPr>
+      <w:r>
+        <w:t>Land asking price per square metre</w:t>
+      </w:r>
+    </w:p>
+    <w:p>
+      <w:r>
+        <w:drawing>
+          <wp:inline xmlns:a="http://schemas.openxmlformats.org/drawingml/2006/main" xmlns:pic="http://schemas.openxmlformats.org/drawingml/2006/picture">
+            <wp:extent cx="5669280" cy="2800894"/>
+            <wp:docPr id="3" name="Picture 3"/>
+            <wp:cNvGraphicFramePr>
+              <a:graphicFrameLocks noChangeAspect="1"/>
+            </wp:cNvGraphicFramePr>
+            <a:graphic>
+              <a:graphicData uri="http://schemas.openxmlformats.org/drawingml/2006/picture">
+                <pic:pic>
+                  <pic:nvPicPr>
+                    <pic:cNvPr id="0" name="client_chart_land.png"/>
+                    <pic:cNvPicPr/>
+                  </pic:nvPicPr>
+                  <pic:blipFill>
+                    <a:blip r:embed="rId96"/>
+                    <a:stretch>
+                      <a:fillRect/>
+                    </a:stretch>
+                  </pic:blipFill>
+                  <pic:spPr>
+                    <a:xfrm>
+                      <a:off x="0" y="0"/>
+                      <a:ext cx="5669280" cy="2800894"/>
+                    </a:xfrm>
+                    <a:prstGeom prst="rect"/>
+                  </pic:spPr>
+                </pic:pic>
+              </a:graphicData>
+            </a:graphic>
+          </wp:inline>
+        </w:drawing>
+      </w:r>
+    </w:p>
+    <w:p>
+      <w:pPr>
+        <w:pStyle w:val="Heading2"/>
+      </w:pPr>
+      <w:r>
+        <w:t>Data quality exceptions requiring source review</w:t>
+      </w:r>
+    </w:p>
+    <w:p>
+      <w:r>
+        <w:t>36 potential issue(s) were flagged. These are review prompts, not automatic deletions; confirm the original listing, property type, location, price period, currency, plot size and unit before use.</w:t>
+      </w:r>
+    </w:p>
+    <w:tbl>
+      <w:tblPr>
+        <w:tblStyle w:val="LightShading-Accent1"/>
+        <w:tblW w:type="auto" w:w="0"/>
+        <w:tblLook w:firstColumn="1" w:firstRow="1" w:lastColumn="0" w:lastRow="0" w:noHBand="0" w:noVBand="1" w:val="04A0"/>
+      </w:tblPr>
+      <w:tblGrid>
+        <w:gridCol w:w="2032"/>
+        <w:gridCol w:w="2032"/>
+        <w:gridCol w:w="2032"/>
+        <w:gridCol w:w="2032"/>
+        <w:gridCol w:w="2032"/>
+      </w:tblGrid>
+      <w:tr>
+        <w:tc>
+          <w:tcPr>
+            <w:tcW w:type="dxa" w:w="2032"/>
+          </w:tcPr>
+          <w:p>
+            <w:r>
+              <w:t>Priority / issue</w:t>
+            </w:r>
+          </w:p>
+        </w:tc>
+        <w:tc>
+          <w:tcPr>
+            <w:tcW w:type="dxa" w:w="2032"/>
+          </w:tcPr>
+          <w:p>
+            <w:r>
+              <w:t>Area / category</w:t>
+            </w:r>
+          </w:p>
+        </w:tc>
+        <w:tc>
+          <w:tcPr>
+            <w:tcW w:type="dxa" w:w="2032"/>
+          </w:tcPr>
+          <w:p>
+            <w:r>
+              <w:t>Observed value</w:t>
+            </w:r>
+          </w:p>
+        </w:tc>
+        <w:tc>
+          <w:tcPr>
+            <w:tcW w:type="dxa" w:w="2032"/>
+          </w:tcPr>
+          <w:p>
+            <w:r>
+              <w:t>Reason</w:t>
+            </w:r>
+          </w:p>
+        </w:tc>
+        <w:tc>
+          <w:tcPr>
+            <w:tcW w:type="dxa" w:w="2032"/>
+          </w:tcPr>
+          <w:p>
+            <w:r>
+              <w:t>Source</w:t>
+            </w:r>
+          </w:p>
+        </w:tc>
+      </w:tr>
+      <w:tr>
+        <w:tc>
+          <w:tcPr>
+            <w:tcW w:type="dxa" w:w="2032"/>
+          </w:tcPr>
+          <w:p>
+            <w:r>
+              <w:t>HIGH</w:t>
+              <w:br/>
+              <w:t>wide_price_spread_review</w:t>
+            </w:r>
+          </w:p>
+        </w:tc>
+        <w:tc>
+          <w:tcPr>
+            <w:tcW w:type="dxa" w:w="2032"/>
+          </w:tcPr>
+          <w:p>
+            <w:r>
+              <w:t>Asokoro / land</w:t>
+            </w:r>
+          </w:p>
+        </w:tc>
+        <w:tc>
+          <w:tcPr>
+            <w:tcW w:type="dxa" w:w="2032"/>
+          </w:tcPr>
+          <w:p>
+            <w:r>
+              <w:t>—</w:t>
+            </w:r>
+          </w:p>
+        </w:tc>
+        <w:tc>
+          <w:tcPr>
+            <w:tcW w:type="dxa" w:w="2032"/>
+          </w:tcPr>
+          <w:p>
+            <w:r>
+              <w:t>Segment maximum is at least 10x its minimum. Check rent period, sale/rent classification, bedroom count, bulk listing, location and possible extraction/price-unit error. Do not delete solely because it is an outlier.</w:t>
+            </w:r>
+          </w:p>
+        </w:tc>
+        <w:tc>
+          <w:tcPr>
+            <w:tcW w:type="dxa" w:w="2032"/>
+          </w:tcPr>
+          <w:p>
+            <w:r>
+              <w:t>https://nigeriapropertycentre.com/for-sale/land/residential-land/abuja/asokoro-district/3683007-residential-land-plot</w:t>
+            </w:r>
+          </w:p>
+        </w:tc>
+      </w:tr>
+      <w:tr>
+        <w:tc>
+          <w:tcPr>
+            <w:tcW w:type="dxa" w:w="2032"/>
+          </w:tcPr>
+          <w:p>
+            <w:r>
+              <w:t>HIGH</w:t>
+              <w:br/>
+              <w:t>wide_price_spread_review</w:t>
+            </w:r>
+          </w:p>
+        </w:tc>
+        <w:tc>
+          <w:tcPr>
+            <w:tcW w:type="dxa" w:w="2032"/>
+          </w:tcPr>
+          <w:p>
+            <w:r>
+              <w:t>Asokoro / land</w:t>
+            </w:r>
+          </w:p>
+        </w:tc>
+        <w:tc>
+          <w:tcPr>
+            <w:tcW w:type="dxa" w:w="2032"/>
+          </w:tcPr>
+          <w:p>
+            <w:r>
+              <w:t>—</w:t>
+            </w:r>
+          </w:p>
+        </w:tc>
+        <w:tc>
+          <w:tcPr>
+            <w:tcW w:type="dxa" w:w="2032"/>
+          </w:tcPr>
+          <w:p>
+            <w:r>
+              <w:t>Segment maximum is at least 10x its minimum. Check rent period, sale/rent classification, bedroom count, bulk listing, location and possible extraction/price-unit error. Do not delete solely because it is an outlier.</w:t>
+            </w:r>
+          </w:p>
+        </w:tc>
+        <w:tc>
+          <w:tcPr>
+            <w:tcW w:type="dxa" w:w="2032"/>
+          </w:tcPr>
+          <w:p>
+            <w:r>
+              <w:t>https://nigeriapropertycentre.com/for-sale/land/residential-land/abuja/asokoro-district/3683007-residential-land-plot</w:t>
+            </w:r>
+          </w:p>
+        </w:tc>
+      </w:tr>
+      <w:tr>
+        <w:tc>
+          <w:tcPr>
+            <w:tcW w:type="dxa" w:w="2032"/>
+          </w:tcPr>
+          <w:p>
+            <w:r>
+              <w:t>HIGH</w:t>
+              <w:br/>
+              <w:t>price_outlier_review</w:t>
+            </w:r>
+          </w:p>
+        </w:tc>
+        <w:tc>
+          <w:tcPr>
+            <w:tcW w:type="dxa" w:w="2032"/>
+          </w:tcPr>
+          <w:p>
+            <w:r>
+              <w:t>Asokoro / land</w:t>
+            </w:r>
+          </w:p>
+        </w:tc>
+        <w:tc>
+          <w:tcPr>
+            <w:tcW w:type="dxa" w:w="2032"/>
+          </w:tcPr>
+          <w:p>
+            <w:r>
+              <w:t>₦20,000,000</w:t>
+            </w:r>
+          </w:p>
+        </w:tc>
+        <w:tc>
+          <w:tcPr>
+            <w:tcW w:type="dxa" w:w="2032"/>
+          </w:tcPr>
+          <w:p>
+            <w:r>
+              <w:t>Price is at least 10x above or below the segment median; verify property type, period, unit, currency and source text. Not automatically excluded.</w:t>
+            </w:r>
+          </w:p>
+        </w:tc>
+        <w:tc>
+          <w:tcPr>
+            <w:tcW w:type="dxa" w:w="2032"/>
+          </w:tcPr>
+          <w:p>
+            <w:r>
+              <w:t>https://propertypro.ng/property/land-for-sale-asokoro-extension-asokoro-abuja-2QGBK</w:t>
+            </w:r>
+          </w:p>
+        </w:tc>
+      </w:tr>
+      <w:tr>
+        <w:tc>
+          <w:tcPr>
+            <w:tcW w:type="dxa" w:w="2032"/>
+          </w:tcPr>
+          <w:p>
+            <w:r>
+              <w:t>HIGH</w:t>
+              <w:br/>
+              <w:t>price_outlier_review</w:t>
+            </w:r>
+          </w:p>
+        </w:tc>
+        <w:tc>
+          <w:tcPr>
+            <w:tcW w:type="dxa" w:w="2032"/>
+          </w:tcPr>
+          <w:p>
+            <w:r>
+              <w:t>Asokoro / land</w:t>
+            </w:r>
+          </w:p>
+        </w:tc>
+        <w:tc>
+          <w:tcPr>
+            <w:tcW w:type="dxa" w:w="2032"/>
+          </w:tcPr>
+          <w:p>
+            <w:r>
+              <w:t>₦97,125,000,000</w:t>
+            </w:r>
+          </w:p>
+        </w:tc>
+        <w:tc>
+          <w:tcPr>
+            <w:tcW w:type="dxa" w:w="2032"/>
+          </w:tcPr>
+          <w:p>
+            <w:r>
+              <w:t>Price is at least 10x above or below the segment median; verify property type, period, unit, currency and source text. Not automatically excluded.</w:t>
+            </w:r>
+          </w:p>
+        </w:tc>
+        <w:tc>
+          <w:tcPr>
+            <w:tcW w:type="dxa" w:w="2032"/>
+          </w:tcPr>
+          <w:p>
+            <w:r>
+              <w:t>https://nigeriapropertycentre.com/for-sale/land/residential-land/abuja/asokoro-district/3683007-residential-land-plot</w:t>
+            </w:r>
+          </w:p>
+        </w:tc>
+      </w:tr>
+      <w:tr>
+        <w:tc>
+          <w:tcPr>
+            <w:tcW w:type="dxa" w:w="2032"/>
+          </w:tcPr>
+          <w:p>
+            <w:r>
+              <w:t>HIGH</w:t>
+              <w:br/>
+              <w:t>price_outlier_review</w:t>
+            </w:r>
+          </w:p>
+        </w:tc>
+        <w:tc>
+          <w:tcPr>
+            <w:tcW w:type="dxa" w:w="2032"/>
+          </w:tcPr>
+          <w:p>
+            <w:r>
+              <w:t>Asokoro / land</w:t>
+            </w:r>
+          </w:p>
+        </w:tc>
+        <w:tc>
+          <w:tcPr>
+            <w:tcW w:type="dxa" w:w="2032"/>
+          </w:tcPr>
+          <w:p>
+            <w:r>
+              <w:t>₦25,000,000,000</w:t>
+            </w:r>
+          </w:p>
+        </w:tc>
+        <w:tc>
+          <w:tcPr>
+            <w:tcW w:type="dxa" w:w="2032"/>
+          </w:tcPr>
+          <w:p>
+            <w:r>
+              <w:t>Price is at least 10x above or below the segment median; verify property type, period, unit, currency and source text. Not automatically excluded.</w:t>
+            </w:r>
+          </w:p>
+        </w:tc>
+        <w:tc>
+          <w:tcPr>
+            <w:tcW w:type="dxa" w:w="2032"/>
+          </w:tcPr>
+          <w:p>
+            <w:r>
+              <w:t>https://nigeriapropertycentre.com/for-sale/land/residential-land/abuja/asokoro-district/3726853-plot-of-land</w:t>
+            </w:r>
+          </w:p>
+        </w:tc>
+      </w:tr>
+      <w:tr>
+        <w:tc>
+          <w:tcPr>
+            <w:tcW w:type="dxa" w:w="2032"/>
+          </w:tcPr>
+          <w:p>
+            <w:r>
+              <w:t>HIGH</w:t>
+              <w:br/>
+              <w:t>wide_price_spread_review</w:t>
+            </w:r>
+          </w:p>
+        </w:tc>
+        <w:tc>
+          <w:tcPr>
+            <w:tcW w:type="dxa" w:w="2032"/>
+          </w:tcPr>
+          <w:p>
+            <w:r>
+              <w:t>Banana Island / land</w:t>
+            </w:r>
+          </w:p>
+        </w:tc>
+        <w:tc>
+          <w:tcPr>
+            <w:tcW w:type="dxa" w:w="2032"/>
+          </w:tcPr>
+          <w:p>
+            <w:r>
+              <w:t>—</w:t>
+            </w:r>
+          </w:p>
+        </w:tc>
+        <w:tc>
+          <w:tcPr>
+            <w:tcW w:type="dxa" w:w="2032"/>
+          </w:tcPr>
+          <w:p>
+            <w:r>
+              <w:t>Segment maximum is at least 10x its minimum. Check rent period, sale/rent classification, bedroom count, bulk listing, location and possible extraction/price-unit error. Do not delete solely because it is an outlier.</w:t>
+            </w:r>
+          </w:p>
+        </w:tc>
+        <w:tc>
+          <w:tcPr>
+            <w:tcW w:type="dxa" w:w="2032"/>
+          </w:tcPr>
+          <w:p>
+            <w:r>
+              <w:t>https://propertypro.ng/property/land-for-sale-banana-island-ikoyi-lagos-5QCGK</w:t>
+            </w:r>
+          </w:p>
+        </w:tc>
+      </w:tr>
+      <w:tr>
+        <w:tc>
+          <w:tcPr>
+            <w:tcW w:type="dxa" w:w="2032"/>
+          </w:tcPr>
+          <w:p>
+            <w:r>
+              <w:t>HIGH</w:t>
+              <w:br/>
+              <w:t>wide_price_spread_review</w:t>
+            </w:r>
+          </w:p>
+        </w:tc>
+        <w:tc>
+          <w:tcPr>
+            <w:tcW w:type="dxa" w:w="2032"/>
+          </w:tcPr>
+          <w:p>
+            <w:r>
+              <w:t>Banana Island / land</w:t>
+            </w:r>
+          </w:p>
+        </w:tc>
+        <w:tc>
+          <w:tcPr>
+            <w:tcW w:type="dxa" w:w="2032"/>
+          </w:tcPr>
+          <w:p>
+            <w:r>
+              <w:t>—</w:t>
+            </w:r>
+          </w:p>
+        </w:tc>
+        <w:tc>
+          <w:tcPr>
+            <w:tcW w:type="dxa" w:w="2032"/>
+          </w:tcPr>
+          <w:p>
+            <w:r>
+              <w:t>Segment maximum is at least 10x its minimum. Check rent period, sale/rent classification, bedroom count, bulk listing, location and possible extraction/price-unit error. Do not delete solely because it is an outlier.</w:t>
+            </w:r>
+          </w:p>
+        </w:tc>
+        <w:tc>
+          <w:tcPr>
+            <w:tcW w:type="dxa" w:w="2032"/>
+          </w:tcPr>
+          <w:p>
+            <w:r>
+              <w:t>https://propertypro.ng/property/land-for-sale-banana-island-ikoyi-lagos-5QCGK</w:t>
+            </w:r>
+          </w:p>
+        </w:tc>
+      </w:tr>
+      <w:tr>
+        <w:tc>
+          <w:tcPr>
+            <w:tcW w:type="dxa" w:w="2032"/>
+          </w:tcPr>
+          <w:p>
+            <w:r>
+              <w:t>HIGH</w:t>
+              <w:br/>
+              <w:t>price_outlier_review</w:t>
+            </w:r>
+          </w:p>
+        </w:tc>
+        <w:tc>
+          <w:tcPr>
+            <w:tcW w:type="dxa" w:w="2032"/>
+          </w:tcPr>
+          <w:p>
+            <w:r>
+              <w:t>Banana Island / land</w:t>
+            </w:r>
+          </w:p>
+        </w:tc>
+        <w:tc>
+          <w:tcPr>
+            <w:tcW w:type="dxa" w:w="2032"/>
+          </w:tcPr>
+          <w:p>
+            <w:r>
+              <w:t>₦1,300,000</w:t>
+            </w:r>
+          </w:p>
+        </w:tc>
+        <w:tc>
+          <w:tcPr>
+            <w:tcW w:type="dxa" w:w="2032"/>
+          </w:tcPr>
+          <w:p>
+            <w:r>
+              <w:t>Price is at least 10x above or below the segment median; verify property type, period, unit, currency and source text. Not automatically excluded.</w:t>
+            </w:r>
+          </w:p>
+        </w:tc>
+        <w:tc>
+          <w:tcPr>
+            <w:tcW w:type="dxa" w:w="2032"/>
+          </w:tcPr>
+          <w:p>
+            <w:r>
+              <w:t>https://propertypro.ng/property/land-for-sale-opposite-shoreline-estate-banana-island-ikoyi-lagos-8NXZS</w:t>
+            </w:r>
+          </w:p>
+        </w:tc>
+      </w:tr>
+      <w:tr>
+        <w:tc>
+          <w:tcPr>
+            <w:tcW w:type="dxa" w:w="2032"/>
+          </w:tcPr>
+          <w:p>
+            <w:r>
+              <w:t>HIGH</w:t>
+              <w:br/>
+              <w:t>price_outlier_review</w:t>
+            </w:r>
+          </w:p>
+        </w:tc>
+        <w:tc>
+          <w:tcPr>
+            <w:tcW w:type="dxa" w:w="2032"/>
+          </w:tcPr>
+          <w:p>
+            <w:r>
+              <w:t>Banana Island / land</w:t>
+            </w:r>
+          </w:p>
+        </w:tc>
+        <w:tc>
+          <w:tcPr>
+            <w:tcW w:type="dxa" w:w="2032"/>
+          </w:tcPr>
+          <w:p>
+            <w:r>
+              <w:t>₦3,300,000</w:t>
+            </w:r>
+          </w:p>
+        </w:tc>
+        <w:tc>
+          <w:tcPr>
+            <w:tcW w:type="dxa" w:w="2032"/>
+          </w:tcPr>
+          <w:p>
+            <w:r>
+              <w:t>Price is at least 10x above or below the segment median; verify property type, period, unit, currency and source text. Not automatically excluded.</w:t>
+            </w:r>
+          </w:p>
+        </w:tc>
+        <w:tc>
+          <w:tcPr>
+            <w:tcW w:type="dxa" w:w="2032"/>
+          </w:tcPr>
+          <w:p>
+            <w:r>
+              <w:t>https://propertypro.ng/property/land-for-sale-banana-island-ikoyi-lagos-0NXZT</w:t>
+            </w:r>
+          </w:p>
+        </w:tc>
+      </w:tr>
+      <w:tr>
+        <w:tc>
+          <w:tcPr>
+            <w:tcW w:type="dxa" w:w="2032"/>
+          </w:tcPr>
+          <w:p>
+            <w:r>
+              <w:t>HIGH</w:t>
+              <w:br/>
+              <w:t>price_outlier_review</w:t>
+            </w:r>
+          </w:p>
+        </w:tc>
+        <w:tc>
+          <w:tcPr>
+            <w:tcW w:type="dxa" w:w="2032"/>
+          </w:tcPr>
+          <w:p>
+            <w:r>
+              <w:t>Banana Island / land</w:t>
+            </w:r>
+          </w:p>
+        </w:tc>
+        <w:tc>
+          <w:tcPr>
+            <w:tcW w:type="dxa" w:w="2032"/>
+          </w:tcPr>
+          <w:p>
+            <w:r>
+              <w:t>₦2,500,000</w:t>
+            </w:r>
+          </w:p>
+        </w:tc>
+        <w:tc>
+          <w:tcPr>
+            <w:tcW w:type="dxa" w:w="2032"/>
+          </w:tcPr>
+          <w:p>
+            <w:r>
+              <w:t>Price is at least 10x above or below the segment median; verify property type, period, unit, currency and source text. Not automatically excluded.</w:t>
+            </w:r>
+          </w:p>
+        </w:tc>
+        <w:tc>
+          <w:tcPr>
+            <w:tcW w:type="dxa" w:w="2032"/>
+          </w:tcPr>
+          <w:p>
+            <w:r>
+              <w:t>https://propertypro.ng/property/land-for-sale-1st-avenue-banana-island-ikoyi-lagos-9NXZR</w:t>
+            </w:r>
+          </w:p>
+        </w:tc>
+      </w:tr>
+      <w:tr>
+        <w:tc>
+          <w:tcPr>
+            <w:tcW w:type="dxa" w:w="2032"/>
+          </w:tcPr>
+          <w:p>
+            <w:r>
+              <w:t>HIGH</w:t>
+              <w:br/>
+              <w:t>wide_price_spread_review</w:t>
+            </w:r>
+          </w:p>
+        </w:tc>
+        <w:tc>
+          <w:tcPr>
+            <w:tcW w:type="dxa" w:w="2032"/>
+          </w:tcPr>
+          <w:p>
+            <w:r>
+              <w:t>Banana Island / sale</w:t>
+            </w:r>
+          </w:p>
+        </w:tc>
+        <w:tc>
+          <w:tcPr>
+            <w:tcW w:type="dxa" w:w="2032"/>
+          </w:tcPr>
+          <w:p>
+            <w:r>
+              <w:t>—</w:t>
+            </w:r>
+          </w:p>
+        </w:tc>
+        <w:tc>
+          <w:tcPr>
+            <w:tcW w:type="dxa" w:w="2032"/>
+          </w:tcPr>
+          <w:p>
+            <w:r>
+              <w:t>Segment maximum is at least 10x its minimum. Check rent period, sale/rent classification, bedroom count, bulk listing, location and possible extraction/price-unit error. Do not delete solely because it is an outlier.</w:t>
+            </w:r>
+          </w:p>
+        </w:tc>
+        <w:tc>
+          <w:tcPr>
+            <w:tcW w:type="dxa" w:w="2032"/>
+          </w:tcPr>
+          <w:p>
+            <w:r>
+              <w:t>https://propertypro.ng/property/3-bedroom-flat-apartment-for-sale-banana-island-ikoyi-lagos-6QGMX</w:t>
+            </w:r>
+          </w:p>
+        </w:tc>
+      </w:tr>
+      <w:tr>
+        <w:tc>
+          <w:tcPr>
+            <w:tcW w:type="dxa" w:w="2032"/>
+          </w:tcPr>
+          <w:p>
+            <w:r>
+              <w:t>HIGH</w:t>
+              <w:br/>
+              <w:t>wide_price_spread_review</w:t>
+            </w:r>
+          </w:p>
+        </w:tc>
+        <w:tc>
+          <w:tcPr>
+            <w:tcW w:type="dxa" w:w="2032"/>
+          </w:tcPr>
+          <w:p>
+            <w:r>
+              <w:t>Banana Island / sale</w:t>
+            </w:r>
+          </w:p>
+        </w:tc>
+        <w:tc>
+          <w:tcPr>
+            <w:tcW w:type="dxa" w:w="2032"/>
+          </w:tcPr>
+          <w:p>
+            <w:r>
+              <w:t>—</w:t>
+            </w:r>
+          </w:p>
+        </w:tc>
+        <w:tc>
+          <w:tcPr>
+            <w:tcW w:type="dxa" w:w="2032"/>
+          </w:tcPr>
+          <w:p>
+            <w:r>
+              <w:t>Segment maximum is at least 10x its minimum. Check rent period, sale/rent classification, bedroom count, bulk listing, location and possible extraction/price-unit error. Do not delete solely because it is an outlier.</w:t>
+            </w:r>
+          </w:p>
+        </w:tc>
+        <w:tc>
+          <w:tcPr>
+            <w:tcW w:type="dxa" w:w="2032"/>
+          </w:tcPr>
+          <w:p>
+            <w:r>
+              <w:t>https://propertypro.ng/property/3-bedroom-flat-apartment-for-sale-banana-island-ikoyi-lagos-6QGMX</w:t>
+            </w:r>
+          </w:p>
+        </w:tc>
+      </w:tr>
+      <w:tr>
+        <w:tc>
+          <w:tcPr>
+            <w:tcW w:type="dxa" w:w="2032"/>
+          </w:tcPr>
+          <w:p>
+            <w:r>
+              <w:t>HIGH</w:t>
+              <w:br/>
+              <w:t>price_outlier_review</w:t>
+            </w:r>
+          </w:p>
+        </w:tc>
+        <w:tc>
+          <w:tcPr>
+            <w:tcW w:type="dxa" w:w="2032"/>
+          </w:tcPr>
+          <w:p>
+            <w:r>
+              <w:t>Banana Island / sale</w:t>
+            </w:r>
+          </w:p>
+        </w:tc>
+        <w:tc>
+          <w:tcPr>
+            <w:tcW w:type="dxa" w:w="2032"/>
+          </w:tcPr>
+          <w:p>
+            <w:r>
+              <w:t>₦1</w:t>
+            </w:r>
+          </w:p>
+        </w:tc>
+        <w:tc>
+          <w:tcPr>
+            <w:tcW w:type="dxa" w:w="2032"/>
+          </w:tcPr>
+          <w:p>
+            <w:r>
+              <w:t>Price is at least 10x above or below the segment median; verify property type, period, unit, currency and source text. Not automatically excluded.</w:t>
+            </w:r>
+          </w:p>
+        </w:tc>
+        <w:tc>
+          <w:tcPr>
+            <w:tcW w:type="dxa" w:w="2032"/>
+          </w:tcPr>
+          <w:p>
+            <w:r>
+              <w:t>https://nigeriapropertycentre.com/for-sale/flats-apartments/lagos/ikoyi/banana-island/3728177-3-bedroom-furnished-luxury-waterfront-flats</w:t>
+            </w:r>
+          </w:p>
+        </w:tc>
+      </w:tr>
+      <w:tr>
+        <w:tc>
+          <w:tcPr>
+            <w:tcW w:type="dxa" w:w="2032"/>
+          </w:tcPr>
+          <w:p>
+            <w:r>
+              <w:t>HIGH</w:t>
+              <w:br/>
+              <w:t>wide_price_spread_review</w:t>
+            </w:r>
+          </w:p>
+        </w:tc>
+        <w:tc>
+          <w:tcPr>
+            <w:tcW w:type="dxa" w:w="2032"/>
+          </w:tcPr>
+          <w:p>
+            <w:r>
+              <w:t>Banana Island / sale</w:t>
+            </w:r>
+          </w:p>
+        </w:tc>
+        <w:tc>
+          <w:tcPr>
+            <w:tcW w:type="dxa" w:w="2032"/>
+          </w:tcPr>
+          <w:p>
+            <w:r>
+              <w:t>—</w:t>
+            </w:r>
+          </w:p>
+        </w:tc>
+        <w:tc>
+          <w:tcPr>
+            <w:tcW w:type="dxa" w:w="2032"/>
+          </w:tcPr>
+          <w:p>
+            <w:r>
+              <w:t>Segment maximum is at least 10x its minimum. Check rent period, sale/rent classification, bedroom count, bulk listing, location and possible extraction/price-unit error. Do not delete solely because it is an outlier.</w:t>
+            </w:r>
+          </w:p>
+        </w:tc>
+        <w:tc>
+          <w:tcPr>
+            <w:tcW w:type="dxa" w:w="2032"/>
+          </w:tcPr>
+          <w:p>
+            <w:r>
+              <w:t>https://propertypro.ng/property/4-bedroom-flat-apartment-for-sale-banana-island-ikoyi-lagos-6QGBS</w:t>
+            </w:r>
+          </w:p>
+        </w:tc>
+      </w:tr>
+      <w:tr>
+        <w:tc>
+          <w:tcPr>
+            <w:tcW w:type="dxa" w:w="2032"/>
+          </w:tcPr>
+          <w:p>
+            <w:r>
+              <w:t>HIGH</w:t>
+              <w:br/>
+              <w:t>wide_price_spread_review</w:t>
+            </w:r>
+          </w:p>
+        </w:tc>
+        <w:tc>
+          <w:tcPr>
+            <w:tcW w:type="dxa" w:w="2032"/>
+          </w:tcPr>
+          <w:p>
+            <w:r>
+              <w:t>Banana Island / sale</w:t>
+            </w:r>
+          </w:p>
+        </w:tc>
+        <w:tc>
+          <w:tcPr>
+            <w:tcW w:type="dxa" w:w="2032"/>
+          </w:tcPr>
+          <w:p>
+            <w:r>
+              <w:t>—</w:t>
+            </w:r>
+          </w:p>
+        </w:tc>
+        <w:tc>
+          <w:tcPr>
+            <w:tcW w:type="dxa" w:w="2032"/>
+          </w:tcPr>
+          <w:p>
+            <w:r>
+              <w:t>Segment maximum is at least 10x its minimum. Check rent period, sale/rent classification, bedroom count, bulk listing, location and possible extraction/price-unit error. Do not delete solely because it is an outlier.</w:t>
+            </w:r>
+          </w:p>
+        </w:tc>
+        <w:tc>
+          <w:tcPr>
+            <w:tcW w:type="dxa" w:w="2032"/>
+          </w:tcPr>
+          <w:p>
+            <w:r>
+              <w:t>https://propertypro.ng/property/4-bedroom-flat-apartment-for-sale-banana-island-ikoyi-lagos-6QGBS</w:t>
+            </w:r>
+          </w:p>
+        </w:tc>
+      </w:tr>
+      <w:tr>
+        <w:tc>
+          <w:tcPr>
+            <w:tcW w:type="dxa" w:w="2032"/>
+          </w:tcPr>
+          <w:p>
+            <w:r>
+              <w:t>HIGH</w:t>
+              <w:br/>
+              <w:t>price_outlier_review</w:t>
+            </w:r>
+          </w:p>
+        </w:tc>
+        <w:tc>
+          <w:tcPr>
+            <w:tcW w:type="dxa" w:w="2032"/>
+          </w:tcPr>
+          <w:p>
+            <w:r>
+              <w:t>Banana Island / sale</w:t>
+            </w:r>
+          </w:p>
+        </w:tc>
+        <w:tc>
+          <w:tcPr>
+            <w:tcW w:type="dxa" w:w="2032"/>
+          </w:tcPr>
+          <w:p>
+            <w:r>
+              <w:t>₦65,000,000</w:t>
+            </w:r>
+          </w:p>
+        </w:tc>
+        <w:tc>
+          <w:tcPr>
+            <w:tcW w:type="dxa" w:w="2032"/>
+          </w:tcPr>
+          <w:p>
+            <w:r>
+              <w:t>Price is at least 10x above or below the segment median; verify property type, period, unit, currency and source text. Not automatically excluded.</w:t>
+            </w:r>
+          </w:p>
+        </w:tc>
+        <w:tc>
+          <w:tcPr>
+            <w:tcW w:type="dxa" w:w="2032"/>
+          </w:tcPr>
+          <w:p>
+            <w:r>
+              <w:t>https://propertypro.ng/property/4-bedroom-flat-apartment-for-sale-ocean-parade-banana-island-ikoyi-lagos-banana-island-ikoyi-lagos-6QGYT</w:t>
+            </w:r>
+          </w:p>
+        </w:tc>
+      </w:tr>
+      <w:tr>
+        <w:tc>
+          <w:tcPr>
+            <w:tcW w:type="dxa" w:w="2032"/>
+          </w:tcPr>
+          <w:p>
+            <w:r>
+              <w:t>HIGH</w:t>
+              <w:br/>
+              <w:t>wide_price_spread_review</w:t>
+            </w:r>
+          </w:p>
+        </w:tc>
+        <w:tc>
+          <w:tcPr>
+            <w:tcW w:type="dxa" w:w="2032"/>
+          </w:tcPr>
+          <w:p>
+            <w:r>
+              <w:t>Lekki Phase 1 / land</w:t>
+            </w:r>
+          </w:p>
+        </w:tc>
+        <w:tc>
+          <w:tcPr>
+            <w:tcW w:type="dxa" w:w="2032"/>
+          </w:tcPr>
+          <w:p>
+            <w:r>
+              <w:t>—</w:t>
+            </w:r>
+          </w:p>
+        </w:tc>
+        <w:tc>
+          <w:tcPr>
+            <w:tcW w:type="dxa" w:w="2032"/>
+          </w:tcPr>
+          <w:p>
+            <w:r>
+              <w:t>Segment maximum is at least 10x its minimum. Check rent period, sale/rent classification, bedroom count, bulk listing, location and possible extraction/price-unit error. Do not delete solely because it is an outlier.</w:t>
+            </w:r>
+          </w:p>
+        </w:tc>
+        <w:tc>
+          <w:tcPr>
+            <w:tcW w:type="dxa" w:w="2032"/>
+          </w:tcPr>
+          <w:p>
+            <w:r>
+              <w:t>https://propertypro.ng/property/land-for-sale-off-admiralty-way-lekki-phase-1-lekki-lagos-2PXJM</w:t>
+            </w:r>
+          </w:p>
+        </w:tc>
+      </w:tr>
+      <w:tr>
+        <w:tc>
+          <w:tcPr>
+            <w:tcW w:type="dxa" w:w="2032"/>
+          </w:tcPr>
+          <w:p>
+            <w:r>
+              <w:t>HIGH</w:t>
+              <w:br/>
+              <w:t>wide_price_spread_review</w:t>
+            </w:r>
+          </w:p>
+        </w:tc>
+        <w:tc>
+          <w:tcPr>
+            <w:tcW w:type="dxa" w:w="2032"/>
+          </w:tcPr>
+          <w:p>
+            <w:r>
+              <w:t>Lekki Phase 1 / land</w:t>
+            </w:r>
+          </w:p>
+        </w:tc>
+        <w:tc>
+          <w:tcPr>
+            <w:tcW w:type="dxa" w:w="2032"/>
+          </w:tcPr>
+          <w:p>
+            <w:r>
+              <w:t>—</w:t>
+            </w:r>
+          </w:p>
+        </w:tc>
+        <w:tc>
+          <w:tcPr>
+            <w:tcW w:type="dxa" w:w="2032"/>
+          </w:tcPr>
+          <w:p>
+            <w:r>
+              <w:t>Segment maximum is at least 10x its minimum. Check rent period, sale/rent classification, bedroom count, bulk listing, location and possible extraction/price-unit error. Do not delete solely because it is an outlier.</w:t>
+            </w:r>
+          </w:p>
+        </w:tc>
+        <w:tc>
+          <w:tcPr>
+            <w:tcW w:type="dxa" w:w="2032"/>
+          </w:tcPr>
+          <w:p>
+            <w:r>
+              <w:t>https://propertypro.ng/property/land-for-sale-off-admiralty-way-lekki-phase-1-lekki-lagos-2PXJM</w:t>
+            </w:r>
+          </w:p>
+        </w:tc>
+      </w:tr>
+      <w:tr>
+        <w:tc>
+          <w:tcPr>
+            <w:tcW w:type="dxa" w:w="2032"/>
+          </w:tcPr>
+          <w:p>
+            <w:r>
+              <w:t>HIGH</w:t>
+              <w:br/>
+              <w:t>price_outlier_review</w:t>
+            </w:r>
+          </w:p>
+        </w:tc>
+        <w:tc>
+          <w:tcPr>
+            <w:tcW w:type="dxa" w:w="2032"/>
+          </w:tcPr>
+          <w:p>
+            <w:r>
+              <w:t>Lekki Phase 1 / land</w:t>
+            </w:r>
+          </w:p>
+        </w:tc>
+        <w:tc>
+          <w:tcPr>
+            <w:tcW w:type="dxa" w:w="2032"/>
+          </w:tcPr>
+          <w:p>
+            <w:r>
+              <w:t>₦1,350,000</w:t>
+            </w:r>
+          </w:p>
+        </w:tc>
+        <w:tc>
+          <w:tcPr>
+            <w:tcW w:type="dxa" w:w="2032"/>
+          </w:tcPr>
+          <w:p>
+            <w:r>
+              <w:t>Price is at least 10x above or below the segment median; verify property type, period, unit, currency and source text. Not automatically excluded.</w:t>
+            </w:r>
+          </w:p>
+        </w:tc>
+        <w:tc>
+          <w:tcPr>
+            <w:tcW w:type="dxa" w:w="2032"/>
+          </w:tcPr>
+          <w:p>
+            <w:r>
+              <w:t>https://propertypro.ng/property/land-for-sale-lekki-phase-1-lekki-lagos-4PWYY</w:t>
+            </w:r>
+          </w:p>
+        </w:tc>
+      </w:tr>
+      <w:tr>
+        <w:tc>
+          <w:tcPr>
+            <w:tcW w:type="dxa" w:w="2032"/>
+          </w:tcPr>
+          <w:p>
+            <w:r>
+              <w:t>HIGH</w:t>
+              <w:br/>
+              <w:t>price_outlier_review</w:t>
+            </w:r>
+          </w:p>
+        </w:tc>
+        <w:tc>
+          <w:tcPr>
+            <w:tcW w:type="dxa" w:w="2032"/>
+          </w:tcPr>
+          <w:p>
+            <w:r>
+              <w:t>Lekki Phase 1 / land</w:t>
+            </w:r>
+          </w:p>
+        </w:tc>
+        <w:tc>
+          <w:tcPr>
+            <w:tcW w:type="dxa" w:w="2032"/>
+          </w:tcPr>
+          <w:p>
+            <w:r>
+              <w:t>₦750,000</w:t>
+            </w:r>
+          </w:p>
+        </w:tc>
+        <w:tc>
+          <w:tcPr>
+            <w:tcW w:type="dxa" w:w="2032"/>
+          </w:tcPr>
+          <w:p>
+            <w:r>
+              <w:t>Price is at least 10x above or below the segment median; verify property type, period, unit, currency and source text. Not automatically excluded.</w:t>
+            </w:r>
+          </w:p>
+        </w:tc>
+        <w:tc>
+          <w:tcPr>
+            <w:tcW w:type="dxa" w:w="2032"/>
+          </w:tcPr>
+          <w:p>
+            <w:r>
+              <w:t>https://propertypro.ng/property/land-for-sale-orange-island-freedom-way-lekki-phase-1-lekki-lagos-0PWYZ</w:t>
+            </w:r>
+          </w:p>
+        </w:tc>
+      </w:tr>
+      <w:tr>
+        <w:tc>
+          <w:tcPr>
+            <w:tcW w:type="dxa" w:w="2032"/>
+          </w:tcPr>
+          <w:p>
+            <w:r>
+              <w:t>HIGH</w:t>
+              <w:br/>
+              <w:t>price_outlier_review</w:t>
+            </w:r>
+          </w:p>
+        </w:tc>
+        <w:tc>
+          <w:tcPr>
+            <w:tcW w:type="dxa" w:w="2032"/>
+          </w:tcPr>
+          <w:p>
+            <w:r>
+              <w:t>Lekki Phase 1 / land</w:t>
+            </w:r>
+          </w:p>
+        </w:tc>
+        <w:tc>
+          <w:tcPr>
+            <w:tcW w:type="dxa" w:w="2032"/>
+          </w:tcPr>
+          <w:p>
+            <w:r>
+              <w:t>₦850,000</w:t>
+            </w:r>
+          </w:p>
+        </w:tc>
+        <w:tc>
+          <w:tcPr>
+            <w:tcW w:type="dxa" w:w="2032"/>
+          </w:tcPr>
+          <w:p>
+            <w:r>
+              <w:t>Price is at least 10x above or below the segment median; verify property type, period, unit, currency and source text. Not automatically excluded.</w:t>
+            </w:r>
+          </w:p>
+        </w:tc>
+        <w:tc>
+          <w:tcPr>
+            <w:tcW w:type="dxa" w:w="2032"/>
+          </w:tcPr>
+          <w:p>
+            <w:r>
+              <w:t>https://propertypro.ng/property/land-for-sale-phase-4-orange-island-lekki-phase-1-lekki-lagos-1PTZA</w:t>
+            </w:r>
+          </w:p>
+        </w:tc>
+      </w:tr>
+      <w:tr>
+        <w:tc>
+          <w:tcPr>
+            <w:tcW w:type="dxa" w:w="2032"/>
+          </w:tcPr>
+          <w:p>
+            <w:r>
+              <w:t>HIGH</w:t>
+              <w:br/>
+              <w:t>price_outlier_review</w:t>
+            </w:r>
+          </w:p>
+        </w:tc>
+        <w:tc>
+          <w:tcPr>
+            <w:tcW w:type="dxa" w:w="2032"/>
+          </w:tcPr>
+          <w:p>
+            <w:r>
+              <w:t>Lekki Phase 1 / land</w:t>
+            </w:r>
+          </w:p>
+        </w:tc>
+        <w:tc>
+          <w:tcPr>
+            <w:tcW w:type="dxa" w:w="2032"/>
+          </w:tcPr>
+          <w:p>
+            <w:r>
+              <w:t>₦1,250,000</w:t>
+            </w:r>
+          </w:p>
+        </w:tc>
+        <w:tc>
+          <w:tcPr>
+            <w:tcW w:type="dxa" w:w="2032"/>
+          </w:tcPr>
+          <w:p>
+            <w:r>
+              <w:t>Price is at least 10x above or below the segment median; verify property type, period, unit, currency and source text. Not automatically excluded.</w:t>
+            </w:r>
+          </w:p>
+        </w:tc>
+        <w:tc>
+          <w:tcPr>
+            <w:tcW w:type="dxa" w:w="2032"/>
+          </w:tcPr>
+          <w:p>
+            <w:r>
+              <w:t>https://propertypro.ng/property/land-for-sale-lekki-phase-1-lekki-lagos-0PFFN</w:t>
+            </w:r>
+          </w:p>
+        </w:tc>
+      </w:tr>
+      <w:tr>
+        <w:tc>
+          <w:tcPr>
+            <w:tcW w:type="dxa" w:w="2032"/>
+          </w:tcPr>
+          <w:p>
+            <w:r>
+              <w:t>HIGH</w:t>
+              <w:br/>
+              <w:t>price_outlier_review</w:t>
+            </w:r>
+          </w:p>
+        </w:tc>
+        <w:tc>
+          <w:tcPr>
+            <w:tcW w:type="dxa" w:w="2032"/>
+          </w:tcPr>
+          <w:p>
+            <w:r>
+              <w:t>Lekki Phase 1 / land</w:t>
+            </w:r>
+          </w:p>
+        </w:tc>
+        <w:tc>
+          <w:tcPr>
+            <w:tcW w:type="dxa" w:w="2032"/>
+          </w:tcPr>
+          <w:p>
+            <w:r>
+              <w:t>₦1,500,000</w:t>
+            </w:r>
+          </w:p>
+        </w:tc>
+        <w:tc>
+          <w:tcPr>
+            <w:tcW w:type="dxa" w:w="2032"/>
+          </w:tcPr>
+          <w:p>
+            <w:r>
+              <w:t>Price is at least 10x above or below the segment median; verify property type, period, unit, currency and source text. Not automatically excluded.</w:t>
+            </w:r>
+          </w:p>
+        </w:tc>
+        <w:tc>
+          <w:tcPr>
+            <w:tcW w:type="dxa" w:w="2032"/>
+          </w:tcPr>
+          <w:p>
+            <w:r>
+              <w:t>https://nigeriapropertycentre.com/for-sale/land/residential-land/lagos/lekki/lekki-phase-1/3726561-residential-land-with-global-c-of-o</w:t>
+            </w:r>
+          </w:p>
+        </w:tc>
+      </w:tr>
+      <w:tr>
+        <w:tc>
+          <w:tcPr>
+            <w:tcW w:type="dxa" w:w="2032"/>
+          </w:tcPr>
+          <w:p>
+            <w:r>
+              <w:t>HIGH</w:t>
+              <w:br/>
+              <w:t>wide_price_spread_review</w:t>
+            </w:r>
+          </w:p>
+        </w:tc>
+        <w:tc>
+          <w:tcPr>
+            <w:tcW w:type="dxa" w:w="2032"/>
+          </w:tcPr>
+          <w:p>
+            <w:r>
+              <w:t>Maitama / land</w:t>
+            </w:r>
+          </w:p>
+        </w:tc>
+        <w:tc>
+          <w:tcPr>
+            <w:tcW w:type="dxa" w:w="2032"/>
+          </w:tcPr>
+          <w:p>
+            <w:r>
+              <w:t>—</w:t>
+            </w:r>
+          </w:p>
+        </w:tc>
+        <w:tc>
+          <w:tcPr>
+            <w:tcW w:type="dxa" w:w="2032"/>
+          </w:tcPr>
+          <w:p>
+            <w:r>
+              <w:t>Segment maximum is at least 10x its minimum. Check rent period, sale/rent classification, bedroom count, bulk listing, location and possible extraction/price-unit error. Do not delete solely because it is an outlier.</w:t>
+            </w:r>
+          </w:p>
+        </w:tc>
+        <w:tc>
+          <w:tcPr>
+            <w:tcW w:type="dxa" w:w="2032"/>
+          </w:tcPr>
+          <w:p>
+            <w:r>
+              <w:t>https://propertypro.ng/property/land-for-sale-maitama-abuja-1PRYX</w:t>
+            </w:r>
+          </w:p>
+        </w:tc>
+      </w:tr>
+      <w:tr>
+        <w:tc>
+          <w:tcPr>
+            <w:tcW w:type="dxa" w:w="2032"/>
+          </w:tcPr>
+          <w:p>
+            <w:r>
+              <w:t>HIGH</w:t>
+              <w:br/>
+              <w:t>wide_price_spread_review</w:t>
+            </w:r>
+          </w:p>
+        </w:tc>
+        <w:tc>
+          <w:tcPr>
+            <w:tcW w:type="dxa" w:w="2032"/>
+          </w:tcPr>
+          <w:p>
+            <w:r>
+              <w:t>Maitama / land</w:t>
+            </w:r>
+          </w:p>
+        </w:tc>
+        <w:tc>
+          <w:tcPr>
+            <w:tcW w:type="dxa" w:w="2032"/>
+          </w:tcPr>
+          <w:p>
+            <w:r>
+              <w:t>—</w:t>
+            </w:r>
+          </w:p>
+        </w:tc>
+        <w:tc>
+          <w:tcPr>
+            <w:tcW w:type="dxa" w:w="2032"/>
+          </w:tcPr>
+          <w:p>
+            <w:r>
+              <w:t>Segment maximum is at least 10x its minimum. Check rent period, sale/rent classification, bedroom count, bulk listing, location and possible extraction/price-unit error. Do not delete solely because it is an outlier.</w:t>
+            </w:r>
+          </w:p>
+        </w:tc>
+        <w:tc>
+          <w:tcPr>
+            <w:tcW w:type="dxa" w:w="2032"/>
+          </w:tcPr>
+          <w:p>
+            <w:r>
+              <w:t>https://propertypro.ng/property/land-for-sale-maitama-abuja-1PRYX</w:t>
+            </w:r>
+          </w:p>
+        </w:tc>
+      </w:tr>
+      <w:tr>
+        <w:tc>
+          <w:tcPr>
+            <w:tcW w:type="dxa" w:w="2032"/>
+          </w:tcPr>
+          <w:p>
+            <w:r>
+              <w:t>HIGH</w:t>
+              <w:br/>
+              <w:t>price_outlier_review</w:t>
+            </w:r>
+          </w:p>
+        </w:tc>
+        <w:tc>
+          <w:tcPr>
+            <w:tcW w:type="dxa" w:w="2032"/>
+          </w:tcPr>
+          <w:p>
+            <w:r>
+              <w:t>Maitama / land</w:t>
+            </w:r>
+          </w:p>
+        </w:tc>
+        <w:tc>
+          <w:tcPr>
+            <w:tcW w:type="dxa" w:w="2032"/>
+          </w:tcPr>
+          <w:p>
+            <w:r>
+              <w:t>₦55,000,000</w:t>
+            </w:r>
+          </w:p>
+        </w:tc>
+        <w:tc>
+          <w:tcPr>
+            <w:tcW w:type="dxa" w:w="2032"/>
+          </w:tcPr>
+          <w:p>
+            <w:r>
+              <w:t>Price is at least 10x above or below the segment median; verify property type, period, unit, currency and source text. Not automatically excluded.</w:t>
+            </w:r>
+          </w:p>
+        </w:tc>
+        <w:tc>
+          <w:tcPr>
+            <w:tcW w:type="dxa" w:w="2032"/>
+          </w:tcPr>
+          <w:p>
+            <w:r>
+              <w:t>https://nigeriapropertycentre.com/for-sale/land/residential-land/abuja/maitama-district/maitama-2/3712832-300sqm-plot-of-land-in-a-secure-estate</w:t>
+            </w:r>
+          </w:p>
+        </w:tc>
+      </w:tr>
+      <w:tr>
+        <w:tc>
+          <w:tcPr>
+            <w:tcW w:type="dxa" w:w="2032"/>
+          </w:tcPr>
+          <w:p>
+            <w:r>
+              <w:t>HIGH</w:t>
+              <w:br/>
+              <w:t>wide_price_spread_review</w:t>
+            </w:r>
+          </w:p>
+        </w:tc>
+        <w:tc>
+          <w:tcPr>
+            <w:tcW w:type="dxa" w:w="2032"/>
+          </w:tcPr>
+          <w:p>
+            <w:r>
+              <w:t>Old Ikoyi / land</w:t>
+            </w:r>
+          </w:p>
+        </w:tc>
+        <w:tc>
+          <w:tcPr>
+            <w:tcW w:type="dxa" w:w="2032"/>
+          </w:tcPr>
+          <w:p>
+            <w:r>
+              <w:t>—</w:t>
+            </w:r>
+          </w:p>
+        </w:tc>
+        <w:tc>
+          <w:tcPr>
+            <w:tcW w:type="dxa" w:w="2032"/>
+          </w:tcPr>
+          <w:p>
+            <w:r>
+              <w:t>Segment maximum is at least 10x its minimum. Check rent period, sale/rent classification, bedroom count, bulk listing, location and possible extraction/price-unit error. Do not delete solely because it is an outlier.</w:t>
+            </w:r>
+          </w:p>
+        </w:tc>
+        <w:tc>
+          <w:tcPr>
+            <w:tcW w:type="dxa" w:w="2032"/>
+          </w:tcPr>
+          <w:p>
+            <w:r>
+              <w:t>https://propertypro.ng/property/land-for-sale-ikoyi-crescent-off-alfred-rewane-road-old-ikoyi-ikoyi-lagos-4PKKM</w:t>
+            </w:r>
+          </w:p>
+        </w:tc>
+      </w:tr>
+      <w:tr>
+        <w:tc>
+          <w:tcPr>
+            <w:tcW w:type="dxa" w:w="2032"/>
+          </w:tcPr>
+          <w:p>
+            <w:r>
+              <w:t>HIGH</w:t>
+              <w:br/>
+              <w:t>wide_price_spread_review</w:t>
+            </w:r>
+          </w:p>
+        </w:tc>
+        <w:tc>
+          <w:tcPr>
+            <w:tcW w:type="dxa" w:w="2032"/>
+          </w:tcPr>
+          <w:p>
+            <w:r>
+              <w:t>Old Ikoyi / land</w:t>
+            </w:r>
+          </w:p>
+        </w:tc>
+        <w:tc>
+          <w:tcPr>
+            <w:tcW w:type="dxa" w:w="2032"/>
+          </w:tcPr>
+          <w:p>
+            <w:r>
+              <w:t>—</w:t>
+            </w:r>
+          </w:p>
+        </w:tc>
+        <w:tc>
+          <w:tcPr>
+            <w:tcW w:type="dxa" w:w="2032"/>
+          </w:tcPr>
+          <w:p>
+            <w:r>
+              <w:t>Segment maximum is at least 10x its minimum. Check rent period, sale/rent classification, bedroom count, bulk listing, location and possible extraction/price-unit error. Do not delete solely because it is an outlier.</w:t>
+            </w:r>
+          </w:p>
+        </w:tc>
+        <w:tc>
+          <w:tcPr>
+            <w:tcW w:type="dxa" w:w="2032"/>
+          </w:tcPr>
+          <w:p>
+            <w:r>
+              <w:t>https://propertypro.ng/property/land-for-sale-ikoyi-crescent-off-alfred-rewane-road-old-ikoyi-ikoyi-lagos-4PKKM</w:t>
+            </w:r>
+          </w:p>
+        </w:tc>
+      </w:tr>
+      <w:tr>
+        <w:tc>
+          <w:tcPr>
+            <w:tcW w:type="dxa" w:w="2032"/>
+          </w:tcPr>
+          <w:p>
+            <w:r>
+              <w:t>HIGH</w:t>
+              <w:br/>
+              <w:t>price_outlier_review</w:t>
+            </w:r>
+          </w:p>
+        </w:tc>
+        <w:tc>
+          <w:tcPr>
+            <w:tcW w:type="dxa" w:w="2032"/>
+          </w:tcPr>
+          <w:p>
+            <w:r>
+              <w:t>Old Ikoyi / land</w:t>
+            </w:r>
+          </w:p>
+        </w:tc>
+        <w:tc>
+          <w:tcPr>
+            <w:tcW w:type="dxa" w:w="2032"/>
+          </w:tcPr>
+          <w:p>
+            <w:r>
+              <w:t>₦4,500,000</w:t>
+            </w:r>
+          </w:p>
+        </w:tc>
+        <w:tc>
+          <w:tcPr>
+            <w:tcW w:type="dxa" w:w="2032"/>
+          </w:tcPr>
+          <w:p>
+            <w:r>
+              <w:t>Price is at least 10x above or below the segment median; verify property type, period, unit, currency and source text. Not automatically excluded.</w:t>
+            </w:r>
+          </w:p>
+        </w:tc>
+        <w:tc>
+          <w:tcPr>
+            <w:tcW w:type="dxa" w:w="2032"/>
+          </w:tcPr>
+          <w:p>
+            <w:r>
+              <w:t>https://propertypro.ng/property/land-for-sale-mekenwen-street-old-ikoyi-old-ikoyi-ikoyi-lagos-7PHHW</w:t>
+            </w:r>
+          </w:p>
+        </w:tc>
+      </w:tr>
+      <w:tr>
+        <w:tc>
+          <w:tcPr>
+            <w:tcW w:type="dxa" w:w="2032"/>
+          </w:tcPr>
+          <w:p>
+            <w:r>
+              <w:t>HIGH</w:t>
+              <w:br/>
+              <w:t>price_outlier_review</w:t>
+            </w:r>
+          </w:p>
+        </w:tc>
+        <w:tc>
+          <w:tcPr>
+            <w:tcW w:type="dxa" w:w="2032"/>
+          </w:tcPr>
+          <w:p>
+            <w:r>
+              <w:t>Old Ikoyi / land</w:t>
+            </w:r>
+          </w:p>
+        </w:tc>
+        <w:tc>
+          <w:tcPr>
+            <w:tcW w:type="dxa" w:w="2032"/>
+          </w:tcPr>
+          <w:p>
+            <w:r>
+              <w:t>₦60,000,000,000</w:t>
+            </w:r>
+          </w:p>
+        </w:tc>
+        <w:tc>
+          <w:tcPr>
+            <w:tcW w:type="dxa" w:w="2032"/>
+          </w:tcPr>
+          <w:p>
+            <w:r>
+              <w:t>Price is at least 10x above or below the segment median; verify property type, period, unit, currency and source text. Not automatically excluded.</w:t>
+            </w:r>
+          </w:p>
+        </w:tc>
+        <w:tc>
+          <w:tcPr>
+            <w:tcW w:type="dxa" w:w="2032"/>
+          </w:tcPr>
+          <w:p>
+            <w:r>
+              <w:t>https://propertypro.ng/property/land-for-sale-ikoyi-crescent-off-alfred-rewane-road-old-ikoyi-ikoyi-lagos-4PKKM</w:t>
+            </w:r>
+          </w:p>
+        </w:tc>
+      </w:tr>
+      <w:tr>
+        <w:tc>
+          <w:tcPr>
+            <w:tcW w:type="dxa" w:w="2032"/>
+          </w:tcPr>
+          <w:p>
+            <w:r>
+              <w:t>HIGH</w:t>
+              <w:br/>
+              <w:t>price_outlier_review</w:t>
+            </w:r>
+          </w:p>
+        </w:tc>
+        <w:tc>
+          <w:tcPr>
+            <w:tcW w:type="dxa" w:w="2032"/>
+          </w:tcPr>
+          <w:p>
+            <w:r>
+              <w:t>Old Ikoyi / land</w:t>
+            </w:r>
+          </w:p>
+        </w:tc>
+        <w:tc>
+          <w:tcPr>
+            <w:tcW w:type="dxa" w:w="2032"/>
+          </w:tcPr>
+          <w:p>
+            <w:r>
+              <w:t>₦4,300,000</w:t>
+            </w:r>
+          </w:p>
+        </w:tc>
+        <w:tc>
+          <w:tcPr>
+            <w:tcW w:type="dxa" w:w="2032"/>
+          </w:tcPr>
+          <w:p>
+            <w:r>
+              <w:t>Price is at least 10x above or below the segment median; verify property type, period, unit, currency and source text. Not automatically excluded.</w:t>
+            </w:r>
+          </w:p>
+        </w:tc>
+        <w:tc>
+          <w:tcPr>
+            <w:tcW w:type="dxa" w:w="2032"/>
+          </w:tcPr>
+          <w:p>
+            <w:r>
+              <w:t>https://propertypro.ng/property/land-for-sale-old-ikoyi-ikoyi-lagos-8QETL</w:t>
+            </w:r>
+          </w:p>
+        </w:tc>
+      </w:tr>
+      <w:tr>
+        <w:tc>
+          <w:tcPr>
+            <w:tcW w:type="dxa" w:w="2032"/>
+          </w:tcPr>
+          <w:p>
+            <w:r>
+              <w:t>HIGH</w:t>
+              <w:br/>
+              <w:t>price_outlier_review</w:t>
+            </w:r>
+          </w:p>
+        </w:tc>
+        <w:tc>
+          <w:tcPr>
+            <w:tcW w:type="dxa" w:w="2032"/>
+          </w:tcPr>
+          <w:p>
+            <w:r>
+              <w:t>Old Ikoyi / land</w:t>
+            </w:r>
+          </w:p>
+        </w:tc>
+        <w:tc>
+          <w:tcPr>
+            <w:tcW w:type="dxa" w:w="2032"/>
+          </w:tcPr>
+          <w:p>
+            <w:r>
+              <w:t>₦4,500,000</w:t>
+            </w:r>
+          </w:p>
+        </w:tc>
+        <w:tc>
+          <w:tcPr>
+            <w:tcW w:type="dxa" w:w="2032"/>
+          </w:tcPr>
+          <w:p>
+            <w:r>
+              <w:t>Price is at least 10x above or below the segment median; verify property type, period, unit, currency and source text. Not automatically excluded.</w:t>
+            </w:r>
+          </w:p>
+        </w:tc>
+        <w:tc>
+          <w:tcPr>
+            <w:tcW w:type="dxa" w:w="2032"/>
+          </w:tcPr>
+          <w:p>
+            <w:r>
+              <w:t>https://propertypro.ng/property/land-for-sale-reeve-road-old-ikoyi-ikoyi-lagos-6QJAK</w:t>
+            </w:r>
+          </w:p>
+        </w:tc>
+      </w:tr>
+      <w:tr>
+        <w:tc>
+          <w:tcPr>
+            <w:tcW w:type="dxa" w:w="2032"/>
+          </w:tcPr>
+          <w:p>
+            <w:r>
+              <w:t>HIGH</w:t>
+              <w:br/>
+              <w:t>price_outlier_review</w:t>
+            </w:r>
+          </w:p>
+        </w:tc>
+        <w:tc>
+          <w:tcPr>
+            <w:tcW w:type="dxa" w:w="2032"/>
+          </w:tcPr>
+          <w:p>
+            <w:r>
+              <w:t>Old Ikoyi / land</w:t>
+            </w:r>
+          </w:p>
+        </w:tc>
+        <w:tc>
+          <w:tcPr>
+            <w:tcW w:type="dxa" w:w="2032"/>
+          </w:tcPr>
+          <w:p>
+            <w:r>
+              <w:t>₦5,500,000</w:t>
+            </w:r>
+          </w:p>
+        </w:tc>
+        <w:tc>
+          <w:tcPr>
+            <w:tcW w:type="dxa" w:w="2032"/>
+          </w:tcPr>
+          <w:p>
+            <w:r>
+              <w:t>Price is at least 10x above or below the segment median; verify property type, period, unit, currency and source text. Not automatically excluded.</w:t>
+            </w:r>
+          </w:p>
+        </w:tc>
+        <w:tc>
+          <w:tcPr>
+            <w:tcW w:type="dxa" w:w="2032"/>
+          </w:tcPr>
+          <w:p>
+            <w:r>
+              <w:t>https://nigeriapropertycentre.com/for-sale/land/residential-land/lagos/ikoyi/old-ikoyi/3725809-residential-land-with-structures</w:t>
+            </w:r>
+          </w:p>
+        </w:tc>
+      </w:tr>
+      <w:tr>
+        <w:tc>
+          <w:tcPr>
+            <w:tcW w:type="dxa" w:w="2032"/>
+          </w:tcPr>
+          <w:p>
+            <w:r>
+              <w:t>HIGH</w:t>
+              <w:br/>
+              <w:t>wide_price_spread_review</w:t>
+            </w:r>
+          </w:p>
+        </w:tc>
+        <w:tc>
+          <w:tcPr>
+            <w:tcW w:type="dxa" w:w="2032"/>
+          </w:tcPr>
+          <w:p>
+            <w:r>
+              <w:t>Victoria Island / land</w:t>
+            </w:r>
+          </w:p>
+        </w:tc>
+        <w:tc>
+          <w:tcPr>
+            <w:tcW w:type="dxa" w:w="2032"/>
+          </w:tcPr>
+          <w:p>
+            <w:r>
+              <w:t>—</w:t>
+            </w:r>
+          </w:p>
+        </w:tc>
+        <w:tc>
+          <w:tcPr>
+            <w:tcW w:type="dxa" w:w="2032"/>
+          </w:tcPr>
+          <w:p>
+            <w:r>
+              <w:t>Segment maximum is at least 10x its minimum. Check rent period, sale/rent classification, bedroom count, bulk listing, location and possible extraction/price-unit error. Do not delete solely because it is an outlier.</w:t>
+            </w:r>
+          </w:p>
+        </w:tc>
+        <w:tc>
+          <w:tcPr>
+            <w:tcW w:type="dxa" w:w="2032"/>
+          </w:tcPr>
+          <w:p>
+            <w:r>
+              <w:t>https://propertypro.ng/property/land-for-sale-victoria-island-lagos-7QFNK</w:t>
+            </w:r>
+          </w:p>
+        </w:tc>
+      </w:tr>
+      <w:tr>
+        <w:tc>
+          <w:tcPr>
+            <w:tcW w:type="dxa" w:w="2032"/>
+          </w:tcPr>
+          <w:p>
+            <w:r>
+              <w:t>HIGH</w:t>
+              <w:br/>
+              <w:t>wide_price_spread_review</w:t>
+            </w:r>
+          </w:p>
+        </w:tc>
+        <w:tc>
+          <w:tcPr>
+            <w:tcW w:type="dxa" w:w="2032"/>
+          </w:tcPr>
+          <w:p>
+            <w:r>
+              <w:t>Victoria Island / land</w:t>
+            </w:r>
+          </w:p>
+        </w:tc>
+        <w:tc>
+          <w:tcPr>
+            <w:tcW w:type="dxa" w:w="2032"/>
+          </w:tcPr>
+          <w:p>
+            <w:r>
+              <w:t>—</w:t>
+            </w:r>
+          </w:p>
+        </w:tc>
+        <w:tc>
+          <w:tcPr>
+            <w:tcW w:type="dxa" w:w="2032"/>
+          </w:tcPr>
+          <w:p>
+            <w:r>
+              <w:t>Segment maximum is at least 10x its minimum. Check rent period, sale/rent classification, bedroom count, bulk listing, location and possible extraction/price-unit error. Do not delete solely because it is an outlier.</w:t>
+            </w:r>
+          </w:p>
+        </w:tc>
+        <w:tc>
+          <w:tcPr>
+            <w:tcW w:type="dxa" w:w="2032"/>
+          </w:tcPr>
+          <w:p>
+            <w:r>
+              <w:t>https://propertypro.ng/property/land-for-sale-victoria-island-lagos-7QFNK</w:t>
+            </w:r>
+          </w:p>
+        </w:tc>
+      </w:tr>
+      <w:tr>
+        <w:tc>
+          <w:tcPr>
+            <w:tcW w:type="dxa" w:w="2032"/>
+          </w:tcPr>
+          <w:p>
+            <w:r>
+              <w:t>HIGH</w:t>
+              <w:br/>
+              <w:t>price_outlier_review</w:t>
+            </w:r>
+          </w:p>
+        </w:tc>
+        <w:tc>
+          <w:tcPr>
+            <w:tcW w:type="dxa" w:w="2032"/>
+          </w:tcPr>
+          <w:p>
+            <w:r>
+              <w:t>Victoria Island / land</w:t>
+            </w:r>
+          </w:p>
+        </w:tc>
+        <w:tc>
+          <w:tcPr>
+            <w:tcW w:type="dxa" w:w="2032"/>
+          </w:tcPr>
+          <w:p>
+            <w:r>
+              <w:t>₦2,300,000</w:t>
+            </w:r>
+          </w:p>
+        </w:tc>
+        <w:tc>
+          <w:tcPr>
+            <w:tcW w:type="dxa" w:w="2032"/>
+          </w:tcPr>
+          <w:p>
+            <w:r>
+              <w:t>Price is at least 10x above or below the segment median; verify property type, period, unit, currency and source text. Not automatically excluded.</w:t>
+            </w:r>
+          </w:p>
+        </w:tc>
+        <w:tc>
+          <w:tcPr>
+            <w:tcW w:type="dxa" w:w="2032"/>
+          </w:tcPr>
+          <w:p>
+            <w:r>
+              <w:t>https://propertypro.ng/property/land-for-sale-idowu-taylor-victoria-island-lagos-8NVXH</w:t>
+            </w:r>
+          </w:p>
+        </w:tc>
+      </w:tr>
+    </w:tbl>
+    <w:p>
+      <w:pPr>
+        <w:pStyle w:val="Heading2"/>
+      </w:pPr>
+      <w:r>
+        <w:t>Source and methodology notes</w:t>
+      </w:r>
+    </w:p>
+    <w:p>
+      <w:pPr>
+        <w:pStyle w:val="ListBullet"/>
+      </w:pPr>
+      <w:r>
+        <w:t>Live comparable listing sources currently represented by the pipeline: Nigeria Property Centre and PropertyPro, subject to the sources present in this run.</w:t>
+      </w:r>
+    </w:p>
+    <w:p>
+      <w:pPr>
+        <w:pStyle w:val="ListBullet"/>
+      </w:pPr>
+      <w:r>
+        <w:t>Estate Intel public research is contextual and must not be mixed into listing-level asking-price medians. Premium or login-gated content is not collected.</w:t>
+      </w:r>
+    </w:p>
+    <w:p>
+      <w:pPr>
+        <w:pStyle w:val="ListBullet"/>
+      </w:pPr>
+      <w:r>
+        <w:t>Knight Frank Nigeria research may be used for contextual triangulation only after confirming the publication period and definitions; it is not a live listing feed.</w:t>
+      </w:r>
+    </w:p>
+    <w:p>
+      <w:pPr>
+        <w:pStyle w:val="ListBullet"/>
+      </w:pPr>
+      <w:r>
+        <w:t>Cushman &amp; Wakefield Nigeria/Lagos residential comparable coverage has not been verified. Do not present unrelated global or data-centre research as residential evidence.</w:t>
+      </w:r>
+    </w:p>
+    <w:p>
+      <w:pPr>
+        <w:pStyle w:val="ListBullet"/>
+      </w:pPr>
+      <w:r>
+        <w:t>The status of any Estate Intel paid/commercial arrangement is unconfirmed and must be confirmed directly with the account owner/vendor.</w:t>
+      </w:r>
+    </w:p>
+    <w:p>
+      <w:pPr>
+        <w:pStyle w:val="ListBullet"/>
+      </w:pPr>
+      <w:r>
+        <w:t>Current tracked location coverage: six Lagos nodes (Banana Island, Old Ikoyi, Lekki Phase 1, Victoria Island, Eko Atlantic, Ikeja GRA) and three Abuja nodes (Asokoro, Maitama, Wuse). Port Harcourt is not yet included in this client report's equivalent node-level series.</w:t>
+      </w:r>
+    </w:p>
+    <w:p>
+      <w:pPr>
+        <w:pStyle w:val="ListBullet"/>
+      </w:pPr>
+      <w:r>
+        <w:t>One listing is an observation, not a meaningful range or stable median. Samples below five should be treated as thin. Listing prices are asking prices, not completed transaction prices.</w:t>
+      </w:r>
+    </w:p>
+    <w:p>
+      <w:pPr>
+        <w:pStyle w:val="ListBullet"/>
+      </w:pPr>
+      <w:r>
+        <w:t>Reporting schedule: Monday 08:00 Africa/Lagos. A configured schedule is not proof of inbox delivery; provider receipts and actual recipient confirmation must be checked after each run.</w:t>
       </w:r>
     </w:p>
     <w:sectPr>

--- a/data/Lagos_Property_Market_Snapshot_2026-10-15.docx
+++ b/data/Lagos_Property_Market_Snapshot_2026-10-15.docx
@@ -128,7 +128,7 @@
           <w:rFonts w:ascii="Times New Roman" w:hAnsi="Times New Roman"/>
           <w:sz w:val="22"/>
         </w:rPr>
-        <w:t>Transaction types: annual rent, sale, and land sale.</w:t>
+        <w:t>Transaction types: sale and land sale, plus rental observations only when the source explicitly identifies monthly or annual rent. Monthly rent is annualized for comparison; rental amounts with an unspecified or conflicting period are excluded from rent medians and charts rather than guessed.</w:t>
       </w:r>
     </w:p>
     <w:p>
@@ -224,7 +224,7 @@
           <w:rFonts w:ascii="Times New Roman" w:hAnsi="Times New Roman"/>
           <w:sz w:val="22"/>
         </w:rPr>
-        <w:t>Deterministic source-evidence check: 336 listing rows passed; 30 were quarantined for review. This compares extracted fields with captured public listing-card text and detail URLs; it is not proof of ownership or a closed transaction.</w:t>
+        <w:t>Deterministic source-evidence check: 354 listing rows passed; 36 were quarantined for review. This compares extracted fields with captured public listing-card text and detail URLs; it is not proof of ownership or a closed transaction.</w:t>
       </w:r>
     </w:p>
     <w:p>
@@ -427,6 +427,238 @@
                 <w:rFonts w:ascii="Times New Roman" w:hAnsi="Times New Roman"/>
                 <w:sz w:val="18"/>
               </w:rPr>
+              <w:t>1-bedroom</w:t>
+            </w:r>
+          </w:p>
+        </w:tc>
+        <w:tc>
+          <w:tcPr>
+            <w:tcW w:type="dxa" w:w="1270"/>
+          </w:tcPr>
+          <w:p>
+            <w:r>
+              <w:rPr>
+                <w:rFonts w:ascii="Times New Roman" w:hAnsi="Times New Roman"/>
+                <w:sz w:val="18"/>
+              </w:rPr>
+              <w:t>₦21,500,000 (midpoint of 2 listings; not a stable median)</w:t>
+            </w:r>
+          </w:p>
+        </w:tc>
+        <w:tc>
+          <w:tcPr>
+            <w:tcW w:type="dxa" w:w="1270"/>
+          </w:tcPr>
+          <w:p>
+            <w:r>
+              <w:rPr>
+                <w:rFonts w:ascii="Times New Roman" w:hAnsi="Times New Roman"/>
+                <w:sz w:val="18"/>
+              </w:rPr>
+              <w:t>₦18,000,000 – ₦25,000,000</w:t>
+            </w:r>
+          </w:p>
+        </w:tc>
+        <w:tc>
+          <w:tcPr>
+            <w:tcW w:type="dxa" w:w="1270"/>
+          </w:tcPr>
+          <w:p>
+            <w:r>
+              <w:rPr>
+                <w:rFonts w:ascii="Times New Roman" w:hAnsi="Times New Roman"/>
+                <w:sz w:val="18"/>
+              </w:rPr>
+              <w:t>—</w:t>
+            </w:r>
+          </w:p>
+        </w:tc>
+        <w:tc>
+          <w:tcPr>
+            <w:tcW w:type="dxa" w:w="1270"/>
+          </w:tcPr>
+          <w:p>
+            <w:r>
+              <w:rPr>
+                <w:rFonts w:ascii="Times New Roman" w:hAnsi="Times New Roman"/>
+                <w:sz w:val="18"/>
+              </w:rPr>
+              <w:t>—</w:t>
+            </w:r>
+          </w:p>
+        </w:tc>
+        <w:tc>
+          <w:tcPr>
+            <w:tcW w:type="dxa" w:w="1270"/>
+          </w:tcPr>
+          <w:p>
+            <w:r>
+              <w:rPr>
+                <w:rFonts w:ascii="Times New Roman" w:hAnsi="Times New Roman"/>
+                <w:sz w:val="18"/>
+              </w:rPr>
+              <w:t>2</w:t>
+            </w:r>
+          </w:p>
+        </w:tc>
+        <w:tc>
+          <w:tcPr>
+            <w:tcW w:type="dxa" w:w="1270"/>
+          </w:tcPr>
+          <w:p>
+            <w:hyperlink r:id="rId9">
+              <w:r>
+                <w:rPr>
+                  <w:color w:val="1155CC"/>
+                  <w:u w:val="single"/>
+                </w:rPr>
+                <w:t>PropertyPro.ng</w:t>
+              </w:r>
+            </w:hyperlink>
+          </w:p>
+        </w:tc>
+        <w:tc>
+          <w:tcPr>
+            <w:tcW w:type="dxa" w:w="1270"/>
+          </w:tcPr>
+          <w:p>
+            <w:r>
+              <w:rPr>
+                <w:rFonts w:ascii="Times New Roman" w:hAnsi="Times New Roman"/>
+                <w:sz w:val="18"/>
+              </w:rPr>
+              <w:t>2026-10-15 (updated)</w:t>
+            </w:r>
+          </w:p>
+        </w:tc>
+      </w:tr>
+      <w:tr>
+        <w:tc>
+          <w:tcPr>
+            <w:tcW w:type="dxa" w:w="1270"/>
+          </w:tcPr>
+          <w:p>
+            <w:r>
+              <w:rPr>
+                <w:rFonts w:ascii="Times New Roman" w:hAnsi="Times New Roman"/>
+                <w:sz w:val="18"/>
+              </w:rPr>
+              <w:t>2-bedroom</w:t>
+            </w:r>
+          </w:p>
+        </w:tc>
+        <w:tc>
+          <w:tcPr>
+            <w:tcW w:type="dxa" w:w="1270"/>
+          </w:tcPr>
+          <w:p>
+            <w:r>
+              <w:rPr>
+                <w:rFonts w:ascii="Times New Roman" w:hAnsi="Times New Roman"/>
+                <w:sz w:val="18"/>
+              </w:rPr>
+              <w:t>₦35,000,000 (median)</w:t>
+            </w:r>
+          </w:p>
+        </w:tc>
+        <w:tc>
+          <w:tcPr>
+            <w:tcW w:type="dxa" w:w="1270"/>
+          </w:tcPr>
+          <w:p>
+            <w:r>
+              <w:rPr>
+                <w:rFonts w:ascii="Times New Roman" w:hAnsi="Times New Roman"/>
+                <w:sz w:val="18"/>
+              </w:rPr>
+              <w:t>₦35,000,000 – ₦37,000,000</w:t>
+            </w:r>
+          </w:p>
+        </w:tc>
+        <w:tc>
+          <w:tcPr>
+            <w:tcW w:type="dxa" w:w="1270"/>
+          </w:tcPr>
+          <w:p>
+            <w:r>
+              <w:rPr>
+                <w:rFonts w:ascii="Times New Roman" w:hAnsi="Times New Roman"/>
+                <w:sz w:val="18"/>
+              </w:rPr>
+              <w:t>—</w:t>
+            </w:r>
+          </w:p>
+        </w:tc>
+        <w:tc>
+          <w:tcPr>
+            <w:tcW w:type="dxa" w:w="1270"/>
+          </w:tcPr>
+          <w:p>
+            <w:r>
+              <w:rPr>
+                <w:rFonts w:ascii="Times New Roman" w:hAnsi="Times New Roman"/>
+                <w:sz w:val="18"/>
+              </w:rPr>
+              <w:t>—</w:t>
+            </w:r>
+          </w:p>
+        </w:tc>
+        <w:tc>
+          <w:tcPr>
+            <w:tcW w:type="dxa" w:w="1270"/>
+          </w:tcPr>
+          <w:p>
+            <w:r>
+              <w:rPr>
+                <w:rFonts w:ascii="Times New Roman" w:hAnsi="Times New Roman"/>
+                <w:sz w:val="18"/>
+              </w:rPr>
+              <w:t>3</w:t>
+            </w:r>
+          </w:p>
+        </w:tc>
+        <w:tc>
+          <w:tcPr>
+            <w:tcW w:type="dxa" w:w="1270"/>
+          </w:tcPr>
+          <w:p>
+            <w:hyperlink r:id="rId10">
+              <w:r>
+                <w:rPr>
+                  <w:color w:val="1155CC"/>
+                  <w:u w:val="single"/>
+                </w:rPr>
+                <w:t>PropertyPro.ng</w:t>
+              </w:r>
+            </w:hyperlink>
+          </w:p>
+        </w:tc>
+        <w:tc>
+          <w:tcPr>
+            <w:tcW w:type="dxa" w:w="1270"/>
+          </w:tcPr>
+          <w:p>
+            <w:r>
+              <w:rPr>
+                <w:rFonts w:ascii="Times New Roman" w:hAnsi="Times New Roman"/>
+                <w:sz w:val="18"/>
+              </w:rPr>
+              <w:t>2026-10-15 (updated)</w:t>
+            </w:r>
+          </w:p>
+        </w:tc>
+      </w:tr>
+      <w:tr>
+        <w:tc>
+          <w:tcPr>
+            <w:tcW w:type="dxa" w:w="1270"/>
+          </w:tcPr>
+          <w:p>
+            <w:r>
+              <w:rPr>
+                <w:rFonts w:ascii="Times New Roman" w:hAnsi="Times New Roman"/>
+                <w:sz w:val="18"/>
+              </w:rPr>
               <w:t>3-bedroom</w:t>
             </w:r>
           </w:p>
@@ -497,16 +729,16 @@
                 <w:rFonts w:ascii="Times New Roman" w:hAnsi="Times New Roman"/>
                 <w:sz w:val="18"/>
               </w:rPr>
-              <w:t>7</w:t>
-            </w:r>
-          </w:p>
-        </w:tc>
-        <w:tc>
-          <w:tcPr>
-            <w:tcW w:type="dxa" w:w="1270"/>
-          </w:tcPr>
-          <w:p>
-            <w:hyperlink r:id="rId9">
+              <w:t>5</w:t>
+            </w:r>
+          </w:p>
+        </w:tc>
+        <w:tc>
+          <w:tcPr>
+            <w:tcW w:type="dxa" w:w="1270"/>
+          </w:tcPr>
+          <w:p>
+            <w:hyperlink r:id="rId11">
               <w:r>
                 <w:rPr>
                   <w:color w:val="1155CC"/>
@@ -543,6 +775,122 @@
                 <w:rFonts w:ascii="Times New Roman" w:hAnsi="Times New Roman"/>
                 <w:sz w:val="18"/>
               </w:rPr>
+              <w:t>3-bedroom</w:t>
+            </w:r>
+          </w:p>
+        </w:tc>
+        <w:tc>
+          <w:tcPr>
+            <w:tcW w:type="dxa" w:w="1270"/>
+          </w:tcPr>
+          <w:p>
+            <w:r>
+              <w:rPr>
+                <w:rFonts w:ascii="Times New Roman" w:hAnsi="Times New Roman"/>
+                <w:sz w:val="18"/>
+              </w:rPr>
+              <w:t>₦57,500,000 (median)</w:t>
+            </w:r>
+          </w:p>
+        </w:tc>
+        <w:tc>
+          <w:tcPr>
+            <w:tcW w:type="dxa" w:w="1270"/>
+          </w:tcPr>
+          <w:p>
+            <w:r>
+              <w:rPr>
+                <w:rFonts w:ascii="Times New Roman" w:hAnsi="Times New Roman"/>
+                <w:sz w:val="18"/>
+              </w:rPr>
+              <w:t>₦35,000,000 – ₦75,000,000</w:t>
+            </w:r>
+          </w:p>
+        </w:tc>
+        <w:tc>
+          <w:tcPr>
+            <w:tcW w:type="dxa" w:w="1270"/>
+          </w:tcPr>
+          <w:p>
+            <w:r>
+              <w:rPr>
+                <w:rFonts w:ascii="Times New Roman" w:hAnsi="Times New Roman"/>
+                <w:sz w:val="18"/>
+              </w:rPr>
+              <w:t>—</w:t>
+            </w:r>
+          </w:p>
+        </w:tc>
+        <w:tc>
+          <w:tcPr>
+            <w:tcW w:type="dxa" w:w="1270"/>
+          </w:tcPr>
+          <w:p>
+            <w:r>
+              <w:rPr>
+                <w:rFonts w:ascii="Times New Roman" w:hAnsi="Times New Roman"/>
+                <w:sz w:val="18"/>
+              </w:rPr>
+              <w:t>—</w:t>
+            </w:r>
+          </w:p>
+        </w:tc>
+        <w:tc>
+          <w:tcPr>
+            <w:tcW w:type="dxa" w:w="1270"/>
+          </w:tcPr>
+          <w:p>
+            <w:r>
+              <w:rPr>
+                <w:rFonts w:ascii="Times New Roman" w:hAnsi="Times New Roman"/>
+                <w:sz w:val="18"/>
+              </w:rPr>
+              <w:t>8</w:t>
+            </w:r>
+          </w:p>
+        </w:tc>
+        <w:tc>
+          <w:tcPr>
+            <w:tcW w:type="dxa" w:w="1270"/>
+          </w:tcPr>
+          <w:p>
+            <w:hyperlink r:id="rId12">
+              <w:r>
+                <w:rPr>
+                  <w:color w:val="1155CC"/>
+                  <w:u w:val="single"/>
+                </w:rPr>
+                <w:t>PropertyPro.ng</w:t>
+              </w:r>
+            </w:hyperlink>
+          </w:p>
+        </w:tc>
+        <w:tc>
+          <w:tcPr>
+            <w:tcW w:type="dxa" w:w="1270"/>
+          </w:tcPr>
+          <w:p>
+            <w:r>
+              <w:rPr>
+                <w:rFonts w:ascii="Times New Roman" w:hAnsi="Times New Roman"/>
+                <w:sz w:val="18"/>
+              </w:rPr>
+              <w:t>2026-10-15 (updated)</w:t>
+            </w:r>
+          </w:p>
+        </w:tc>
+      </w:tr>
+      <w:tr>
+        <w:tc>
+          <w:tcPr>
+            <w:tcW w:type="dxa" w:w="1270"/>
+          </w:tcPr>
+          <w:p>
+            <w:r>
+              <w:rPr>
+                <w:rFonts w:ascii="Times New Roman" w:hAnsi="Times New Roman"/>
+                <w:sz w:val="18"/>
+              </w:rPr>
               <w:t>4-bedroom</w:t>
             </w:r>
           </w:p>
@@ -557,21 +905,21 @@
                 <w:rFonts w:ascii="Times New Roman" w:hAnsi="Times New Roman"/>
                 <w:sz w:val="18"/>
               </w:rPr>
-              <w:t>₦65,000,000 (midpoint of 2 listings; not a stable median)</w:t>
-            </w:r>
-          </w:p>
-        </w:tc>
-        <w:tc>
-          <w:tcPr>
-            <w:tcW w:type="dxa" w:w="1270"/>
-          </w:tcPr>
-          <w:p>
-            <w:r>
-              <w:rPr>
-                <w:rFonts w:ascii="Times New Roman" w:hAnsi="Times New Roman"/>
-                <w:sz w:val="18"/>
-              </w:rPr>
-              <w:t>₦50,000,000 – ₦80,000,000</w:t>
+              <w:t>₦50,000,000 (single observed asking price)</w:t>
+            </w:r>
+          </w:p>
+        </w:tc>
+        <w:tc>
+          <w:tcPr>
+            <w:tcW w:type="dxa" w:w="1270"/>
+          </w:tcPr>
+          <w:p>
+            <w:r>
+              <w:rPr>
+                <w:rFonts w:ascii="Times New Roman" w:hAnsi="Times New Roman"/>
+                <w:sz w:val="18"/>
+              </w:rPr>
+              <w:t>Not meaningful with 1 listing</w:t>
             </w:r>
           </w:p>
         </w:tc>
@@ -613,16 +961,16 @@
                 <w:rFonts w:ascii="Times New Roman" w:hAnsi="Times New Roman"/>
                 <w:sz w:val="18"/>
               </w:rPr>
-              <w:t>2</w:t>
-            </w:r>
-          </w:p>
-        </w:tc>
-        <w:tc>
-          <w:tcPr>
-            <w:tcW w:type="dxa" w:w="1270"/>
-          </w:tcPr>
-          <w:p>
-            <w:hyperlink r:id="rId10">
+              <w:t>1</w:t>
+            </w:r>
+          </w:p>
+        </w:tc>
+        <w:tc>
+          <w:tcPr>
+            <w:tcW w:type="dxa" w:w="1270"/>
+          </w:tcPr>
+          <w:p>
+            <w:hyperlink r:id="rId13">
               <w:r>
                 <w:rPr>
                   <w:color w:val="1155CC"/>
@@ -644,6 +992,122 @@
                 <w:sz w:val="18"/>
               </w:rPr>
               <w:t>2026-10-14 (relative)</w:t>
+            </w:r>
+          </w:p>
+        </w:tc>
+      </w:tr>
+      <w:tr>
+        <w:tc>
+          <w:tcPr>
+            <w:tcW w:type="dxa" w:w="1270"/>
+          </w:tcPr>
+          <w:p>
+            <w:r>
+              <w:rPr>
+                <w:rFonts w:ascii="Times New Roman" w:hAnsi="Times New Roman"/>
+                <w:sz w:val="18"/>
+              </w:rPr>
+              <w:t>4-bedroom</w:t>
+            </w:r>
+          </w:p>
+        </w:tc>
+        <w:tc>
+          <w:tcPr>
+            <w:tcW w:type="dxa" w:w="1270"/>
+          </w:tcPr>
+          <w:p>
+            <w:r>
+              <w:rPr>
+                <w:rFonts w:ascii="Times New Roman" w:hAnsi="Times New Roman"/>
+                <w:sz w:val="18"/>
+              </w:rPr>
+              <w:t>₦50,000,000 (median)</w:t>
+            </w:r>
+          </w:p>
+        </w:tc>
+        <w:tc>
+          <w:tcPr>
+            <w:tcW w:type="dxa" w:w="1270"/>
+          </w:tcPr>
+          <w:p>
+            <w:r>
+              <w:rPr>
+                <w:rFonts w:ascii="Times New Roman" w:hAnsi="Times New Roman"/>
+                <w:sz w:val="18"/>
+              </w:rPr>
+              <w:t>₦40,000,000 – ₦90,000,000</w:t>
+            </w:r>
+          </w:p>
+        </w:tc>
+        <w:tc>
+          <w:tcPr>
+            <w:tcW w:type="dxa" w:w="1270"/>
+          </w:tcPr>
+          <w:p>
+            <w:r>
+              <w:rPr>
+                <w:rFonts w:ascii="Times New Roman" w:hAnsi="Times New Roman"/>
+                <w:sz w:val="18"/>
+              </w:rPr>
+              <w:t>—</w:t>
+            </w:r>
+          </w:p>
+        </w:tc>
+        <w:tc>
+          <w:tcPr>
+            <w:tcW w:type="dxa" w:w="1270"/>
+          </w:tcPr>
+          <w:p>
+            <w:r>
+              <w:rPr>
+                <w:rFonts w:ascii="Times New Roman" w:hAnsi="Times New Roman"/>
+                <w:sz w:val="18"/>
+              </w:rPr>
+              <w:t>—</w:t>
+            </w:r>
+          </w:p>
+        </w:tc>
+        <w:tc>
+          <w:tcPr>
+            <w:tcW w:type="dxa" w:w="1270"/>
+          </w:tcPr>
+          <w:p>
+            <w:r>
+              <w:rPr>
+                <w:rFonts w:ascii="Times New Roman" w:hAnsi="Times New Roman"/>
+                <w:sz w:val="18"/>
+              </w:rPr>
+              <w:t>5</w:t>
+            </w:r>
+          </w:p>
+        </w:tc>
+        <w:tc>
+          <w:tcPr>
+            <w:tcW w:type="dxa" w:w="1270"/>
+          </w:tcPr>
+          <w:p>
+            <w:hyperlink r:id="rId14">
+              <w:r>
+                <w:rPr>
+                  <w:color w:val="1155CC"/>
+                  <w:u w:val="single"/>
+                </w:rPr>
+                <w:t>PropertyPro.ng</w:t>
+              </w:r>
+            </w:hyperlink>
+          </w:p>
+        </w:tc>
+        <w:tc>
+          <w:tcPr>
+            <w:tcW w:type="dxa" w:w="1270"/>
+          </w:tcPr>
+          <w:p>
+            <w:r>
+              <w:rPr>
+                <w:rFonts w:ascii="Times New Roman" w:hAnsi="Times New Roman"/>
+                <w:sz w:val="18"/>
+              </w:rPr>
+              <w:t>2026-10-15 (updated)</w:t>
             </w:r>
           </w:p>
         </w:tc>
@@ -822,35 +1286,35 @@
                 <w:rFonts w:ascii="Times New Roman" w:hAnsi="Times New Roman"/>
                 <w:sz w:val="18"/>
               </w:rPr>
-              <w:t>2-bedroom</w:t>
-            </w:r>
-          </w:p>
-        </w:tc>
-        <w:tc>
-          <w:tcPr>
-            <w:tcW w:type="dxa" w:w="1270"/>
-          </w:tcPr>
-          <w:p>
-            <w:r>
-              <w:rPr>
-                <w:rFonts w:ascii="Times New Roman" w:hAnsi="Times New Roman"/>
-                <w:sz w:val="18"/>
-              </w:rPr>
-              <w:t>₦52,500,000 (midpoint of 2 listings; not a stable median)</w:t>
-            </w:r>
-          </w:p>
-        </w:tc>
-        <w:tc>
-          <w:tcPr>
-            <w:tcW w:type="dxa" w:w="1270"/>
-          </w:tcPr>
-          <w:p>
-            <w:r>
-              <w:rPr>
-                <w:rFonts w:ascii="Times New Roman" w:hAnsi="Times New Roman"/>
-                <w:sz w:val="18"/>
-              </w:rPr>
-              <w:t>₦50,000,000 – ₦55,000,000</w:t>
+              <w:t>3-bedroom</w:t>
+            </w:r>
+          </w:p>
+        </w:tc>
+        <w:tc>
+          <w:tcPr>
+            <w:tcW w:type="dxa" w:w="1270"/>
+          </w:tcPr>
+          <w:p>
+            <w:r>
+              <w:rPr>
+                <w:rFonts w:ascii="Times New Roman" w:hAnsi="Times New Roman"/>
+                <w:sz w:val="18"/>
+              </w:rPr>
+              <w:t>₦40,000,000 (median)</w:t>
+            </w:r>
+          </w:p>
+        </w:tc>
+        <w:tc>
+          <w:tcPr>
+            <w:tcW w:type="dxa" w:w="1270"/>
+          </w:tcPr>
+          <w:p>
+            <w:r>
+              <w:rPr>
+                <w:rFonts w:ascii="Times New Roman" w:hAnsi="Times New Roman"/>
+                <w:sz w:val="18"/>
+              </w:rPr>
+              <w:t>₦10,000,000 – ₦60,000,000</w:t>
             </w:r>
           </w:p>
         </w:tc>
@@ -892,16 +1356,16 @@
                 <w:rFonts w:ascii="Times New Roman" w:hAnsi="Times New Roman"/>
                 <w:sz w:val="18"/>
               </w:rPr>
-              <w:t>2</w:t>
-            </w:r>
-          </w:p>
-        </w:tc>
-        <w:tc>
-          <w:tcPr>
-            <w:tcW w:type="dxa" w:w="1270"/>
-          </w:tcPr>
-          <w:p>
-            <w:hyperlink r:id="rId11">
+              <w:t>4</w:t>
+            </w:r>
+          </w:p>
+        </w:tc>
+        <w:tc>
+          <w:tcPr>
+            <w:tcW w:type="dxa" w:w="1270"/>
+          </w:tcPr>
+          <w:p>
+            <w:hyperlink r:id="rId15">
               <w:r>
                 <w:rPr>
                   <w:color w:val="1155CC"/>
@@ -938,35 +1402,35 @@
                 <w:rFonts w:ascii="Times New Roman" w:hAnsi="Times New Roman"/>
                 <w:sz w:val="18"/>
               </w:rPr>
-              <w:t>3-bedroom</w:t>
-            </w:r>
-          </w:p>
-        </w:tc>
-        <w:tc>
-          <w:tcPr>
-            <w:tcW w:type="dxa" w:w="1270"/>
-          </w:tcPr>
-          <w:p>
-            <w:r>
-              <w:rPr>
-                <w:rFonts w:ascii="Times New Roman" w:hAnsi="Times New Roman"/>
-                <w:sz w:val="18"/>
-              </w:rPr>
-              <w:t>₦40,000,000 (median)</w:t>
-            </w:r>
-          </w:p>
-        </w:tc>
-        <w:tc>
-          <w:tcPr>
-            <w:tcW w:type="dxa" w:w="1270"/>
-          </w:tcPr>
-          <w:p>
-            <w:r>
-              <w:rPr>
-                <w:rFonts w:ascii="Times New Roman" w:hAnsi="Times New Roman"/>
-                <w:sz w:val="18"/>
-              </w:rPr>
-              <w:t>₦10,000,000 – ₦60,000,000</w:t>
+              <w:t>4-bedroom</w:t>
+            </w:r>
+          </w:p>
+        </w:tc>
+        <w:tc>
+          <w:tcPr>
+            <w:tcW w:type="dxa" w:w="1270"/>
+          </w:tcPr>
+          <w:p>
+            <w:r>
+              <w:rPr>
+                <w:rFonts w:ascii="Times New Roman" w:hAnsi="Times New Roman"/>
+                <w:sz w:val="18"/>
+              </w:rPr>
+              <w:t>₦40,000,000 (single observed asking price)</w:t>
+            </w:r>
+          </w:p>
+        </w:tc>
+        <w:tc>
+          <w:tcPr>
+            <w:tcW w:type="dxa" w:w="1270"/>
+          </w:tcPr>
+          <w:p>
+            <w:r>
+              <w:rPr>
+                <w:rFonts w:ascii="Times New Roman" w:hAnsi="Times New Roman"/>
+                <w:sz w:val="18"/>
+              </w:rPr>
+              <w:t>Not meaningful with 1 listing</w:t>
             </w:r>
           </w:p>
         </w:tc>
@@ -1008,122 +1472,6 @@
                 <w:rFonts w:ascii="Times New Roman" w:hAnsi="Times New Roman"/>
                 <w:sz w:val="18"/>
               </w:rPr>
-              <w:t>4</w:t>
-            </w:r>
-          </w:p>
-        </w:tc>
-        <w:tc>
-          <w:tcPr>
-            <w:tcW w:type="dxa" w:w="1270"/>
-          </w:tcPr>
-          <w:p>
-            <w:hyperlink r:id="rId12">
-              <w:r>
-                <w:rPr>
-                  <w:color w:val="1155CC"/>
-                  <w:u w:val="single"/>
-                </w:rPr>
-                <w:t>Nigeria Property Centre</w:t>
-              </w:r>
-            </w:hyperlink>
-          </w:p>
-        </w:tc>
-        <w:tc>
-          <w:tcPr>
-            <w:tcW w:type="dxa" w:w="1270"/>
-          </w:tcPr>
-          <w:p>
-            <w:r>
-              <w:rPr>
-                <w:rFonts w:ascii="Times New Roman" w:hAnsi="Times New Roman"/>
-                <w:sz w:val="18"/>
-              </w:rPr>
-              <w:t>2026-10-15 (relative)</w:t>
-            </w:r>
-          </w:p>
-        </w:tc>
-      </w:tr>
-      <w:tr>
-        <w:tc>
-          <w:tcPr>
-            <w:tcW w:type="dxa" w:w="1270"/>
-          </w:tcPr>
-          <w:p>
-            <w:r>
-              <w:rPr>
-                <w:rFonts w:ascii="Times New Roman" w:hAnsi="Times New Roman"/>
-                <w:sz w:val="18"/>
-              </w:rPr>
-              <w:t>4-bedroom</w:t>
-            </w:r>
-          </w:p>
-        </w:tc>
-        <w:tc>
-          <w:tcPr>
-            <w:tcW w:type="dxa" w:w="1270"/>
-          </w:tcPr>
-          <w:p>
-            <w:r>
-              <w:rPr>
-                <w:rFonts w:ascii="Times New Roman" w:hAnsi="Times New Roman"/>
-                <w:sz w:val="18"/>
-              </w:rPr>
-              <w:t>₦40,000,000 (single observed asking price)</w:t>
-            </w:r>
-          </w:p>
-        </w:tc>
-        <w:tc>
-          <w:tcPr>
-            <w:tcW w:type="dxa" w:w="1270"/>
-          </w:tcPr>
-          <w:p>
-            <w:r>
-              <w:rPr>
-                <w:rFonts w:ascii="Times New Roman" w:hAnsi="Times New Roman"/>
-                <w:sz w:val="18"/>
-              </w:rPr>
-              <w:t>Not meaningful with 1 listing</w:t>
-            </w:r>
-          </w:p>
-        </w:tc>
-        <w:tc>
-          <w:tcPr>
-            <w:tcW w:type="dxa" w:w="1270"/>
-          </w:tcPr>
-          <w:p>
-            <w:r>
-              <w:rPr>
-                <w:rFonts w:ascii="Times New Roman" w:hAnsi="Times New Roman"/>
-                <w:sz w:val="18"/>
-              </w:rPr>
-              <w:t>—</w:t>
-            </w:r>
-          </w:p>
-        </w:tc>
-        <w:tc>
-          <w:tcPr>
-            <w:tcW w:type="dxa" w:w="1270"/>
-          </w:tcPr>
-          <w:p>
-            <w:r>
-              <w:rPr>
-                <w:rFonts w:ascii="Times New Roman" w:hAnsi="Times New Roman"/>
-                <w:sz w:val="18"/>
-              </w:rPr>
-              <w:t>—</w:t>
-            </w:r>
-          </w:p>
-        </w:tc>
-        <w:tc>
-          <w:tcPr>
-            <w:tcW w:type="dxa" w:w="1270"/>
-          </w:tcPr>
-          <w:p>
-            <w:r>
-              <w:rPr>
-                <w:rFonts w:ascii="Times New Roman" w:hAnsi="Times New Roman"/>
-                <w:sz w:val="18"/>
-              </w:rPr>
               <w:t>1</w:t>
             </w:r>
           </w:p>
@@ -1133,7 +1481,7 @@
             <w:tcW w:type="dxa" w:w="1270"/>
           </w:tcPr>
           <w:p>
-            <w:hyperlink r:id="rId13">
+            <w:hyperlink r:id="rId16">
               <w:r>
                 <w:rPr>
                   <w:color w:val="1155CC"/>
@@ -1347,21 +1695,21 @@
                 <w:rFonts w:ascii="Times New Roman" w:hAnsi="Times New Roman"/>
                 <w:sz w:val="18"/>
               </w:rPr>
-              <w:t>₦14,000,000 (median)</w:t>
-            </w:r>
-          </w:p>
-        </w:tc>
-        <w:tc>
-          <w:tcPr>
-            <w:tcW w:type="dxa" w:w="1270"/>
-          </w:tcPr>
-          <w:p>
-            <w:r>
-              <w:rPr>
-                <w:rFonts w:ascii="Times New Roman" w:hAnsi="Times New Roman"/>
-                <w:sz w:val="18"/>
-              </w:rPr>
-              <w:t>₦8,000,000 – ₦16,000,000</w:t>
+              <w:t>₦16,000,000 (single observed asking price)</w:t>
+            </w:r>
+          </w:p>
+        </w:tc>
+        <w:tc>
+          <w:tcPr>
+            <w:tcW w:type="dxa" w:w="1270"/>
+          </w:tcPr>
+          <w:p>
+            <w:r>
+              <w:rPr>
+                <w:rFonts w:ascii="Times New Roman" w:hAnsi="Times New Roman"/>
+                <w:sz w:val="18"/>
+              </w:rPr>
+              <w:t>Not meaningful with 1 listing</w:t>
             </w:r>
           </w:p>
         </w:tc>
@@ -1403,16 +1751,16 @@
                 <w:rFonts w:ascii="Times New Roman" w:hAnsi="Times New Roman"/>
                 <w:sz w:val="18"/>
               </w:rPr>
-              <w:t>4</w:t>
-            </w:r>
-          </w:p>
-        </w:tc>
-        <w:tc>
-          <w:tcPr>
-            <w:tcW w:type="dxa" w:w="1270"/>
-          </w:tcPr>
-          <w:p>
-            <w:hyperlink r:id="rId14">
+              <w:t>1</w:t>
+            </w:r>
+          </w:p>
+        </w:tc>
+        <w:tc>
+          <w:tcPr>
+            <w:tcW w:type="dxa" w:w="1270"/>
+          </w:tcPr>
+          <w:p>
+            <w:hyperlink r:id="rId17">
               <w:r>
                 <w:rPr>
                   <w:color w:val="1155CC"/>
@@ -1528,7 +1876,7 @@
             <w:tcW w:type="dxa" w:w="1270"/>
           </w:tcPr>
           <w:p>
-            <w:hyperlink r:id="rId15">
+            <w:hyperlink r:id="rId18">
               <w:r>
                 <w:rPr>
                   <w:color w:val="1155CC"/>
@@ -1579,21 +1927,21 @@
                 <w:rFonts w:ascii="Times New Roman" w:hAnsi="Times New Roman"/>
                 <w:sz w:val="18"/>
               </w:rPr>
-              <w:t>₦16,000,000 (median)</w:t>
-            </w:r>
-          </w:p>
-        </w:tc>
-        <w:tc>
-          <w:tcPr>
-            <w:tcW w:type="dxa" w:w="1270"/>
-          </w:tcPr>
-          <w:p>
-            <w:r>
-              <w:rPr>
-                <w:rFonts w:ascii="Times New Roman" w:hAnsi="Times New Roman"/>
-                <w:sz w:val="18"/>
-              </w:rPr>
-              <w:t>₦6,000,000 – ₦25,000,000</w:t>
+              <w:t>₦20,000,000 (median)</w:t>
+            </w:r>
+          </w:p>
+        </w:tc>
+        <w:tc>
+          <w:tcPr>
+            <w:tcW w:type="dxa" w:w="1270"/>
+          </w:tcPr>
+          <w:p>
+            <w:r>
+              <w:rPr>
+                <w:rFonts w:ascii="Times New Roman" w:hAnsi="Times New Roman"/>
+                <w:sz w:val="18"/>
+              </w:rPr>
+              <w:t>₦10,000,000 – ₦25,000,000</w:t>
             </w:r>
           </w:p>
         </w:tc>
@@ -1635,16 +1983,132 @@
                 <w:rFonts w:ascii="Times New Roman" w:hAnsi="Times New Roman"/>
                 <w:sz w:val="18"/>
               </w:rPr>
-              <w:t>6</w:t>
-            </w:r>
-          </w:p>
-        </w:tc>
-        <w:tc>
-          <w:tcPr>
-            <w:tcW w:type="dxa" w:w="1270"/>
-          </w:tcPr>
-          <w:p>
-            <w:hyperlink r:id="rId16">
+              <w:t>8</w:t>
+            </w:r>
+          </w:p>
+        </w:tc>
+        <w:tc>
+          <w:tcPr>
+            <w:tcW w:type="dxa" w:w="1270"/>
+          </w:tcPr>
+          <w:p>
+            <w:hyperlink r:id="rId19">
+              <w:r>
+                <w:rPr>
+                  <w:color w:val="1155CC"/>
+                  <w:u w:val="single"/>
+                </w:rPr>
+                <w:t>PropertyPro.ng</w:t>
+              </w:r>
+            </w:hyperlink>
+          </w:p>
+        </w:tc>
+        <w:tc>
+          <w:tcPr>
+            <w:tcW w:type="dxa" w:w="1270"/>
+          </w:tcPr>
+          <w:p>
+            <w:r>
+              <w:rPr>
+                <w:rFonts w:ascii="Times New Roman" w:hAnsi="Times New Roman"/>
+                <w:sz w:val="18"/>
+              </w:rPr>
+              <w:t>2026-10-15 (updated)</w:t>
+            </w:r>
+          </w:p>
+        </w:tc>
+      </w:tr>
+      <w:tr>
+        <w:tc>
+          <w:tcPr>
+            <w:tcW w:type="dxa" w:w="1270"/>
+          </w:tcPr>
+          <w:p>
+            <w:r>
+              <w:rPr>
+                <w:rFonts w:ascii="Times New Roman" w:hAnsi="Times New Roman"/>
+                <w:sz w:val="18"/>
+              </w:rPr>
+              <w:t>3-bedroom</w:t>
+            </w:r>
+          </w:p>
+        </w:tc>
+        <w:tc>
+          <w:tcPr>
+            <w:tcW w:type="dxa" w:w="1270"/>
+          </w:tcPr>
+          <w:p>
+            <w:r>
+              <w:rPr>
+                <w:rFonts w:ascii="Times New Roman" w:hAnsi="Times New Roman"/>
+                <w:sz w:val="18"/>
+              </w:rPr>
+              <w:t>₦17,000,000 (median)</w:t>
+            </w:r>
+          </w:p>
+        </w:tc>
+        <w:tc>
+          <w:tcPr>
+            <w:tcW w:type="dxa" w:w="1270"/>
+          </w:tcPr>
+          <w:p>
+            <w:r>
+              <w:rPr>
+                <w:rFonts w:ascii="Times New Roman" w:hAnsi="Times New Roman"/>
+                <w:sz w:val="18"/>
+              </w:rPr>
+              <w:t>₦16,000,000 – ₦17,000,000</w:t>
+            </w:r>
+          </w:p>
+        </w:tc>
+        <w:tc>
+          <w:tcPr>
+            <w:tcW w:type="dxa" w:w="1270"/>
+          </w:tcPr>
+          <w:p>
+            <w:r>
+              <w:rPr>
+                <w:rFonts w:ascii="Times New Roman" w:hAnsi="Times New Roman"/>
+                <w:sz w:val="18"/>
+              </w:rPr>
+              <w:t>—</w:t>
+            </w:r>
+          </w:p>
+        </w:tc>
+        <w:tc>
+          <w:tcPr>
+            <w:tcW w:type="dxa" w:w="1270"/>
+          </w:tcPr>
+          <w:p>
+            <w:r>
+              <w:rPr>
+                <w:rFonts w:ascii="Times New Roman" w:hAnsi="Times New Roman"/>
+                <w:sz w:val="18"/>
+              </w:rPr>
+              <w:t>—</w:t>
+            </w:r>
+          </w:p>
+        </w:tc>
+        <w:tc>
+          <w:tcPr>
+            <w:tcW w:type="dxa" w:w="1270"/>
+          </w:tcPr>
+          <w:p>
+            <w:r>
+              <w:rPr>
+                <w:rFonts w:ascii="Times New Roman" w:hAnsi="Times New Roman"/>
+                <w:sz w:val="18"/>
+              </w:rPr>
+              <w:t>3</w:t>
+            </w:r>
+          </w:p>
+        </w:tc>
+        <w:tc>
+          <w:tcPr>
+            <w:tcW w:type="dxa" w:w="1270"/>
+          </w:tcPr>
+          <w:p>
+            <w:hyperlink r:id="rId20">
               <w:r>
                 <w:rPr>
                   <w:color w:val="1155CC"/>
@@ -1681,35 +2145,35 @@
                 <w:rFonts w:ascii="Times New Roman" w:hAnsi="Times New Roman"/>
                 <w:sz w:val="18"/>
               </w:rPr>
-              <w:t>2-bedroom</w:t>
-            </w:r>
-          </w:p>
-        </w:tc>
-        <w:tc>
-          <w:tcPr>
-            <w:tcW w:type="dxa" w:w="1270"/>
-          </w:tcPr>
-          <w:p>
-            <w:r>
-              <w:rPr>
-                <w:rFonts w:ascii="Times New Roman" w:hAnsi="Times New Roman"/>
-                <w:sz w:val="18"/>
-              </w:rPr>
-              <w:t>₦20,000,000 (median)</w:t>
-            </w:r>
-          </w:p>
-        </w:tc>
-        <w:tc>
-          <w:tcPr>
-            <w:tcW w:type="dxa" w:w="1270"/>
-          </w:tcPr>
-          <w:p>
-            <w:r>
-              <w:rPr>
-                <w:rFonts w:ascii="Times New Roman" w:hAnsi="Times New Roman"/>
-                <w:sz w:val="18"/>
-              </w:rPr>
-              <w:t>₦10,000,000 – ₦25,000,000</w:t>
+              <w:t>3-bedroom</w:t>
+            </w:r>
+          </w:p>
+        </w:tc>
+        <w:tc>
+          <w:tcPr>
+            <w:tcW w:type="dxa" w:w="1270"/>
+          </w:tcPr>
+          <w:p>
+            <w:r>
+              <w:rPr>
+                <w:rFonts w:ascii="Times New Roman" w:hAnsi="Times New Roman"/>
+                <w:sz w:val="18"/>
+              </w:rPr>
+              <w:t>₦25,000,000 (median)</w:t>
+            </w:r>
+          </w:p>
+        </w:tc>
+        <w:tc>
+          <w:tcPr>
+            <w:tcW w:type="dxa" w:w="1270"/>
+          </w:tcPr>
+          <w:p>
+            <w:r>
+              <w:rPr>
+                <w:rFonts w:ascii="Times New Roman" w:hAnsi="Times New Roman"/>
+                <w:sz w:val="18"/>
+              </w:rPr>
+              <w:t>₦25,000,000 – ₦35,000,000</w:t>
             </w:r>
           </w:p>
         </w:tc>
@@ -1751,248 +2215,16 @@
                 <w:rFonts w:ascii="Times New Roman" w:hAnsi="Times New Roman"/>
                 <w:sz w:val="18"/>
               </w:rPr>
-              <w:t>10</w:t>
-            </w:r>
-          </w:p>
-        </w:tc>
-        <w:tc>
-          <w:tcPr>
-            <w:tcW w:type="dxa" w:w="1270"/>
-          </w:tcPr>
-          <w:p>
-            <w:hyperlink r:id="rId17">
-              <w:r>
-                <w:rPr>
-                  <w:color w:val="1155CC"/>
-                  <w:u w:val="single"/>
-                </w:rPr>
-                <w:t>PropertyPro.ng</w:t>
-              </w:r>
-            </w:hyperlink>
-          </w:p>
-        </w:tc>
-        <w:tc>
-          <w:tcPr>
-            <w:tcW w:type="dxa" w:w="1270"/>
-          </w:tcPr>
-          <w:p>
-            <w:r>
-              <w:rPr>
-                <w:rFonts w:ascii="Times New Roman" w:hAnsi="Times New Roman"/>
-                <w:sz w:val="18"/>
-              </w:rPr>
-              <w:t>2026-10-15 (updated)</w:t>
-            </w:r>
-          </w:p>
-        </w:tc>
-      </w:tr>
-      <w:tr>
-        <w:tc>
-          <w:tcPr>
-            <w:tcW w:type="dxa" w:w="1270"/>
-          </w:tcPr>
-          <w:p>
-            <w:r>
-              <w:rPr>
-                <w:rFonts w:ascii="Times New Roman" w:hAnsi="Times New Roman"/>
-                <w:sz w:val="18"/>
-              </w:rPr>
-              <w:t>3-bedroom</w:t>
-            </w:r>
-          </w:p>
-        </w:tc>
-        <w:tc>
-          <w:tcPr>
-            <w:tcW w:type="dxa" w:w="1270"/>
-          </w:tcPr>
-          <w:p>
-            <w:r>
-              <w:rPr>
-                <w:rFonts w:ascii="Times New Roman" w:hAnsi="Times New Roman"/>
-                <w:sz w:val="18"/>
-              </w:rPr>
-              <w:t>₦16,500,000 (median)</w:t>
-            </w:r>
-          </w:p>
-        </w:tc>
-        <w:tc>
-          <w:tcPr>
-            <w:tcW w:type="dxa" w:w="1270"/>
-          </w:tcPr>
-          <w:p>
-            <w:r>
-              <w:rPr>
-                <w:rFonts w:ascii="Times New Roman" w:hAnsi="Times New Roman"/>
-                <w:sz w:val="18"/>
-              </w:rPr>
-              <w:t>₦10,000,000 – ₦40,000,000</w:t>
-            </w:r>
-          </w:p>
-        </w:tc>
-        <w:tc>
-          <w:tcPr>
-            <w:tcW w:type="dxa" w:w="1270"/>
-          </w:tcPr>
-          <w:p>
-            <w:r>
-              <w:rPr>
-                <w:rFonts w:ascii="Times New Roman" w:hAnsi="Times New Roman"/>
-                <w:sz w:val="18"/>
-              </w:rPr>
-              <w:t>—</w:t>
-            </w:r>
-          </w:p>
-        </w:tc>
-        <w:tc>
-          <w:tcPr>
-            <w:tcW w:type="dxa" w:w="1270"/>
-          </w:tcPr>
-          <w:p>
-            <w:r>
-              <w:rPr>
-                <w:rFonts w:ascii="Times New Roman" w:hAnsi="Times New Roman"/>
-                <w:sz w:val="18"/>
-              </w:rPr>
-              <w:t>—</w:t>
-            </w:r>
-          </w:p>
-        </w:tc>
-        <w:tc>
-          <w:tcPr>
-            <w:tcW w:type="dxa" w:w="1270"/>
-          </w:tcPr>
-          <w:p>
-            <w:r>
-              <w:rPr>
-                <w:rFonts w:ascii="Times New Roman" w:hAnsi="Times New Roman"/>
-                <w:sz w:val="18"/>
-              </w:rPr>
-              <w:t>6</w:t>
-            </w:r>
-          </w:p>
-        </w:tc>
-        <w:tc>
-          <w:tcPr>
-            <w:tcW w:type="dxa" w:w="1270"/>
-          </w:tcPr>
-          <w:p>
-            <w:hyperlink r:id="rId18">
-              <w:r>
-                <w:rPr>
-                  <w:color w:val="1155CC"/>
-                  <w:u w:val="single"/>
-                </w:rPr>
-                <w:t>Nigeria Property Centre</w:t>
-              </w:r>
-            </w:hyperlink>
-          </w:p>
-        </w:tc>
-        <w:tc>
-          <w:tcPr>
-            <w:tcW w:type="dxa" w:w="1270"/>
-          </w:tcPr>
-          <w:p>
-            <w:r>
-              <w:rPr>
-                <w:rFonts w:ascii="Times New Roman" w:hAnsi="Times New Roman"/>
-                <w:sz w:val="18"/>
-              </w:rPr>
-              <w:t>2026-10-15 (relative)</w:t>
-            </w:r>
-          </w:p>
-        </w:tc>
-      </w:tr>
-      <w:tr>
-        <w:tc>
-          <w:tcPr>
-            <w:tcW w:type="dxa" w:w="1270"/>
-          </w:tcPr>
-          <w:p>
-            <w:r>
-              <w:rPr>
-                <w:rFonts w:ascii="Times New Roman" w:hAnsi="Times New Roman"/>
-                <w:sz w:val="18"/>
-              </w:rPr>
-              <w:t>3-bedroom</w:t>
-            </w:r>
-          </w:p>
-        </w:tc>
-        <w:tc>
-          <w:tcPr>
-            <w:tcW w:type="dxa" w:w="1270"/>
-          </w:tcPr>
-          <w:p>
-            <w:r>
-              <w:rPr>
-                <w:rFonts w:ascii="Times New Roman" w:hAnsi="Times New Roman"/>
-                <w:sz w:val="18"/>
-              </w:rPr>
-              <w:t>₦25,000,000 (median)</w:t>
-            </w:r>
-          </w:p>
-        </w:tc>
-        <w:tc>
-          <w:tcPr>
-            <w:tcW w:type="dxa" w:w="1270"/>
-          </w:tcPr>
-          <w:p>
-            <w:r>
-              <w:rPr>
-                <w:rFonts w:ascii="Times New Roman" w:hAnsi="Times New Roman"/>
-                <w:sz w:val="18"/>
-              </w:rPr>
-              <w:t>₦25,000,000 – ₦35,000,000</w:t>
-            </w:r>
-          </w:p>
-        </w:tc>
-        <w:tc>
-          <w:tcPr>
-            <w:tcW w:type="dxa" w:w="1270"/>
-          </w:tcPr>
-          <w:p>
-            <w:r>
-              <w:rPr>
-                <w:rFonts w:ascii="Times New Roman" w:hAnsi="Times New Roman"/>
-                <w:sz w:val="18"/>
-              </w:rPr>
-              <w:t>—</w:t>
-            </w:r>
-          </w:p>
-        </w:tc>
-        <w:tc>
-          <w:tcPr>
-            <w:tcW w:type="dxa" w:w="1270"/>
-          </w:tcPr>
-          <w:p>
-            <w:r>
-              <w:rPr>
-                <w:rFonts w:ascii="Times New Roman" w:hAnsi="Times New Roman"/>
-                <w:sz w:val="18"/>
-              </w:rPr>
-              <w:t>—</w:t>
-            </w:r>
-          </w:p>
-        </w:tc>
-        <w:tc>
-          <w:tcPr>
-            <w:tcW w:type="dxa" w:w="1270"/>
-          </w:tcPr>
-          <w:p>
-            <w:r>
-              <w:rPr>
-                <w:rFonts w:ascii="Times New Roman" w:hAnsi="Times New Roman"/>
-                <w:sz w:val="18"/>
-              </w:rPr>
-              <w:t>4</w:t>
-            </w:r>
-          </w:p>
-        </w:tc>
-        <w:tc>
-          <w:tcPr>
-            <w:tcW w:type="dxa" w:w="1270"/>
-          </w:tcPr>
-          <w:p>
-            <w:hyperlink r:id="rId19">
+              <w:t>3</w:t>
+            </w:r>
+          </w:p>
+        </w:tc>
+        <w:tc>
+          <w:tcPr>
+            <w:tcW w:type="dxa" w:w="1270"/>
+          </w:tcPr>
+          <w:p>
+            <w:hyperlink r:id="rId21">
               <w:r>
                 <w:rPr>
                   <w:color w:val="1155CC"/>
@@ -2206,21 +2438,21 @@
                 <w:rFonts w:ascii="Times New Roman" w:hAnsi="Times New Roman"/>
                 <w:sz w:val="18"/>
               </w:rPr>
-              <w:t>₦15,250,000 (median)</w:t>
-            </w:r>
-          </w:p>
-        </w:tc>
-        <w:tc>
-          <w:tcPr>
-            <w:tcW w:type="dxa" w:w="1270"/>
-          </w:tcPr>
-          <w:p>
-            <w:r>
-              <w:rPr>
-                <w:rFonts w:ascii="Times New Roman" w:hAnsi="Times New Roman"/>
-                <w:sz w:val="18"/>
-              </w:rPr>
-              <w:t>₦5,500,000 – ₦18,000,000</w:t>
+              <w:t>₦17,250,000 (median)</w:t>
+            </w:r>
+          </w:p>
+        </w:tc>
+        <w:tc>
+          <w:tcPr>
+            <w:tcW w:type="dxa" w:w="1270"/>
+          </w:tcPr>
+          <w:p>
+            <w:r>
+              <w:rPr>
+                <w:rFonts w:ascii="Times New Roman" w:hAnsi="Times New Roman"/>
+                <w:sz w:val="18"/>
+              </w:rPr>
+              <w:t>₦14,000,000 – ₦18,000,000</w:t>
             </w:r>
           </w:p>
         </w:tc>
@@ -2262,239 +2494,7 @@
                 <w:rFonts w:ascii="Times New Roman" w:hAnsi="Times New Roman"/>
                 <w:sz w:val="18"/>
               </w:rPr>
-              <w:t>6</w:t>
-            </w:r>
-          </w:p>
-        </w:tc>
-        <w:tc>
-          <w:tcPr>
-            <w:tcW w:type="dxa" w:w="1270"/>
-          </w:tcPr>
-          <w:p>
-            <w:hyperlink r:id="rId20">
-              <w:r>
-                <w:rPr>
-                  <w:color w:val="1155CC"/>
-                  <w:u w:val="single"/>
-                </w:rPr>
-                <w:t>Nigeria Property Centre</w:t>
-              </w:r>
-            </w:hyperlink>
-          </w:p>
-        </w:tc>
-        <w:tc>
-          <w:tcPr>
-            <w:tcW w:type="dxa" w:w="1270"/>
-          </w:tcPr>
-          <w:p>
-            <w:r>
-              <w:rPr>
-                <w:rFonts w:ascii="Times New Roman" w:hAnsi="Times New Roman"/>
-                <w:sz w:val="18"/>
-              </w:rPr>
-              <w:t>2026-10-15 (relative)</w:t>
-            </w:r>
-          </w:p>
-        </w:tc>
-      </w:tr>
-      <w:tr>
-        <w:tc>
-          <w:tcPr>
-            <w:tcW w:type="dxa" w:w="1270"/>
-          </w:tcPr>
-          <w:p>
-            <w:r>
-              <w:rPr>
-                <w:rFonts w:ascii="Times New Roman" w:hAnsi="Times New Roman"/>
-                <w:sz w:val="18"/>
-              </w:rPr>
-              <w:t>2-bedroom</w:t>
-            </w:r>
-          </w:p>
-        </w:tc>
-        <w:tc>
-          <w:tcPr>
-            <w:tcW w:type="dxa" w:w="1270"/>
-          </w:tcPr>
-          <w:p>
-            <w:r>
-              <w:rPr>
-                <w:rFonts w:ascii="Times New Roman" w:hAnsi="Times New Roman"/>
-                <w:sz w:val="18"/>
-              </w:rPr>
-              <w:t>₦15,000,000 (median)</w:t>
-            </w:r>
-          </w:p>
-        </w:tc>
-        <w:tc>
-          <w:tcPr>
-            <w:tcW w:type="dxa" w:w="1270"/>
-          </w:tcPr>
-          <w:p>
-            <w:r>
-              <w:rPr>
-                <w:rFonts w:ascii="Times New Roman" w:hAnsi="Times New Roman"/>
-                <w:sz w:val="18"/>
-              </w:rPr>
-              <w:t>₦10,000,000 – ₦18,000,000</w:t>
-            </w:r>
-          </w:p>
-        </w:tc>
-        <w:tc>
-          <w:tcPr>
-            <w:tcW w:type="dxa" w:w="1270"/>
-          </w:tcPr>
-          <w:p>
-            <w:r>
-              <w:rPr>
-                <w:rFonts w:ascii="Times New Roman" w:hAnsi="Times New Roman"/>
-                <w:sz w:val="18"/>
-              </w:rPr>
-              <w:t>—</w:t>
-            </w:r>
-          </w:p>
-        </w:tc>
-        <w:tc>
-          <w:tcPr>
-            <w:tcW w:type="dxa" w:w="1270"/>
-          </w:tcPr>
-          <w:p>
-            <w:r>
-              <w:rPr>
-                <w:rFonts w:ascii="Times New Roman" w:hAnsi="Times New Roman"/>
-                <w:sz w:val="18"/>
-              </w:rPr>
-              <w:t>—</w:t>
-            </w:r>
-          </w:p>
-        </w:tc>
-        <w:tc>
-          <w:tcPr>
-            <w:tcW w:type="dxa" w:w="1270"/>
-          </w:tcPr>
-          <w:p>
-            <w:r>
-              <w:rPr>
-                <w:rFonts w:ascii="Times New Roman" w:hAnsi="Times New Roman"/>
-                <w:sz w:val="18"/>
-              </w:rPr>
-              <w:t>5</w:t>
-            </w:r>
-          </w:p>
-        </w:tc>
-        <w:tc>
-          <w:tcPr>
-            <w:tcW w:type="dxa" w:w="1270"/>
-          </w:tcPr>
-          <w:p>
-            <w:hyperlink r:id="rId21">
-              <w:r>
-                <w:rPr>
-                  <w:color w:val="1155CC"/>
-                  <w:u w:val="single"/>
-                </w:rPr>
-                <w:t>Nigeria Property Centre</w:t>
-              </w:r>
-            </w:hyperlink>
-          </w:p>
-        </w:tc>
-        <w:tc>
-          <w:tcPr>
-            <w:tcW w:type="dxa" w:w="1270"/>
-          </w:tcPr>
-          <w:p>
-            <w:r>
-              <w:rPr>
-                <w:rFonts w:ascii="Times New Roman" w:hAnsi="Times New Roman"/>
-                <w:sz w:val="18"/>
-              </w:rPr>
-              <w:t>2026-10-15 (relative)</w:t>
-            </w:r>
-          </w:p>
-        </w:tc>
-      </w:tr>
-      <w:tr>
-        <w:tc>
-          <w:tcPr>
-            <w:tcW w:type="dxa" w:w="1270"/>
-          </w:tcPr>
-          <w:p>
-            <w:r>
-              <w:rPr>
-                <w:rFonts w:ascii="Times New Roman" w:hAnsi="Times New Roman"/>
-                <w:sz w:val="18"/>
-              </w:rPr>
-              <w:t>3-bedroom</w:t>
-            </w:r>
-          </w:p>
-        </w:tc>
-        <w:tc>
-          <w:tcPr>
-            <w:tcW w:type="dxa" w:w="1270"/>
-          </w:tcPr>
-          <w:p>
-            <w:r>
-              <w:rPr>
-                <w:rFonts w:ascii="Times New Roman" w:hAnsi="Times New Roman"/>
-                <w:sz w:val="18"/>
-              </w:rPr>
-              <w:t>₦20,000,000 (median)</w:t>
-            </w:r>
-          </w:p>
-        </w:tc>
-        <w:tc>
-          <w:tcPr>
-            <w:tcW w:type="dxa" w:w="1270"/>
-          </w:tcPr>
-          <w:p>
-            <w:r>
-              <w:rPr>
-                <w:rFonts w:ascii="Times New Roman" w:hAnsi="Times New Roman"/>
-                <w:sz w:val="18"/>
-              </w:rPr>
-              <w:t>₦12,000,000 – ₦40,000,000</w:t>
-            </w:r>
-          </w:p>
-        </w:tc>
-        <w:tc>
-          <w:tcPr>
-            <w:tcW w:type="dxa" w:w="1270"/>
-          </w:tcPr>
-          <w:p>
-            <w:r>
-              <w:rPr>
-                <w:rFonts w:ascii="Times New Roman" w:hAnsi="Times New Roman"/>
-                <w:sz w:val="18"/>
-              </w:rPr>
-              <w:t>—</w:t>
-            </w:r>
-          </w:p>
-        </w:tc>
-        <w:tc>
-          <w:tcPr>
-            <w:tcW w:type="dxa" w:w="1270"/>
-          </w:tcPr>
-          <w:p>
-            <w:r>
-              <w:rPr>
-                <w:rFonts w:ascii="Times New Roman" w:hAnsi="Times New Roman"/>
-                <w:sz w:val="18"/>
-              </w:rPr>
-              <w:t>—</w:t>
-            </w:r>
-          </w:p>
-        </w:tc>
-        <w:tc>
-          <w:tcPr>
-            <w:tcW w:type="dxa" w:w="1270"/>
-          </w:tcPr>
-          <w:p>
-            <w:r>
-              <w:rPr>
-                <w:rFonts w:ascii="Times New Roman" w:hAnsi="Times New Roman"/>
-                <w:sz w:val="18"/>
-              </w:rPr>
-              <w:t>5</w:t>
+              <w:t>4</w:t>
             </w:r>
           </w:p>
         </w:tc>
@@ -2540,35 +2540,35 @@
                 <w:rFonts w:ascii="Times New Roman" w:hAnsi="Times New Roman"/>
                 <w:sz w:val="18"/>
               </w:rPr>
-              <w:t>4-bedroom</w:t>
-            </w:r>
-          </w:p>
-        </w:tc>
-        <w:tc>
-          <w:tcPr>
-            <w:tcW w:type="dxa" w:w="1270"/>
-          </w:tcPr>
-          <w:p>
-            <w:r>
-              <w:rPr>
-                <w:rFonts w:ascii="Times New Roman" w:hAnsi="Times New Roman"/>
-                <w:sz w:val="18"/>
-              </w:rPr>
-              <w:t>₦25,000,000 (single observed asking price)</w:t>
-            </w:r>
-          </w:p>
-        </w:tc>
-        <w:tc>
-          <w:tcPr>
-            <w:tcW w:type="dxa" w:w="1270"/>
-          </w:tcPr>
-          <w:p>
-            <w:r>
-              <w:rPr>
-                <w:rFonts w:ascii="Times New Roman" w:hAnsi="Times New Roman"/>
-                <w:sz w:val="18"/>
-              </w:rPr>
-              <w:t>Not meaningful with 1 listing</w:t>
+              <w:t>2-bedroom</w:t>
+            </w:r>
+          </w:p>
+        </w:tc>
+        <w:tc>
+          <w:tcPr>
+            <w:tcW w:type="dxa" w:w="1270"/>
+          </w:tcPr>
+          <w:p>
+            <w:r>
+              <w:rPr>
+                <w:rFonts w:ascii="Times New Roman" w:hAnsi="Times New Roman"/>
+                <w:sz w:val="18"/>
+              </w:rPr>
+              <w:t>₦15,000,000 (midpoint of 2 listings; not a stable median)</w:t>
+            </w:r>
+          </w:p>
+        </w:tc>
+        <w:tc>
+          <w:tcPr>
+            <w:tcW w:type="dxa" w:w="1270"/>
+          </w:tcPr>
+          <w:p>
+            <w:r>
+              <w:rPr>
+                <w:rFonts w:ascii="Times New Roman" w:hAnsi="Times New Roman"/>
+                <w:sz w:val="18"/>
+              </w:rPr>
+              <w:t>₦15,000,000 – ₦15,000,000</w:t>
             </w:r>
           </w:p>
         </w:tc>
@@ -2610,7 +2610,7 @@
                 <w:rFonts w:ascii="Times New Roman" w:hAnsi="Times New Roman"/>
                 <w:sz w:val="18"/>
               </w:rPr>
-              <w:t>1</w:t>
+              <w:t>2</w:t>
             </w:r>
           </w:p>
         </w:tc>
@@ -2620,6 +2620,122 @@
           </w:tcPr>
           <w:p>
             <w:hyperlink r:id="rId23">
+              <w:r>
+                <w:rPr>
+                  <w:color w:val="1155CC"/>
+                  <w:u w:val="single"/>
+                </w:rPr>
+                <w:t>Nigeria Property Centre</w:t>
+              </w:r>
+            </w:hyperlink>
+          </w:p>
+        </w:tc>
+        <w:tc>
+          <w:tcPr>
+            <w:tcW w:type="dxa" w:w="1270"/>
+          </w:tcPr>
+          <w:p>
+            <w:r>
+              <w:rPr>
+                <w:rFonts w:ascii="Times New Roman" w:hAnsi="Times New Roman"/>
+                <w:sz w:val="18"/>
+              </w:rPr>
+              <w:t>2026-10-15 (relative)</w:t>
+            </w:r>
+          </w:p>
+        </w:tc>
+      </w:tr>
+      <w:tr>
+        <w:tc>
+          <w:tcPr>
+            <w:tcW w:type="dxa" w:w="1270"/>
+          </w:tcPr>
+          <w:p>
+            <w:r>
+              <w:rPr>
+                <w:rFonts w:ascii="Times New Roman" w:hAnsi="Times New Roman"/>
+                <w:sz w:val="18"/>
+              </w:rPr>
+              <w:t>3-bedroom</w:t>
+            </w:r>
+          </w:p>
+        </w:tc>
+        <w:tc>
+          <w:tcPr>
+            <w:tcW w:type="dxa" w:w="1270"/>
+          </w:tcPr>
+          <w:p>
+            <w:r>
+              <w:rPr>
+                <w:rFonts w:ascii="Times New Roman" w:hAnsi="Times New Roman"/>
+                <w:sz w:val="18"/>
+              </w:rPr>
+              <w:t>₦25,000,000 (median)</w:t>
+            </w:r>
+          </w:p>
+        </w:tc>
+        <w:tc>
+          <w:tcPr>
+            <w:tcW w:type="dxa" w:w="1270"/>
+          </w:tcPr>
+          <w:p>
+            <w:r>
+              <w:rPr>
+                <w:rFonts w:ascii="Times New Roman" w:hAnsi="Times New Roman"/>
+                <w:sz w:val="18"/>
+              </w:rPr>
+              <w:t>₦20,000,000 – ₦168,000,000</w:t>
+            </w:r>
+          </w:p>
+        </w:tc>
+        <w:tc>
+          <w:tcPr>
+            <w:tcW w:type="dxa" w:w="1270"/>
+          </w:tcPr>
+          <w:p>
+            <w:r>
+              <w:rPr>
+                <w:rFonts w:ascii="Times New Roman" w:hAnsi="Times New Roman"/>
+                <w:sz w:val="18"/>
+              </w:rPr>
+              <w:t>—</w:t>
+            </w:r>
+          </w:p>
+        </w:tc>
+        <w:tc>
+          <w:tcPr>
+            <w:tcW w:type="dxa" w:w="1270"/>
+          </w:tcPr>
+          <w:p>
+            <w:r>
+              <w:rPr>
+                <w:rFonts w:ascii="Times New Roman" w:hAnsi="Times New Roman"/>
+                <w:sz w:val="18"/>
+              </w:rPr>
+              <w:t>—</w:t>
+            </w:r>
+          </w:p>
+        </w:tc>
+        <w:tc>
+          <w:tcPr>
+            <w:tcW w:type="dxa" w:w="1270"/>
+          </w:tcPr>
+          <w:p>
+            <w:r>
+              <w:rPr>
+                <w:rFonts w:ascii="Times New Roman" w:hAnsi="Times New Roman"/>
+                <w:sz w:val="18"/>
+              </w:rPr>
+              <w:t>3</w:t>
+            </w:r>
+          </w:p>
+        </w:tc>
+        <w:tc>
+          <w:tcPr>
+            <w:tcW w:type="dxa" w:w="1270"/>
+          </w:tcPr>
+          <w:p>
+            <w:hyperlink r:id="rId24">
               <w:r>
                 <w:rPr>
                   <w:color w:val="1155CC"/>
@@ -2898,122 +3014,6 @@
             <w:tcW w:type="dxa" w:w="1270"/>
           </w:tcPr>
           <w:p>
-            <w:hyperlink r:id="rId24">
-              <w:r>
-                <w:rPr>
-                  <w:color w:val="1155CC"/>
-                  <w:u w:val="single"/>
-                </w:rPr>
-                <w:t>PropertyPro.ng</w:t>
-              </w:r>
-            </w:hyperlink>
-          </w:p>
-        </w:tc>
-        <w:tc>
-          <w:tcPr>
-            <w:tcW w:type="dxa" w:w="1270"/>
-          </w:tcPr>
-          <w:p>
-            <w:r>
-              <w:rPr>
-                <w:rFonts w:ascii="Times New Roman" w:hAnsi="Times New Roman"/>
-                <w:sz w:val="18"/>
-              </w:rPr>
-              <w:t>2026-10-15 (updated)</w:t>
-            </w:r>
-          </w:p>
-        </w:tc>
-      </w:tr>
-      <w:tr>
-        <w:tc>
-          <w:tcPr>
-            <w:tcW w:type="dxa" w:w="1270"/>
-          </w:tcPr>
-          <w:p>
-            <w:r>
-              <w:rPr>
-                <w:rFonts w:ascii="Times New Roman" w:hAnsi="Times New Roman"/>
-                <w:sz w:val="18"/>
-              </w:rPr>
-              <w:t>3-bedroom</w:t>
-            </w:r>
-          </w:p>
-        </w:tc>
-        <w:tc>
-          <w:tcPr>
-            <w:tcW w:type="dxa" w:w="1270"/>
-          </w:tcPr>
-          <w:p>
-            <w:r>
-              <w:rPr>
-                <w:rFonts w:ascii="Times New Roman" w:hAnsi="Times New Roman"/>
-                <w:sz w:val="18"/>
-              </w:rPr>
-              <w:t>₦35,000,000 (median)</w:t>
-            </w:r>
-          </w:p>
-        </w:tc>
-        <w:tc>
-          <w:tcPr>
-            <w:tcW w:type="dxa" w:w="1270"/>
-          </w:tcPr>
-          <w:p>
-            <w:r>
-              <w:rPr>
-                <w:rFonts w:ascii="Times New Roman" w:hAnsi="Times New Roman"/>
-                <w:sz w:val="18"/>
-              </w:rPr>
-              <w:t>₦25,000,000 – ₦40,000,000</w:t>
-            </w:r>
-          </w:p>
-        </w:tc>
-        <w:tc>
-          <w:tcPr>
-            <w:tcW w:type="dxa" w:w="1270"/>
-          </w:tcPr>
-          <w:p>
-            <w:r>
-              <w:rPr>
-                <w:rFonts w:ascii="Times New Roman" w:hAnsi="Times New Roman"/>
-                <w:sz w:val="18"/>
-              </w:rPr>
-              <w:t>—</w:t>
-            </w:r>
-          </w:p>
-        </w:tc>
-        <w:tc>
-          <w:tcPr>
-            <w:tcW w:type="dxa" w:w="1270"/>
-          </w:tcPr>
-          <w:p>
-            <w:r>
-              <w:rPr>
-                <w:rFonts w:ascii="Times New Roman" w:hAnsi="Times New Roman"/>
-                <w:sz w:val="18"/>
-              </w:rPr>
-              <w:t>—</w:t>
-            </w:r>
-          </w:p>
-        </w:tc>
-        <w:tc>
-          <w:tcPr>
-            <w:tcW w:type="dxa" w:w="1270"/>
-          </w:tcPr>
-          <w:p>
-            <w:r>
-              <w:rPr>
-                <w:rFonts w:ascii="Times New Roman" w:hAnsi="Times New Roman"/>
-                <w:sz w:val="18"/>
-              </w:rPr>
-              <w:t>3</w:t>
-            </w:r>
-          </w:p>
-        </w:tc>
-        <w:tc>
-          <w:tcPr>
-            <w:tcW w:type="dxa" w:w="1270"/>
-          </w:tcPr>
-          <w:p>
             <w:hyperlink r:id="rId25">
               <w:r>
                 <w:rPr>
@@ -3051,7 +3051,7 @@
                 <w:rFonts w:ascii="Times New Roman" w:hAnsi="Times New Roman"/>
                 <w:sz w:val="18"/>
               </w:rPr>
-              <w:t>4-bedroom</w:t>
+              <w:t>3-bedroom</w:t>
             </w:r>
           </w:p>
         </w:tc>
@@ -3121,7 +3121,7 @@
                 <w:rFonts w:ascii="Times New Roman" w:hAnsi="Times New Roman"/>
                 <w:sz w:val="18"/>
               </w:rPr>
-              <w:t>5</w:t>
+              <w:t>3</w:t>
             </w:r>
           </w:p>
         </w:tc>
@@ -3167,35 +3167,35 @@
                 <w:rFonts w:ascii="Times New Roman" w:hAnsi="Times New Roman"/>
                 <w:sz w:val="18"/>
               </w:rPr>
-              <w:t>5-bedroom</w:t>
-            </w:r>
-          </w:p>
-        </w:tc>
-        <w:tc>
-          <w:tcPr>
-            <w:tcW w:type="dxa" w:w="1270"/>
-          </w:tcPr>
-          <w:p>
-            <w:r>
-              <w:rPr>
-                <w:rFonts w:ascii="Times New Roman" w:hAnsi="Times New Roman"/>
-                <w:sz w:val="18"/>
-              </w:rPr>
-              <w:t>₦40,000,000 (single observed asking price)</w:t>
-            </w:r>
-          </w:p>
-        </w:tc>
-        <w:tc>
-          <w:tcPr>
-            <w:tcW w:type="dxa" w:w="1270"/>
-          </w:tcPr>
-          <w:p>
-            <w:r>
-              <w:rPr>
-                <w:rFonts w:ascii="Times New Roman" w:hAnsi="Times New Roman"/>
-                <w:sz w:val="18"/>
-              </w:rPr>
-              <w:t>Not meaningful with 1 listing</w:t>
+              <w:t>4-bedroom</w:t>
+            </w:r>
+          </w:p>
+        </w:tc>
+        <w:tc>
+          <w:tcPr>
+            <w:tcW w:type="dxa" w:w="1270"/>
+          </w:tcPr>
+          <w:p>
+            <w:r>
+              <w:rPr>
+                <w:rFonts w:ascii="Times New Roman" w:hAnsi="Times New Roman"/>
+                <w:sz w:val="18"/>
+              </w:rPr>
+              <w:t>₦35,000,000 (median)</w:t>
+            </w:r>
+          </w:p>
+        </w:tc>
+        <w:tc>
+          <w:tcPr>
+            <w:tcW w:type="dxa" w:w="1270"/>
+          </w:tcPr>
+          <w:p>
+            <w:r>
+              <w:rPr>
+                <w:rFonts w:ascii="Times New Roman" w:hAnsi="Times New Roman"/>
+                <w:sz w:val="18"/>
+              </w:rPr>
+              <w:t>₦25,000,000 – ₦40,000,000</w:t>
             </w:r>
           </w:p>
         </w:tc>
@@ -3237,7 +3237,7 @@
                 <w:rFonts w:ascii="Times New Roman" w:hAnsi="Times New Roman"/>
                 <w:sz w:val="18"/>
               </w:rPr>
-              <w:t>1</w:t>
+              <w:t>5</w:t>
             </w:r>
           </w:p>
         </w:tc>
@@ -3474,21 +3474,21 @@
                 <w:rFonts w:ascii="Times New Roman" w:hAnsi="Times New Roman"/>
                 <w:sz w:val="18"/>
               </w:rPr>
-              <w:t>₦4,000,000 (midpoint of 2 listings; not a stable median)</w:t>
-            </w:r>
-          </w:p>
-        </w:tc>
-        <w:tc>
-          <w:tcPr>
-            <w:tcW w:type="dxa" w:w="1270"/>
-          </w:tcPr>
-          <w:p>
-            <w:r>
-              <w:rPr>
-                <w:rFonts w:ascii="Times New Roman" w:hAnsi="Times New Roman"/>
-                <w:sz w:val="18"/>
-              </w:rPr>
-              <w:t>₦4,000,000 – ₦4,000,000</w:t>
+              <w:t>₦4,000,000 (single observed asking price)</w:t>
+            </w:r>
+          </w:p>
+        </w:tc>
+        <w:tc>
+          <w:tcPr>
+            <w:tcW w:type="dxa" w:w="1270"/>
+          </w:tcPr>
+          <w:p>
+            <w:r>
+              <w:rPr>
+                <w:rFonts w:ascii="Times New Roman" w:hAnsi="Times New Roman"/>
+                <w:sz w:val="18"/>
+              </w:rPr>
+              <w:t>Not meaningful with 1 listing</w:t>
             </w:r>
           </w:p>
         </w:tc>
@@ -3530,7 +3530,7 @@
                 <w:rFonts w:ascii="Times New Roman" w:hAnsi="Times New Roman"/>
                 <w:sz w:val="18"/>
               </w:rPr>
-              <w:t>2</w:t>
+              <w:t>1</w:t>
             </w:r>
           </w:p>
         </w:tc>
@@ -4319,35 +4319,35 @@
                 <w:rFonts w:ascii="Times New Roman" w:hAnsi="Times New Roman"/>
                 <w:sz w:val="18"/>
               </w:rPr>
-              <w:t>2-bedroom</w:t>
-            </w:r>
-          </w:p>
-        </w:tc>
-        <w:tc>
-          <w:tcPr>
-            <w:tcW w:type="dxa" w:w="1270"/>
-          </w:tcPr>
-          <w:p>
-            <w:r>
-              <w:rPr>
-                <w:rFonts w:ascii="Times New Roman" w:hAnsi="Times New Roman"/>
-                <w:sz w:val="18"/>
-              </w:rPr>
-              <w:t>₦10,500,000 (midpoint of 2 listings; not a stable median)</w:t>
-            </w:r>
-          </w:p>
-        </w:tc>
-        <w:tc>
-          <w:tcPr>
-            <w:tcW w:type="dxa" w:w="1270"/>
-          </w:tcPr>
-          <w:p>
-            <w:r>
-              <w:rPr>
-                <w:rFonts w:ascii="Times New Roman" w:hAnsi="Times New Roman"/>
-                <w:sz w:val="18"/>
-              </w:rPr>
-              <w:t>₦8,000,000 – ₦13,000,000</w:t>
+              <w:t>3-bedroom</w:t>
+            </w:r>
+          </w:p>
+        </w:tc>
+        <w:tc>
+          <w:tcPr>
+            <w:tcW w:type="dxa" w:w="1270"/>
+          </w:tcPr>
+          <w:p>
+            <w:r>
+              <w:rPr>
+                <w:rFonts w:ascii="Times New Roman" w:hAnsi="Times New Roman"/>
+                <w:sz w:val="18"/>
+              </w:rPr>
+              <w:t>₦50,000,000 (single observed asking price)</w:t>
+            </w:r>
+          </w:p>
+        </w:tc>
+        <w:tc>
+          <w:tcPr>
+            <w:tcW w:type="dxa" w:w="1270"/>
+          </w:tcPr>
+          <w:p>
+            <w:r>
+              <w:rPr>
+                <w:rFonts w:ascii="Times New Roman" w:hAnsi="Times New Roman"/>
+                <w:sz w:val="18"/>
+              </w:rPr>
+              <w:t>Not meaningful with 1 listing</w:t>
             </w:r>
           </w:p>
         </w:tc>
@@ -4389,7 +4389,7 @@
                 <w:rFonts w:ascii="Times New Roman" w:hAnsi="Times New Roman"/>
                 <w:sz w:val="18"/>
               </w:rPr>
-              <w:t>2</w:t>
+              <w:t>1</w:t>
             </w:r>
           </w:p>
         </w:tc>
@@ -4435,35 +4435,35 @@
                 <w:rFonts w:ascii="Times New Roman" w:hAnsi="Times New Roman"/>
                 <w:sz w:val="18"/>
               </w:rPr>
-              <w:t>3-bedroom</w:t>
-            </w:r>
-          </w:p>
-        </w:tc>
-        <w:tc>
-          <w:tcPr>
-            <w:tcW w:type="dxa" w:w="1270"/>
-          </w:tcPr>
-          <w:p>
-            <w:r>
-              <w:rPr>
-                <w:rFonts w:ascii="Times New Roman" w:hAnsi="Times New Roman"/>
-                <w:sz w:val="18"/>
-              </w:rPr>
-              <w:t>₦30,000,000 (single observed asking price)</w:t>
-            </w:r>
-          </w:p>
-        </w:tc>
-        <w:tc>
-          <w:tcPr>
-            <w:tcW w:type="dxa" w:w="1270"/>
-          </w:tcPr>
-          <w:p>
-            <w:r>
-              <w:rPr>
-                <w:rFonts w:ascii="Times New Roman" w:hAnsi="Times New Roman"/>
-                <w:sz w:val="18"/>
-              </w:rPr>
-              <w:t>Not meaningful with 1 listing</w:t>
+              <w:t>4-bedroom</w:t>
+            </w:r>
+          </w:p>
+        </w:tc>
+        <w:tc>
+          <w:tcPr>
+            <w:tcW w:type="dxa" w:w="1270"/>
+          </w:tcPr>
+          <w:p>
+            <w:r>
+              <w:rPr>
+                <w:rFonts w:ascii="Times New Roman" w:hAnsi="Times New Roman"/>
+                <w:sz w:val="18"/>
+              </w:rPr>
+              <w:t>₦60,000,000 (median)</w:t>
+            </w:r>
+          </w:p>
+        </w:tc>
+        <w:tc>
+          <w:tcPr>
+            <w:tcW w:type="dxa" w:w="1270"/>
+          </w:tcPr>
+          <w:p>
+            <w:r>
+              <w:rPr>
+                <w:rFonts w:ascii="Times New Roman" w:hAnsi="Times New Roman"/>
+                <w:sz w:val="18"/>
+              </w:rPr>
+              <w:t>₦30,000,000 – ₦60,000,000</w:t>
             </w:r>
           </w:p>
         </w:tc>
@@ -4505,7 +4505,7 @@
                 <w:rFonts w:ascii="Times New Roman" w:hAnsi="Times New Roman"/>
                 <w:sz w:val="18"/>
               </w:rPr>
-              <w:t>1</w:t>
+              <w:t>4</w:t>
             </w:r>
           </w:p>
         </w:tc>
@@ -4515,238 +4515,6 @@
           </w:tcPr>
           <w:p>
             <w:hyperlink r:id="rId35">
-              <w:r>
-                <w:rPr>
-                  <w:color w:val="1155CC"/>
-                  <w:u w:val="single"/>
-                </w:rPr>
-                <w:t>Nigeria Property Centre</w:t>
-              </w:r>
-            </w:hyperlink>
-          </w:p>
-        </w:tc>
-        <w:tc>
-          <w:tcPr>
-            <w:tcW w:type="dxa" w:w="1270"/>
-          </w:tcPr>
-          <w:p>
-            <w:r>
-              <w:rPr>
-                <w:rFonts w:ascii="Times New Roman" w:hAnsi="Times New Roman"/>
-                <w:sz w:val="18"/>
-              </w:rPr>
-              <w:t>2026-10-15 (relative)</w:t>
-            </w:r>
-          </w:p>
-        </w:tc>
-      </w:tr>
-      <w:tr>
-        <w:tc>
-          <w:tcPr>
-            <w:tcW w:type="dxa" w:w="1270"/>
-          </w:tcPr>
-          <w:p>
-            <w:r>
-              <w:rPr>
-                <w:rFonts w:ascii="Times New Roman" w:hAnsi="Times New Roman"/>
-                <w:sz w:val="18"/>
-              </w:rPr>
-              <w:t>3-bedroom</w:t>
-            </w:r>
-          </w:p>
-        </w:tc>
-        <w:tc>
-          <w:tcPr>
-            <w:tcW w:type="dxa" w:w="1270"/>
-          </w:tcPr>
-          <w:p>
-            <w:r>
-              <w:rPr>
-                <w:rFonts w:ascii="Times New Roman" w:hAnsi="Times New Roman"/>
-                <w:sz w:val="18"/>
-              </w:rPr>
-              <w:t>₦37,500,000 (midpoint of 2 listings; not a stable median)</w:t>
-            </w:r>
-          </w:p>
-        </w:tc>
-        <w:tc>
-          <w:tcPr>
-            <w:tcW w:type="dxa" w:w="1270"/>
-          </w:tcPr>
-          <w:p>
-            <w:r>
-              <w:rPr>
-                <w:rFonts w:ascii="Times New Roman" w:hAnsi="Times New Roman"/>
-                <w:sz w:val="18"/>
-              </w:rPr>
-              <w:t>₦25,000,000 – ₦50,000,000</w:t>
-            </w:r>
-          </w:p>
-        </w:tc>
-        <w:tc>
-          <w:tcPr>
-            <w:tcW w:type="dxa" w:w="1270"/>
-          </w:tcPr>
-          <w:p>
-            <w:r>
-              <w:rPr>
-                <w:rFonts w:ascii="Times New Roman" w:hAnsi="Times New Roman"/>
-                <w:sz w:val="18"/>
-              </w:rPr>
-              <w:t>—</w:t>
-            </w:r>
-          </w:p>
-        </w:tc>
-        <w:tc>
-          <w:tcPr>
-            <w:tcW w:type="dxa" w:w="1270"/>
-          </w:tcPr>
-          <w:p>
-            <w:r>
-              <w:rPr>
-                <w:rFonts w:ascii="Times New Roman" w:hAnsi="Times New Roman"/>
-                <w:sz w:val="18"/>
-              </w:rPr>
-              <w:t>—</w:t>
-            </w:r>
-          </w:p>
-        </w:tc>
-        <w:tc>
-          <w:tcPr>
-            <w:tcW w:type="dxa" w:w="1270"/>
-          </w:tcPr>
-          <w:p>
-            <w:r>
-              <w:rPr>
-                <w:rFonts w:ascii="Times New Roman" w:hAnsi="Times New Roman"/>
-                <w:sz w:val="18"/>
-              </w:rPr>
-              <w:t>2</w:t>
-            </w:r>
-          </w:p>
-        </w:tc>
-        <w:tc>
-          <w:tcPr>
-            <w:tcW w:type="dxa" w:w="1270"/>
-          </w:tcPr>
-          <w:p>
-            <w:hyperlink r:id="rId36">
-              <w:r>
-                <w:rPr>
-                  <w:color w:val="1155CC"/>
-                  <w:u w:val="single"/>
-                </w:rPr>
-                <w:t>PropertyPro.ng</w:t>
-              </w:r>
-            </w:hyperlink>
-          </w:p>
-        </w:tc>
-        <w:tc>
-          <w:tcPr>
-            <w:tcW w:type="dxa" w:w="1270"/>
-          </w:tcPr>
-          <w:p>
-            <w:r>
-              <w:rPr>
-                <w:rFonts w:ascii="Times New Roman" w:hAnsi="Times New Roman"/>
-                <w:sz w:val="18"/>
-              </w:rPr>
-              <w:t>2026-10-09 (updated)</w:t>
-            </w:r>
-          </w:p>
-        </w:tc>
-      </w:tr>
-      <w:tr>
-        <w:tc>
-          <w:tcPr>
-            <w:tcW w:type="dxa" w:w="1270"/>
-          </w:tcPr>
-          <w:p>
-            <w:r>
-              <w:rPr>
-                <w:rFonts w:ascii="Times New Roman" w:hAnsi="Times New Roman"/>
-                <w:sz w:val="18"/>
-              </w:rPr>
-              <w:t>4-bedroom</w:t>
-            </w:r>
-          </w:p>
-        </w:tc>
-        <w:tc>
-          <w:tcPr>
-            <w:tcW w:type="dxa" w:w="1270"/>
-          </w:tcPr>
-          <w:p>
-            <w:r>
-              <w:rPr>
-                <w:rFonts w:ascii="Times New Roman" w:hAnsi="Times New Roman"/>
-                <w:sz w:val="18"/>
-              </w:rPr>
-              <w:t>₦60,000,000 (median)</w:t>
-            </w:r>
-          </w:p>
-        </w:tc>
-        <w:tc>
-          <w:tcPr>
-            <w:tcW w:type="dxa" w:w="1270"/>
-          </w:tcPr>
-          <w:p>
-            <w:r>
-              <w:rPr>
-                <w:rFonts w:ascii="Times New Roman" w:hAnsi="Times New Roman"/>
-                <w:sz w:val="18"/>
-              </w:rPr>
-              <w:t>₦30,000,000 – ₦60,000,000</w:t>
-            </w:r>
-          </w:p>
-        </w:tc>
-        <w:tc>
-          <w:tcPr>
-            <w:tcW w:type="dxa" w:w="1270"/>
-          </w:tcPr>
-          <w:p>
-            <w:r>
-              <w:rPr>
-                <w:rFonts w:ascii="Times New Roman" w:hAnsi="Times New Roman"/>
-                <w:sz w:val="18"/>
-              </w:rPr>
-              <w:t>—</w:t>
-            </w:r>
-          </w:p>
-        </w:tc>
-        <w:tc>
-          <w:tcPr>
-            <w:tcW w:type="dxa" w:w="1270"/>
-          </w:tcPr>
-          <w:p>
-            <w:r>
-              <w:rPr>
-                <w:rFonts w:ascii="Times New Roman" w:hAnsi="Times New Roman"/>
-                <w:sz w:val="18"/>
-              </w:rPr>
-              <w:t>—</w:t>
-            </w:r>
-          </w:p>
-        </w:tc>
-        <w:tc>
-          <w:tcPr>
-            <w:tcW w:type="dxa" w:w="1270"/>
-          </w:tcPr>
-          <w:p>
-            <w:r>
-              <w:rPr>
-                <w:rFonts w:ascii="Times New Roman" w:hAnsi="Times New Roman"/>
-                <w:sz w:val="18"/>
-              </w:rPr>
-              <w:t>5</w:t>
-            </w:r>
-          </w:p>
-        </w:tc>
-        <w:tc>
-          <w:tcPr>
-            <w:tcW w:type="dxa" w:w="1270"/>
-          </w:tcPr>
-          <w:p>
-            <w:hyperlink r:id="rId37">
               <w:r>
                 <w:rPr>
                   <w:color w:val="1155CC"/>
@@ -5053,6 +4821,238 @@
             <w:tcW w:type="dxa" w:w="1270"/>
           </w:tcPr>
           <w:p>
+            <w:hyperlink r:id="rId36">
+              <w:r>
+                <w:rPr>
+                  <w:color w:val="1155CC"/>
+                  <w:u w:val="single"/>
+                </w:rPr>
+                <w:t>PropertyPro.ng</w:t>
+              </w:r>
+            </w:hyperlink>
+          </w:p>
+        </w:tc>
+        <w:tc>
+          <w:tcPr>
+            <w:tcW w:type="dxa" w:w="1270"/>
+          </w:tcPr>
+          <w:p>
+            <w:r>
+              <w:rPr>
+                <w:rFonts w:ascii="Times New Roman" w:hAnsi="Times New Roman"/>
+                <w:sz w:val="18"/>
+              </w:rPr>
+              <w:t>2026-10-14 (updated)</w:t>
+            </w:r>
+          </w:p>
+        </w:tc>
+      </w:tr>
+      <w:tr>
+        <w:tc>
+          <w:tcPr>
+            <w:tcW w:type="dxa" w:w="1270"/>
+          </w:tcPr>
+          <w:p>
+            <w:r>
+              <w:rPr>
+                <w:rFonts w:ascii="Times New Roman" w:hAnsi="Times New Roman"/>
+                <w:sz w:val="18"/>
+              </w:rPr>
+              <w:t>2-bedroom</w:t>
+            </w:r>
+          </w:p>
+        </w:tc>
+        <w:tc>
+          <w:tcPr>
+            <w:tcW w:type="dxa" w:w="1270"/>
+          </w:tcPr>
+          <w:p>
+            <w:r>
+              <w:rPr>
+                <w:rFonts w:ascii="Times New Roman" w:hAnsi="Times New Roman"/>
+                <w:sz w:val="18"/>
+              </w:rPr>
+              <w:t>₦850,000,000 (midpoint of 2 listings; not a stable median)</w:t>
+            </w:r>
+          </w:p>
+        </w:tc>
+        <w:tc>
+          <w:tcPr>
+            <w:tcW w:type="dxa" w:w="1270"/>
+          </w:tcPr>
+          <w:p>
+            <w:r>
+              <w:rPr>
+                <w:rFonts w:ascii="Times New Roman" w:hAnsi="Times New Roman"/>
+                <w:sz w:val="18"/>
+              </w:rPr>
+              <w:t>₦800,000,000 – ₦900,000,000</w:t>
+            </w:r>
+          </w:p>
+        </w:tc>
+        <w:tc>
+          <w:tcPr>
+            <w:tcW w:type="dxa" w:w="1270"/>
+          </w:tcPr>
+          <w:p>
+            <w:r>
+              <w:rPr>
+                <w:rFonts w:ascii="Times New Roman" w:hAnsi="Times New Roman"/>
+                <w:sz w:val="18"/>
+              </w:rPr>
+              <w:t>—</w:t>
+            </w:r>
+          </w:p>
+        </w:tc>
+        <w:tc>
+          <w:tcPr>
+            <w:tcW w:type="dxa" w:w="1270"/>
+          </w:tcPr>
+          <w:p>
+            <w:r>
+              <w:rPr>
+                <w:rFonts w:ascii="Times New Roman" w:hAnsi="Times New Roman"/>
+                <w:sz w:val="18"/>
+              </w:rPr>
+              <w:t>—</w:t>
+            </w:r>
+          </w:p>
+        </w:tc>
+        <w:tc>
+          <w:tcPr>
+            <w:tcW w:type="dxa" w:w="1270"/>
+          </w:tcPr>
+          <w:p>
+            <w:r>
+              <w:rPr>
+                <w:rFonts w:ascii="Times New Roman" w:hAnsi="Times New Roman"/>
+                <w:sz w:val="18"/>
+              </w:rPr>
+              <w:t>2</w:t>
+            </w:r>
+          </w:p>
+        </w:tc>
+        <w:tc>
+          <w:tcPr>
+            <w:tcW w:type="dxa" w:w="1270"/>
+          </w:tcPr>
+          <w:p>
+            <w:hyperlink r:id="rId37">
+              <w:r>
+                <w:rPr>
+                  <w:color w:val="1155CC"/>
+                  <w:u w:val="single"/>
+                </w:rPr>
+                <w:t>Nigeria Property Centre</w:t>
+              </w:r>
+            </w:hyperlink>
+          </w:p>
+        </w:tc>
+        <w:tc>
+          <w:tcPr>
+            <w:tcW w:type="dxa" w:w="1270"/>
+          </w:tcPr>
+          <w:p>
+            <w:r>
+              <w:rPr>
+                <w:rFonts w:ascii="Times New Roman" w:hAnsi="Times New Roman"/>
+                <w:sz w:val="18"/>
+              </w:rPr>
+              <w:t>2026-10-15 (relative)</w:t>
+            </w:r>
+          </w:p>
+        </w:tc>
+      </w:tr>
+      <w:tr>
+        <w:tc>
+          <w:tcPr>
+            <w:tcW w:type="dxa" w:w="1270"/>
+          </w:tcPr>
+          <w:p>
+            <w:r>
+              <w:rPr>
+                <w:rFonts w:ascii="Times New Roman" w:hAnsi="Times New Roman"/>
+                <w:sz w:val="18"/>
+              </w:rPr>
+              <w:t>2-bedroom</w:t>
+            </w:r>
+          </w:p>
+        </w:tc>
+        <w:tc>
+          <w:tcPr>
+            <w:tcW w:type="dxa" w:w="1270"/>
+          </w:tcPr>
+          <w:p>
+            <w:r>
+              <w:rPr>
+                <w:rFonts w:ascii="Times New Roman" w:hAnsi="Times New Roman"/>
+                <w:sz w:val="18"/>
+              </w:rPr>
+              <w:t>₦750,000,000 (median)</w:t>
+            </w:r>
+          </w:p>
+        </w:tc>
+        <w:tc>
+          <w:tcPr>
+            <w:tcW w:type="dxa" w:w="1270"/>
+          </w:tcPr>
+          <w:p>
+            <w:r>
+              <w:rPr>
+                <w:rFonts w:ascii="Times New Roman" w:hAnsi="Times New Roman"/>
+                <w:sz w:val="18"/>
+              </w:rPr>
+              <w:t>₦450,000,000 – ₦1,160,000,000</w:t>
+            </w:r>
+          </w:p>
+        </w:tc>
+        <w:tc>
+          <w:tcPr>
+            <w:tcW w:type="dxa" w:w="1270"/>
+          </w:tcPr>
+          <w:p>
+            <w:r>
+              <w:rPr>
+                <w:rFonts w:ascii="Times New Roman" w:hAnsi="Times New Roman"/>
+                <w:sz w:val="18"/>
+              </w:rPr>
+              <w:t>—</w:t>
+            </w:r>
+          </w:p>
+        </w:tc>
+        <w:tc>
+          <w:tcPr>
+            <w:tcW w:type="dxa" w:w="1270"/>
+          </w:tcPr>
+          <w:p>
+            <w:r>
+              <w:rPr>
+                <w:rFonts w:ascii="Times New Roman" w:hAnsi="Times New Roman"/>
+                <w:sz w:val="18"/>
+              </w:rPr>
+              <w:t>—</w:t>
+            </w:r>
+          </w:p>
+        </w:tc>
+        <w:tc>
+          <w:tcPr>
+            <w:tcW w:type="dxa" w:w="1270"/>
+          </w:tcPr>
+          <w:p>
+            <w:r>
+              <w:rPr>
+                <w:rFonts w:ascii="Times New Roman" w:hAnsi="Times New Roman"/>
+                <w:sz w:val="18"/>
+              </w:rPr>
+              <w:t>4</w:t>
+            </w:r>
+          </w:p>
+        </w:tc>
+        <w:tc>
+          <w:tcPr>
+            <w:tcW w:type="dxa" w:w="1270"/>
+          </w:tcPr>
+          <w:p>
             <w:hyperlink r:id="rId38">
               <w:r>
                 <w:rPr>
@@ -5074,7 +5074,7 @@
                 <w:rFonts w:ascii="Times New Roman" w:hAnsi="Times New Roman"/>
                 <w:sz w:val="18"/>
               </w:rPr>
-              <w:t>2026-10-14 (updated)</w:t>
+              <w:t>2026-10-15 (updated)</w:t>
             </w:r>
           </w:p>
         </w:tc>
@@ -5090,35 +5090,35 @@
                 <w:rFonts w:ascii="Times New Roman" w:hAnsi="Times New Roman"/>
                 <w:sz w:val="18"/>
               </w:rPr>
-              <w:t>2-bedroom</w:t>
-            </w:r>
-          </w:p>
-        </w:tc>
-        <w:tc>
-          <w:tcPr>
-            <w:tcW w:type="dxa" w:w="1270"/>
-          </w:tcPr>
-          <w:p>
-            <w:r>
-              <w:rPr>
-                <w:rFonts w:ascii="Times New Roman" w:hAnsi="Times New Roman"/>
-                <w:sz w:val="18"/>
-              </w:rPr>
-              <w:t>₦850,000,000 (midpoint of 2 listings; not a stable median)</w:t>
-            </w:r>
-          </w:p>
-        </w:tc>
-        <w:tc>
-          <w:tcPr>
-            <w:tcW w:type="dxa" w:w="1270"/>
-          </w:tcPr>
-          <w:p>
-            <w:r>
-              <w:rPr>
-                <w:rFonts w:ascii="Times New Roman" w:hAnsi="Times New Roman"/>
-                <w:sz w:val="18"/>
-              </w:rPr>
-              <w:t>₦800,000,000 – ₦900,000,000</w:t>
+              <w:t>3-bedroom</w:t>
+            </w:r>
+          </w:p>
+        </w:tc>
+        <w:tc>
+          <w:tcPr>
+            <w:tcW w:type="dxa" w:w="1270"/>
+          </w:tcPr>
+          <w:p>
+            <w:r>
+              <w:rPr>
+                <w:rFonts w:ascii="Times New Roman" w:hAnsi="Times New Roman"/>
+                <w:sz w:val="18"/>
+              </w:rPr>
+              <w:t>₦250,000,000 (midpoint of 2 listings; not a stable median)</w:t>
+            </w:r>
+          </w:p>
+        </w:tc>
+        <w:tc>
+          <w:tcPr>
+            <w:tcW w:type="dxa" w:w="1270"/>
+          </w:tcPr>
+          <w:p>
+            <w:r>
+              <w:rPr>
+                <w:rFonts w:ascii="Times New Roman" w:hAnsi="Times New Roman"/>
+                <w:sz w:val="18"/>
+              </w:rPr>
+              <w:t>₦1 – ₦500,000,000</w:t>
             </w:r>
           </w:p>
         </w:tc>
@@ -5206,35 +5206,35 @@
                 <w:rFonts w:ascii="Times New Roman" w:hAnsi="Times New Roman"/>
                 <w:sz w:val="18"/>
               </w:rPr>
-              <w:t>2-bedroom</w:t>
-            </w:r>
-          </w:p>
-        </w:tc>
-        <w:tc>
-          <w:tcPr>
-            <w:tcW w:type="dxa" w:w="1270"/>
-          </w:tcPr>
-          <w:p>
-            <w:r>
-              <w:rPr>
-                <w:rFonts w:ascii="Times New Roman" w:hAnsi="Times New Roman"/>
-                <w:sz w:val="18"/>
-              </w:rPr>
-              <w:t>₦750,000,000 (median)</w:t>
-            </w:r>
-          </w:p>
-        </w:tc>
-        <w:tc>
-          <w:tcPr>
-            <w:tcW w:type="dxa" w:w="1270"/>
-          </w:tcPr>
-          <w:p>
-            <w:r>
-              <w:rPr>
-                <w:rFonts w:ascii="Times New Roman" w:hAnsi="Times New Roman"/>
-                <w:sz w:val="18"/>
-              </w:rPr>
-              <w:t>₦450,000,000 – ₦1,160,000,000</w:t>
+              <w:t>3-bedroom</w:t>
+            </w:r>
+          </w:p>
+        </w:tc>
+        <w:tc>
+          <w:tcPr>
+            <w:tcW w:type="dxa" w:w="1270"/>
+          </w:tcPr>
+          <w:p>
+            <w:r>
+              <w:rPr>
+                <w:rFonts w:ascii="Times New Roman" w:hAnsi="Times New Roman"/>
+                <w:sz w:val="18"/>
+              </w:rPr>
+              <w:t>₦1,225,000,000 (median)</w:t>
+            </w:r>
+          </w:p>
+        </w:tc>
+        <w:tc>
+          <w:tcPr>
+            <w:tcW w:type="dxa" w:w="1270"/>
+          </w:tcPr>
+          <w:p>
+            <w:r>
+              <w:rPr>
+                <w:rFonts w:ascii="Times New Roman" w:hAnsi="Times New Roman"/>
+                <w:sz w:val="18"/>
+              </w:rPr>
+              <w:t>₦850,000,000 – ₦1,500,000,000</w:t>
             </w:r>
           </w:p>
         </w:tc>
@@ -5322,35 +5322,35 @@
                 <w:rFonts w:ascii="Times New Roman" w:hAnsi="Times New Roman"/>
                 <w:sz w:val="18"/>
               </w:rPr>
-              <w:t>3-bedroom</w:t>
-            </w:r>
-          </w:p>
-        </w:tc>
-        <w:tc>
-          <w:tcPr>
-            <w:tcW w:type="dxa" w:w="1270"/>
-          </w:tcPr>
-          <w:p>
-            <w:r>
-              <w:rPr>
-                <w:rFonts w:ascii="Times New Roman" w:hAnsi="Times New Roman"/>
-                <w:sz w:val="18"/>
-              </w:rPr>
-              <w:t>₦250,000,000 (midpoint of 2 listings; not a stable median)</w:t>
-            </w:r>
-          </w:p>
-        </w:tc>
-        <w:tc>
-          <w:tcPr>
-            <w:tcW w:type="dxa" w:w="1270"/>
-          </w:tcPr>
-          <w:p>
-            <w:r>
-              <w:rPr>
-                <w:rFonts w:ascii="Times New Roman" w:hAnsi="Times New Roman"/>
-                <w:sz w:val="18"/>
-              </w:rPr>
-              <w:t>₦1 – ₦500,000,000</w:t>
+              <w:t>4-bedroom</w:t>
+            </w:r>
+          </w:p>
+        </w:tc>
+        <w:tc>
+          <w:tcPr>
+            <w:tcW w:type="dxa" w:w="1270"/>
+          </w:tcPr>
+          <w:p>
+            <w:r>
+              <w:rPr>
+                <w:rFonts w:ascii="Times New Roman" w:hAnsi="Times New Roman"/>
+                <w:sz w:val="18"/>
+              </w:rPr>
+              <w:t>₦867,270,000 (median)</w:t>
+            </w:r>
+          </w:p>
+        </w:tc>
+        <w:tc>
+          <w:tcPr>
+            <w:tcW w:type="dxa" w:w="1270"/>
+          </w:tcPr>
+          <w:p>
+            <w:r>
+              <w:rPr>
+                <w:rFonts w:ascii="Times New Roman" w:hAnsi="Times New Roman"/>
+                <w:sz w:val="18"/>
+              </w:rPr>
+              <w:t>₦65,000,000 – ₦4,500,000,000</w:t>
             </w:r>
           </w:p>
         </w:tc>
@@ -5392,7 +5392,7 @@
                 <w:rFonts w:ascii="Times New Roman" w:hAnsi="Times New Roman"/>
                 <w:sz w:val="18"/>
               </w:rPr>
-              <w:t>2</w:t>
+              <w:t>4</w:t>
             </w:r>
           </w:p>
         </w:tc>
@@ -5402,238 +5402,6 @@
           </w:tcPr>
           <w:p>
             <w:hyperlink r:id="rId41">
-              <w:r>
-                <w:rPr>
-                  <w:color w:val="1155CC"/>
-                  <w:u w:val="single"/>
-                </w:rPr>
-                <w:t>Nigeria Property Centre</w:t>
-              </w:r>
-            </w:hyperlink>
-          </w:p>
-        </w:tc>
-        <w:tc>
-          <w:tcPr>
-            <w:tcW w:type="dxa" w:w="1270"/>
-          </w:tcPr>
-          <w:p>
-            <w:r>
-              <w:rPr>
-                <w:rFonts w:ascii="Times New Roman" w:hAnsi="Times New Roman"/>
-                <w:sz w:val="18"/>
-              </w:rPr>
-              <w:t>2026-10-15 (relative)</w:t>
-            </w:r>
-          </w:p>
-        </w:tc>
-      </w:tr>
-      <w:tr>
-        <w:tc>
-          <w:tcPr>
-            <w:tcW w:type="dxa" w:w="1270"/>
-          </w:tcPr>
-          <w:p>
-            <w:r>
-              <w:rPr>
-                <w:rFonts w:ascii="Times New Roman" w:hAnsi="Times New Roman"/>
-                <w:sz w:val="18"/>
-              </w:rPr>
-              <w:t>3-bedroom</w:t>
-            </w:r>
-          </w:p>
-        </w:tc>
-        <w:tc>
-          <w:tcPr>
-            <w:tcW w:type="dxa" w:w="1270"/>
-          </w:tcPr>
-          <w:p>
-            <w:r>
-              <w:rPr>
-                <w:rFonts w:ascii="Times New Roman" w:hAnsi="Times New Roman"/>
-                <w:sz w:val="18"/>
-              </w:rPr>
-              <w:t>₦1,225,000,000 (median)</w:t>
-            </w:r>
-          </w:p>
-        </w:tc>
-        <w:tc>
-          <w:tcPr>
-            <w:tcW w:type="dxa" w:w="1270"/>
-          </w:tcPr>
-          <w:p>
-            <w:r>
-              <w:rPr>
-                <w:rFonts w:ascii="Times New Roman" w:hAnsi="Times New Roman"/>
-                <w:sz w:val="18"/>
-              </w:rPr>
-              <w:t>₦850,000,000 – ₦1,500,000,000</w:t>
-            </w:r>
-          </w:p>
-        </w:tc>
-        <w:tc>
-          <w:tcPr>
-            <w:tcW w:type="dxa" w:w="1270"/>
-          </w:tcPr>
-          <w:p>
-            <w:r>
-              <w:rPr>
-                <w:rFonts w:ascii="Times New Roman" w:hAnsi="Times New Roman"/>
-                <w:sz w:val="18"/>
-              </w:rPr>
-              <w:t>—</w:t>
-            </w:r>
-          </w:p>
-        </w:tc>
-        <w:tc>
-          <w:tcPr>
-            <w:tcW w:type="dxa" w:w="1270"/>
-          </w:tcPr>
-          <w:p>
-            <w:r>
-              <w:rPr>
-                <w:rFonts w:ascii="Times New Roman" w:hAnsi="Times New Roman"/>
-                <w:sz w:val="18"/>
-              </w:rPr>
-              <w:t>—</w:t>
-            </w:r>
-          </w:p>
-        </w:tc>
-        <w:tc>
-          <w:tcPr>
-            <w:tcW w:type="dxa" w:w="1270"/>
-          </w:tcPr>
-          <w:p>
-            <w:r>
-              <w:rPr>
-                <w:rFonts w:ascii="Times New Roman" w:hAnsi="Times New Roman"/>
-                <w:sz w:val="18"/>
-              </w:rPr>
-              <w:t>4</w:t>
-            </w:r>
-          </w:p>
-        </w:tc>
-        <w:tc>
-          <w:tcPr>
-            <w:tcW w:type="dxa" w:w="1270"/>
-          </w:tcPr>
-          <w:p>
-            <w:hyperlink r:id="rId42">
-              <w:r>
-                <w:rPr>
-                  <w:color w:val="1155CC"/>
-                  <w:u w:val="single"/>
-                </w:rPr>
-                <w:t>PropertyPro.ng</w:t>
-              </w:r>
-            </w:hyperlink>
-          </w:p>
-        </w:tc>
-        <w:tc>
-          <w:tcPr>
-            <w:tcW w:type="dxa" w:w="1270"/>
-          </w:tcPr>
-          <w:p>
-            <w:r>
-              <w:rPr>
-                <w:rFonts w:ascii="Times New Roman" w:hAnsi="Times New Roman"/>
-                <w:sz w:val="18"/>
-              </w:rPr>
-              <w:t>2026-10-15 (updated)</w:t>
-            </w:r>
-          </w:p>
-        </w:tc>
-      </w:tr>
-      <w:tr>
-        <w:tc>
-          <w:tcPr>
-            <w:tcW w:type="dxa" w:w="1270"/>
-          </w:tcPr>
-          <w:p>
-            <w:r>
-              <w:rPr>
-                <w:rFonts w:ascii="Times New Roman" w:hAnsi="Times New Roman"/>
-                <w:sz w:val="18"/>
-              </w:rPr>
-              <w:t>4-bedroom</w:t>
-            </w:r>
-          </w:p>
-        </w:tc>
-        <w:tc>
-          <w:tcPr>
-            <w:tcW w:type="dxa" w:w="1270"/>
-          </w:tcPr>
-          <w:p>
-            <w:r>
-              <w:rPr>
-                <w:rFonts w:ascii="Times New Roman" w:hAnsi="Times New Roman"/>
-                <w:sz w:val="18"/>
-              </w:rPr>
-              <w:t>₦867,270,000 (median)</w:t>
-            </w:r>
-          </w:p>
-        </w:tc>
-        <w:tc>
-          <w:tcPr>
-            <w:tcW w:type="dxa" w:w="1270"/>
-          </w:tcPr>
-          <w:p>
-            <w:r>
-              <w:rPr>
-                <w:rFonts w:ascii="Times New Roman" w:hAnsi="Times New Roman"/>
-                <w:sz w:val="18"/>
-              </w:rPr>
-              <w:t>₦65,000,000 – ₦4,500,000,000</w:t>
-            </w:r>
-          </w:p>
-        </w:tc>
-        <w:tc>
-          <w:tcPr>
-            <w:tcW w:type="dxa" w:w="1270"/>
-          </w:tcPr>
-          <w:p>
-            <w:r>
-              <w:rPr>
-                <w:rFonts w:ascii="Times New Roman" w:hAnsi="Times New Roman"/>
-                <w:sz w:val="18"/>
-              </w:rPr>
-              <w:t>—</w:t>
-            </w:r>
-          </w:p>
-        </w:tc>
-        <w:tc>
-          <w:tcPr>
-            <w:tcW w:type="dxa" w:w="1270"/>
-          </w:tcPr>
-          <w:p>
-            <w:r>
-              <w:rPr>
-                <w:rFonts w:ascii="Times New Roman" w:hAnsi="Times New Roman"/>
-                <w:sz w:val="18"/>
-              </w:rPr>
-              <w:t>—</w:t>
-            </w:r>
-          </w:p>
-        </w:tc>
-        <w:tc>
-          <w:tcPr>
-            <w:tcW w:type="dxa" w:w="1270"/>
-          </w:tcPr>
-          <w:p>
-            <w:r>
-              <w:rPr>
-                <w:rFonts w:ascii="Times New Roman" w:hAnsi="Times New Roman"/>
-                <w:sz w:val="18"/>
-              </w:rPr>
-              <w:t>4</w:t>
-            </w:r>
-          </w:p>
-        </w:tc>
-        <w:tc>
-          <w:tcPr>
-            <w:tcW w:type="dxa" w:w="1270"/>
-          </w:tcPr>
-          <w:p>
-            <w:hyperlink r:id="rId43">
               <w:r>
                 <w:rPr>
                   <w:color w:val="1155CC"/>
@@ -5924,6 +5692,238 @@
             <w:tcW w:type="dxa" w:w="1270"/>
           </w:tcPr>
           <w:p>
+            <w:hyperlink r:id="rId42">
+              <w:r>
+                <w:rPr>
+                  <w:color w:val="1155CC"/>
+                  <w:u w:val="single"/>
+                </w:rPr>
+                <w:t>Nigeria Property Centre</w:t>
+              </w:r>
+            </w:hyperlink>
+          </w:p>
+        </w:tc>
+        <w:tc>
+          <w:tcPr>
+            <w:tcW w:type="dxa" w:w="1270"/>
+          </w:tcPr>
+          <w:p>
+            <w:r>
+              <w:rPr>
+                <w:rFonts w:ascii="Times New Roman" w:hAnsi="Times New Roman"/>
+                <w:sz w:val="18"/>
+              </w:rPr>
+              <w:t>2026-10-14 (relative)</w:t>
+            </w:r>
+          </w:p>
+        </w:tc>
+      </w:tr>
+      <w:tr>
+        <w:tc>
+          <w:tcPr>
+            <w:tcW w:type="dxa" w:w="1270"/>
+          </w:tcPr>
+          <w:p>
+            <w:r>
+              <w:rPr>
+                <w:rFonts w:ascii="Times New Roman" w:hAnsi="Times New Roman"/>
+                <w:sz w:val="18"/>
+              </w:rPr>
+              <w:t>2-bedroom</w:t>
+            </w:r>
+          </w:p>
+        </w:tc>
+        <w:tc>
+          <w:tcPr>
+            <w:tcW w:type="dxa" w:w="1270"/>
+          </w:tcPr>
+          <w:p>
+            <w:r>
+              <w:rPr>
+                <w:rFonts w:ascii="Times New Roman" w:hAnsi="Times New Roman"/>
+                <w:sz w:val="18"/>
+              </w:rPr>
+              <w:t>₦350,000,000 (single observed asking price)</w:t>
+            </w:r>
+          </w:p>
+        </w:tc>
+        <w:tc>
+          <w:tcPr>
+            <w:tcW w:type="dxa" w:w="1270"/>
+          </w:tcPr>
+          <w:p>
+            <w:r>
+              <w:rPr>
+                <w:rFonts w:ascii="Times New Roman" w:hAnsi="Times New Roman"/>
+                <w:sz w:val="18"/>
+              </w:rPr>
+              <w:t>Not meaningful with 1 listing</w:t>
+            </w:r>
+          </w:p>
+        </w:tc>
+        <w:tc>
+          <w:tcPr>
+            <w:tcW w:type="dxa" w:w="1270"/>
+          </w:tcPr>
+          <w:p>
+            <w:r>
+              <w:rPr>
+                <w:rFonts w:ascii="Times New Roman" w:hAnsi="Times New Roman"/>
+                <w:sz w:val="18"/>
+              </w:rPr>
+              <w:t>—</w:t>
+            </w:r>
+          </w:p>
+        </w:tc>
+        <w:tc>
+          <w:tcPr>
+            <w:tcW w:type="dxa" w:w="1270"/>
+          </w:tcPr>
+          <w:p>
+            <w:r>
+              <w:rPr>
+                <w:rFonts w:ascii="Times New Roman" w:hAnsi="Times New Roman"/>
+                <w:sz w:val="18"/>
+              </w:rPr>
+              <w:t>—</w:t>
+            </w:r>
+          </w:p>
+        </w:tc>
+        <w:tc>
+          <w:tcPr>
+            <w:tcW w:type="dxa" w:w="1270"/>
+          </w:tcPr>
+          <w:p>
+            <w:r>
+              <w:rPr>
+                <w:rFonts w:ascii="Times New Roman" w:hAnsi="Times New Roman"/>
+                <w:sz w:val="18"/>
+              </w:rPr>
+              <w:t>1</w:t>
+            </w:r>
+          </w:p>
+        </w:tc>
+        <w:tc>
+          <w:tcPr>
+            <w:tcW w:type="dxa" w:w="1270"/>
+          </w:tcPr>
+          <w:p>
+            <w:hyperlink r:id="rId43">
+              <w:r>
+                <w:rPr>
+                  <w:color w:val="1155CC"/>
+                  <w:u w:val="single"/>
+                </w:rPr>
+                <w:t>PropertyPro.ng</w:t>
+              </w:r>
+            </w:hyperlink>
+          </w:p>
+        </w:tc>
+        <w:tc>
+          <w:tcPr>
+            <w:tcW w:type="dxa" w:w="1270"/>
+          </w:tcPr>
+          <w:p>
+            <w:r>
+              <w:rPr>
+                <w:rFonts w:ascii="Times New Roman" w:hAnsi="Times New Roman"/>
+                <w:sz w:val="18"/>
+              </w:rPr>
+              <w:t>2026-10-09 (updated)</w:t>
+            </w:r>
+          </w:p>
+        </w:tc>
+      </w:tr>
+      <w:tr>
+        <w:tc>
+          <w:tcPr>
+            <w:tcW w:type="dxa" w:w="1270"/>
+          </w:tcPr>
+          <w:p>
+            <w:r>
+              <w:rPr>
+                <w:rFonts w:ascii="Times New Roman" w:hAnsi="Times New Roman"/>
+                <w:sz w:val="18"/>
+              </w:rPr>
+              <w:t>3-bedroom</w:t>
+            </w:r>
+          </w:p>
+        </w:tc>
+        <w:tc>
+          <w:tcPr>
+            <w:tcW w:type="dxa" w:w="1270"/>
+          </w:tcPr>
+          <w:p>
+            <w:r>
+              <w:rPr>
+                <w:rFonts w:ascii="Times New Roman" w:hAnsi="Times New Roman"/>
+                <w:sz w:val="18"/>
+              </w:rPr>
+              <w:t>₦2,000,000,000 (single observed asking price)</w:t>
+            </w:r>
+          </w:p>
+        </w:tc>
+        <w:tc>
+          <w:tcPr>
+            <w:tcW w:type="dxa" w:w="1270"/>
+          </w:tcPr>
+          <w:p>
+            <w:r>
+              <w:rPr>
+                <w:rFonts w:ascii="Times New Roman" w:hAnsi="Times New Roman"/>
+                <w:sz w:val="18"/>
+              </w:rPr>
+              <w:t>Not meaningful with 1 listing</w:t>
+            </w:r>
+          </w:p>
+        </w:tc>
+        <w:tc>
+          <w:tcPr>
+            <w:tcW w:type="dxa" w:w="1270"/>
+          </w:tcPr>
+          <w:p>
+            <w:r>
+              <w:rPr>
+                <w:rFonts w:ascii="Times New Roman" w:hAnsi="Times New Roman"/>
+                <w:sz w:val="18"/>
+              </w:rPr>
+              <w:t>—</w:t>
+            </w:r>
+          </w:p>
+        </w:tc>
+        <w:tc>
+          <w:tcPr>
+            <w:tcW w:type="dxa" w:w="1270"/>
+          </w:tcPr>
+          <w:p>
+            <w:r>
+              <w:rPr>
+                <w:rFonts w:ascii="Times New Roman" w:hAnsi="Times New Roman"/>
+                <w:sz w:val="18"/>
+              </w:rPr>
+              <w:t>—</w:t>
+            </w:r>
+          </w:p>
+        </w:tc>
+        <w:tc>
+          <w:tcPr>
+            <w:tcW w:type="dxa" w:w="1270"/>
+          </w:tcPr>
+          <w:p>
+            <w:r>
+              <w:rPr>
+                <w:rFonts w:ascii="Times New Roman" w:hAnsi="Times New Roman"/>
+                <w:sz w:val="18"/>
+              </w:rPr>
+              <w:t>1</w:t>
+            </w:r>
+          </w:p>
+        </w:tc>
+        <w:tc>
+          <w:tcPr>
+            <w:tcW w:type="dxa" w:w="1270"/>
+          </w:tcPr>
+          <w:p>
             <w:hyperlink r:id="rId44">
               <w:r>
                 <w:rPr>
@@ -5961,35 +5961,35 @@
                 <w:rFonts w:ascii="Times New Roman" w:hAnsi="Times New Roman"/>
                 <w:sz w:val="18"/>
               </w:rPr>
-              <w:t>2-bedroom</w:t>
-            </w:r>
-          </w:p>
-        </w:tc>
-        <w:tc>
-          <w:tcPr>
-            <w:tcW w:type="dxa" w:w="1270"/>
-          </w:tcPr>
-          <w:p>
-            <w:r>
-              <w:rPr>
-                <w:rFonts w:ascii="Times New Roman" w:hAnsi="Times New Roman"/>
-                <w:sz w:val="18"/>
-              </w:rPr>
-              <w:t>₦350,000,000 (single observed asking price)</w:t>
-            </w:r>
-          </w:p>
-        </w:tc>
-        <w:tc>
-          <w:tcPr>
-            <w:tcW w:type="dxa" w:w="1270"/>
-          </w:tcPr>
-          <w:p>
-            <w:r>
-              <w:rPr>
-                <w:rFonts w:ascii="Times New Roman" w:hAnsi="Times New Roman"/>
-                <w:sz w:val="18"/>
-              </w:rPr>
-              <w:t>Not meaningful with 1 listing</w:t>
+              <w:t>3-bedroom</w:t>
+            </w:r>
+          </w:p>
+        </w:tc>
+        <w:tc>
+          <w:tcPr>
+            <w:tcW w:type="dxa" w:w="1270"/>
+          </w:tcPr>
+          <w:p>
+            <w:r>
+              <w:rPr>
+                <w:rFonts w:ascii="Times New Roman" w:hAnsi="Times New Roman"/>
+                <w:sz w:val="18"/>
+              </w:rPr>
+              <w:t>₦700,000,000 (median)</w:t>
+            </w:r>
+          </w:p>
+        </w:tc>
+        <w:tc>
+          <w:tcPr>
+            <w:tcW w:type="dxa" w:w="1270"/>
+          </w:tcPr>
+          <w:p>
+            <w:r>
+              <w:rPr>
+                <w:rFonts w:ascii="Times New Roman" w:hAnsi="Times New Roman"/>
+                <w:sz w:val="18"/>
+              </w:rPr>
+              <w:t>₦650,000,000 – ₦850,000,000</w:t>
             </w:r>
           </w:p>
         </w:tc>
@@ -6031,7 +6031,7 @@
                 <w:rFonts w:ascii="Times New Roman" w:hAnsi="Times New Roman"/>
                 <w:sz w:val="18"/>
               </w:rPr>
-              <w:t>1</w:t>
+              <w:t>6</w:t>
             </w:r>
           </w:p>
         </w:tc>
@@ -6061,7 +6061,7 @@
                 <w:rFonts w:ascii="Times New Roman" w:hAnsi="Times New Roman"/>
                 <w:sz w:val="18"/>
               </w:rPr>
-              <w:t>2026-10-13 (updated)</w:t>
+              <w:t>2026-10-15 (updated)</w:t>
             </w:r>
           </w:p>
         </w:tc>
@@ -6077,35 +6077,35 @@
                 <w:rFonts w:ascii="Times New Roman" w:hAnsi="Times New Roman"/>
                 <w:sz w:val="18"/>
               </w:rPr>
-              <w:t>3-bedroom</w:t>
-            </w:r>
-          </w:p>
-        </w:tc>
-        <w:tc>
-          <w:tcPr>
-            <w:tcW w:type="dxa" w:w="1270"/>
-          </w:tcPr>
-          <w:p>
-            <w:r>
-              <w:rPr>
-                <w:rFonts w:ascii="Times New Roman" w:hAnsi="Times New Roman"/>
-                <w:sz w:val="18"/>
-              </w:rPr>
-              <w:t>₦2,000,000,000 (single observed asking price)</w:t>
-            </w:r>
-          </w:p>
-        </w:tc>
-        <w:tc>
-          <w:tcPr>
-            <w:tcW w:type="dxa" w:w="1270"/>
-          </w:tcPr>
-          <w:p>
-            <w:r>
-              <w:rPr>
-                <w:rFonts w:ascii="Times New Roman" w:hAnsi="Times New Roman"/>
-                <w:sz w:val="18"/>
-              </w:rPr>
-              <w:t>Not meaningful with 1 listing</w:t>
+              <w:t>4-bedroom</w:t>
+            </w:r>
+          </w:p>
+        </w:tc>
+        <w:tc>
+          <w:tcPr>
+            <w:tcW w:type="dxa" w:w="1270"/>
+          </w:tcPr>
+          <w:p>
+            <w:r>
+              <w:rPr>
+                <w:rFonts w:ascii="Times New Roman" w:hAnsi="Times New Roman"/>
+                <w:sz w:val="18"/>
+              </w:rPr>
+              <w:t>₦1,800,000,000 (median)</w:t>
+            </w:r>
+          </w:p>
+        </w:tc>
+        <w:tc>
+          <w:tcPr>
+            <w:tcW w:type="dxa" w:w="1270"/>
+          </w:tcPr>
+          <w:p>
+            <w:r>
+              <w:rPr>
+                <w:rFonts w:ascii="Times New Roman" w:hAnsi="Times New Roman"/>
+                <w:sz w:val="18"/>
+              </w:rPr>
+              <w:t>₦1,800,000,000 – ₦1,800,000,000</w:t>
             </w:r>
           </w:p>
         </w:tc>
@@ -6147,7 +6147,7 @@
                 <w:rFonts w:ascii="Times New Roman" w:hAnsi="Times New Roman"/>
                 <w:sz w:val="18"/>
               </w:rPr>
-              <w:t>1</w:t>
+              <w:t>6</w:t>
             </w:r>
           </w:p>
         </w:tc>
@@ -6177,7 +6177,7 @@
                 <w:rFonts w:ascii="Times New Roman" w:hAnsi="Times New Roman"/>
                 <w:sz w:val="18"/>
               </w:rPr>
-              <w:t>2026-10-14 (relative)</w:t>
+              <w:t>2026-10-15 (relative)</w:t>
             </w:r>
           </w:p>
         </w:tc>
@@ -6193,35 +6193,35 @@
                 <w:rFonts w:ascii="Times New Roman" w:hAnsi="Times New Roman"/>
                 <w:sz w:val="18"/>
               </w:rPr>
-              <w:t>3-bedroom</w:t>
-            </w:r>
-          </w:p>
-        </w:tc>
-        <w:tc>
-          <w:tcPr>
-            <w:tcW w:type="dxa" w:w="1270"/>
-          </w:tcPr>
-          <w:p>
-            <w:r>
-              <w:rPr>
-                <w:rFonts w:ascii="Times New Roman" w:hAnsi="Times New Roman"/>
-                <w:sz w:val="18"/>
-              </w:rPr>
-              <w:t>₦750,000,000 (median)</w:t>
-            </w:r>
-          </w:p>
-        </w:tc>
-        <w:tc>
-          <w:tcPr>
-            <w:tcW w:type="dxa" w:w="1270"/>
-          </w:tcPr>
-          <w:p>
-            <w:r>
-              <w:rPr>
-                <w:rFonts w:ascii="Times New Roman" w:hAnsi="Times New Roman"/>
-                <w:sz w:val="18"/>
-              </w:rPr>
-              <w:t>₦600,000,000 – ₦1,680,000,000</w:t>
+              <w:t>4-bedroom</w:t>
+            </w:r>
+          </w:p>
+        </w:tc>
+        <w:tc>
+          <w:tcPr>
+            <w:tcW w:type="dxa" w:w="1270"/>
+          </w:tcPr>
+          <w:p>
+            <w:r>
+              <w:rPr>
+                <w:rFonts w:ascii="Times New Roman" w:hAnsi="Times New Roman"/>
+                <w:sz w:val="18"/>
+              </w:rPr>
+              <w:t>₦850,000,000 (median)</w:t>
+            </w:r>
+          </w:p>
+        </w:tc>
+        <w:tc>
+          <w:tcPr>
+            <w:tcW w:type="dxa" w:w="1270"/>
+          </w:tcPr>
+          <w:p>
+            <w:r>
+              <w:rPr>
+                <w:rFonts w:ascii="Times New Roman" w:hAnsi="Times New Roman"/>
+                <w:sz w:val="18"/>
+              </w:rPr>
+              <w:t>₦800,000,000 – ₦4,000,000,000</w:t>
             </w:r>
           </w:p>
         </w:tc>
@@ -6263,7 +6263,7 @@
                 <w:rFonts w:ascii="Times New Roman" w:hAnsi="Times New Roman"/>
                 <w:sz w:val="18"/>
               </w:rPr>
-              <w:t>9</w:t>
+              <w:t>6</w:t>
             </w:r>
           </w:p>
         </w:tc>
@@ -6309,35 +6309,35 @@
                 <w:rFonts w:ascii="Times New Roman" w:hAnsi="Times New Roman"/>
                 <w:sz w:val="18"/>
               </w:rPr>
-              <w:t>4-bedroom</w:t>
-            </w:r>
-          </w:p>
-        </w:tc>
-        <w:tc>
-          <w:tcPr>
-            <w:tcW w:type="dxa" w:w="1270"/>
-          </w:tcPr>
-          <w:p>
-            <w:r>
-              <w:rPr>
-                <w:rFonts w:ascii="Times New Roman" w:hAnsi="Times New Roman"/>
-                <w:sz w:val="18"/>
-              </w:rPr>
-              <w:t>₦1,800,000,000 (median)</w:t>
-            </w:r>
-          </w:p>
-        </w:tc>
-        <w:tc>
-          <w:tcPr>
-            <w:tcW w:type="dxa" w:w="1270"/>
-          </w:tcPr>
-          <w:p>
-            <w:r>
-              <w:rPr>
-                <w:rFonts w:ascii="Times New Roman" w:hAnsi="Times New Roman"/>
-                <w:sz w:val="18"/>
-              </w:rPr>
-              <w:t>₦1,800,000,000 – ₦1,800,000,000</w:t>
+              <w:t>5-bedroom</w:t>
+            </w:r>
+          </w:p>
+        </w:tc>
+        <w:tc>
+          <w:tcPr>
+            <w:tcW w:type="dxa" w:w="1270"/>
+          </w:tcPr>
+          <w:p>
+            <w:r>
+              <w:rPr>
+                <w:rFonts w:ascii="Times New Roman" w:hAnsi="Times New Roman"/>
+                <w:sz w:val="18"/>
+              </w:rPr>
+              <w:t>₦3,200,000,000 (single observed asking price)</w:t>
+            </w:r>
+          </w:p>
+        </w:tc>
+        <w:tc>
+          <w:tcPr>
+            <w:tcW w:type="dxa" w:w="1270"/>
+          </w:tcPr>
+          <w:p>
+            <w:r>
+              <w:rPr>
+                <w:rFonts w:ascii="Times New Roman" w:hAnsi="Times New Roman"/>
+                <w:sz w:val="18"/>
+              </w:rPr>
+              <w:t>Not meaningful with 1 listing</w:t>
             </w:r>
           </w:p>
         </w:tc>
@@ -6379,7 +6379,7 @@
                 <w:rFonts w:ascii="Times New Roman" w:hAnsi="Times New Roman"/>
                 <w:sz w:val="18"/>
               </w:rPr>
-              <w:t>6</w:t>
+              <w:t>1</w:t>
             </w:r>
           </w:p>
         </w:tc>
@@ -6409,7 +6409,7 @@
                 <w:rFonts w:ascii="Times New Roman" w:hAnsi="Times New Roman"/>
                 <w:sz w:val="18"/>
               </w:rPr>
-              <w:t>2026-10-15 (relative)</w:t>
+              <w:t>2026-10-14 (relative)</w:t>
             </w:r>
           </w:p>
         </w:tc>
@@ -6425,35 +6425,35 @@
                 <w:rFonts w:ascii="Times New Roman" w:hAnsi="Times New Roman"/>
                 <w:sz w:val="18"/>
               </w:rPr>
-              <w:t>4-bedroom</w:t>
-            </w:r>
-          </w:p>
-        </w:tc>
-        <w:tc>
-          <w:tcPr>
-            <w:tcW w:type="dxa" w:w="1270"/>
-          </w:tcPr>
-          <w:p>
-            <w:r>
-              <w:rPr>
-                <w:rFonts w:ascii="Times New Roman" w:hAnsi="Times New Roman"/>
-                <w:sz w:val="18"/>
-              </w:rPr>
-              <w:t>₦825,000,000 (median)</w:t>
-            </w:r>
-          </w:p>
-        </w:tc>
-        <w:tc>
-          <w:tcPr>
-            <w:tcW w:type="dxa" w:w="1270"/>
-          </w:tcPr>
-          <w:p>
-            <w:r>
-              <w:rPr>
-                <w:rFonts w:ascii="Times New Roman" w:hAnsi="Times New Roman"/>
-                <w:sz w:val="18"/>
-              </w:rPr>
-              <w:t>₦800,000,000 – ₦4,900,000,000</w:t>
+              <w:t>5-bedroom</w:t>
+            </w:r>
+          </w:p>
+        </w:tc>
+        <w:tc>
+          <w:tcPr>
+            <w:tcW w:type="dxa" w:w="1270"/>
+          </w:tcPr>
+          <w:p>
+            <w:r>
+              <w:rPr>
+                <w:rFonts w:ascii="Times New Roman" w:hAnsi="Times New Roman"/>
+                <w:sz w:val="18"/>
+              </w:rPr>
+              <w:t>₦1,601,000,000 (midpoint of 2 listings; not a stable median)</w:t>
+            </w:r>
+          </w:p>
+        </w:tc>
+        <w:tc>
+          <w:tcPr>
+            <w:tcW w:type="dxa" w:w="1270"/>
+          </w:tcPr>
+          <w:p>
+            <w:r>
+              <w:rPr>
+                <w:rFonts w:ascii="Times New Roman" w:hAnsi="Times New Roman"/>
+                <w:sz w:val="18"/>
+              </w:rPr>
+              <w:t>₦2,000,000 – ₦3,200,000,000</w:t>
             </w:r>
           </w:p>
         </w:tc>
@@ -6495,7 +6495,7 @@
                 <w:rFonts w:ascii="Times New Roman" w:hAnsi="Times New Roman"/>
                 <w:sz w:val="18"/>
               </w:rPr>
-              <w:t>8</w:t>
+              <w:t>2</w:t>
             </w:r>
           </w:p>
         </w:tc>
@@ -6525,123 +6525,7 @@
                 <w:rFonts w:ascii="Times New Roman" w:hAnsi="Times New Roman"/>
                 <w:sz w:val="18"/>
               </w:rPr>
-              <w:t>2026-10-15 (updated)</w:t>
-            </w:r>
-          </w:p>
-        </w:tc>
-      </w:tr>
-      <w:tr>
-        <w:tc>
-          <w:tcPr>
-            <w:tcW w:type="dxa" w:w="1270"/>
-          </w:tcPr>
-          <w:p>
-            <w:r>
-              <w:rPr>
-                <w:rFonts w:ascii="Times New Roman" w:hAnsi="Times New Roman"/>
-                <w:sz w:val="18"/>
-              </w:rPr>
-              <w:t>5-bedroom</w:t>
-            </w:r>
-          </w:p>
-        </w:tc>
-        <w:tc>
-          <w:tcPr>
-            <w:tcW w:type="dxa" w:w="1270"/>
-          </w:tcPr>
-          <w:p>
-            <w:r>
-              <w:rPr>
-                <w:rFonts w:ascii="Times New Roman" w:hAnsi="Times New Roman"/>
-                <w:sz w:val="18"/>
-              </w:rPr>
-              <w:t>₦3,200,000,000 (single observed asking price)</w:t>
-            </w:r>
-          </w:p>
-        </w:tc>
-        <w:tc>
-          <w:tcPr>
-            <w:tcW w:type="dxa" w:w="1270"/>
-          </w:tcPr>
-          <w:p>
-            <w:r>
-              <w:rPr>
-                <w:rFonts w:ascii="Times New Roman" w:hAnsi="Times New Roman"/>
-                <w:sz w:val="18"/>
-              </w:rPr>
-              <w:t>Not meaningful with 1 listing</w:t>
-            </w:r>
-          </w:p>
-        </w:tc>
-        <w:tc>
-          <w:tcPr>
-            <w:tcW w:type="dxa" w:w="1270"/>
-          </w:tcPr>
-          <w:p>
-            <w:r>
-              <w:rPr>
-                <w:rFonts w:ascii="Times New Roman" w:hAnsi="Times New Roman"/>
-                <w:sz w:val="18"/>
-              </w:rPr>
-              <w:t>—</w:t>
-            </w:r>
-          </w:p>
-        </w:tc>
-        <w:tc>
-          <w:tcPr>
-            <w:tcW w:type="dxa" w:w="1270"/>
-          </w:tcPr>
-          <w:p>
-            <w:r>
-              <w:rPr>
-                <w:rFonts w:ascii="Times New Roman" w:hAnsi="Times New Roman"/>
-                <w:sz w:val="18"/>
-              </w:rPr>
-              <w:t>—</w:t>
-            </w:r>
-          </w:p>
-        </w:tc>
-        <w:tc>
-          <w:tcPr>
-            <w:tcW w:type="dxa" w:w="1270"/>
-          </w:tcPr>
-          <w:p>
-            <w:r>
-              <w:rPr>
-                <w:rFonts w:ascii="Times New Roman" w:hAnsi="Times New Roman"/>
-                <w:sz w:val="18"/>
-              </w:rPr>
-              <w:t>1</w:t>
-            </w:r>
-          </w:p>
-        </w:tc>
-        <w:tc>
-          <w:tcPr>
-            <w:tcW w:type="dxa" w:w="1270"/>
-          </w:tcPr>
-          <w:p>
-            <w:hyperlink r:id="rId50">
-              <w:r>
-                <w:rPr>
-                  <w:color w:val="1155CC"/>
-                  <w:u w:val="single"/>
-                </w:rPr>
-                <w:t>Nigeria Property Centre</w:t>
-              </w:r>
-            </w:hyperlink>
-          </w:p>
-        </w:tc>
-        <w:tc>
-          <w:tcPr>
-            <w:tcW w:type="dxa" w:w="1270"/>
-          </w:tcPr>
-          <w:p>
-            <w:r>
-              <w:rPr>
-                <w:rFonts w:ascii="Times New Roman" w:hAnsi="Times New Roman"/>
-                <w:sz w:val="18"/>
-              </w:rPr>
-              <w:t>2026-10-14 (relative)</w:t>
+              <w:t>2026-10-09 (updated)</w:t>
             </w:r>
           </w:p>
         </w:tc>
@@ -6669,7 +6553,7 @@
           <w:rFonts w:ascii="Times New Roman" w:hAnsi="Times New Roman"/>
           <w:sz w:val="22"/>
         </w:rPr>
-        <w:t>Source disagreement — 3 Bedroom in Old Ikoyi: Nigeria Property Centre has a median asking price of ₦2,000,000,000, compared with ₦750,000,000 on PropertyPro.ng, a 166.7% difference. The platforms may contain different property mixes or price points; this is a reason to compare the underlying listings, not evidence by itself that either platform is wrong.</w:t>
+        <w:t>Source disagreement — 3 Bedroom in Old Ikoyi: Nigeria Property Centre has a median asking price of ₦2,000,000,000, compared with ₦700,000,000 on PropertyPro.ng, a 185.7% difference. The platforms may contain different property mixes or price points; this is a reason to compare the underlying listings, not evidence by itself that either platform is wrong.</w:t>
       </w:r>
     </w:p>
     <w:p>
@@ -6681,7 +6565,19 @@
           <w:rFonts w:ascii="Times New Roman" w:hAnsi="Times New Roman"/>
           <w:sz w:val="22"/>
         </w:rPr>
-        <w:t>Source disagreement — 4 Bedroom in Old Ikoyi: Nigeria Property Centre has a median asking price of ₦1,800,000,000, compared with ₦825,000,000 on PropertyPro.ng, a 118.2% difference. The platforms may contain different property mixes or price points; this is a reason to compare the underlying listings, not evidence by itself that either platform is wrong.</w:t>
+        <w:t>Source disagreement — 4 Bedroom in Old Ikoyi: Nigeria Property Centre has a median asking price of ₦1,800,000,000, compared with ₦850,000,000 on PropertyPro.ng, a 111.8% difference. The platforms may contain different property mixes or price points; this is a reason to compare the underlying listings, not evidence by itself that either platform is wrong.</w:t>
+      </w:r>
+    </w:p>
+    <w:p>
+      <w:pPr>
+        <w:spacing w:after="120"/>
+      </w:pPr>
+      <w:r>
+        <w:rPr>
+          <w:rFonts w:ascii="Times New Roman" w:hAnsi="Times New Roman"/>
+          <w:sz w:val="22"/>
+        </w:rPr>
+        <w:t>Source disagreement — 5 Bedroom in Old Ikoyi: Nigeria Property Centre has a median asking price of ₦3,200,000,000, compared with ₦1,601,000,000 on PropertyPro.ng, a 99.9% difference. The platforms may contain different property mixes or price points; this is a reason to compare the underlying listings, not evidence by itself that either platform is wrong.</w:t>
       </w:r>
     </w:p>
     <w:p>
@@ -6870,21 +6766,21 @@
                 <w:rFonts w:ascii="Times New Roman" w:hAnsi="Times New Roman"/>
                 <w:sz w:val="18"/>
               </w:rPr>
-              <w:t>₦207,500,000 (midpoint of 2 listings; not a stable median)</w:t>
-            </w:r>
-          </w:p>
-        </w:tc>
-        <w:tc>
-          <w:tcPr>
-            <w:tcW w:type="dxa" w:w="1270"/>
-          </w:tcPr>
-          <w:p>
-            <w:r>
-              <w:rPr>
-                <w:rFonts w:ascii="Times New Roman" w:hAnsi="Times New Roman"/>
-                <w:sz w:val="18"/>
-              </w:rPr>
-              <w:t>₦165,000,000 – ₦250,000,000</w:t>
+              <w:t>₦250,000,000 (single observed asking price)</w:t>
+            </w:r>
+          </w:p>
+        </w:tc>
+        <w:tc>
+          <w:tcPr>
+            <w:tcW w:type="dxa" w:w="1270"/>
+          </w:tcPr>
+          <w:p>
+            <w:r>
+              <w:rPr>
+                <w:rFonts w:ascii="Times New Roman" w:hAnsi="Times New Roman"/>
+                <w:sz w:val="18"/>
+              </w:rPr>
+              <w:t>Not meaningful with 1 listing</w:t>
             </w:r>
           </w:p>
         </w:tc>
@@ -6926,16 +6822,16 @@
                 <w:rFonts w:ascii="Times New Roman" w:hAnsi="Times New Roman"/>
                 <w:sz w:val="18"/>
               </w:rPr>
-              <w:t>2</w:t>
-            </w:r>
-          </w:p>
-        </w:tc>
-        <w:tc>
-          <w:tcPr>
-            <w:tcW w:type="dxa" w:w="1270"/>
-          </w:tcPr>
-          <w:p>
-            <w:hyperlink r:id="rId51">
+              <w:t>1</w:t>
+            </w:r>
+          </w:p>
+        </w:tc>
+        <w:tc>
+          <w:tcPr>
+            <w:tcW w:type="dxa" w:w="1270"/>
+          </w:tcPr>
+          <w:p>
+            <w:hyperlink r:id="rId50">
               <w:r>
                 <w:rPr>
                   <w:color w:val="1155CC"/>
@@ -7051,7 +6947,7 @@
             <w:tcW w:type="dxa" w:w="1270"/>
           </w:tcPr>
           <w:p>
-            <w:hyperlink r:id="rId52">
+            <w:hyperlink r:id="rId51">
               <w:r>
                 <w:rPr>
                   <w:color w:val="1155CC"/>
@@ -7167,7 +7063,7 @@
             <w:tcW w:type="dxa" w:w="1270"/>
           </w:tcPr>
           <w:p>
-            <w:hyperlink r:id="rId53">
+            <w:hyperlink r:id="rId52">
               <w:r>
                 <w:rPr>
                   <w:color w:val="1155CC"/>
@@ -7218,7 +7114,7 @@
                 <w:rFonts w:ascii="Times New Roman" w:hAnsi="Times New Roman"/>
                 <w:sz w:val="18"/>
               </w:rPr>
-              <w:t>₦255,000,000 (median)</w:t>
+              <w:t>₦260,000,000 (median)</w:t>
             </w:r>
           </w:p>
         </w:tc>
@@ -7274,16 +7170,16 @@
                 <w:rFonts w:ascii="Times New Roman" w:hAnsi="Times New Roman"/>
                 <w:sz w:val="18"/>
               </w:rPr>
-              <w:t>12</w:t>
-            </w:r>
-          </w:p>
-        </w:tc>
-        <w:tc>
-          <w:tcPr>
-            <w:tcW w:type="dxa" w:w="1270"/>
-          </w:tcPr>
-          <w:p>
-            <w:hyperlink r:id="rId54">
+              <w:t>11</w:t>
+            </w:r>
+          </w:p>
+        </w:tc>
+        <w:tc>
+          <w:tcPr>
+            <w:tcW w:type="dxa" w:w="1270"/>
+          </w:tcPr>
+          <w:p>
+            <w:hyperlink r:id="rId53">
               <w:r>
                 <w:rPr>
                   <w:color w:val="1155CC"/>
@@ -7399,7 +7295,7 @@
             <w:tcW w:type="dxa" w:w="1270"/>
           </w:tcPr>
           <w:p>
-            <w:hyperlink r:id="rId55">
+            <w:hyperlink r:id="rId54">
               <w:r>
                 <w:rPr>
                   <w:color w:val="1155CC"/>
@@ -7507,6 +7403,122 @@
                 <w:sz w:val="18"/>
               </w:rPr>
               <w:t>6</w:t>
+            </w:r>
+          </w:p>
+        </w:tc>
+        <w:tc>
+          <w:tcPr>
+            <w:tcW w:type="dxa" w:w="1270"/>
+          </w:tcPr>
+          <w:p>
+            <w:hyperlink r:id="rId55">
+              <w:r>
+                <w:rPr>
+                  <w:color w:val="1155CC"/>
+                  <w:u w:val="single"/>
+                </w:rPr>
+                <w:t>PropertyPro.ng</w:t>
+              </w:r>
+            </w:hyperlink>
+          </w:p>
+        </w:tc>
+        <w:tc>
+          <w:tcPr>
+            <w:tcW w:type="dxa" w:w="1270"/>
+          </w:tcPr>
+          <w:p>
+            <w:r>
+              <w:rPr>
+                <w:rFonts w:ascii="Times New Roman" w:hAnsi="Times New Roman"/>
+                <w:sz w:val="18"/>
+              </w:rPr>
+              <w:t>2026-10-15 (added)</w:t>
+            </w:r>
+          </w:p>
+        </w:tc>
+      </w:tr>
+      <w:tr>
+        <w:tc>
+          <w:tcPr>
+            <w:tcW w:type="dxa" w:w="1270"/>
+          </w:tcPr>
+          <w:p>
+            <w:r>
+              <w:rPr>
+                <w:rFonts w:ascii="Times New Roman" w:hAnsi="Times New Roman"/>
+                <w:sz w:val="18"/>
+              </w:rPr>
+              <w:t>4-bedroom</w:t>
+            </w:r>
+          </w:p>
+        </w:tc>
+        <w:tc>
+          <w:tcPr>
+            <w:tcW w:type="dxa" w:w="1270"/>
+          </w:tcPr>
+          <w:p>
+            <w:r>
+              <w:rPr>
+                <w:rFonts w:ascii="Times New Roman" w:hAnsi="Times New Roman"/>
+                <w:sz w:val="18"/>
+              </w:rPr>
+              <w:t>₦380,000,000 (single observed asking price)</w:t>
+            </w:r>
+          </w:p>
+        </w:tc>
+        <w:tc>
+          <w:tcPr>
+            <w:tcW w:type="dxa" w:w="1270"/>
+          </w:tcPr>
+          <w:p>
+            <w:r>
+              <w:rPr>
+                <w:rFonts w:ascii="Times New Roman" w:hAnsi="Times New Roman"/>
+                <w:sz w:val="18"/>
+              </w:rPr>
+              <w:t>Not meaningful with 1 listing</w:t>
+            </w:r>
+          </w:p>
+        </w:tc>
+        <w:tc>
+          <w:tcPr>
+            <w:tcW w:type="dxa" w:w="1270"/>
+          </w:tcPr>
+          <w:p>
+            <w:r>
+              <w:rPr>
+                <w:rFonts w:ascii="Times New Roman" w:hAnsi="Times New Roman"/>
+                <w:sz w:val="18"/>
+              </w:rPr>
+              <w:t>—</w:t>
+            </w:r>
+          </w:p>
+        </w:tc>
+        <w:tc>
+          <w:tcPr>
+            <w:tcW w:type="dxa" w:w="1270"/>
+          </w:tcPr>
+          <w:p>
+            <w:r>
+              <w:rPr>
+                <w:rFonts w:ascii="Times New Roman" w:hAnsi="Times New Roman"/>
+                <w:sz w:val="18"/>
+              </w:rPr>
+              <w:t>—</w:t>
+            </w:r>
+          </w:p>
+        </w:tc>
+        <w:tc>
+          <w:tcPr>
+            <w:tcW w:type="dxa" w:w="1270"/>
+          </w:tcPr>
+          <w:p>
+            <w:r>
+              <w:rPr>
+                <w:rFonts w:ascii="Times New Roman" w:hAnsi="Times New Roman"/>
+                <w:sz w:val="18"/>
+              </w:rPr>
+              <w:t>1</w:t>
             </w:r>
           </w:p>
         </w:tc>
@@ -7536,122 +7548,6 @@
                 <w:rFonts w:ascii="Times New Roman" w:hAnsi="Times New Roman"/>
                 <w:sz w:val="18"/>
               </w:rPr>
-              <w:t>2026-10-15 (added)</w:t>
-            </w:r>
-          </w:p>
-        </w:tc>
-      </w:tr>
-      <w:tr>
-        <w:tc>
-          <w:tcPr>
-            <w:tcW w:type="dxa" w:w="1270"/>
-          </w:tcPr>
-          <w:p>
-            <w:r>
-              <w:rPr>
-                <w:rFonts w:ascii="Times New Roman" w:hAnsi="Times New Roman"/>
-                <w:sz w:val="18"/>
-              </w:rPr>
-              <w:t>4-bedroom</w:t>
-            </w:r>
-          </w:p>
-        </w:tc>
-        <w:tc>
-          <w:tcPr>
-            <w:tcW w:type="dxa" w:w="1270"/>
-          </w:tcPr>
-          <w:p>
-            <w:r>
-              <w:rPr>
-                <w:rFonts w:ascii="Times New Roman" w:hAnsi="Times New Roman"/>
-                <w:sz w:val="18"/>
-              </w:rPr>
-              <w:t>₦380,000,000 (single observed asking price)</w:t>
-            </w:r>
-          </w:p>
-        </w:tc>
-        <w:tc>
-          <w:tcPr>
-            <w:tcW w:type="dxa" w:w="1270"/>
-          </w:tcPr>
-          <w:p>
-            <w:r>
-              <w:rPr>
-                <w:rFonts w:ascii="Times New Roman" w:hAnsi="Times New Roman"/>
-                <w:sz w:val="18"/>
-              </w:rPr>
-              <w:t>Not meaningful with 1 listing</w:t>
-            </w:r>
-          </w:p>
-        </w:tc>
-        <w:tc>
-          <w:tcPr>
-            <w:tcW w:type="dxa" w:w="1270"/>
-          </w:tcPr>
-          <w:p>
-            <w:r>
-              <w:rPr>
-                <w:rFonts w:ascii="Times New Roman" w:hAnsi="Times New Roman"/>
-                <w:sz w:val="18"/>
-              </w:rPr>
-              <w:t>—</w:t>
-            </w:r>
-          </w:p>
-        </w:tc>
-        <w:tc>
-          <w:tcPr>
-            <w:tcW w:type="dxa" w:w="1270"/>
-          </w:tcPr>
-          <w:p>
-            <w:r>
-              <w:rPr>
-                <w:rFonts w:ascii="Times New Roman" w:hAnsi="Times New Roman"/>
-                <w:sz w:val="18"/>
-              </w:rPr>
-              <w:t>—</w:t>
-            </w:r>
-          </w:p>
-        </w:tc>
-        <w:tc>
-          <w:tcPr>
-            <w:tcW w:type="dxa" w:w="1270"/>
-          </w:tcPr>
-          <w:p>
-            <w:r>
-              <w:rPr>
-                <w:rFonts w:ascii="Times New Roman" w:hAnsi="Times New Roman"/>
-                <w:sz w:val="18"/>
-              </w:rPr>
-              <w:t>1</w:t>
-            </w:r>
-          </w:p>
-        </w:tc>
-        <w:tc>
-          <w:tcPr>
-            <w:tcW w:type="dxa" w:w="1270"/>
-          </w:tcPr>
-          <w:p>
-            <w:hyperlink r:id="rId57">
-              <w:r>
-                <w:rPr>
-                  <w:color w:val="1155CC"/>
-                  <w:u w:val="single"/>
-                </w:rPr>
-                <w:t>PropertyPro.ng</w:t>
-              </w:r>
-            </w:hyperlink>
-          </w:p>
-        </w:tc>
-        <w:tc>
-          <w:tcPr>
-            <w:tcW w:type="dxa" w:w="1270"/>
-          </w:tcPr>
-          <w:p>
-            <w:r>
-              <w:rPr>
-                <w:rFonts w:ascii="Times New Roman" w:hAnsi="Times New Roman"/>
-                <w:sz w:val="18"/>
-              </w:rPr>
               <w:t>2026-10-14 (updated)</w:t>
             </w:r>
           </w:p>
@@ -7659,6 +7555,18 @@
       </w:tr>
     </w:tbl>
     <w:p/>
+    <w:p>
+      <w:pPr>
+        <w:spacing w:after="120"/>
+      </w:pPr>
+      <w:r>
+        <w:rPr>
+          <w:rFonts w:ascii="Times New Roman" w:hAnsi="Times New Roman"/>
+          <w:sz w:val="22"/>
+        </w:rPr>
+        <w:t>Source disagreement — 1 Bedroom in Lekki Phase 1: Nigeria Property Centre has a median asking price of ₦250,000,000, compared with ₦205,000,000 on PropertyPro.ng, a 22.0% difference. The platforms may contain different property mixes or price points; this is a reason to compare the underlying listings, not evidence by itself that either platform is wrong.</w:t>
+      </w:r>
+    </w:p>
     <w:p>
       <w:pPr>
         <w:pStyle w:val="Heading3"/>
@@ -7910,6 +7818,122 @@
             <w:tcW w:type="dxa" w:w="1270"/>
           </w:tcPr>
           <w:p>
+            <w:hyperlink r:id="rId57">
+              <w:r>
+                <w:rPr>
+                  <w:color w:val="1155CC"/>
+                  <w:u w:val="single"/>
+                </w:rPr>
+                <w:t>Nigeria Property Centre</w:t>
+              </w:r>
+            </w:hyperlink>
+          </w:p>
+        </w:tc>
+        <w:tc>
+          <w:tcPr>
+            <w:tcW w:type="dxa" w:w="1270"/>
+          </w:tcPr>
+          <w:p>
+            <w:r>
+              <w:rPr>
+                <w:rFonts w:ascii="Times New Roman" w:hAnsi="Times New Roman"/>
+                <w:sz w:val="18"/>
+              </w:rPr>
+              <w:t>2026-10-14 (relative)</w:t>
+            </w:r>
+          </w:p>
+        </w:tc>
+      </w:tr>
+      <w:tr>
+        <w:tc>
+          <w:tcPr>
+            <w:tcW w:type="dxa" w:w="1270"/>
+          </w:tcPr>
+          <w:p>
+            <w:r>
+              <w:rPr>
+                <w:rFonts w:ascii="Times New Roman" w:hAnsi="Times New Roman"/>
+                <w:sz w:val="18"/>
+              </w:rPr>
+              <w:t>2-bedroom</w:t>
+            </w:r>
+          </w:p>
+        </w:tc>
+        <w:tc>
+          <w:tcPr>
+            <w:tcW w:type="dxa" w:w="1270"/>
+          </w:tcPr>
+          <w:p>
+            <w:r>
+              <w:rPr>
+                <w:rFonts w:ascii="Times New Roman" w:hAnsi="Times New Roman"/>
+                <w:sz w:val="18"/>
+              </w:rPr>
+              <w:t>₦520,000,000 (median)</w:t>
+            </w:r>
+          </w:p>
+        </w:tc>
+        <w:tc>
+          <w:tcPr>
+            <w:tcW w:type="dxa" w:w="1270"/>
+          </w:tcPr>
+          <w:p>
+            <w:r>
+              <w:rPr>
+                <w:rFonts w:ascii="Times New Roman" w:hAnsi="Times New Roman"/>
+                <w:sz w:val="18"/>
+              </w:rPr>
+              <w:t>₦320,000,000 – ₦540,000,000</w:t>
+            </w:r>
+          </w:p>
+        </w:tc>
+        <w:tc>
+          <w:tcPr>
+            <w:tcW w:type="dxa" w:w="1270"/>
+          </w:tcPr>
+          <w:p>
+            <w:r>
+              <w:rPr>
+                <w:rFonts w:ascii="Times New Roman" w:hAnsi="Times New Roman"/>
+                <w:sz w:val="18"/>
+              </w:rPr>
+              <w:t>—</w:t>
+            </w:r>
+          </w:p>
+        </w:tc>
+        <w:tc>
+          <w:tcPr>
+            <w:tcW w:type="dxa" w:w="1270"/>
+          </w:tcPr>
+          <w:p>
+            <w:r>
+              <w:rPr>
+                <w:rFonts w:ascii="Times New Roman" w:hAnsi="Times New Roman"/>
+                <w:sz w:val="18"/>
+              </w:rPr>
+              <w:t>—</w:t>
+            </w:r>
+          </w:p>
+        </w:tc>
+        <w:tc>
+          <w:tcPr>
+            <w:tcW w:type="dxa" w:w="1270"/>
+          </w:tcPr>
+          <w:p>
+            <w:r>
+              <w:rPr>
+                <w:rFonts w:ascii="Times New Roman" w:hAnsi="Times New Roman"/>
+                <w:sz w:val="18"/>
+              </w:rPr>
+              <w:t>10</w:t>
+            </w:r>
+          </w:p>
+        </w:tc>
+        <w:tc>
+          <w:tcPr>
+            <w:tcW w:type="dxa" w:w="1270"/>
+          </w:tcPr>
+          <w:p>
             <w:hyperlink r:id="rId58">
               <w:r>
                 <w:rPr>
@@ -7931,7 +7955,7 @@
                 <w:rFonts w:ascii="Times New Roman" w:hAnsi="Times New Roman"/>
                 <w:sz w:val="18"/>
               </w:rPr>
-              <w:t>2026-10-14 (relative)</w:t>
+              <w:t>2026-10-15 (relative)</w:t>
             </w:r>
           </w:p>
         </w:tc>
@@ -7947,35 +7971,35 @@
                 <w:rFonts w:ascii="Times New Roman" w:hAnsi="Times New Roman"/>
                 <w:sz w:val="18"/>
               </w:rPr>
-              <w:t>1-bedroom</w:t>
-            </w:r>
-          </w:p>
-        </w:tc>
-        <w:tc>
-          <w:tcPr>
-            <w:tcW w:type="dxa" w:w="1270"/>
-          </w:tcPr>
-          <w:p>
-            <w:r>
-              <w:rPr>
-                <w:rFonts w:ascii="Times New Roman" w:hAnsi="Times New Roman"/>
-                <w:sz w:val="18"/>
-              </w:rPr>
-              <w:t>₦300,000,000 (midpoint of 2 listings; not a stable median)</w:t>
-            </w:r>
-          </w:p>
-        </w:tc>
-        <w:tc>
-          <w:tcPr>
-            <w:tcW w:type="dxa" w:w="1270"/>
-          </w:tcPr>
-          <w:p>
-            <w:r>
-              <w:rPr>
-                <w:rFonts w:ascii="Times New Roman" w:hAnsi="Times New Roman"/>
-                <w:sz w:val="18"/>
-              </w:rPr>
-              <w:t>₦300,000,000 – ₦300,000,000</w:t>
+              <w:t>2-bedroom</w:t>
+            </w:r>
+          </w:p>
+        </w:tc>
+        <w:tc>
+          <w:tcPr>
+            <w:tcW w:type="dxa" w:w="1270"/>
+          </w:tcPr>
+          <w:p>
+            <w:r>
+              <w:rPr>
+                <w:rFonts w:ascii="Times New Roman" w:hAnsi="Times New Roman"/>
+                <w:sz w:val="18"/>
+              </w:rPr>
+              <w:t>₦500,000,000 (median)</w:t>
+            </w:r>
+          </w:p>
+        </w:tc>
+        <w:tc>
+          <w:tcPr>
+            <w:tcW w:type="dxa" w:w="1270"/>
+          </w:tcPr>
+          <w:p>
+            <w:r>
+              <w:rPr>
+                <w:rFonts w:ascii="Times New Roman" w:hAnsi="Times New Roman"/>
+                <w:sz w:val="18"/>
+              </w:rPr>
+              <w:t>₦500,000,000 – ₦500,000,000</w:t>
             </w:r>
           </w:p>
         </w:tc>
@@ -8017,7 +8041,7 @@
                 <w:rFonts w:ascii="Times New Roman" w:hAnsi="Times New Roman"/>
                 <w:sz w:val="18"/>
               </w:rPr>
-              <w:t>2</w:t>
+              <w:t>4</w:t>
             </w:r>
           </w:p>
         </w:tc>
@@ -8047,7 +8071,7 @@
                 <w:rFonts w:ascii="Times New Roman" w:hAnsi="Times New Roman"/>
                 <w:sz w:val="18"/>
               </w:rPr>
-              <w:t>2026-10-15 (updated)</w:t>
+              <w:t>2026-10-14 (updated)</w:t>
             </w:r>
           </w:p>
         </w:tc>
@@ -8063,35 +8087,35 @@
                 <w:rFonts w:ascii="Times New Roman" w:hAnsi="Times New Roman"/>
                 <w:sz w:val="18"/>
               </w:rPr>
-              <w:t>2-bedroom</w:t>
-            </w:r>
-          </w:p>
-        </w:tc>
-        <w:tc>
-          <w:tcPr>
-            <w:tcW w:type="dxa" w:w="1270"/>
-          </w:tcPr>
-          <w:p>
-            <w:r>
-              <w:rPr>
-                <w:rFonts w:ascii="Times New Roman" w:hAnsi="Times New Roman"/>
-                <w:sz w:val="18"/>
-              </w:rPr>
-              <w:t>₦520,000,000 (median)</w:t>
-            </w:r>
-          </w:p>
-        </w:tc>
-        <w:tc>
-          <w:tcPr>
-            <w:tcW w:type="dxa" w:w="1270"/>
-          </w:tcPr>
-          <w:p>
-            <w:r>
-              <w:rPr>
-                <w:rFonts w:ascii="Times New Roman" w:hAnsi="Times New Roman"/>
-                <w:sz w:val="18"/>
-              </w:rPr>
-              <w:t>₦320,000,000 – ₦540,000,000</w:t>
+              <w:t>3-bedroom</w:t>
+            </w:r>
+          </w:p>
+        </w:tc>
+        <w:tc>
+          <w:tcPr>
+            <w:tcW w:type="dxa" w:w="1270"/>
+          </w:tcPr>
+          <w:p>
+            <w:r>
+              <w:rPr>
+                <w:rFonts w:ascii="Times New Roman" w:hAnsi="Times New Roman"/>
+                <w:sz w:val="18"/>
+              </w:rPr>
+              <w:t>₦340,000,000 (midpoint of 2 listings; not a stable median)</w:t>
+            </w:r>
+          </w:p>
+        </w:tc>
+        <w:tc>
+          <w:tcPr>
+            <w:tcW w:type="dxa" w:w="1270"/>
+          </w:tcPr>
+          <w:p>
+            <w:r>
+              <w:rPr>
+                <w:rFonts w:ascii="Times New Roman" w:hAnsi="Times New Roman"/>
+                <w:sz w:val="18"/>
+              </w:rPr>
+              <w:t>₦220,000,000 – ₦460,000,000</w:t>
             </w:r>
           </w:p>
         </w:tc>
@@ -8133,7 +8157,7 @@
                 <w:rFonts w:ascii="Times New Roman" w:hAnsi="Times New Roman"/>
                 <w:sz w:val="18"/>
               </w:rPr>
-              <w:t>10</w:t>
+              <w:t>2</w:t>
             </w:r>
           </w:p>
         </w:tc>
@@ -8168,496 +8192,8 @@
           </w:p>
         </w:tc>
       </w:tr>
-      <w:tr>
-        <w:tc>
-          <w:tcPr>
-            <w:tcW w:type="dxa" w:w="1270"/>
-          </w:tcPr>
-          <w:p>
-            <w:r>
-              <w:rPr>
-                <w:rFonts w:ascii="Times New Roman" w:hAnsi="Times New Roman"/>
-                <w:sz w:val="18"/>
-              </w:rPr>
-              <w:t>2-bedroom</w:t>
-            </w:r>
-          </w:p>
-        </w:tc>
-        <w:tc>
-          <w:tcPr>
-            <w:tcW w:type="dxa" w:w="1270"/>
-          </w:tcPr>
-          <w:p>
-            <w:r>
-              <w:rPr>
-                <w:rFonts w:ascii="Times New Roman" w:hAnsi="Times New Roman"/>
-                <w:sz w:val="18"/>
-              </w:rPr>
-              <w:t>₦500,000,000 (median)</w:t>
-            </w:r>
-          </w:p>
-        </w:tc>
-        <w:tc>
-          <w:tcPr>
-            <w:tcW w:type="dxa" w:w="1270"/>
-          </w:tcPr>
-          <w:p>
-            <w:r>
-              <w:rPr>
-                <w:rFonts w:ascii="Times New Roman" w:hAnsi="Times New Roman"/>
-                <w:sz w:val="18"/>
-              </w:rPr>
-              <w:t>₦350,000,000 – ₦550,000,000</w:t>
-            </w:r>
-          </w:p>
-        </w:tc>
-        <w:tc>
-          <w:tcPr>
-            <w:tcW w:type="dxa" w:w="1270"/>
-          </w:tcPr>
-          <w:p>
-            <w:r>
-              <w:rPr>
-                <w:rFonts w:ascii="Times New Roman" w:hAnsi="Times New Roman"/>
-                <w:sz w:val="18"/>
-              </w:rPr>
-              <w:t>—</w:t>
-            </w:r>
-          </w:p>
-        </w:tc>
-        <w:tc>
-          <w:tcPr>
-            <w:tcW w:type="dxa" w:w="1270"/>
-          </w:tcPr>
-          <w:p>
-            <w:r>
-              <w:rPr>
-                <w:rFonts w:ascii="Times New Roman" w:hAnsi="Times New Roman"/>
-                <w:sz w:val="18"/>
-              </w:rPr>
-              <w:t>—</w:t>
-            </w:r>
-          </w:p>
-        </w:tc>
-        <w:tc>
-          <w:tcPr>
-            <w:tcW w:type="dxa" w:w="1270"/>
-          </w:tcPr>
-          <w:p>
-            <w:r>
-              <w:rPr>
-                <w:rFonts w:ascii="Times New Roman" w:hAnsi="Times New Roman"/>
-                <w:sz w:val="18"/>
-              </w:rPr>
-              <w:t>9</w:t>
-            </w:r>
-          </w:p>
-        </w:tc>
-        <w:tc>
-          <w:tcPr>
-            <w:tcW w:type="dxa" w:w="1270"/>
-          </w:tcPr>
-          <w:p>
-            <w:hyperlink r:id="rId61">
-              <w:r>
-                <w:rPr>
-                  <w:color w:val="1155CC"/>
-                  <w:u w:val="single"/>
-                </w:rPr>
-                <w:t>PropertyPro.ng</w:t>
-              </w:r>
-            </w:hyperlink>
-          </w:p>
-        </w:tc>
-        <w:tc>
-          <w:tcPr>
-            <w:tcW w:type="dxa" w:w="1270"/>
-          </w:tcPr>
-          <w:p>
-            <w:r>
-              <w:rPr>
-                <w:rFonts w:ascii="Times New Roman" w:hAnsi="Times New Roman"/>
-                <w:sz w:val="18"/>
-              </w:rPr>
-              <w:t>2026-10-15 (updated)</w:t>
-            </w:r>
-          </w:p>
-        </w:tc>
-      </w:tr>
-      <w:tr>
-        <w:tc>
-          <w:tcPr>
-            <w:tcW w:type="dxa" w:w="1270"/>
-          </w:tcPr>
-          <w:p>
-            <w:r>
-              <w:rPr>
-                <w:rFonts w:ascii="Times New Roman" w:hAnsi="Times New Roman"/>
-                <w:sz w:val="18"/>
-              </w:rPr>
-              <w:t>3-bedroom</w:t>
-            </w:r>
-          </w:p>
-        </w:tc>
-        <w:tc>
-          <w:tcPr>
-            <w:tcW w:type="dxa" w:w="1270"/>
-          </w:tcPr>
-          <w:p>
-            <w:r>
-              <w:rPr>
-                <w:rFonts w:ascii="Times New Roman" w:hAnsi="Times New Roman"/>
-                <w:sz w:val="18"/>
-              </w:rPr>
-              <w:t>₦340,000,000 (midpoint of 2 listings; not a stable median)</w:t>
-            </w:r>
-          </w:p>
-        </w:tc>
-        <w:tc>
-          <w:tcPr>
-            <w:tcW w:type="dxa" w:w="1270"/>
-          </w:tcPr>
-          <w:p>
-            <w:r>
-              <w:rPr>
-                <w:rFonts w:ascii="Times New Roman" w:hAnsi="Times New Roman"/>
-                <w:sz w:val="18"/>
-              </w:rPr>
-              <w:t>₦220,000,000 – ₦460,000,000</w:t>
-            </w:r>
-          </w:p>
-        </w:tc>
-        <w:tc>
-          <w:tcPr>
-            <w:tcW w:type="dxa" w:w="1270"/>
-          </w:tcPr>
-          <w:p>
-            <w:r>
-              <w:rPr>
-                <w:rFonts w:ascii="Times New Roman" w:hAnsi="Times New Roman"/>
-                <w:sz w:val="18"/>
-              </w:rPr>
-              <w:t>—</w:t>
-            </w:r>
-          </w:p>
-        </w:tc>
-        <w:tc>
-          <w:tcPr>
-            <w:tcW w:type="dxa" w:w="1270"/>
-          </w:tcPr>
-          <w:p>
-            <w:r>
-              <w:rPr>
-                <w:rFonts w:ascii="Times New Roman" w:hAnsi="Times New Roman"/>
-                <w:sz w:val="18"/>
-              </w:rPr>
-              <w:t>—</w:t>
-            </w:r>
-          </w:p>
-        </w:tc>
-        <w:tc>
-          <w:tcPr>
-            <w:tcW w:type="dxa" w:w="1270"/>
-          </w:tcPr>
-          <w:p>
-            <w:r>
-              <w:rPr>
-                <w:rFonts w:ascii="Times New Roman" w:hAnsi="Times New Roman"/>
-                <w:sz w:val="18"/>
-              </w:rPr>
-              <w:t>2</w:t>
-            </w:r>
-          </w:p>
-        </w:tc>
-        <w:tc>
-          <w:tcPr>
-            <w:tcW w:type="dxa" w:w="1270"/>
-          </w:tcPr>
-          <w:p>
-            <w:hyperlink r:id="rId62">
-              <w:r>
-                <w:rPr>
-                  <w:color w:val="1155CC"/>
-                  <w:u w:val="single"/>
-                </w:rPr>
-                <w:t>Nigeria Property Centre</w:t>
-              </w:r>
-            </w:hyperlink>
-          </w:p>
-        </w:tc>
-        <w:tc>
-          <w:tcPr>
-            <w:tcW w:type="dxa" w:w="1270"/>
-          </w:tcPr>
-          <w:p>
-            <w:r>
-              <w:rPr>
-                <w:rFonts w:ascii="Times New Roman" w:hAnsi="Times New Roman"/>
-                <w:sz w:val="18"/>
-              </w:rPr>
-              <w:t>2026-10-15 (relative)</w:t>
-            </w:r>
-          </w:p>
-        </w:tc>
-      </w:tr>
-      <w:tr>
-        <w:tc>
-          <w:tcPr>
-            <w:tcW w:type="dxa" w:w="1270"/>
-          </w:tcPr>
-          <w:p>
-            <w:r>
-              <w:rPr>
-                <w:rFonts w:ascii="Times New Roman" w:hAnsi="Times New Roman"/>
-                <w:sz w:val="18"/>
-              </w:rPr>
-              <w:t>3-bedroom</w:t>
-            </w:r>
-          </w:p>
-        </w:tc>
-        <w:tc>
-          <w:tcPr>
-            <w:tcW w:type="dxa" w:w="1270"/>
-          </w:tcPr>
-          <w:p>
-            <w:r>
-              <w:rPr>
-                <w:rFonts w:ascii="Times New Roman" w:hAnsi="Times New Roman"/>
-                <w:sz w:val="18"/>
-              </w:rPr>
-              <w:t>₦470,000,000 (median)</w:t>
-            </w:r>
-          </w:p>
-        </w:tc>
-        <w:tc>
-          <w:tcPr>
-            <w:tcW w:type="dxa" w:w="1270"/>
-          </w:tcPr>
-          <w:p>
-            <w:r>
-              <w:rPr>
-                <w:rFonts w:ascii="Times New Roman" w:hAnsi="Times New Roman"/>
-                <w:sz w:val="18"/>
-              </w:rPr>
-              <w:t>₦450,000,000 – ₦750,000,000</w:t>
-            </w:r>
-          </w:p>
-        </w:tc>
-        <w:tc>
-          <w:tcPr>
-            <w:tcW w:type="dxa" w:w="1270"/>
-          </w:tcPr>
-          <w:p>
-            <w:r>
-              <w:rPr>
-                <w:rFonts w:ascii="Times New Roman" w:hAnsi="Times New Roman"/>
-                <w:sz w:val="18"/>
-              </w:rPr>
-              <w:t>—</w:t>
-            </w:r>
-          </w:p>
-        </w:tc>
-        <w:tc>
-          <w:tcPr>
-            <w:tcW w:type="dxa" w:w="1270"/>
-          </w:tcPr>
-          <w:p>
-            <w:r>
-              <w:rPr>
-                <w:rFonts w:ascii="Times New Roman" w:hAnsi="Times New Roman"/>
-                <w:sz w:val="18"/>
-              </w:rPr>
-              <w:t>—</w:t>
-            </w:r>
-          </w:p>
-        </w:tc>
-        <w:tc>
-          <w:tcPr>
-            <w:tcW w:type="dxa" w:w="1270"/>
-          </w:tcPr>
-          <w:p>
-            <w:r>
-              <w:rPr>
-                <w:rFonts w:ascii="Times New Roman" w:hAnsi="Times New Roman"/>
-                <w:sz w:val="18"/>
-              </w:rPr>
-              <w:t>7</w:t>
-            </w:r>
-          </w:p>
-        </w:tc>
-        <w:tc>
-          <w:tcPr>
-            <w:tcW w:type="dxa" w:w="1270"/>
-          </w:tcPr>
-          <w:p>
-            <w:hyperlink r:id="rId63">
-              <w:r>
-                <w:rPr>
-                  <w:color w:val="1155CC"/>
-                  <w:u w:val="single"/>
-                </w:rPr>
-                <w:t>PropertyPro.ng</w:t>
-              </w:r>
-            </w:hyperlink>
-          </w:p>
-        </w:tc>
-        <w:tc>
-          <w:tcPr>
-            <w:tcW w:type="dxa" w:w="1270"/>
-          </w:tcPr>
-          <w:p>
-            <w:r>
-              <w:rPr>
-                <w:rFonts w:ascii="Times New Roman" w:hAnsi="Times New Roman"/>
-                <w:sz w:val="18"/>
-              </w:rPr>
-              <w:t>2026-10-15 (updated)</w:t>
-            </w:r>
-          </w:p>
-        </w:tc>
-      </w:tr>
-      <w:tr>
-        <w:tc>
-          <w:tcPr>
-            <w:tcW w:type="dxa" w:w="1270"/>
-          </w:tcPr>
-          <w:p>
-            <w:r>
-              <w:rPr>
-                <w:rFonts w:ascii="Times New Roman" w:hAnsi="Times New Roman"/>
-                <w:sz w:val="18"/>
-              </w:rPr>
-              <w:t>4-bedroom</w:t>
-            </w:r>
-          </w:p>
-        </w:tc>
-        <w:tc>
-          <w:tcPr>
-            <w:tcW w:type="dxa" w:w="1270"/>
-          </w:tcPr>
-          <w:p>
-            <w:r>
-              <w:rPr>
-                <w:rFonts w:ascii="Times New Roman" w:hAnsi="Times New Roman"/>
-                <w:sz w:val="18"/>
-              </w:rPr>
-              <w:t>₦600,000,000 (single observed asking price)</w:t>
-            </w:r>
-          </w:p>
-        </w:tc>
-        <w:tc>
-          <w:tcPr>
-            <w:tcW w:type="dxa" w:w="1270"/>
-          </w:tcPr>
-          <w:p>
-            <w:r>
-              <w:rPr>
-                <w:rFonts w:ascii="Times New Roman" w:hAnsi="Times New Roman"/>
-                <w:sz w:val="18"/>
-              </w:rPr>
-              <w:t>Not meaningful with 1 listing</w:t>
-            </w:r>
-          </w:p>
-        </w:tc>
-        <w:tc>
-          <w:tcPr>
-            <w:tcW w:type="dxa" w:w="1270"/>
-          </w:tcPr>
-          <w:p>
-            <w:r>
-              <w:rPr>
-                <w:rFonts w:ascii="Times New Roman" w:hAnsi="Times New Roman"/>
-                <w:sz w:val="18"/>
-              </w:rPr>
-              <w:t>—</w:t>
-            </w:r>
-          </w:p>
-        </w:tc>
-        <w:tc>
-          <w:tcPr>
-            <w:tcW w:type="dxa" w:w="1270"/>
-          </w:tcPr>
-          <w:p>
-            <w:r>
-              <w:rPr>
-                <w:rFonts w:ascii="Times New Roman" w:hAnsi="Times New Roman"/>
-                <w:sz w:val="18"/>
-              </w:rPr>
-              <w:t>—</w:t>
-            </w:r>
-          </w:p>
-        </w:tc>
-        <w:tc>
-          <w:tcPr>
-            <w:tcW w:type="dxa" w:w="1270"/>
-          </w:tcPr>
-          <w:p>
-            <w:r>
-              <w:rPr>
-                <w:rFonts w:ascii="Times New Roman" w:hAnsi="Times New Roman"/>
-                <w:sz w:val="18"/>
-              </w:rPr>
-              <w:t>1</w:t>
-            </w:r>
-          </w:p>
-        </w:tc>
-        <w:tc>
-          <w:tcPr>
-            <w:tcW w:type="dxa" w:w="1270"/>
-          </w:tcPr>
-          <w:p>
-            <w:hyperlink r:id="rId64">
-              <w:r>
-                <w:rPr>
-                  <w:color w:val="1155CC"/>
-                  <w:u w:val="single"/>
-                </w:rPr>
-                <w:t>PropertyPro.ng</w:t>
-              </w:r>
-            </w:hyperlink>
-          </w:p>
-        </w:tc>
-        <w:tc>
-          <w:tcPr>
-            <w:tcW w:type="dxa" w:w="1270"/>
-          </w:tcPr>
-          <w:p>
-            <w:r>
-              <w:rPr>
-                <w:rFonts w:ascii="Times New Roman" w:hAnsi="Times New Roman"/>
-                <w:sz w:val="18"/>
-              </w:rPr>
-              <w:t>2026-10-13 (updated)</w:t>
-            </w:r>
-          </w:p>
-        </w:tc>
-      </w:tr>
     </w:tbl>
     <w:p/>
-    <w:p>
-      <w:pPr>
-        <w:spacing w:after="120"/>
-      </w:pPr>
-      <w:r>
-        <w:rPr>
-          <w:rFonts w:ascii="Times New Roman" w:hAnsi="Times New Roman"/>
-          <w:sz w:val="22"/>
-        </w:rPr>
-        <w:t>Source disagreement — 1 Bedroom in Victoria Island: Nigeria Property Centre has a median asking price of ₦350,000,000, compared with ₦300,000,000 on PropertyPro.ng, a 16.7% difference. The platforms may contain different property mixes or price points; this is a reason to compare the underlying listings, not evidence by itself that either platform is wrong.</w:t>
-      </w:r>
-    </w:p>
-    <w:p>
-      <w:pPr>
-        <w:spacing w:after="120"/>
-      </w:pPr>
-      <w:r>
-        <w:rPr>
-          <w:rFonts w:ascii="Times New Roman" w:hAnsi="Times New Roman"/>
-          <w:sz w:val="22"/>
-        </w:rPr>
-        <w:t>Source disagreement — 3 Bedroom in Victoria Island: PropertyPro.ng has a median asking price of ₦470,000,000, compared with ₦340,000,000 on Nigeria Property Centre, a 38.2% difference. The platforms may contain different property mixes or price points; this is a reason to compare the underlying listings, not evidence by itself that either platform is wrong.</w:t>
-      </w:r>
-    </w:p>
     <w:p>
       <w:pPr>
         <w:pStyle w:val="Heading3"/>
@@ -8909,7 +8445,7 @@
             <w:tcW w:type="dxa" w:w="1270"/>
           </w:tcPr>
           <w:p>
-            <w:hyperlink r:id="rId65">
+            <w:hyperlink r:id="rId61">
               <w:r>
                 <w:rPr>
                   <w:color w:val="1155CC"/>
@@ -9025,7 +8561,7 @@
             <w:tcW w:type="dxa" w:w="1270"/>
           </w:tcPr>
           <w:p>
-            <w:hyperlink r:id="rId66">
+            <w:hyperlink r:id="rId62">
               <w:r>
                 <w:rPr>
                   <w:color w:val="1155CC"/>
@@ -9141,7 +8677,7 @@
             <w:tcW w:type="dxa" w:w="1270"/>
           </w:tcPr>
           <w:p>
-            <w:hyperlink r:id="rId67">
+            <w:hyperlink r:id="rId63">
               <w:r>
                 <w:rPr>
                   <w:color w:val="1155CC"/>
@@ -9434,7 +8970,7 @@
             <w:tcW w:type="dxa" w:w="1270"/>
           </w:tcPr>
           <w:p>
-            <w:hyperlink r:id="rId68">
+            <w:hyperlink r:id="rId64">
               <w:r>
                 <w:rPr>
                   <w:color w:val="1155CC"/>
@@ -9550,7 +9086,7 @@
             <w:tcW w:type="dxa" w:w="1270"/>
           </w:tcPr>
           <w:p>
-            <w:hyperlink r:id="rId69">
+            <w:hyperlink r:id="rId65">
               <w:r>
                 <w:rPr>
                   <w:color w:val="1155CC"/>
@@ -9666,7 +9202,7 @@
             <w:tcW w:type="dxa" w:w="1270"/>
           </w:tcPr>
           <w:p>
-            <w:hyperlink r:id="rId70">
+            <w:hyperlink r:id="rId66">
               <w:r>
                 <w:rPr>
                   <w:color w:val="1155CC"/>
@@ -9945,7 +9481,7 @@
             <w:tcW w:type="dxa" w:w="1270"/>
           </w:tcPr>
           <w:p>
-            <w:hyperlink r:id="rId71">
+            <w:hyperlink r:id="rId67">
               <w:r>
                 <w:rPr>
                   <w:color w:val="1155CC"/>
@@ -10252,7 +9788,7 @@
             <w:tcW w:type="dxa" w:w="1270"/>
           </w:tcPr>
           <w:p>
-            <w:hyperlink r:id="rId72">
+            <w:hyperlink r:id="rId68">
               <w:r>
                 <w:rPr>
                   <w:color w:val="1155CC"/>
@@ -10303,72 +9839,72 @@
                 <w:rFonts w:ascii="Times New Roman" w:hAnsi="Times New Roman"/>
                 <w:sz w:val="18"/>
               </w:rPr>
-              <w:t>₦1,500,000,000 (median)</w:t>
-            </w:r>
-          </w:p>
-        </w:tc>
-        <w:tc>
-          <w:tcPr>
-            <w:tcW w:type="dxa" w:w="1270"/>
-          </w:tcPr>
-          <w:p>
-            <w:r>
-              <w:rPr>
-                <w:rFonts w:ascii="Times New Roman" w:hAnsi="Times New Roman"/>
-                <w:sz w:val="18"/>
-              </w:rPr>
-              <w:t>₦1,300,000 – ₦11,000,000,000</w:t>
-            </w:r>
-          </w:p>
-        </w:tc>
-        <w:tc>
-          <w:tcPr>
-            <w:tcW w:type="dxa" w:w="1270"/>
-          </w:tcPr>
-          <w:p>
-            <w:r>
-              <w:rPr>
-                <w:rFonts w:ascii="Times New Roman" w:hAnsi="Times New Roman"/>
-                <w:sz w:val="18"/>
-              </w:rPr>
-              <w:t>500–2,000 sqm</w:t>
-            </w:r>
-          </w:p>
-        </w:tc>
-        <w:tc>
-          <w:tcPr>
-            <w:tcW w:type="dxa" w:w="1270"/>
-          </w:tcPr>
-          <w:p>
-            <w:r>
-              <w:rPr>
-                <w:rFonts w:ascii="Times New Roman" w:hAnsi="Times New Roman"/>
-                <w:sz w:val="18"/>
-              </w:rPr>
-              <w:t>₦5,500,000/sqm</w:t>
-            </w:r>
-          </w:p>
-        </w:tc>
-        <w:tc>
-          <w:tcPr>
-            <w:tcW w:type="dxa" w:w="1270"/>
-          </w:tcPr>
-          <w:p>
-            <w:r>
-              <w:rPr>
-                <w:rFonts w:ascii="Times New Roman" w:hAnsi="Times New Roman"/>
-                <w:sz w:val="18"/>
-              </w:rPr>
-              <w:t>7</w:t>
-            </w:r>
-          </w:p>
-        </w:tc>
-        <w:tc>
-          <w:tcPr>
-            <w:tcW w:type="dxa" w:w="1270"/>
-          </w:tcPr>
-          <w:p>
-            <w:hyperlink r:id="rId73">
+              <w:t>₦4,375,000,000 (median)</w:t>
+            </w:r>
+          </w:p>
+        </w:tc>
+        <w:tc>
+          <w:tcPr>
+            <w:tcW w:type="dxa" w:w="1270"/>
+          </w:tcPr>
+          <w:p>
+            <w:r>
+              <w:rPr>
+                <w:rFonts w:ascii="Times New Roman" w:hAnsi="Times New Roman"/>
+                <w:sz w:val="18"/>
+              </w:rPr>
+              <w:t>₦1,300,000 – ₦26,450,000,000,000</w:t>
+            </w:r>
+          </w:p>
+        </w:tc>
+        <w:tc>
+          <w:tcPr>
+            <w:tcW w:type="dxa" w:w="1270"/>
+          </w:tcPr>
+          <w:p>
+            <w:r>
+              <w:rPr>
+                <w:rFonts w:ascii="Times New Roman" w:hAnsi="Times New Roman"/>
+                <w:sz w:val="18"/>
+              </w:rPr>
+              <w:t>500–3,300 sqm</w:t>
+            </w:r>
+          </w:p>
+        </w:tc>
+        <w:tc>
+          <w:tcPr>
+            <w:tcW w:type="dxa" w:w="1270"/>
+          </w:tcPr>
+          <w:p>
+            <w:r>
+              <w:rPr>
+                <w:rFonts w:ascii="Times New Roman" w:hAnsi="Times New Roman"/>
+                <w:sz w:val="18"/>
+              </w:rPr>
+              <w:t>₦4,500,000/sqm</w:t>
+            </w:r>
+          </w:p>
+        </w:tc>
+        <w:tc>
+          <w:tcPr>
+            <w:tcW w:type="dxa" w:w="1270"/>
+          </w:tcPr>
+          <w:p>
+            <w:r>
+              <w:rPr>
+                <w:rFonts w:ascii="Times New Roman" w:hAnsi="Times New Roman"/>
+                <w:sz w:val="18"/>
+              </w:rPr>
+              <w:t>20</w:t>
+            </w:r>
+          </w:p>
+        </w:tc>
+        <w:tc>
+          <w:tcPr>
+            <w:tcW w:type="dxa" w:w="1270"/>
+          </w:tcPr>
+          <w:p>
+            <w:hyperlink r:id="rId69">
               <w:r>
                 <w:rPr>
                   <w:color w:val="1155CC"/>
@@ -10389,25 +9925,13 @@
                 <w:rFonts w:ascii="Times New Roman" w:hAnsi="Times New Roman"/>
                 <w:sz w:val="18"/>
               </w:rPr>
-              <w:t>2026-10-14 (updated)</w:t>
+              <w:t>2026-10-15 (updated)</w:t>
             </w:r>
           </w:p>
         </w:tc>
       </w:tr>
     </w:tbl>
     <w:p/>
-    <w:p>
-      <w:pPr>
-        <w:spacing w:after="120"/>
-      </w:pPr>
-      <w:r>
-        <w:rPr>
-          <w:rFonts w:ascii="Times New Roman" w:hAnsi="Times New Roman"/>
-          <w:sz w:val="22"/>
-        </w:rPr>
-        <w:t>Source disagreement — Land in Banana Island: Nigeria Property Centre has a median asking price of ₦4,500,000,000, compared with ₦1,500,000,000 on PropertyPro.ng, a 200.0% difference. The platforms may contain different property mixes or price points; this is a reason to compare the underlying listings, not evidence by itself that either platform is wrong.</w:t>
-      </w:r>
-    </w:p>
     <w:p>
       <w:pPr>
         <w:pStyle w:val="Heading3"/>
@@ -10659,7 +10183,7 @@
             <w:tcW w:type="dxa" w:w="1270"/>
           </w:tcPr>
           <w:p>
-            <w:hyperlink r:id="rId74">
+            <w:hyperlink r:id="rId70">
               <w:r>
                 <w:rPr>
                   <w:color w:val="1155CC"/>
@@ -10710,21 +10234,21 @@
                 <w:rFonts w:ascii="Times New Roman" w:hAnsi="Times New Roman"/>
                 <w:sz w:val="18"/>
               </w:rPr>
-              <w:t>₦5,900,000,000 (median)</w:t>
-            </w:r>
-          </w:p>
-        </w:tc>
-        <w:tc>
-          <w:tcPr>
-            <w:tcW w:type="dxa" w:w="1270"/>
-          </w:tcPr>
-          <w:p>
-            <w:r>
-              <w:rPr>
-                <w:rFonts w:ascii="Times New Roman" w:hAnsi="Times New Roman"/>
-                <w:sz w:val="18"/>
-              </w:rPr>
-              <w:t>₦4,300,000 – ₦60,000,000,000</w:t>
+              <w:t>₦4,200,000,000 (median)</w:t>
+            </w:r>
+          </w:p>
+        </w:tc>
+        <w:tc>
+          <w:tcPr>
+            <w:tcW w:type="dxa" w:w="1270"/>
+          </w:tcPr>
+          <w:p>
+            <w:r>
+              <w:rPr>
+                <w:rFonts w:ascii="Times New Roman" w:hAnsi="Times New Roman"/>
+                <w:sz w:val="18"/>
+              </w:rPr>
+              <w:t>₦4,000,000 – ₦60,000,000,000</w:t>
             </w:r>
           </w:p>
         </w:tc>
@@ -10766,16 +10290,16 @@
                 <w:rFonts w:ascii="Times New Roman" w:hAnsi="Times New Roman"/>
                 <w:sz w:val="18"/>
               </w:rPr>
-              <w:t>10</w:t>
-            </w:r>
-          </w:p>
-        </w:tc>
-        <w:tc>
-          <w:tcPr>
-            <w:tcW w:type="dxa" w:w="1270"/>
-          </w:tcPr>
-          <w:p>
-            <w:hyperlink r:id="rId75">
+              <w:t>20</w:t>
+            </w:r>
+          </w:p>
+        </w:tc>
+        <w:tc>
+          <w:tcPr>
+            <w:tcW w:type="dxa" w:w="1270"/>
+          </w:tcPr>
+          <w:p>
+            <w:hyperlink r:id="rId71">
               <w:r>
                 <w:rPr>
                   <w:color w:val="1155CC"/>
@@ -10803,6 +10327,18 @@
       </w:tr>
     </w:tbl>
     <w:p/>
+    <w:p>
+      <w:pPr>
+        <w:spacing w:after="120"/>
+      </w:pPr>
+      <w:r>
+        <w:rPr>
+          <w:rFonts w:ascii="Times New Roman" w:hAnsi="Times New Roman"/>
+          <w:sz w:val="22"/>
+        </w:rPr>
+        <w:t>Source disagreement — Land in Old Ikoyi: Nigeria Property Centre has a median asking price of ₦6,152,464,600, compared with ₦4,200,000,000 on PropertyPro.ng, a 46.5% difference. The platforms may contain different property mixes or price points; this is a reason to compare the underlying listings, not evidence by itself that either platform is wrong.</w:t>
+      </w:r>
+    </w:p>
     <w:p>
       <w:pPr>
         <w:pStyle w:val="Heading3"/>
@@ -11054,7 +10590,7 @@
             <w:tcW w:type="dxa" w:w="1270"/>
           </w:tcPr>
           <w:p>
-            <w:hyperlink r:id="rId76">
+            <w:hyperlink r:id="rId72">
               <w:r>
                 <w:rPr>
                   <w:color w:val="1155CC"/>
@@ -11170,7 +10706,7 @@
             <w:tcW w:type="dxa" w:w="1270"/>
           </w:tcPr>
           <w:p>
-            <w:hyperlink r:id="rId77">
+            <w:hyperlink r:id="rId73">
               <w:r>
                 <w:rPr>
                   <w:color w:val="1155CC"/>
@@ -11461,7 +10997,7 @@
             <w:tcW w:type="dxa" w:w="1270"/>
           </w:tcPr>
           <w:p>
-            <w:hyperlink r:id="rId78">
+            <w:hyperlink r:id="rId74">
               <w:r>
                 <w:rPr>
                   <w:color w:val="1155CC"/>
@@ -11577,7 +11113,7 @@
             <w:tcW w:type="dxa" w:w="1270"/>
           </w:tcPr>
           <w:p>
-            <w:hyperlink r:id="rId79">
+            <w:hyperlink r:id="rId75">
               <w:r>
                 <w:rPr>
                   <w:color w:val="1155CC"/>
@@ -11868,7 +11404,7 @@
             <w:tcW w:type="dxa" w:w="1270"/>
           </w:tcPr>
           <w:p>
-            <w:hyperlink r:id="rId80">
+            <w:hyperlink r:id="rId76">
               <w:r>
                 <w:rPr>
                   <w:color w:val="1155CC"/>
@@ -12161,7 +11697,7 @@
             <w:tcW w:type="dxa" w:w="1270"/>
           </w:tcPr>
           <w:p>
-            <w:hyperlink r:id="rId81">
+            <w:hyperlink r:id="rId77">
               <w:r>
                 <w:rPr>
                   <w:color w:val="1155CC"/>
@@ -12277,7 +11813,7 @@
             <w:tcW w:type="dxa" w:w="1270"/>
           </w:tcPr>
           <w:p>
-            <w:hyperlink r:id="rId82">
+            <w:hyperlink r:id="rId78">
               <w:r>
                 <w:rPr>
                   <w:color w:val="1155CC"/>
@@ -12568,7 +12104,7 @@
             <w:tcW w:type="dxa" w:w="1270"/>
           </w:tcPr>
           <w:p>
-            <w:hyperlink r:id="rId83">
+            <w:hyperlink r:id="rId79">
               <w:r>
                 <w:rPr>
                   <w:color w:val="1155CC"/>
@@ -12684,7 +12220,7 @@
             <w:tcW w:type="dxa" w:w="1270"/>
           </w:tcPr>
           <w:p>
-            <w:hyperlink r:id="rId84">
+            <w:hyperlink r:id="rId80">
               <w:r>
                 <w:rPr>
                   <w:color w:val="1155CC"/>
@@ -12821,7 +12357,7 @@
           <w:rFonts w:ascii="Times New Roman" w:hAnsi="Times New Roman"/>
           <w:sz w:val="22"/>
         </w:rPr>
-        <w:t>Weekly pulse: 23 new listings, 0 price increases, 0 price reductions, and 51 previous URLs were not observed in the latest scan. This is not proof those properties sold or were delisted; the source may not have returned them during this scan.</w:t>
+        <w:t>Weekly pulse: 53 new listings, 0 price increases, 0 price reductions, and 35 previous URLs were not observed in the latest scan. This is not proof those properties sold or were delisted; the source may not have returned them during this scan.</w:t>
       </w:r>
     </w:p>
     <w:p>
@@ -12845,7 +12381,7 @@
           <w:rFonts w:ascii="Times New Roman" w:hAnsi="Times New Roman"/>
           <w:sz w:val="22"/>
         </w:rPr>
-        <w:t>Median annual apartment rent decreased 20.0% week on week.</w:t>
+        <w:t>Median annual apartment rent decreased 16.7% week on week.</w:t>
       </w:r>
     </w:p>
     <w:p>
@@ -12857,7 +12393,7 @@
           <w:rFonts w:ascii="Times New Roman" w:hAnsi="Times New Roman"/>
           <w:sz w:val="22"/>
         </w:rPr>
-        <w:t>Median land asking price per sqm decreased 62.1% week on week.</w:t>
+        <w:t>Median land asking price per sqm decreased 51.4% week on week.</w:t>
       </w:r>
     </w:p>
     <w:p>
@@ -12869,7 +12405,7 @@
           <w:rFonts w:ascii="Times New Roman" w:hAnsi="Times New Roman"/>
           <w:sz w:val="22"/>
         </w:rPr>
-        <w:t>The scan captured 181 more validated comparable listings than the previous snapshot.</w:t>
+        <w:t>The scan captured 199 more validated comparable listings than the previous snapshot.</w:t>
       </w:r>
     </w:p>
     <w:p>
@@ -13259,6 +12795,470 @@
             <w:tcW w:type="dxa" w:w="1270"/>
           </w:tcPr>
           <w:p>
+            <w:hyperlink r:id="rId81">
+              <w:r>
+                <w:rPr>
+                  <w:color w:val="1155CC"/>
+                  <w:u w:val="single"/>
+                </w:rPr>
+                <w:t>Estate Intel</w:t>
+              </w:r>
+            </w:hyperlink>
+          </w:p>
+        </w:tc>
+        <w:tc>
+          <w:tcPr>
+            <w:tcW w:type="dxa" w:w="1270"/>
+          </w:tcPr>
+          <w:p>
+            <w:r>
+              <w:rPr>
+                <w:rFonts w:ascii="Times New Roman" w:hAnsi="Times New Roman"/>
+                <w:sz w:val="18"/>
+              </w:rPr>
+              <w:t>7 months ago</w:t>
+            </w:r>
+          </w:p>
+        </w:tc>
+      </w:tr>
+      <w:tr>
+        <w:tc>
+          <w:tcPr>
+            <w:tcW w:type="dxa" w:w="1270"/>
+          </w:tcPr>
+          <w:p>
+            <w:r>
+              <w:rPr>
+                <w:rFonts w:ascii="Times New Roman" w:hAnsi="Times New Roman"/>
+                <w:sz w:val="18"/>
+              </w:rPr>
+              <w:t>Old Ikoyi — Ikoyi Residential Market Overview 2021</w:t>
+            </w:r>
+          </w:p>
+        </w:tc>
+        <w:tc>
+          <w:tcPr>
+            <w:tcW w:type="dxa" w:w="1270"/>
+          </w:tcPr>
+          <w:p>
+            <w:r>
+              <w:rPr>
+                <w:rFonts w:ascii="Times New Roman" w:hAnsi="Times New Roman"/>
+                <w:sz w:val="18"/>
+              </w:rPr>
+              <w:t>Public market/project context; no comparable asking price parsed</w:t>
+            </w:r>
+          </w:p>
+        </w:tc>
+        <w:tc>
+          <w:tcPr>
+            <w:tcW w:type="dxa" w:w="1270"/>
+          </w:tcPr>
+          <w:p>
+            <w:r>
+              <w:rPr>
+                <w:rFonts w:ascii="Times New Roman" w:hAnsi="Times New Roman"/>
+                <w:sz w:val="18"/>
+              </w:rPr>
+              <w:t>—</w:t>
+            </w:r>
+          </w:p>
+        </w:tc>
+        <w:tc>
+          <w:tcPr>
+            <w:tcW w:type="dxa" w:w="1270"/>
+          </w:tcPr>
+          <w:p>
+            <w:r>
+              <w:rPr>
+                <w:rFonts w:ascii="Times New Roman" w:hAnsi="Times New Roman"/>
+                <w:sz w:val="18"/>
+              </w:rPr>
+              <w:t>—</w:t>
+            </w:r>
+          </w:p>
+        </w:tc>
+        <w:tc>
+          <w:tcPr>
+            <w:tcW w:type="dxa" w:w="1270"/>
+          </w:tcPr>
+          <w:p>
+            <w:r>
+              <w:rPr>
+                <w:rFonts w:ascii="Times New Roman" w:hAnsi="Times New Roman"/>
+                <w:sz w:val="18"/>
+              </w:rPr>
+              <w:t>—</w:t>
+            </w:r>
+          </w:p>
+        </w:tc>
+        <w:tc>
+          <w:tcPr>
+            <w:tcW w:type="dxa" w:w="1270"/>
+          </w:tcPr>
+          <w:p>
+            <w:r>
+              <w:rPr>
+                <w:rFonts w:ascii="Times New Roman" w:hAnsi="Times New Roman"/>
+                <w:sz w:val="18"/>
+              </w:rPr>
+              <w:t>Public research; not a listing</w:t>
+            </w:r>
+          </w:p>
+        </w:tc>
+        <w:tc>
+          <w:tcPr>
+            <w:tcW w:type="dxa" w:w="1270"/>
+          </w:tcPr>
+          <w:p>
+            <w:hyperlink r:id="rId82">
+              <w:r>
+                <w:rPr>
+                  <w:color w:val="1155CC"/>
+                  <w:u w:val="single"/>
+                </w:rPr>
+                <w:t>Estate Intel</w:t>
+              </w:r>
+            </w:hyperlink>
+          </w:p>
+        </w:tc>
+        <w:tc>
+          <w:tcPr>
+            <w:tcW w:type="dxa" w:w="1270"/>
+          </w:tcPr>
+          <w:p>
+            <w:r>
+              <w:rPr>
+                <w:rFonts w:ascii="Times New Roman" w:hAnsi="Times New Roman"/>
+                <w:sz w:val="18"/>
+              </w:rPr>
+              <w:t>2026-10-15</w:t>
+            </w:r>
+          </w:p>
+        </w:tc>
+      </w:tr>
+      <w:tr>
+        <w:tc>
+          <w:tcPr>
+            <w:tcW w:type="dxa" w:w="1270"/>
+          </w:tcPr>
+          <w:p>
+            <w:r>
+              <w:rPr>
+                <w:rFonts w:ascii="Times New Roman" w:hAnsi="Times New Roman"/>
+                <w:sz w:val="18"/>
+              </w:rPr>
+              <w:t>Lekki Phase 1 — Lekki Phase 1 Residential Market Overview</w:t>
+            </w:r>
+          </w:p>
+        </w:tc>
+        <w:tc>
+          <w:tcPr>
+            <w:tcW w:type="dxa" w:w="1270"/>
+          </w:tcPr>
+          <w:p>
+            <w:r>
+              <w:rPr>
+                <w:rFonts w:ascii="Times New Roman" w:hAnsi="Times New Roman"/>
+                <w:sz w:val="18"/>
+              </w:rPr>
+              <w:t>Public market/project context; no comparable asking price parsed</w:t>
+            </w:r>
+          </w:p>
+        </w:tc>
+        <w:tc>
+          <w:tcPr>
+            <w:tcW w:type="dxa" w:w="1270"/>
+          </w:tcPr>
+          <w:p>
+            <w:r>
+              <w:rPr>
+                <w:rFonts w:ascii="Times New Roman" w:hAnsi="Times New Roman"/>
+                <w:sz w:val="18"/>
+              </w:rPr>
+              <w:t>—</w:t>
+            </w:r>
+          </w:p>
+        </w:tc>
+        <w:tc>
+          <w:tcPr>
+            <w:tcW w:type="dxa" w:w="1270"/>
+          </w:tcPr>
+          <w:p>
+            <w:r>
+              <w:rPr>
+                <w:rFonts w:ascii="Times New Roman" w:hAnsi="Times New Roman"/>
+                <w:sz w:val="18"/>
+              </w:rPr>
+              <w:t>—</w:t>
+            </w:r>
+          </w:p>
+        </w:tc>
+        <w:tc>
+          <w:tcPr>
+            <w:tcW w:type="dxa" w:w="1270"/>
+          </w:tcPr>
+          <w:p>
+            <w:r>
+              <w:rPr>
+                <w:rFonts w:ascii="Times New Roman" w:hAnsi="Times New Roman"/>
+                <w:sz w:val="18"/>
+              </w:rPr>
+              <w:t>—</w:t>
+            </w:r>
+          </w:p>
+        </w:tc>
+        <w:tc>
+          <w:tcPr>
+            <w:tcW w:type="dxa" w:w="1270"/>
+          </w:tcPr>
+          <w:p>
+            <w:r>
+              <w:rPr>
+                <w:rFonts w:ascii="Times New Roman" w:hAnsi="Times New Roman"/>
+                <w:sz w:val="18"/>
+              </w:rPr>
+              <w:t>Public research; not a listing</w:t>
+            </w:r>
+          </w:p>
+        </w:tc>
+        <w:tc>
+          <w:tcPr>
+            <w:tcW w:type="dxa" w:w="1270"/>
+          </w:tcPr>
+          <w:p>
+            <w:hyperlink r:id="rId83">
+              <w:r>
+                <w:rPr>
+                  <w:color w:val="1155CC"/>
+                  <w:u w:val="single"/>
+                </w:rPr>
+                <w:t>Estate Intel</w:t>
+              </w:r>
+            </w:hyperlink>
+          </w:p>
+        </w:tc>
+        <w:tc>
+          <w:tcPr>
+            <w:tcW w:type="dxa" w:w="1270"/>
+          </w:tcPr>
+          <w:p>
+            <w:r>
+              <w:rPr>
+                <w:rFonts w:ascii="Times New Roman" w:hAnsi="Times New Roman"/>
+                <w:sz w:val="18"/>
+              </w:rPr>
+              <w:t>2026-10-15</w:t>
+            </w:r>
+          </w:p>
+        </w:tc>
+      </w:tr>
+      <w:tr>
+        <w:tc>
+          <w:tcPr>
+            <w:tcW w:type="dxa" w:w="1270"/>
+          </w:tcPr>
+          <w:p>
+            <w:r>
+              <w:rPr>
+                <w:rFonts w:ascii="Times New Roman" w:hAnsi="Times New Roman"/>
+                <w:sz w:val="18"/>
+              </w:rPr>
+              <w:t>Victoria Island — Bluerock Residences, VI</w:t>
+            </w:r>
+          </w:p>
+        </w:tc>
+        <w:tc>
+          <w:tcPr>
+            <w:tcW w:type="dxa" w:w="1270"/>
+          </w:tcPr>
+          <w:p>
+            <w:r>
+              <w:rPr>
+                <w:rFonts w:ascii="Times New Roman" w:hAnsi="Times New Roman"/>
+                <w:sz w:val="18"/>
+              </w:rPr>
+              <w:t>Public market/project context; no comparable asking price parsed</w:t>
+            </w:r>
+          </w:p>
+        </w:tc>
+        <w:tc>
+          <w:tcPr>
+            <w:tcW w:type="dxa" w:w="1270"/>
+          </w:tcPr>
+          <w:p>
+            <w:r>
+              <w:rPr>
+                <w:rFonts w:ascii="Times New Roman" w:hAnsi="Times New Roman"/>
+                <w:sz w:val="18"/>
+              </w:rPr>
+              <w:t>—</w:t>
+            </w:r>
+          </w:p>
+        </w:tc>
+        <w:tc>
+          <w:tcPr>
+            <w:tcW w:type="dxa" w:w="1270"/>
+          </w:tcPr>
+          <w:p>
+            <w:r>
+              <w:rPr>
+                <w:rFonts w:ascii="Times New Roman" w:hAnsi="Times New Roman"/>
+                <w:sz w:val="18"/>
+              </w:rPr>
+              <w:t>—</w:t>
+            </w:r>
+          </w:p>
+        </w:tc>
+        <w:tc>
+          <w:tcPr>
+            <w:tcW w:type="dxa" w:w="1270"/>
+          </w:tcPr>
+          <w:p>
+            <w:r>
+              <w:rPr>
+                <w:rFonts w:ascii="Times New Roman" w:hAnsi="Times New Roman"/>
+                <w:sz w:val="18"/>
+              </w:rPr>
+              <w:t>—</w:t>
+            </w:r>
+          </w:p>
+        </w:tc>
+        <w:tc>
+          <w:tcPr>
+            <w:tcW w:type="dxa" w:w="1270"/>
+          </w:tcPr>
+          <w:p>
+            <w:r>
+              <w:rPr>
+                <w:rFonts w:ascii="Times New Roman" w:hAnsi="Times New Roman"/>
+                <w:sz w:val="18"/>
+              </w:rPr>
+              <w:t>Public research; not a listing</w:t>
+            </w:r>
+          </w:p>
+        </w:tc>
+        <w:tc>
+          <w:tcPr>
+            <w:tcW w:type="dxa" w:w="1270"/>
+          </w:tcPr>
+          <w:p>
+            <w:hyperlink r:id="rId84">
+              <w:r>
+                <w:rPr>
+                  <w:color w:val="1155CC"/>
+                  <w:u w:val="single"/>
+                </w:rPr>
+                <w:t>Estate Intel</w:t>
+              </w:r>
+            </w:hyperlink>
+          </w:p>
+        </w:tc>
+        <w:tc>
+          <w:tcPr>
+            <w:tcW w:type="dxa" w:w="1270"/>
+          </w:tcPr>
+          <w:p>
+            <w:r>
+              <w:rPr>
+                <w:rFonts w:ascii="Times New Roman" w:hAnsi="Times New Roman"/>
+                <w:sz w:val="18"/>
+              </w:rPr>
+              <w:t>October 2025</w:t>
+            </w:r>
+          </w:p>
+        </w:tc>
+      </w:tr>
+      <w:tr>
+        <w:tc>
+          <w:tcPr>
+            <w:tcW w:type="dxa" w:w="1270"/>
+          </w:tcPr>
+          <w:p>
+            <w:r>
+              <w:rPr>
+                <w:rFonts w:ascii="Times New Roman" w:hAnsi="Times New Roman"/>
+                <w:sz w:val="18"/>
+              </w:rPr>
+              <w:t>Eko Atlantic — Updated - Development: Eko Pearl Towers, Eko Atlantic - Lagos</w:t>
+            </w:r>
+          </w:p>
+        </w:tc>
+        <w:tc>
+          <w:tcPr>
+            <w:tcW w:type="dxa" w:w="1270"/>
+          </w:tcPr>
+          <w:p>
+            <w:r>
+              <w:rPr>
+                <w:rFonts w:ascii="Times New Roman" w:hAnsi="Times New Roman"/>
+                <w:sz w:val="18"/>
+              </w:rPr>
+              <w:t>Public market/project context; no comparable asking price parsed</w:t>
+            </w:r>
+          </w:p>
+        </w:tc>
+        <w:tc>
+          <w:tcPr>
+            <w:tcW w:type="dxa" w:w="1270"/>
+          </w:tcPr>
+          <w:p>
+            <w:r>
+              <w:rPr>
+                <w:rFonts w:ascii="Times New Roman" w:hAnsi="Times New Roman"/>
+                <w:sz w:val="18"/>
+              </w:rPr>
+              <w:t>—</w:t>
+            </w:r>
+          </w:p>
+        </w:tc>
+        <w:tc>
+          <w:tcPr>
+            <w:tcW w:type="dxa" w:w="1270"/>
+          </w:tcPr>
+          <w:p>
+            <w:r>
+              <w:rPr>
+                <w:rFonts w:ascii="Times New Roman" w:hAnsi="Times New Roman"/>
+                <w:sz w:val="18"/>
+              </w:rPr>
+              <w:t>—</w:t>
+            </w:r>
+          </w:p>
+        </w:tc>
+        <w:tc>
+          <w:tcPr>
+            <w:tcW w:type="dxa" w:w="1270"/>
+          </w:tcPr>
+          <w:p>
+            <w:r>
+              <w:rPr>
+                <w:rFonts w:ascii="Times New Roman" w:hAnsi="Times New Roman"/>
+                <w:sz w:val="18"/>
+              </w:rPr>
+              <w:t>—</w:t>
+            </w:r>
+          </w:p>
+        </w:tc>
+        <w:tc>
+          <w:tcPr>
+            <w:tcW w:type="dxa" w:w="1270"/>
+          </w:tcPr>
+          <w:p>
+            <w:r>
+              <w:rPr>
+                <w:rFonts w:ascii="Times New Roman" w:hAnsi="Times New Roman"/>
+                <w:sz w:val="18"/>
+              </w:rPr>
+              <w:t>Public research; not a listing</w:t>
+            </w:r>
+          </w:p>
+        </w:tc>
+        <w:tc>
+          <w:tcPr>
+            <w:tcW w:type="dxa" w:w="1270"/>
+          </w:tcPr>
+          <w:p>
             <w:hyperlink r:id="rId85">
               <w:r>
                 <w:rPr>
@@ -13280,7 +13280,7 @@
                 <w:rFonts w:ascii="Times New Roman" w:hAnsi="Times New Roman"/>
                 <w:sz w:val="18"/>
               </w:rPr>
-              <w:t>7 months ago</w:t>
+              <w:t>2026-10-15</w:t>
             </w:r>
           </w:p>
         </w:tc>
@@ -13296,7 +13296,7 @@
                 <w:rFonts w:ascii="Times New Roman" w:hAnsi="Times New Roman"/>
                 <w:sz w:val="18"/>
               </w:rPr>
-              <w:t>Old Ikoyi — Ikoyi Residential Market Overview 2021</w:t>
+              <w:t>Ikeja GRA — Aurora Belle Court</w:t>
             </w:r>
           </w:p>
         </w:tc>
@@ -13396,7 +13396,7 @@
                 <w:rFonts w:ascii="Times New Roman" w:hAnsi="Times New Roman"/>
                 <w:sz w:val="18"/>
               </w:rPr>
-              <w:t>2026-10-15</w:t>
+              <w:t>2 months ago</w:t>
             </w:r>
           </w:p>
         </w:tc>
@@ -13412,7 +13412,7 @@
                 <w:rFonts w:ascii="Times New Roman" w:hAnsi="Times New Roman"/>
                 <w:sz w:val="18"/>
               </w:rPr>
-              <w:t>Lekki Phase 1 — Lekki Phase 1 Residential Market Overview</w:t>
+              <w:t>Asokoro — Plot No. 2779 Asokoro</w:t>
             </w:r>
           </w:p>
         </w:tc>
@@ -13512,7 +13512,7 @@
                 <w:rFonts w:ascii="Times New Roman" w:hAnsi="Times New Roman"/>
                 <w:sz w:val="18"/>
               </w:rPr>
-              <w:t>2026-10-15</w:t>
+              <w:t>3 years ago</w:t>
             </w:r>
           </w:p>
         </w:tc>
@@ -13528,7 +13528,7 @@
                 <w:rFonts w:ascii="Times New Roman" w:hAnsi="Times New Roman"/>
                 <w:sz w:val="18"/>
               </w:rPr>
-              <w:t>Victoria Island — Bluerock Residences, VI</w:t>
+              <w:t>Maitama — Maitama is the Ikoyi of Abuja, Here's how the Highbrow Residential Market is Performing.</w:t>
             </w:r>
           </w:p>
         </w:tc>
@@ -13628,7 +13628,7 @@
                 <w:rFonts w:ascii="Times New Roman" w:hAnsi="Times New Roman"/>
                 <w:sz w:val="18"/>
               </w:rPr>
-              <w:t>October 2025</w:t>
+              <w:t>2026-10-15</w:t>
             </w:r>
           </w:p>
         </w:tc>
@@ -13644,7 +13644,7 @@
                 <w:rFonts w:ascii="Times New Roman" w:hAnsi="Times New Roman"/>
                 <w:sz w:val="18"/>
               </w:rPr>
-              <w:t>Eko Atlantic — Updated - Development: Eko Pearl Towers, Eko Atlantic - Lagos</w:t>
+              <w:t>Wuse — Here is what you need to know about Wuse; the commercial hub of Abuja</w:t>
             </w:r>
           </w:p>
         </w:tc>
@@ -13724,470 +13724,6 @@
           </w:tcPr>
           <w:p>
             <w:hyperlink r:id="rId89">
-              <w:r>
-                <w:rPr>
-                  <w:color w:val="1155CC"/>
-                  <w:u w:val="single"/>
-                </w:rPr>
-                <w:t>Estate Intel</w:t>
-              </w:r>
-            </w:hyperlink>
-          </w:p>
-        </w:tc>
-        <w:tc>
-          <w:tcPr>
-            <w:tcW w:type="dxa" w:w="1270"/>
-          </w:tcPr>
-          <w:p>
-            <w:r>
-              <w:rPr>
-                <w:rFonts w:ascii="Times New Roman" w:hAnsi="Times New Roman"/>
-                <w:sz w:val="18"/>
-              </w:rPr>
-              <w:t>2026-10-15</w:t>
-            </w:r>
-          </w:p>
-        </w:tc>
-      </w:tr>
-      <w:tr>
-        <w:tc>
-          <w:tcPr>
-            <w:tcW w:type="dxa" w:w="1270"/>
-          </w:tcPr>
-          <w:p>
-            <w:r>
-              <w:rPr>
-                <w:rFonts w:ascii="Times New Roman" w:hAnsi="Times New Roman"/>
-                <w:sz w:val="18"/>
-              </w:rPr>
-              <w:t>Ikeja GRA — Aurora Belle Court</w:t>
-            </w:r>
-          </w:p>
-        </w:tc>
-        <w:tc>
-          <w:tcPr>
-            <w:tcW w:type="dxa" w:w="1270"/>
-          </w:tcPr>
-          <w:p>
-            <w:r>
-              <w:rPr>
-                <w:rFonts w:ascii="Times New Roman" w:hAnsi="Times New Roman"/>
-                <w:sz w:val="18"/>
-              </w:rPr>
-              <w:t>Public market/project context; no comparable asking price parsed</w:t>
-            </w:r>
-          </w:p>
-        </w:tc>
-        <w:tc>
-          <w:tcPr>
-            <w:tcW w:type="dxa" w:w="1270"/>
-          </w:tcPr>
-          <w:p>
-            <w:r>
-              <w:rPr>
-                <w:rFonts w:ascii="Times New Roman" w:hAnsi="Times New Roman"/>
-                <w:sz w:val="18"/>
-              </w:rPr>
-              <w:t>—</w:t>
-            </w:r>
-          </w:p>
-        </w:tc>
-        <w:tc>
-          <w:tcPr>
-            <w:tcW w:type="dxa" w:w="1270"/>
-          </w:tcPr>
-          <w:p>
-            <w:r>
-              <w:rPr>
-                <w:rFonts w:ascii="Times New Roman" w:hAnsi="Times New Roman"/>
-                <w:sz w:val="18"/>
-              </w:rPr>
-              <w:t>—</w:t>
-            </w:r>
-          </w:p>
-        </w:tc>
-        <w:tc>
-          <w:tcPr>
-            <w:tcW w:type="dxa" w:w="1270"/>
-          </w:tcPr>
-          <w:p>
-            <w:r>
-              <w:rPr>
-                <w:rFonts w:ascii="Times New Roman" w:hAnsi="Times New Roman"/>
-                <w:sz w:val="18"/>
-              </w:rPr>
-              <w:t>—</w:t>
-            </w:r>
-          </w:p>
-        </w:tc>
-        <w:tc>
-          <w:tcPr>
-            <w:tcW w:type="dxa" w:w="1270"/>
-          </w:tcPr>
-          <w:p>
-            <w:r>
-              <w:rPr>
-                <w:rFonts w:ascii="Times New Roman" w:hAnsi="Times New Roman"/>
-                <w:sz w:val="18"/>
-              </w:rPr>
-              <w:t>Public research; not a listing</w:t>
-            </w:r>
-          </w:p>
-        </w:tc>
-        <w:tc>
-          <w:tcPr>
-            <w:tcW w:type="dxa" w:w="1270"/>
-          </w:tcPr>
-          <w:p>
-            <w:hyperlink r:id="rId90">
-              <w:r>
-                <w:rPr>
-                  <w:color w:val="1155CC"/>
-                  <w:u w:val="single"/>
-                </w:rPr>
-                <w:t>Estate Intel</w:t>
-              </w:r>
-            </w:hyperlink>
-          </w:p>
-        </w:tc>
-        <w:tc>
-          <w:tcPr>
-            <w:tcW w:type="dxa" w:w="1270"/>
-          </w:tcPr>
-          <w:p>
-            <w:r>
-              <w:rPr>
-                <w:rFonts w:ascii="Times New Roman" w:hAnsi="Times New Roman"/>
-                <w:sz w:val="18"/>
-              </w:rPr>
-              <w:t>2 months ago</w:t>
-            </w:r>
-          </w:p>
-        </w:tc>
-      </w:tr>
-      <w:tr>
-        <w:tc>
-          <w:tcPr>
-            <w:tcW w:type="dxa" w:w="1270"/>
-          </w:tcPr>
-          <w:p>
-            <w:r>
-              <w:rPr>
-                <w:rFonts w:ascii="Times New Roman" w:hAnsi="Times New Roman"/>
-                <w:sz w:val="18"/>
-              </w:rPr>
-              <w:t>Asokoro — Plot No. 2779 Asokoro</w:t>
-            </w:r>
-          </w:p>
-        </w:tc>
-        <w:tc>
-          <w:tcPr>
-            <w:tcW w:type="dxa" w:w="1270"/>
-          </w:tcPr>
-          <w:p>
-            <w:r>
-              <w:rPr>
-                <w:rFonts w:ascii="Times New Roman" w:hAnsi="Times New Roman"/>
-                <w:sz w:val="18"/>
-              </w:rPr>
-              <w:t>Public market/project context; no comparable asking price parsed</w:t>
-            </w:r>
-          </w:p>
-        </w:tc>
-        <w:tc>
-          <w:tcPr>
-            <w:tcW w:type="dxa" w:w="1270"/>
-          </w:tcPr>
-          <w:p>
-            <w:r>
-              <w:rPr>
-                <w:rFonts w:ascii="Times New Roman" w:hAnsi="Times New Roman"/>
-                <w:sz w:val="18"/>
-              </w:rPr>
-              <w:t>—</w:t>
-            </w:r>
-          </w:p>
-        </w:tc>
-        <w:tc>
-          <w:tcPr>
-            <w:tcW w:type="dxa" w:w="1270"/>
-          </w:tcPr>
-          <w:p>
-            <w:r>
-              <w:rPr>
-                <w:rFonts w:ascii="Times New Roman" w:hAnsi="Times New Roman"/>
-                <w:sz w:val="18"/>
-              </w:rPr>
-              <w:t>—</w:t>
-            </w:r>
-          </w:p>
-        </w:tc>
-        <w:tc>
-          <w:tcPr>
-            <w:tcW w:type="dxa" w:w="1270"/>
-          </w:tcPr>
-          <w:p>
-            <w:r>
-              <w:rPr>
-                <w:rFonts w:ascii="Times New Roman" w:hAnsi="Times New Roman"/>
-                <w:sz w:val="18"/>
-              </w:rPr>
-              <w:t>—</w:t>
-            </w:r>
-          </w:p>
-        </w:tc>
-        <w:tc>
-          <w:tcPr>
-            <w:tcW w:type="dxa" w:w="1270"/>
-          </w:tcPr>
-          <w:p>
-            <w:r>
-              <w:rPr>
-                <w:rFonts w:ascii="Times New Roman" w:hAnsi="Times New Roman"/>
-                <w:sz w:val="18"/>
-              </w:rPr>
-              <w:t>Public research; not a listing</w:t>
-            </w:r>
-          </w:p>
-        </w:tc>
-        <w:tc>
-          <w:tcPr>
-            <w:tcW w:type="dxa" w:w="1270"/>
-          </w:tcPr>
-          <w:p>
-            <w:hyperlink r:id="rId91">
-              <w:r>
-                <w:rPr>
-                  <w:color w:val="1155CC"/>
-                  <w:u w:val="single"/>
-                </w:rPr>
-                <w:t>Estate Intel</w:t>
-              </w:r>
-            </w:hyperlink>
-          </w:p>
-        </w:tc>
-        <w:tc>
-          <w:tcPr>
-            <w:tcW w:type="dxa" w:w="1270"/>
-          </w:tcPr>
-          <w:p>
-            <w:r>
-              <w:rPr>
-                <w:rFonts w:ascii="Times New Roman" w:hAnsi="Times New Roman"/>
-                <w:sz w:val="18"/>
-              </w:rPr>
-              <w:t>3 years ago</w:t>
-            </w:r>
-          </w:p>
-        </w:tc>
-      </w:tr>
-      <w:tr>
-        <w:tc>
-          <w:tcPr>
-            <w:tcW w:type="dxa" w:w="1270"/>
-          </w:tcPr>
-          <w:p>
-            <w:r>
-              <w:rPr>
-                <w:rFonts w:ascii="Times New Roman" w:hAnsi="Times New Roman"/>
-                <w:sz w:val="18"/>
-              </w:rPr>
-              <w:t>Maitama — Maitama is the Ikoyi of Abuja, Here's how the Highbrow Residential Market is Performing.</w:t>
-            </w:r>
-          </w:p>
-        </w:tc>
-        <w:tc>
-          <w:tcPr>
-            <w:tcW w:type="dxa" w:w="1270"/>
-          </w:tcPr>
-          <w:p>
-            <w:r>
-              <w:rPr>
-                <w:rFonts w:ascii="Times New Roman" w:hAnsi="Times New Roman"/>
-                <w:sz w:val="18"/>
-              </w:rPr>
-              <w:t>Public market/project context; no comparable asking price parsed</w:t>
-            </w:r>
-          </w:p>
-        </w:tc>
-        <w:tc>
-          <w:tcPr>
-            <w:tcW w:type="dxa" w:w="1270"/>
-          </w:tcPr>
-          <w:p>
-            <w:r>
-              <w:rPr>
-                <w:rFonts w:ascii="Times New Roman" w:hAnsi="Times New Roman"/>
-                <w:sz w:val="18"/>
-              </w:rPr>
-              <w:t>—</w:t>
-            </w:r>
-          </w:p>
-        </w:tc>
-        <w:tc>
-          <w:tcPr>
-            <w:tcW w:type="dxa" w:w="1270"/>
-          </w:tcPr>
-          <w:p>
-            <w:r>
-              <w:rPr>
-                <w:rFonts w:ascii="Times New Roman" w:hAnsi="Times New Roman"/>
-                <w:sz w:val="18"/>
-              </w:rPr>
-              <w:t>—</w:t>
-            </w:r>
-          </w:p>
-        </w:tc>
-        <w:tc>
-          <w:tcPr>
-            <w:tcW w:type="dxa" w:w="1270"/>
-          </w:tcPr>
-          <w:p>
-            <w:r>
-              <w:rPr>
-                <w:rFonts w:ascii="Times New Roman" w:hAnsi="Times New Roman"/>
-                <w:sz w:val="18"/>
-              </w:rPr>
-              <w:t>—</w:t>
-            </w:r>
-          </w:p>
-        </w:tc>
-        <w:tc>
-          <w:tcPr>
-            <w:tcW w:type="dxa" w:w="1270"/>
-          </w:tcPr>
-          <w:p>
-            <w:r>
-              <w:rPr>
-                <w:rFonts w:ascii="Times New Roman" w:hAnsi="Times New Roman"/>
-                <w:sz w:val="18"/>
-              </w:rPr>
-              <w:t>Public research; not a listing</w:t>
-            </w:r>
-          </w:p>
-        </w:tc>
-        <w:tc>
-          <w:tcPr>
-            <w:tcW w:type="dxa" w:w="1270"/>
-          </w:tcPr>
-          <w:p>
-            <w:hyperlink r:id="rId92">
-              <w:r>
-                <w:rPr>
-                  <w:color w:val="1155CC"/>
-                  <w:u w:val="single"/>
-                </w:rPr>
-                <w:t>Estate Intel</w:t>
-              </w:r>
-            </w:hyperlink>
-          </w:p>
-        </w:tc>
-        <w:tc>
-          <w:tcPr>
-            <w:tcW w:type="dxa" w:w="1270"/>
-          </w:tcPr>
-          <w:p>
-            <w:r>
-              <w:rPr>
-                <w:rFonts w:ascii="Times New Roman" w:hAnsi="Times New Roman"/>
-                <w:sz w:val="18"/>
-              </w:rPr>
-              <w:t>2026-10-15</w:t>
-            </w:r>
-          </w:p>
-        </w:tc>
-      </w:tr>
-      <w:tr>
-        <w:tc>
-          <w:tcPr>
-            <w:tcW w:type="dxa" w:w="1270"/>
-          </w:tcPr>
-          <w:p>
-            <w:r>
-              <w:rPr>
-                <w:rFonts w:ascii="Times New Roman" w:hAnsi="Times New Roman"/>
-                <w:sz w:val="18"/>
-              </w:rPr>
-              <w:t>Wuse — Here is what you need to know about Wuse; the commercial hub of Abuja</w:t>
-            </w:r>
-          </w:p>
-        </w:tc>
-        <w:tc>
-          <w:tcPr>
-            <w:tcW w:type="dxa" w:w="1270"/>
-          </w:tcPr>
-          <w:p>
-            <w:r>
-              <w:rPr>
-                <w:rFonts w:ascii="Times New Roman" w:hAnsi="Times New Roman"/>
-                <w:sz w:val="18"/>
-              </w:rPr>
-              <w:t>Public market/project context; no comparable asking price parsed</w:t>
-            </w:r>
-          </w:p>
-        </w:tc>
-        <w:tc>
-          <w:tcPr>
-            <w:tcW w:type="dxa" w:w="1270"/>
-          </w:tcPr>
-          <w:p>
-            <w:r>
-              <w:rPr>
-                <w:rFonts w:ascii="Times New Roman" w:hAnsi="Times New Roman"/>
-                <w:sz w:val="18"/>
-              </w:rPr>
-              <w:t>—</w:t>
-            </w:r>
-          </w:p>
-        </w:tc>
-        <w:tc>
-          <w:tcPr>
-            <w:tcW w:type="dxa" w:w="1270"/>
-          </w:tcPr>
-          <w:p>
-            <w:r>
-              <w:rPr>
-                <w:rFonts w:ascii="Times New Roman" w:hAnsi="Times New Roman"/>
-                <w:sz w:val="18"/>
-              </w:rPr>
-              <w:t>—</w:t>
-            </w:r>
-          </w:p>
-        </w:tc>
-        <w:tc>
-          <w:tcPr>
-            <w:tcW w:type="dxa" w:w="1270"/>
-          </w:tcPr>
-          <w:p>
-            <w:r>
-              <w:rPr>
-                <w:rFonts w:ascii="Times New Roman" w:hAnsi="Times New Roman"/>
-                <w:sz w:val="18"/>
-              </w:rPr>
-              <w:t>—</w:t>
-            </w:r>
-          </w:p>
-        </w:tc>
-        <w:tc>
-          <w:tcPr>
-            <w:tcW w:type="dxa" w:w="1270"/>
-          </w:tcPr>
-          <w:p>
-            <w:r>
-              <w:rPr>
-                <w:rFonts w:ascii="Times New Roman" w:hAnsi="Times New Roman"/>
-                <w:sz w:val="18"/>
-              </w:rPr>
-              <w:t>Public research; not a listing</w:t>
-            </w:r>
-          </w:p>
-        </w:tc>
-        <w:tc>
-          <w:tcPr>
-            <w:tcW w:type="dxa" w:w="1270"/>
-          </w:tcPr>
-          <w:p>
-            <w:hyperlink r:id="rId93">
               <w:r>
                 <w:rPr>
                   <w:color w:val="1155CC"/>
@@ -14297,7 +13833,7 @@
                     <pic:cNvPicPr/>
                   </pic:nvPicPr>
                   <pic:blipFill>
-                    <a:blip r:embed="rId94"/>
+                    <a:blip r:embed="rId90"/>
                     <a:stretch>
                       <a:fillRect/>
                     </a:stretch>
@@ -14341,7 +13877,7 @@
                     <pic:cNvPicPr/>
                   </pic:nvPicPr>
                   <pic:blipFill>
-                    <a:blip r:embed="rId95"/>
+                    <a:blip r:embed="rId91"/>
                     <a:stretch>
                       <a:fillRect/>
                     </a:stretch>
@@ -14385,7 +13921,7 @@
                     <pic:cNvPicPr/>
                   </pic:nvPicPr>
                   <pic:blipFill>
-                    <a:blip r:embed="rId96"/>
+                    <a:blip r:embed="rId92"/>
                     <a:stretch>
                       <a:fillRect/>
                     </a:stretch>
@@ -14414,7 +13950,17 @@
     </w:p>
     <w:p>
       <w:r>
-        <w:t>36 potential issue(s) were flagged. These are review prompts, not automatic deletions; confirm the original listing, property type, location, price period, currency, plot size and unit before use.</w:t>
+        <w:t>80 potential issue(s) were flagged. These are review prompts, not automatic deletions; confirm the original listing, property type, location, price period, currency, plot size and unit before use.</w:t>
+      </w:r>
+    </w:p>
+    <w:p>
+      <w:r>
+        <w:t>Rent comparability warning: 32 rental listings do not explicitly state monthly or annual rent. Their prices were excluded from annual rent medians and charts. No annual rent benchmark is published from those records.</w:t>
+      </w:r>
+    </w:p>
+    <w:p>
+      <w:r>
+        <w:t>Exception counts — price_outlier_review: 29; rent_period_or_price_review: 1; rent_period_unspecified: 32; wide_price_spread_review: 18</w:t>
       </w:r>
     </w:p>
     <w:tbl>
@@ -14599,7 +14145,7 @@
             <w:r>
               <w:t>HIGH</w:t>
               <w:br/>
-              <w:t>price_outlier_review</w:t>
+              <w:t>wide_price_spread_review</w:t>
             </w:r>
           </w:p>
         </w:tc>
@@ -14609,7 +14155,7 @@
           </w:tcPr>
           <w:p>
             <w:r>
-              <w:t>Asokoro / land</w:t>
+              <w:t>Banana Island / land</w:t>
             </w:r>
           </w:p>
         </w:tc>
@@ -14619,7 +14165,7 @@
           </w:tcPr>
           <w:p>
             <w:r>
-              <w:t>₦20,000,000</w:t>
+              <w:t>—</w:t>
             </w:r>
           </w:p>
         </w:tc>
@@ -14629,7 +14175,7 @@
           </w:tcPr>
           <w:p>
             <w:r>
-              <w:t>Price is at least 10x above or below the segment median; verify property type, period, unit, currency and source text. Not automatically excluded.</w:t>
+              <w:t>Segment maximum is at least 10x its minimum. Check rent period, sale/rent classification, bedroom count, bulk listing, location and possible extraction/price-unit error. Do not delete solely because it is an outlier.</w:t>
             </w:r>
           </w:p>
         </w:tc>
@@ -14639,7 +14185,817 @@
           </w:tcPr>
           <w:p>
             <w:r>
-              <w:t>https://propertypro.ng/property/land-for-sale-asokoro-extension-asokoro-abuja-2QGBK</w:t>
+              <w:t>https://propertypro.ng/property/land-for-sale-banana-island-ikoyi-lagos-1QGDV</w:t>
+            </w:r>
+          </w:p>
+        </w:tc>
+      </w:tr>
+      <w:tr>
+        <w:tc>
+          <w:tcPr>
+            <w:tcW w:type="dxa" w:w="2032"/>
+          </w:tcPr>
+          <w:p>
+            <w:r>
+              <w:t>HIGH</w:t>
+              <w:br/>
+              <w:t>wide_price_spread_review</w:t>
+            </w:r>
+          </w:p>
+        </w:tc>
+        <w:tc>
+          <w:tcPr>
+            <w:tcW w:type="dxa" w:w="2032"/>
+          </w:tcPr>
+          <w:p>
+            <w:r>
+              <w:t>Banana Island / land</w:t>
+            </w:r>
+          </w:p>
+        </w:tc>
+        <w:tc>
+          <w:tcPr>
+            <w:tcW w:type="dxa" w:w="2032"/>
+          </w:tcPr>
+          <w:p>
+            <w:r>
+              <w:t>—</w:t>
+            </w:r>
+          </w:p>
+        </w:tc>
+        <w:tc>
+          <w:tcPr>
+            <w:tcW w:type="dxa" w:w="2032"/>
+          </w:tcPr>
+          <w:p>
+            <w:r>
+              <w:t>Segment maximum is at least 10x its minimum. Check rent period, sale/rent classification, bedroom count, bulk listing, location and possible extraction/price-unit error. Do not delete solely because it is an outlier.</w:t>
+            </w:r>
+          </w:p>
+        </w:tc>
+        <w:tc>
+          <w:tcPr>
+            <w:tcW w:type="dxa" w:w="2032"/>
+          </w:tcPr>
+          <w:p>
+            <w:r>
+              <w:t>https://propertypro.ng/property/land-for-sale-banana-island-ikoyi-lagos-1QGDV</w:t>
+            </w:r>
+          </w:p>
+        </w:tc>
+      </w:tr>
+      <w:tr>
+        <w:tc>
+          <w:tcPr>
+            <w:tcW w:type="dxa" w:w="2032"/>
+          </w:tcPr>
+          <w:p>
+            <w:r>
+              <w:t>HIGH</w:t>
+              <w:br/>
+              <w:t>wide_price_spread_review</w:t>
+            </w:r>
+          </w:p>
+        </w:tc>
+        <w:tc>
+          <w:tcPr>
+            <w:tcW w:type="dxa" w:w="2032"/>
+          </w:tcPr>
+          <w:p>
+            <w:r>
+              <w:t>Banana Island / sale</w:t>
+            </w:r>
+          </w:p>
+        </w:tc>
+        <w:tc>
+          <w:tcPr>
+            <w:tcW w:type="dxa" w:w="2032"/>
+          </w:tcPr>
+          <w:p>
+            <w:r>
+              <w:t>—</w:t>
+            </w:r>
+          </w:p>
+        </w:tc>
+        <w:tc>
+          <w:tcPr>
+            <w:tcW w:type="dxa" w:w="2032"/>
+          </w:tcPr>
+          <w:p>
+            <w:r>
+              <w:t>Segment maximum is at least 10x its minimum. Check rent period, sale/rent classification, bedroom count, bulk listing, location and possible extraction/price-unit error. Do not delete solely because it is an outlier.</w:t>
+            </w:r>
+          </w:p>
+        </w:tc>
+        <w:tc>
+          <w:tcPr>
+            <w:tcW w:type="dxa" w:w="2032"/>
+          </w:tcPr>
+          <w:p>
+            <w:r>
+              <w:t>https://propertypro.ng/property/3-bedroom-flat-apartment-for-sale-banana-island-ikoyi-lagos-6QGMX</w:t>
+            </w:r>
+          </w:p>
+        </w:tc>
+      </w:tr>
+      <w:tr>
+        <w:tc>
+          <w:tcPr>
+            <w:tcW w:type="dxa" w:w="2032"/>
+          </w:tcPr>
+          <w:p>
+            <w:r>
+              <w:t>HIGH</w:t>
+              <w:br/>
+              <w:t>wide_price_spread_review</w:t>
+            </w:r>
+          </w:p>
+        </w:tc>
+        <w:tc>
+          <w:tcPr>
+            <w:tcW w:type="dxa" w:w="2032"/>
+          </w:tcPr>
+          <w:p>
+            <w:r>
+              <w:t>Banana Island / sale</w:t>
+            </w:r>
+          </w:p>
+        </w:tc>
+        <w:tc>
+          <w:tcPr>
+            <w:tcW w:type="dxa" w:w="2032"/>
+          </w:tcPr>
+          <w:p>
+            <w:r>
+              <w:t>—</w:t>
+            </w:r>
+          </w:p>
+        </w:tc>
+        <w:tc>
+          <w:tcPr>
+            <w:tcW w:type="dxa" w:w="2032"/>
+          </w:tcPr>
+          <w:p>
+            <w:r>
+              <w:t>Segment maximum is at least 10x its minimum. Check rent period, sale/rent classification, bedroom count, bulk listing, location and possible extraction/price-unit error. Do not delete solely because it is an outlier.</w:t>
+            </w:r>
+          </w:p>
+        </w:tc>
+        <w:tc>
+          <w:tcPr>
+            <w:tcW w:type="dxa" w:w="2032"/>
+          </w:tcPr>
+          <w:p>
+            <w:r>
+              <w:t>https://propertypro.ng/property/3-bedroom-flat-apartment-for-sale-banana-island-ikoyi-lagos-6QGMX</w:t>
+            </w:r>
+          </w:p>
+        </w:tc>
+      </w:tr>
+      <w:tr>
+        <w:tc>
+          <w:tcPr>
+            <w:tcW w:type="dxa" w:w="2032"/>
+          </w:tcPr>
+          <w:p>
+            <w:r>
+              <w:t>HIGH</w:t>
+              <w:br/>
+              <w:t>wide_price_spread_review</w:t>
+            </w:r>
+          </w:p>
+        </w:tc>
+        <w:tc>
+          <w:tcPr>
+            <w:tcW w:type="dxa" w:w="2032"/>
+          </w:tcPr>
+          <w:p>
+            <w:r>
+              <w:t>Banana Island / sale</w:t>
+            </w:r>
+          </w:p>
+        </w:tc>
+        <w:tc>
+          <w:tcPr>
+            <w:tcW w:type="dxa" w:w="2032"/>
+          </w:tcPr>
+          <w:p>
+            <w:r>
+              <w:t>—</w:t>
+            </w:r>
+          </w:p>
+        </w:tc>
+        <w:tc>
+          <w:tcPr>
+            <w:tcW w:type="dxa" w:w="2032"/>
+          </w:tcPr>
+          <w:p>
+            <w:r>
+              <w:t>Segment maximum is at least 10x its minimum. Check rent period, sale/rent classification, bedroom count, bulk listing, location and possible extraction/price-unit error. Do not delete solely because it is an outlier.</w:t>
+            </w:r>
+          </w:p>
+        </w:tc>
+        <w:tc>
+          <w:tcPr>
+            <w:tcW w:type="dxa" w:w="2032"/>
+          </w:tcPr>
+          <w:p>
+            <w:r>
+              <w:t>https://propertypro.ng/property/4-bedroom-flat-apartment-for-sale-banana-island-ikoyi-lagos-6QGBS</w:t>
+            </w:r>
+          </w:p>
+        </w:tc>
+      </w:tr>
+      <w:tr>
+        <w:tc>
+          <w:tcPr>
+            <w:tcW w:type="dxa" w:w="2032"/>
+          </w:tcPr>
+          <w:p>
+            <w:r>
+              <w:t>HIGH</w:t>
+              <w:br/>
+              <w:t>wide_price_spread_review</w:t>
+            </w:r>
+          </w:p>
+        </w:tc>
+        <w:tc>
+          <w:tcPr>
+            <w:tcW w:type="dxa" w:w="2032"/>
+          </w:tcPr>
+          <w:p>
+            <w:r>
+              <w:t>Banana Island / sale</w:t>
+            </w:r>
+          </w:p>
+        </w:tc>
+        <w:tc>
+          <w:tcPr>
+            <w:tcW w:type="dxa" w:w="2032"/>
+          </w:tcPr>
+          <w:p>
+            <w:r>
+              <w:t>—</w:t>
+            </w:r>
+          </w:p>
+        </w:tc>
+        <w:tc>
+          <w:tcPr>
+            <w:tcW w:type="dxa" w:w="2032"/>
+          </w:tcPr>
+          <w:p>
+            <w:r>
+              <w:t>Segment maximum is at least 10x its minimum. Check rent period, sale/rent classification, bedroom count, bulk listing, location and possible extraction/price-unit error. Do not delete solely because it is an outlier.</w:t>
+            </w:r>
+          </w:p>
+        </w:tc>
+        <w:tc>
+          <w:tcPr>
+            <w:tcW w:type="dxa" w:w="2032"/>
+          </w:tcPr>
+          <w:p>
+            <w:r>
+              <w:t>https://propertypro.ng/property/4-bedroom-flat-apartment-for-sale-banana-island-ikoyi-lagos-6QGBS</w:t>
+            </w:r>
+          </w:p>
+        </w:tc>
+      </w:tr>
+      <w:tr>
+        <w:tc>
+          <w:tcPr>
+            <w:tcW w:type="dxa" w:w="2032"/>
+          </w:tcPr>
+          <w:p>
+            <w:r>
+              <w:t>HIGH</w:t>
+              <w:br/>
+              <w:t>wide_price_spread_review</w:t>
+            </w:r>
+          </w:p>
+        </w:tc>
+        <w:tc>
+          <w:tcPr>
+            <w:tcW w:type="dxa" w:w="2032"/>
+          </w:tcPr>
+          <w:p>
+            <w:r>
+              <w:t>Lekki Phase 1 / land</w:t>
+            </w:r>
+          </w:p>
+        </w:tc>
+        <w:tc>
+          <w:tcPr>
+            <w:tcW w:type="dxa" w:w="2032"/>
+          </w:tcPr>
+          <w:p>
+            <w:r>
+              <w:t>—</w:t>
+            </w:r>
+          </w:p>
+        </w:tc>
+        <w:tc>
+          <w:tcPr>
+            <w:tcW w:type="dxa" w:w="2032"/>
+          </w:tcPr>
+          <w:p>
+            <w:r>
+              <w:t>Segment maximum is at least 10x its minimum. Check rent period, sale/rent classification, bedroom count, bulk listing, location and possible extraction/price-unit error. Do not delete solely because it is an outlier.</w:t>
+            </w:r>
+          </w:p>
+        </w:tc>
+        <w:tc>
+          <w:tcPr>
+            <w:tcW w:type="dxa" w:w="2032"/>
+          </w:tcPr>
+          <w:p>
+            <w:r>
+              <w:t>https://propertypro.ng/property/land-for-sale-off-admiralty-way-lekki-phase-1-lekki-lagos-2PXJM</w:t>
+            </w:r>
+          </w:p>
+        </w:tc>
+      </w:tr>
+      <w:tr>
+        <w:tc>
+          <w:tcPr>
+            <w:tcW w:type="dxa" w:w="2032"/>
+          </w:tcPr>
+          <w:p>
+            <w:r>
+              <w:t>HIGH</w:t>
+              <w:br/>
+              <w:t>wide_price_spread_review</w:t>
+            </w:r>
+          </w:p>
+        </w:tc>
+        <w:tc>
+          <w:tcPr>
+            <w:tcW w:type="dxa" w:w="2032"/>
+          </w:tcPr>
+          <w:p>
+            <w:r>
+              <w:t>Lekki Phase 1 / land</w:t>
+            </w:r>
+          </w:p>
+        </w:tc>
+        <w:tc>
+          <w:tcPr>
+            <w:tcW w:type="dxa" w:w="2032"/>
+          </w:tcPr>
+          <w:p>
+            <w:r>
+              <w:t>—</w:t>
+            </w:r>
+          </w:p>
+        </w:tc>
+        <w:tc>
+          <w:tcPr>
+            <w:tcW w:type="dxa" w:w="2032"/>
+          </w:tcPr>
+          <w:p>
+            <w:r>
+              <w:t>Segment maximum is at least 10x its minimum. Check rent period, sale/rent classification, bedroom count, bulk listing, location and possible extraction/price-unit error. Do not delete solely because it is an outlier.</w:t>
+            </w:r>
+          </w:p>
+        </w:tc>
+        <w:tc>
+          <w:tcPr>
+            <w:tcW w:type="dxa" w:w="2032"/>
+          </w:tcPr>
+          <w:p>
+            <w:r>
+              <w:t>https://propertypro.ng/property/land-for-sale-off-admiralty-way-lekki-phase-1-lekki-lagos-2PXJM</w:t>
+            </w:r>
+          </w:p>
+        </w:tc>
+      </w:tr>
+      <w:tr>
+        <w:tc>
+          <w:tcPr>
+            <w:tcW w:type="dxa" w:w="2032"/>
+          </w:tcPr>
+          <w:p>
+            <w:r>
+              <w:t>HIGH</w:t>
+              <w:br/>
+              <w:t>wide_price_spread_review</w:t>
+            </w:r>
+          </w:p>
+        </w:tc>
+        <w:tc>
+          <w:tcPr>
+            <w:tcW w:type="dxa" w:w="2032"/>
+          </w:tcPr>
+          <w:p>
+            <w:r>
+              <w:t>Maitama / land</w:t>
+            </w:r>
+          </w:p>
+        </w:tc>
+        <w:tc>
+          <w:tcPr>
+            <w:tcW w:type="dxa" w:w="2032"/>
+          </w:tcPr>
+          <w:p>
+            <w:r>
+              <w:t>—</w:t>
+            </w:r>
+          </w:p>
+        </w:tc>
+        <w:tc>
+          <w:tcPr>
+            <w:tcW w:type="dxa" w:w="2032"/>
+          </w:tcPr>
+          <w:p>
+            <w:r>
+              <w:t>Segment maximum is at least 10x its minimum. Check rent period, sale/rent classification, bedroom count, bulk listing, location and possible extraction/price-unit error. Do not delete solely because it is an outlier.</w:t>
+            </w:r>
+          </w:p>
+        </w:tc>
+        <w:tc>
+          <w:tcPr>
+            <w:tcW w:type="dxa" w:w="2032"/>
+          </w:tcPr>
+          <w:p>
+            <w:r>
+              <w:t>https://propertypro.ng/property/land-for-sale-maitama-abuja-1PRYX</w:t>
+            </w:r>
+          </w:p>
+        </w:tc>
+      </w:tr>
+      <w:tr>
+        <w:tc>
+          <w:tcPr>
+            <w:tcW w:type="dxa" w:w="2032"/>
+          </w:tcPr>
+          <w:p>
+            <w:r>
+              <w:t>HIGH</w:t>
+              <w:br/>
+              <w:t>wide_price_spread_review</w:t>
+            </w:r>
+          </w:p>
+        </w:tc>
+        <w:tc>
+          <w:tcPr>
+            <w:tcW w:type="dxa" w:w="2032"/>
+          </w:tcPr>
+          <w:p>
+            <w:r>
+              <w:t>Maitama / land</w:t>
+            </w:r>
+          </w:p>
+        </w:tc>
+        <w:tc>
+          <w:tcPr>
+            <w:tcW w:type="dxa" w:w="2032"/>
+          </w:tcPr>
+          <w:p>
+            <w:r>
+              <w:t>—</w:t>
+            </w:r>
+          </w:p>
+        </w:tc>
+        <w:tc>
+          <w:tcPr>
+            <w:tcW w:type="dxa" w:w="2032"/>
+          </w:tcPr>
+          <w:p>
+            <w:r>
+              <w:t>Segment maximum is at least 10x its minimum. Check rent period, sale/rent classification, bedroom count, bulk listing, location and possible extraction/price-unit error. Do not delete solely because it is an outlier.</w:t>
+            </w:r>
+          </w:p>
+        </w:tc>
+        <w:tc>
+          <w:tcPr>
+            <w:tcW w:type="dxa" w:w="2032"/>
+          </w:tcPr>
+          <w:p>
+            <w:r>
+              <w:t>https://propertypro.ng/property/land-for-sale-maitama-abuja-1PRYX</w:t>
+            </w:r>
+          </w:p>
+        </w:tc>
+      </w:tr>
+      <w:tr>
+        <w:tc>
+          <w:tcPr>
+            <w:tcW w:type="dxa" w:w="2032"/>
+          </w:tcPr>
+          <w:p>
+            <w:r>
+              <w:t>HIGH</w:t>
+              <w:br/>
+              <w:t>wide_price_spread_review</w:t>
+            </w:r>
+          </w:p>
+        </w:tc>
+        <w:tc>
+          <w:tcPr>
+            <w:tcW w:type="dxa" w:w="2032"/>
+          </w:tcPr>
+          <w:p>
+            <w:r>
+              <w:t>Old Ikoyi / land</w:t>
+            </w:r>
+          </w:p>
+        </w:tc>
+        <w:tc>
+          <w:tcPr>
+            <w:tcW w:type="dxa" w:w="2032"/>
+          </w:tcPr>
+          <w:p>
+            <w:r>
+              <w:t>—</w:t>
+            </w:r>
+          </w:p>
+        </w:tc>
+        <w:tc>
+          <w:tcPr>
+            <w:tcW w:type="dxa" w:w="2032"/>
+          </w:tcPr>
+          <w:p>
+            <w:r>
+              <w:t>Segment maximum is at least 10x its minimum. Check rent period, sale/rent classification, bedroom count, bulk listing, location and possible extraction/price-unit error. Do not delete solely because it is an outlier.</w:t>
+            </w:r>
+          </w:p>
+        </w:tc>
+        <w:tc>
+          <w:tcPr>
+            <w:tcW w:type="dxa" w:w="2032"/>
+          </w:tcPr>
+          <w:p>
+            <w:r>
+              <w:t>https://propertypro.ng/property/land-for-sale-ikoyi-crescent-off-alfred-rewane-road-old-ikoyi-ikoyi-lagos-4PKKM</w:t>
+            </w:r>
+          </w:p>
+        </w:tc>
+      </w:tr>
+      <w:tr>
+        <w:tc>
+          <w:tcPr>
+            <w:tcW w:type="dxa" w:w="2032"/>
+          </w:tcPr>
+          <w:p>
+            <w:r>
+              <w:t>HIGH</w:t>
+              <w:br/>
+              <w:t>wide_price_spread_review</w:t>
+            </w:r>
+          </w:p>
+        </w:tc>
+        <w:tc>
+          <w:tcPr>
+            <w:tcW w:type="dxa" w:w="2032"/>
+          </w:tcPr>
+          <w:p>
+            <w:r>
+              <w:t>Old Ikoyi / land</w:t>
+            </w:r>
+          </w:p>
+        </w:tc>
+        <w:tc>
+          <w:tcPr>
+            <w:tcW w:type="dxa" w:w="2032"/>
+          </w:tcPr>
+          <w:p>
+            <w:r>
+              <w:t>—</w:t>
+            </w:r>
+          </w:p>
+        </w:tc>
+        <w:tc>
+          <w:tcPr>
+            <w:tcW w:type="dxa" w:w="2032"/>
+          </w:tcPr>
+          <w:p>
+            <w:r>
+              <w:t>Segment maximum is at least 10x its minimum. Check rent period, sale/rent classification, bedroom count, bulk listing, location and possible extraction/price-unit error. Do not delete solely because it is an outlier.</w:t>
+            </w:r>
+          </w:p>
+        </w:tc>
+        <w:tc>
+          <w:tcPr>
+            <w:tcW w:type="dxa" w:w="2032"/>
+          </w:tcPr>
+          <w:p>
+            <w:r>
+              <w:t>https://propertypro.ng/property/land-for-sale-ikoyi-crescent-off-alfred-rewane-road-old-ikoyi-ikoyi-lagos-4PKKM</w:t>
+            </w:r>
+          </w:p>
+        </w:tc>
+      </w:tr>
+      <w:tr>
+        <w:tc>
+          <w:tcPr>
+            <w:tcW w:type="dxa" w:w="2032"/>
+          </w:tcPr>
+          <w:p>
+            <w:r>
+              <w:t>HIGH</w:t>
+              <w:br/>
+              <w:t>wide_price_spread_review</w:t>
+            </w:r>
+          </w:p>
+        </w:tc>
+        <w:tc>
+          <w:tcPr>
+            <w:tcW w:type="dxa" w:w="2032"/>
+          </w:tcPr>
+          <w:p>
+            <w:r>
+              <w:t>Old Ikoyi / sale</w:t>
+            </w:r>
+          </w:p>
+        </w:tc>
+        <w:tc>
+          <w:tcPr>
+            <w:tcW w:type="dxa" w:w="2032"/>
+          </w:tcPr>
+          <w:p>
+            <w:r>
+              <w:t>—</w:t>
+            </w:r>
+          </w:p>
+        </w:tc>
+        <w:tc>
+          <w:tcPr>
+            <w:tcW w:type="dxa" w:w="2032"/>
+          </w:tcPr>
+          <w:p>
+            <w:r>
+              <w:t>Segment maximum is at least 10x its minimum. Check rent period, sale/rent classification, bedroom count, bulk listing, location and possible extraction/price-unit error. Do not delete solely because it is an outlier.</w:t>
+            </w:r>
+          </w:p>
+        </w:tc>
+        <w:tc>
+          <w:tcPr>
+            <w:tcW w:type="dxa" w:w="2032"/>
+          </w:tcPr>
+          <w:p>
+            <w:r>
+              <w:t>https://propertypro.ng/property/5-bedroom-flat-apartment-for-sale-old-ikoyi-ikoyi-lagos-3PYYC</w:t>
+            </w:r>
+          </w:p>
+        </w:tc>
+      </w:tr>
+      <w:tr>
+        <w:tc>
+          <w:tcPr>
+            <w:tcW w:type="dxa" w:w="2032"/>
+          </w:tcPr>
+          <w:p>
+            <w:r>
+              <w:t>HIGH</w:t>
+              <w:br/>
+              <w:t>wide_price_spread_review</w:t>
+            </w:r>
+          </w:p>
+        </w:tc>
+        <w:tc>
+          <w:tcPr>
+            <w:tcW w:type="dxa" w:w="2032"/>
+          </w:tcPr>
+          <w:p>
+            <w:r>
+              <w:t>Old Ikoyi / sale</w:t>
+            </w:r>
+          </w:p>
+        </w:tc>
+        <w:tc>
+          <w:tcPr>
+            <w:tcW w:type="dxa" w:w="2032"/>
+          </w:tcPr>
+          <w:p>
+            <w:r>
+              <w:t>—</w:t>
+            </w:r>
+          </w:p>
+        </w:tc>
+        <w:tc>
+          <w:tcPr>
+            <w:tcW w:type="dxa" w:w="2032"/>
+          </w:tcPr>
+          <w:p>
+            <w:r>
+              <w:t>Segment maximum is at least 10x its minimum. Check rent period, sale/rent classification, bedroom count, bulk listing, location and possible extraction/price-unit error. Do not delete solely because it is an outlier.</w:t>
+            </w:r>
+          </w:p>
+        </w:tc>
+        <w:tc>
+          <w:tcPr>
+            <w:tcW w:type="dxa" w:w="2032"/>
+          </w:tcPr>
+          <w:p>
+            <w:r>
+              <w:t>https://propertypro.ng/property/5-bedroom-flat-apartment-for-sale-old-ikoyi-ikoyi-lagos-3PYYC</w:t>
+            </w:r>
+          </w:p>
+        </w:tc>
+      </w:tr>
+      <w:tr>
+        <w:tc>
+          <w:tcPr>
+            <w:tcW w:type="dxa" w:w="2032"/>
+          </w:tcPr>
+          <w:p>
+            <w:r>
+              <w:t>HIGH</w:t>
+              <w:br/>
+              <w:t>wide_price_spread_review</w:t>
+            </w:r>
+          </w:p>
+        </w:tc>
+        <w:tc>
+          <w:tcPr>
+            <w:tcW w:type="dxa" w:w="2032"/>
+          </w:tcPr>
+          <w:p>
+            <w:r>
+              <w:t>Victoria Island / land</w:t>
+            </w:r>
+          </w:p>
+        </w:tc>
+        <w:tc>
+          <w:tcPr>
+            <w:tcW w:type="dxa" w:w="2032"/>
+          </w:tcPr>
+          <w:p>
+            <w:r>
+              <w:t>—</w:t>
+            </w:r>
+          </w:p>
+        </w:tc>
+        <w:tc>
+          <w:tcPr>
+            <w:tcW w:type="dxa" w:w="2032"/>
+          </w:tcPr>
+          <w:p>
+            <w:r>
+              <w:t>Segment maximum is at least 10x its minimum. Check rent period, sale/rent classification, bedroom count, bulk listing, location and possible extraction/price-unit error. Do not delete solely because it is an outlier.</w:t>
+            </w:r>
+          </w:p>
+        </w:tc>
+        <w:tc>
+          <w:tcPr>
+            <w:tcW w:type="dxa" w:w="2032"/>
+          </w:tcPr>
+          <w:p>
+            <w:r>
+              <w:t>https://propertypro.ng/property/land-for-sale-victoria-island-lagos-7QFNK</w:t>
+            </w:r>
+          </w:p>
+        </w:tc>
+      </w:tr>
+      <w:tr>
+        <w:tc>
+          <w:tcPr>
+            <w:tcW w:type="dxa" w:w="2032"/>
+          </w:tcPr>
+          <w:p>
+            <w:r>
+              <w:t>HIGH</w:t>
+              <w:br/>
+              <w:t>wide_price_spread_review</w:t>
+            </w:r>
+          </w:p>
+        </w:tc>
+        <w:tc>
+          <w:tcPr>
+            <w:tcW w:type="dxa" w:w="2032"/>
+          </w:tcPr>
+          <w:p>
+            <w:r>
+              <w:t>Victoria Island / land</w:t>
+            </w:r>
+          </w:p>
+        </w:tc>
+        <w:tc>
+          <w:tcPr>
+            <w:tcW w:type="dxa" w:w="2032"/>
+          </w:tcPr>
+          <w:p>
+            <w:r>
+              <w:t>—</w:t>
+            </w:r>
+          </w:p>
+        </w:tc>
+        <w:tc>
+          <w:tcPr>
+            <w:tcW w:type="dxa" w:w="2032"/>
+          </w:tcPr>
+          <w:p>
+            <w:r>
+              <w:t>Segment maximum is at least 10x its minimum. Check rent period, sale/rent classification, bedroom count, bulk listing, location and possible extraction/price-unit error. Do not delete solely because it is an outlier.</w:t>
+            </w:r>
+          </w:p>
+        </w:tc>
+        <w:tc>
+          <w:tcPr>
+            <w:tcW w:type="dxa" w:w="2032"/>
+          </w:tcPr>
+          <w:p>
+            <w:r>
+              <w:t>https://propertypro.ng/property/land-for-sale-victoria-island-lagos-7QFNK</w:t>
             </w:r>
           </w:p>
         </w:tc>
@@ -14673,7 +15029,7 @@
           </w:tcPr>
           <w:p>
             <w:r>
-              <w:t>₦97,125,000,000</w:t>
+              <w:t>₦20,000,000</w:t>
             </w:r>
           </w:p>
         </w:tc>
@@ -14693,7 +15049,7 @@
           </w:tcPr>
           <w:p>
             <w:r>
-              <w:t>https://nigeriapropertycentre.com/for-sale/land/residential-land/abuja/asokoro-district/3683007-residential-land-plot</w:t>
+              <w:t>https://propertypro.ng/property/land-for-sale-asokoro-extension-asokoro-abuja-2QGBK</w:t>
             </w:r>
           </w:p>
         </w:tc>
@@ -14727,7 +15083,7 @@
           </w:tcPr>
           <w:p>
             <w:r>
-              <w:t>₦25,000,000,000</w:t>
+              <w:t>₦97,125,000,000</w:t>
             </w:r>
           </w:p>
         </w:tc>
@@ -14747,115 +15103,7 @@
           </w:tcPr>
           <w:p>
             <w:r>
-              <w:t>https://nigeriapropertycentre.com/for-sale/land/residential-land/abuja/asokoro-district/3726853-plot-of-land</w:t>
-            </w:r>
-          </w:p>
-        </w:tc>
-      </w:tr>
-      <w:tr>
-        <w:tc>
-          <w:tcPr>
-            <w:tcW w:type="dxa" w:w="2032"/>
-          </w:tcPr>
-          <w:p>
-            <w:r>
-              <w:t>HIGH</w:t>
-              <w:br/>
-              <w:t>wide_price_spread_review</w:t>
-            </w:r>
-          </w:p>
-        </w:tc>
-        <w:tc>
-          <w:tcPr>
-            <w:tcW w:type="dxa" w:w="2032"/>
-          </w:tcPr>
-          <w:p>
-            <w:r>
-              <w:t>Banana Island / land</w:t>
-            </w:r>
-          </w:p>
-        </w:tc>
-        <w:tc>
-          <w:tcPr>
-            <w:tcW w:type="dxa" w:w="2032"/>
-          </w:tcPr>
-          <w:p>
-            <w:r>
-              <w:t>—</w:t>
-            </w:r>
-          </w:p>
-        </w:tc>
-        <w:tc>
-          <w:tcPr>
-            <w:tcW w:type="dxa" w:w="2032"/>
-          </w:tcPr>
-          <w:p>
-            <w:r>
-              <w:t>Segment maximum is at least 10x its minimum. Check rent period, sale/rent classification, bedroom count, bulk listing, location and possible extraction/price-unit error. Do not delete solely because it is an outlier.</w:t>
-            </w:r>
-          </w:p>
-        </w:tc>
-        <w:tc>
-          <w:tcPr>
-            <w:tcW w:type="dxa" w:w="2032"/>
-          </w:tcPr>
-          <w:p>
-            <w:r>
-              <w:t>https://propertypro.ng/property/land-for-sale-banana-island-ikoyi-lagos-5QCGK</w:t>
-            </w:r>
-          </w:p>
-        </w:tc>
-      </w:tr>
-      <w:tr>
-        <w:tc>
-          <w:tcPr>
-            <w:tcW w:type="dxa" w:w="2032"/>
-          </w:tcPr>
-          <w:p>
-            <w:r>
-              <w:t>HIGH</w:t>
-              <w:br/>
-              <w:t>wide_price_spread_review</w:t>
-            </w:r>
-          </w:p>
-        </w:tc>
-        <w:tc>
-          <w:tcPr>
-            <w:tcW w:type="dxa" w:w="2032"/>
-          </w:tcPr>
-          <w:p>
-            <w:r>
-              <w:t>Banana Island / land</w:t>
-            </w:r>
-          </w:p>
-        </w:tc>
-        <w:tc>
-          <w:tcPr>
-            <w:tcW w:type="dxa" w:w="2032"/>
-          </w:tcPr>
-          <w:p>
-            <w:r>
-              <w:t>—</w:t>
-            </w:r>
-          </w:p>
-        </w:tc>
-        <w:tc>
-          <w:tcPr>
-            <w:tcW w:type="dxa" w:w="2032"/>
-          </w:tcPr>
-          <w:p>
-            <w:r>
-              <w:t>Segment maximum is at least 10x its minimum. Check rent period, sale/rent classification, bedroom count, bulk listing, location and possible extraction/price-unit error. Do not delete solely because it is an outlier.</w:t>
-            </w:r>
-          </w:p>
-        </w:tc>
-        <w:tc>
-          <w:tcPr>
-            <w:tcW w:type="dxa" w:w="2032"/>
-          </w:tcPr>
-          <w:p>
-            <w:r>
-              <w:t>https://propertypro.ng/property/land-for-sale-banana-island-ikoyi-lagos-5QCGK</w:t>
+              <w:t>https://nigeriapropertycentre.com/for-sale/land/residential-land/abuja/asokoro-district/3683007-residential-land-plot</w:t>
             </w:r>
           </w:p>
         </w:tc>
@@ -14879,7 +15127,7 @@
           </w:tcPr>
           <w:p>
             <w:r>
-              <w:t>Banana Island / land</w:t>
+              <w:t>Asokoro / land</w:t>
             </w:r>
           </w:p>
         </w:tc>
@@ -14889,7 +15137,7 @@
           </w:tcPr>
           <w:p>
             <w:r>
-              <w:t>₦1,300,000</w:t>
+              <w:t>₦25,000,000,000</w:t>
             </w:r>
           </w:p>
         </w:tc>
@@ -14909,7 +15157,7 @@
           </w:tcPr>
           <w:p>
             <w:r>
-              <w:t>https://propertypro.ng/property/land-for-sale-opposite-shoreline-estate-banana-island-ikoyi-lagos-8NXZS</w:t>
+              <w:t>https://nigeriapropertycentre.com/for-sale/land/residential-land/abuja/asokoro-district/3726853-plot-of-land</w:t>
             </w:r>
           </w:p>
         </w:tc>
@@ -14943,7 +15191,7 @@
           </w:tcPr>
           <w:p>
             <w:r>
-              <w:t>₦3,300,000</w:t>
+              <w:t>₦3,000,000</w:t>
             </w:r>
           </w:p>
         </w:tc>
@@ -14963,7 +15211,7 @@
           </w:tcPr>
           <w:p>
             <w:r>
-              <w:t>https://propertypro.ng/property/land-for-sale-banana-island-ikoyi-lagos-0NXZT</w:t>
+              <w:t>https://propertypro.ng/property/land-for-sale-banana-island-ikoyi-lagos-0NVRJ</w:t>
             </w:r>
           </w:p>
         </w:tc>
@@ -14997,7 +15245,7 @@
           </w:tcPr>
           <w:p>
             <w:r>
-              <w:t>₦2,500,000</w:t>
+              <w:t>₦26,450,000,000,000</w:t>
             </w:r>
           </w:p>
         </w:tc>
@@ -15017,115 +15265,7 @@
           </w:tcPr>
           <w:p>
             <w:r>
-              <w:t>https://propertypro.ng/property/land-for-sale-1st-avenue-banana-island-ikoyi-lagos-9NXZR</w:t>
-            </w:r>
-          </w:p>
-        </w:tc>
-      </w:tr>
-      <w:tr>
-        <w:tc>
-          <w:tcPr>
-            <w:tcW w:type="dxa" w:w="2032"/>
-          </w:tcPr>
-          <w:p>
-            <w:r>
-              <w:t>HIGH</w:t>
-              <w:br/>
-              <w:t>wide_price_spread_review</w:t>
-            </w:r>
-          </w:p>
-        </w:tc>
-        <w:tc>
-          <w:tcPr>
-            <w:tcW w:type="dxa" w:w="2032"/>
-          </w:tcPr>
-          <w:p>
-            <w:r>
-              <w:t>Banana Island / sale</w:t>
-            </w:r>
-          </w:p>
-        </w:tc>
-        <w:tc>
-          <w:tcPr>
-            <w:tcW w:type="dxa" w:w="2032"/>
-          </w:tcPr>
-          <w:p>
-            <w:r>
-              <w:t>—</w:t>
-            </w:r>
-          </w:p>
-        </w:tc>
-        <w:tc>
-          <w:tcPr>
-            <w:tcW w:type="dxa" w:w="2032"/>
-          </w:tcPr>
-          <w:p>
-            <w:r>
-              <w:t>Segment maximum is at least 10x its minimum. Check rent period, sale/rent classification, bedroom count, bulk listing, location and possible extraction/price-unit error. Do not delete solely because it is an outlier.</w:t>
-            </w:r>
-          </w:p>
-        </w:tc>
-        <w:tc>
-          <w:tcPr>
-            <w:tcW w:type="dxa" w:w="2032"/>
-          </w:tcPr>
-          <w:p>
-            <w:r>
-              <w:t>https://propertypro.ng/property/3-bedroom-flat-apartment-for-sale-banana-island-ikoyi-lagos-6QGMX</w:t>
-            </w:r>
-          </w:p>
-        </w:tc>
-      </w:tr>
-      <w:tr>
-        <w:tc>
-          <w:tcPr>
-            <w:tcW w:type="dxa" w:w="2032"/>
-          </w:tcPr>
-          <w:p>
-            <w:r>
-              <w:t>HIGH</w:t>
-              <w:br/>
-              <w:t>wide_price_spread_review</w:t>
-            </w:r>
-          </w:p>
-        </w:tc>
-        <w:tc>
-          <w:tcPr>
-            <w:tcW w:type="dxa" w:w="2032"/>
-          </w:tcPr>
-          <w:p>
-            <w:r>
-              <w:t>Banana Island / sale</w:t>
-            </w:r>
-          </w:p>
-        </w:tc>
-        <w:tc>
-          <w:tcPr>
-            <w:tcW w:type="dxa" w:w="2032"/>
-          </w:tcPr>
-          <w:p>
-            <w:r>
-              <w:t>—</w:t>
-            </w:r>
-          </w:p>
-        </w:tc>
-        <w:tc>
-          <w:tcPr>
-            <w:tcW w:type="dxa" w:w="2032"/>
-          </w:tcPr>
-          <w:p>
-            <w:r>
-              <w:t>Segment maximum is at least 10x its minimum. Check rent period, sale/rent classification, bedroom count, bulk listing, location and possible extraction/price-unit error. Do not delete solely because it is an outlier.</w:t>
-            </w:r>
-          </w:p>
-        </w:tc>
-        <w:tc>
-          <w:tcPr>
-            <w:tcW w:type="dxa" w:w="2032"/>
-          </w:tcPr>
-          <w:p>
-            <w:r>
-              <w:t>https://propertypro.ng/property/3-bedroom-flat-apartment-for-sale-banana-island-ikoyi-lagos-6QGMX</w:t>
+              <w:t>https://propertypro.ng/property/land-for-sale-banana-island-ikoyi-lagos-1QGDV</w:t>
             </w:r>
           </w:p>
         </w:tc>
@@ -15149,7 +15289,7 @@
           </w:tcPr>
           <w:p>
             <w:r>
-              <w:t>Banana Island / sale</w:t>
+              <w:t>Banana Island / land</w:t>
             </w:r>
           </w:p>
         </w:tc>
@@ -15159,7 +15299,7 @@
           </w:tcPr>
           <w:p>
             <w:r>
-              <w:t>₦1</w:t>
+              <w:t>₦1,300,000</w:t>
             </w:r>
           </w:p>
         </w:tc>
@@ -15179,115 +15319,7 @@
           </w:tcPr>
           <w:p>
             <w:r>
-              <w:t>https://nigeriapropertycentre.com/for-sale/flats-apartments/lagos/ikoyi/banana-island/3728177-3-bedroom-furnished-luxury-waterfront-flats</w:t>
-            </w:r>
-          </w:p>
-        </w:tc>
-      </w:tr>
-      <w:tr>
-        <w:tc>
-          <w:tcPr>
-            <w:tcW w:type="dxa" w:w="2032"/>
-          </w:tcPr>
-          <w:p>
-            <w:r>
-              <w:t>HIGH</w:t>
-              <w:br/>
-              <w:t>wide_price_spread_review</w:t>
-            </w:r>
-          </w:p>
-        </w:tc>
-        <w:tc>
-          <w:tcPr>
-            <w:tcW w:type="dxa" w:w="2032"/>
-          </w:tcPr>
-          <w:p>
-            <w:r>
-              <w:t>Banana Island / sale</w:t>
-            </w:r>
-          </w:p>
-        </w:tc>
-        <w:tc>
-          <w:tcPr>
-            <w:tcW w:type="dxa" w:w="2032"/>
-          </w:tcPr>
-          <w:p>
-            <w:r>
-              <w:t>—</w:t>
-            </w:r>
-          </w:p>
-        </w:tc>
-        <w:tc>
-          <w:tcPr>
-            <w:tcW w:type="dxa" w:w="2032"/>
-          </w:tcPr>
-          <w:p>
-            <w:r>
-              <w:t>Segment maximum is at least 10x its minimum. Check rent period, sale/rent classification, bedroom count, bulk listing, location and possible extraction/price-unit error. Do not delete solely because it is an outlier.</w:t>
-            </w:r>
-          </w:p>
-        </w:tc>
-        <w:tc>
-          <w:tcPr>
-            <w:tcW w:type="dxa" w:w="2032"/>
-          </w:tcPr>
-          <w:p>
-            <w:r>
-              <w:t>https://propertypro.ng/property/4-bedroom-flat-apartment-for-sale-banana-island-ikoyi-lagos-6QGBS</w:t>
-            </w:r>
-          </w:p>
-        </w:tc>
-      </w:tr>
-      <w:tr>
-        <w:tc>
-          <w:tcPr>
-            <w:tcW w:type="dxa" w:w="2032"/>
-          </w:tcPr>
-          <w:p>
-            <w:r>
-              <w:t>HIGH</w:t>
-              <w:br/>
-              <w:t>wide_price_spread_review</w:t>
-            </w:r>
-          </w:p>
-        </w:tc>
-        <w:tc>
-          <w:tcPr>
-            <w:tcW w:type="dxa" w:w="2032"/>
-          </w:tcPr>
-          <w:p>
-            <w:r>
-              <w:t>Banana Island / sale</w:t>
-            </w:r>
-          </w:p>
-        </w:tc>
-        <w:tc>
-          <w:tcPr>
-            <w:tcW w:type="dxa" w:w="2032"/>
-          </w:tcPr>
-          <w:p>
-            <w:r>
-              <w:t>—</w:t>
-            </w:r>
-          </w:p>
-        </w:tc>
-        <w:tc>
-          <w:tcPr>
-            <w:tcW w:type="dxa" w:w="2032"/>
-          </w:tcPr>
-          <w:p>
-            <w:r>
-              <w:t>Segment maximum is at least 10x its minimum. Check rent period, sale/rent classification, bedroom count, bulk listing, location and possible extraction/price-unit error. Do not delete solely because it is an outlier.</w:t>
-            </w:r>
-          </w:p>
-        </w:tc>
-        <w:tc>
-          <w:tcPr>
-            <w:tcW w:type="dxa" w:w="2032"/>
-          </w:tcPr>
-          <w:p>
-            <w:r>
-              <w:t>https://propertypro.ng/property/4-bedroom-flat-apartment-for-sale-banana-island-ikoyi-lagos-6QGBS</w:t>
+              <w:t>https://propertypro.ng/property/land-for-sale-opposite-shoreline-estate-banana-island-ikoyi-lagos-8NXZS</w:t>
             </w:r>
           </w:p>
         </w:tc>
@@ -15311,7 +15343,7 @@
           </w:tcPr>
           <w:p>
             <w:r>
-              <w:t>Banana Island / sale</w:t>
+              <w:t>Banana Island / land</w:t>
             </w:r>
           </w:p>
         </w:tc>
@@ -15321,7 +15353,7 @@
           </w:tcPr>
           <w:p>
             <w:r>
-              <w:t>₦65,000,000</w:t>
+              <w:t>₦3,300,000</w:t>
             </w:r>
           </w:p>
         </w:tc>
@@ -15341,115 +15373,7 @@
           </w:tcPr>
           <w:p>
             <w:r>
-              <w:t>https://propertypro.ng/property/4-bedroom-flat-apartment-for-sale-ocean-parade-banana-island-ikoyi-lagos-banana-island-ikoyi-lagos-6QGYT</w:t>
-            </w:r>
-          </w:p>
-        </w:tc>
-      </w:tr>
-      <w:tr>
-        <w:tc>
-          <w:tcPr>
-            <w:tcW w:type="dxa" w:w="2032"/>
-          </w:tcPr>
-          <w:p>
-            <w:r>
-              <w:t>HIGH</w:t>
-              <w:br/>
-              <w:t>wide_price_spread_review</w:t>
-            </w:r>
-          </w:p>
-        </w:tc>
-        <w:tc>
-          <w:tcPr>
-            <w:tcW w:type="dxa" w:w="2032"/>
-          </w:tcPr>
-          <w:p>
-            <w:r>
-              <w:t>Lekki Phase 1 / land</w:t>
-            </w:r>
-          </w:p>
-        </w:tc>
-        <w:tc>
-          <w:tcPr>
-            <w:tcW w:type="dxa" w:w="2032"/>
-          </w:tcPr>
-          <w:p>
-            <w:r>
-              <w:t>—</w:t>
-            </w:r>
-          </w:p>
-        </w:tc>
-        <w:tc>
-          <w:tcPr>
-            <w:tcW w:type="dxa" w:w="2032"/>
-          </w:tcPr>
-          <w:p>
-            <w:r>
-              <w:t>Segment maximum is at least 10x its minimum. Check rent period, sale/rent classification, bedroom count, bulk listing, location and possible extraction/price-unit error. Do not delete solely because it is an outlier.</w:t>
-            </w:r>
-          </w:p>
-        </w:tc>
-        <w:tc>
-          <w:tcPr>
-            <w:tcW w:type="dxa" w:w="2032"/>
-          </w:tcPr>
-          <w:p>
-            <w:r>
-              <w:t>https://propertypro.ng/property/land-for-sale-off-admiralty-way-lekki-phase-1-lekki-lagos-2PXJM</w:t>
-            </w:r>
-          </w:p>
-        </w:tc>
-      </w:tr>
-      <w:tr>
-        <w:tc>
-          <w:tcPr>
-            <w:tcW w:type="dxa" w:w="2032"/>
-          </w:tcPr>
-          <w:p>
-            <w:r>
-              <w:t>HIGH</w:t>
-              <w:br/>
-              <w:t>wide_price_spread_review</w:t>
-            </w:r>
-          </w:p>
-        </w:tc>
-        <w:tc>
-          <w:tcPr>
-            <w:tcW w:type="dxa" w:w="2032"/>
-          </w:tcPr>
-          <w:p>
-            <w:r>
-              <w:t>Lekki Phase 1 / land</w:t>
-            </w:r>
-          </w:p>
-        </w:tc>
-        <w:tc>
-          <w:tcPr>
-            <w:tcW w:type="dxa" w:w="2032"/>
-          </w:tcPr>
-          <w:p>
-            <w:r>
-              <w:t>—</w:t>
-            </w:r>
-          </w:p>
-        </w:tc>
-        <w:tc>
-          <w:tcPr>
-            <w:tcW w:type="dxa" w:w="2032"/>
-          </w:tcPr>
-          <w:p>
-            <w:r>
-              <w:t>Segment maximum is at least 10x its minimum. Check rent period, sale/rent classification, bedroom count, bulk listing, location and possible extraction/price-unit error. Do not delete solely because it is an outlier.</w:t>
-            </w:r>
-          </w:p>
-        </w:tc>
-        <w:tc>
-          <w:tcPr>
-            <w:tcW w:type="dxa" w:w="2032"/>
-          </w:tcPr>
-          <w:p>
-            <w:r>
-              <w:t>https://propertypro.ng/property/land-for-sale-off-admiralty-way-lekki-phase-1-lekki-lagos-2PXJM</w:t>
+              <w:t>https://propertypro.ng/property/land-for-sale-banana-island-ikoyi-lagos-0NXZT</w:t>
             </w:r>
           </w:p>
         </w:tc>
@@ -15473,7 +15397,7 @@
           </w:tcPr>
           <w:p>
             <w:r>
-              <w:t>Lekki Phase 1 / land</w:t>
+              <w:t>Banana Island / land</w:t>
             </w:r>
           </w:p>
         </w:tc>
@@ -15483,7 +15407,7 @@
           </w:tcPr>
           <w:p>
             <w:r>
-              <w:t>₦1,350,000</w:t>
+              <w:t>₦2,500,000</w:t>
             </w:r>
           </w:p>
         </w:tc>
@@ -15503,7 +15427,7 @@
           </w:tcPr>
           <w:p>
             <w:r>
-              <w:t>https://propertypro.ng/property/land-for-sale-lekki-phase-1-lekki-lagos-4PWYY</w:t>
+              <w:t>https://propertypro.ng/property/land-for-sale-1st-avenue-banana-island-ikoyi-lagos-9NXZR</w:t>
             </w:r>
           </w:p>
         </w:tc>
@@ -15527,7 +15451,7 @@
           </w:tcPr>
           <w:p>
             <w:r>
-              <w:t>Lekki Phase 1 / land</w:t>
+              <w:t>Banana Island / sale</w:t>
             </w:r>
           </w:p>
         </w:tc>
@@ -15537,7 +15461,7 @@
           </w:tcPr>
           <w:p>
             <w:r>
-              <w:t>₦750,000</w:t>
+              <w:t>₦1</w:t>
             </w:r>
           </w:p>
         </w:tc>
@@ -15557,7 +15481,7 @@
           </w:tcPr>
           <w:p>
             <w:r>
-              <w:t>https://propertypro.ng/property/land-for-sale-orange-island-freedom-way-lekki-phase-1-lekki-lagos-0PWYZ</w:t>
+              <w:t>https://nigeriapropertycentre.com/for-sale/flats-apartments/lagos/ikoyi/banana-island/3728177-3-bedroom-furnished-luxury-waterfront-flats</w:t>
             </w:r>
           </w:p>
         </w:tc>
@@ -15581,7 +15505,7 @@
           </w:tcPr>
           <w:p>
             <w:r>
-              <w:t>Lekki Phase 1 / land</w:t>
+              <w:t>Banana Island / sale</w:t>
             </w:r>
           </w:p>
         </w:tc>
@@ -15591,7 +15515,7 @@
           </w:tcPr>
           <w:p>
             <w:r>
-              <w:t>₦850,000</w:t>
+              <w:t>₦65,000,000</w:t>
             </w:r>
           </w:p>
         </w:tc>
@@ -15611,7 +15535,7 @@
           </w:tcPr>
           <w:p>
             <w:r>
-              <w:t>https://propertypro.ng/property/land-for-sale-phase-4-orange-island-lekki-phase-1-lekki-lagos-1PTZA</w:t>
+              <w:t>https://propertypro.ng/property/4-bedroom-flat-apartment-for-sale-ocean-parade-banana-island-ikoyi-lagos-banana-island-ikoyi-lagos-6QGYT</w:t>
             </w:r>
           </w:p>
         </w:tc>
@@ -15645,7 +15569,7 @@
           </w:tcPr>
           <w:p>
             <w:r>
-              <w:t>₦1,250,000</w:t>
+              <w:t>₦1,350,000</w:t>
             </w:r>
           </w:p>
         </w:tc>
@@ -15665,7 +15589,7 @@
           </w:tcPr>
           <w:p>
             <w:r>
-              <w:t>https://propertypro.ng/property/land-for-sale-lekki-phase-1-lekki-lagos-0PFFN</w:t>
+              <w:t>https://propertypro.ng/property/land-for-sale-lekki-phase-1-lekki-lagos-4PWYY</w:t>
             </w:r>
           </w:p>
         </w:tc>
@@ -15699,7 +15623,7 @@
           </w:tcPr>
           <w:p>
             <w:r>
-              <w:t>₦1,500,000</w:t>
+              <w:t>₦750,000</w:t>
             </w:r>
           </w:p>
         </w:tc>
@@ -15719,115 +15643,7 @@
           </w:tcPr>
           <w:p>
             <w:r>
-              <w:t>https://nigeriapropertycentre.com/for-sale/land/residential-land/lagos/lekki/lekki-phase-1/3726561-residential-land-with-global-c-of-o</w:t>
-            </w:r>
-          </w:p>
-        </w:tc>
-      </w:tr>
-      <w:tr>
-        <w:tc>
-          <w:tcPr>
-            <w:tcW w:type="dxa" w:w="2032"/>
-          </w:tcPr>
-          <w:p>
-            <w:r>
-              <w:t>HIGH</w:t>
-              <w:br/>
-              <w:t>wide_price_spread_review</w:t>
-            </w:r>
-          </w:p>
-        </w:tc>
-        <w:tc>
-          <w:tcPr>
-            <w:tcW w:type="dxa" w:w="2032"/>
-          </w:tcPr>
-          <w:p>
-            <w:r>
-              <w:t>Maitama / land</w:t>
-            </w:r>
-          </w:p>
-        </w:tc>
-        <w:tc>
-          <w:tcPr>
-            <w:tcW w:type="dxa" w:w="2032"/>
-          </w:tcPr>
-          <w:p>
-            <w:r>
-              <w:t>—</w:t>
-            </w:r>
-          </w:p>
-        </w:tc>
-        <w:tc>
-          <w:tcPr>
-            <w:tcW w:type="dxa" w:w="2032"/>
-          </w:tcPr>
-          <w:p>
-            <w:r>
-              <w:t>Segment maximum is at least 10x its minimum. Check rent period, sale/rent classification, bedroom count, bulk listing, location and possible extraction/price-unit error. Do not delete solely because it is an outlier.</w:t>
-            </w:r>
-          </w:p>
-        </w:tc>
-        <w:tc>
-          <w:tcPr>
-            <w:tcW w:type="dxa" w:w="2032"/>
-          </w:tcPr>
-          <w:p>
-            <w:r>
-              <w:t>https://propertypro.ng/property/land-for-sale-maitama-abuja-1PRYX</w:t>
-            </w:r>
-          </w:p>
-        </w:tc>
-      </w:tr>
-      <w:tr>
-        <w:tc>
-          <w:tcPr>
-            <w:tcW w:type="dxa" w:w="2032"/>
-          </w:tcPr>
-          <w:p>
-            <w:r>
-              <w:t>HIGH</w:t>
-              <w:br/>
-              <w:t>wide_price_spread_review</w:t>
-            </w:r>
-          </w:p>
-        </w:tc>
-        <w:tc>
-          <w:tcPr>
-            <w:tcW w:type="dxa" w:w="2032"/>
-          </w:tcPr>
-          <w:p>
-            <w:r>
-              <w:t>Maitama / land</w:t>
-            </w:r>
-          </w:p>
-        </w:tc>
-        <w:tc>
-          <w:tcPr>
-            <w:tcW w:type="dxa" w:w="2032"/>
-          </w:tcPr>
-          <w:p>
-            <w:r>
-              <w:t>—</w:t>
-            </w:r>
-          </w:p>
-        </w:tc>
-        <w:tc>
-          <w:tcPr>
-            <w:tcW w:type="dxa" w:w="2032"/>
-          </w:tcPr>
-          <w:p>
-            <w:r>
-              <w:t>Segment maximum is at least 10x its minimum. Check rent period, sale/rent classification, bedroom count, bulk listing, location and possible extraction/price-unit error. Do not delete solely because it is an outlier.</w:t>
-            </w:r>
-          </w:p>
-        </w:tc>
-        <w:tc>
-          <w:tcPr>
-            <w:tcW w:type="dxa" w:w="2032"/>
-          </w:tcPr>
-          <w:p>
-            <w:r>
-              <w:t>https://propertypro.ng/property/land-for-sale-maitama-abuja-1PRYX</w:t>
+              <w:t>https://propertypro.ng/property/land-for-sale-orange-island-freedom-way-lekki-phase-1-lekki-lagos-0PWYZ</w:t>
             </w:r>
           </w:p>
         </w:tc>
@@ -15851,7 +15667,7 @@
           </w:tcPr>
           <w:p>
             <w:r>
-              <w:t>Maitama / land</w:t>
+              <w:t>Lekki Phase 1 / land</w:t>
             </w:r>
           </w:p>
         </w:tc>
@@ -15861,7 +15677,7 @@
           </w:tcPr>
           <w:p>
             <w:r>
-              <w:t>₦55,000,000</w:t>
+              <w:t>₦850,000</w:t>
             </w:r>
           </w:p>
         </w:tc>
@@ -15881,115 +15697,7 @@
           </w:tcPr>
           <w:p>
             <w:r>
-              <w:t>https://nigeriapropertycentre.com/for-sale/land/residential-land/abuja/maitama-district/maitama-2/3712832-300sqm-plot-of-land-in-a-secure-estate</w:t>
-            </w:r>
-          </w:p>
-        </w:tc>
-      </w:tr>
-      <w:tr>
-        <w:tc>
-          <w:tcPr>
-            <w:tcW w:type="dxa" w:w="2032"/>
-          </w:tcPr>
-          <w:p>
-            <w:r>
-              <w:t>HIGH</w:t>
-              <w:br/>
-              <w:t>wide_price_spread_review</w:t>
-            </w:r>
-          </w:p>
-        </w:tc>
-        <w:tc>
-          <w:tcPr>
-            <w:tcW w:type="dxa" w:w="2032"/>
-          </w:tcPr>
-          <w:p>
-            <w:r>
-              <w:t>Old Ikoyi / land</w:t>
-            </w:r>
-          </w:p>
-        </w:tc>
-        <w:tc>
-          <w:tcPr>
-            <w:tcW w:type="dxa" w:w="2032"/>
-          </w:tcPr>
-          <w:p>
-            <w:r>
-              <w:t>—</w:t>
-            </w:r>
-          </w:p>
-        </w:tc>
-        <w:tc>
-          <w:tcPr>
-            <w:tcW w:type="dxa" w:w="2032"/>
-          </w:tcPr>
-          <w:p>
-            <w:r>
-              <w:t>Segment maximum is at least 10x its minimum. Check rent period, sale/rent classification, bedroom count, bulk listing, location and possible extraction/price-unit error. Do not delete solely because it is an outlier.</w:t>
-            </w:r>
-          </w:p>
-        </w:tc>
-        <w:tc>
-          <w:tcPr>
-            <w:tcW w:type="dxa" w:w="2032"/>
-          </w:tcPr>
-          <w:p>
-            <w:r>
-              <w:t>https://propertypro.ng/property/land-for-sale-ikoyi-crescent-off-alfred-rewane-road-old-ikoyi-ikoyi-lagos-4PKKM</w:t>
-            </w:r>
-          </w:p>
-        </w:tc>
-      </w:tr>
-      <w:tr>
-        <w:tc>
-          <w:tcPr>
-            <w:tcW w:type="dxa" w:w="2032"/>
-          </w:tcPr>
-          <w:p>
-            <w:r>
-              <w:t>HIGH</w:t>
-              <w:br/>
-              <w:t>wide_price_spread_review</w:t>
-            </w:r>
-          </w:p>
-        </w:tc>
-        <w:tc>
-          <w:tcPr>
-            <w:tcW w:type="dxa" w:w="2032"/>
-          </w:tcPr>
-          <w:p>
-            <w:r>
-              <w:t>Old Ikoyi / land</w:t>
-            </w:r>
-          </w:p>
-        </w:tc>
-        <w:tc>
-          <w:tcPr>
-            <w:tcW w:type="dxa" w:w="2032"/>
-          </w:tcPr>
-          <w:p>
-            <w:r>
-              <w:t>—</w:t>
-            </w:r>
-          </w:p>
-        </w:tc>
-        <w:tc>
-          <w:tcPr>
-            <w:tcW w:type="dxa" w:w="2032"/>
-          </w:tcPr>
-          <w:p>
-            <w:r>
-              <w:t>Segment maximum is at least 10x its minimum. Check rent period, sale/rent classification, bedroom count, bulk listing, location and possible extraction/price-unit error. Do not delete solely because it is an outlier.</w:t>
-            </w:r>
-          </w:p>
-        </w:tc>
-        <w:tc>
-          <w:tcPr>
-            <w:tcW w:type="dxa" w:w="2032"/>
-          </w:tcPr>
-          <w:p>
-            <w:r>
-              <w:t>https://propertypro.ng/property/land-for-sale-ikoyi-crescent-off-alfred-rewane-road-old-ikoyi-ikoyi-lagos-4PKKM</w:t>
+              <w:t>https://propertypro.ng/property/land-for-sale-phase-4-orange-island-lekki-phase-1-lekki-lagos-1PTZA</w:t>
             </w:r>
           </w:p>
         </w:tc>
@@ -16013,7 +15721,7 @@
           </w:tcPr>
           <w:p>
             <w:r>
-              <w:t>Old Ikoyi / land</w:t>
+              <w:t>Lekki Phase 1 / land</w:t>
             </w:r>
           </w:p>
         </w:tc>
@@ -16023,7 +15731,7 @@
           </w:tcPr>
           <w:p>
             <w:r>
-              <w:t>₦4,500,000</w:t>
+              <w:t>₦1,250,000</w:t>
             </w:r>
           </w:p>
         </w:tc>
@@ -16043,7 +15751,7 @@
           </w:tcPr>
           <w:p>
             <w:r>
-              <w:t>https://propertypro.ng/property/land-for-sale-mekenwen-street-old-ikoyi-old-ikoyi-ikoyi-lagos-7PHHW</w:t>
+              <w:t>https://propertypro.ng/property/land-for-sale-lekki-phase-1-lekki-lagos-0PFFN</w:t>
             </w:r>
           </w:p>
         </w:tc>
@@ -16067,7 +15775,7 @@
           </w:tcPr>
           <w:p>
             <w:r>
-              <w:t>Old Ikoyi / land</w:t>
+              <w:t>Lekki Phase 1 / land</w:t>
             </w:r>
           </w:p>
         </w:tc>
@@ -16077,7 +15785,7 @@
           </w:tcPr>
           <w:p>
             <w:r>
-              <w:t>₦60,000,000,000</w:t>
+              <w:t>₦1,500,000</w:t>
             </w:r>
           </w:p>
         </w:tc>
@@ -16097,7 +15805,7 @@
           </w:tcPr>
           <w:p>
             <w:r>
-              <w:t>https://propertypro.ng/property/land-for-sale-ikoyi-crescent-off-alfred-rewane-road-old-ikoyi-ikoyi-lagos-4PKKM</w:t>
+              <w:t>https://nigeriapropertycentre.com/for-sale/land/residential-land/lagos/lekki/lekki-phase-1/3726561-residential-land-with-global-c-of-o</w:t>
             </w:r>
           </w:p>
         </w:tc>
@@ -16121,7 +15829,7 @@
           </w:tcPr>
           <w:p>
             <w:r>
-              <w:t>Old Ikoyi / land</w:t>
+              <w:t>Maitama / land</w:t>
             </w:r>
           </w:p>
         </w:tc>
@@ -16131,7 +15839,7 @@
           </w:tcPr>
           <w:p>
             <w:r>
-              <w:t>₦4,300,000</w:t>
+              <w:t>₦55,000,000</w:t>
             </w:r>
           </w:p>
         </w:tc>
@@ -16151,7 +15859,7 @@
           </w:tcPr>
           <w:p>
             <w:r>
-              <w:t>https://propertypro.ng/property/land-for-sale-old-ikoyi-ikoyi-lagos-8QETL</w:t>
+              <w:t>https://nigeriapropertycentre.com/for-sale/land/residential-land/abuja/maitama-district/maitama-2/3712832-300sqm-plot-of-land-in-a-secure-estate</w:t>
             </w:r>
           </w:p>
         </w:tc>
@@ -16205,7 +15913,7 @@
           </w:tcPr>
           <w:p>
             <w:r>
-              <w:t>https://propertypro.ng/property/land-for-sale-reeve-road-old-ikoyi-ikoyi-lagos-6QJAK</w:t>
+              <w:t>https://propertypro.ng/property/land-for-sale-mekenwen-street-old-ikoyi-old-ikoyi-ikoyi-lagos-7PHHW</w:t>
             </w:r>
           </w:p>
         </w:tc>
@@ -16239,7 +15947,7 @@
           </w:tcPr>
           <w:p>
             <w:r>
-              <w:t>₦5,500,000</w:t>
+              <w:t>₦60,000,000,000</w:t>
             </w:r>
           </w:p>
         </w:tc>
@@ -16259,115 +15967,7 @@
           </w:tcPr>
           <w:p>
             <w:r>
-              <w:t>https://nigeriapropertycentre.com/for-sale/land/residential-land/lagos/ikoyi/old-ikoyi/3725809-residential-land-with-structures</w:t>
-            </w:r>
-          </w:p>
-        </w:tc>
-      </w:tr>
-      <w:tr>
-        <w:tc>
-          <w:tcPr>
-            <w:tcW w:type="dxa" w:w="2032"/>
-          </w:tcPr>
-          <w:p>
-            <w:r>
-              <w:t>HIGH</w:t>
-              <w:br/>
-              <w:t>wide_price_spread_review</w:t>
-            </w:r>
-          </w:p>
-        </w:tc>
-        <w:tc>
-          <w:tcPr>
-            <w:tcW w:type="dxa" w:w="2032"/>
-          </w:tcPr>
-          <w:p>
-            <w:r>
-              <w:t>Victoria Island / land</w:t>
-            </w:r>
-          </w:p>
-        </w:tc>
-        <w:tc>
-          <w:tcPr>
-            <w:tcW w:type="dxa" w:w="2032"/>
-          </w:tcPr>
-          <w:p>
-            <w:r>
-              <w:t>—</w:t>
-            </w:r>
-          </w:p>
-        </w:tc>
-        <w:tc>
-          <w:tcPr>
-            <w:tcW w:type="dxa" w:w="2032"/>
-          </w:tcPr>
-          <w:p>
-            <w:r>
-              <w:t>Segment maximum is at least 10x its minimum. Check rent period, sale/rent classification, bedroom count, bulk listing, location and possible extraction/price-unit error. Do not delete solely because it is an outlier.</w:t>
-            </w:r>
-          </w:p>
-        </w:tc>
-        <w:tc>
-          <w:tcPr>
-            <w:tcW w:type="dxa" w:w="2032"/>
-          </w:tcPr>
-          <w:p>
-            <w:r>
-              <w:t>https://propertypro.ng/property/land-for-sale-victoria-island-lagos-7QFNK</w:t>
-            </w:r>
-          </w:p>
-        </w:tc>
-      </w:tr>
-      <w:tr>
-        <w:tc>
-          <w:tcPr>
-            <w:tcW w:type="dxa" w:w="2032"/>
-          </w:tcPr>
-          <w:p>
-            <w:r>
-              <w:t>HIGH</w:t>
-              <w:br/>
-              <w:t>wide_price_spread_review</w:t>
-            </w:r>
-          </w:p>
-        </w:tc>
-        <w:tc>
-          <w:tcPr>
-            <w:tcW w:type="dxa" w:w="2032"/>
-          </w:tcPr>
-          <w:p>
-            <w:r>
-              <w:t>Victoria Island / land</w:t>
-            </w:r>
-          </w:p>
-        </w:tc>
-        <w:tc>
-          <w:tcPr>
-            <w:tcW w:type="dxa" w:w="2032"/>
-          </w:tcPr>
-          <w:p>
-            <w:r>
-              <w:t>—</w:t>
-            </w:r>
-          </w:p>
-        </w:tc>
-        <w:tc>
-          <w:tcPr>
-            <w:tcW w:type="dxa" w:w="2032"/>
-          </w:tcPr>
-          <w:p>
-            <w:r>
-              <w:t>Segment maximum is at least 10x its minimum. Check rent period, sale/rent classification, bedroom count, bulk listing, location and possible extraction/price-unit error. Do not delete solely because it is an outlier.</w:t>
-            </w:r>
-          </w:p>
-        </w:tc>
-        <w:tc>
-          <w:tcPr>
-            <w:tcW w:type="dxa" w:w="2032"/>
-          </w:tcPr>
-          <w:p>
-            <w:r>
-              <w:t>https://propertypro.ng/property/land-for-sale-victoria-island-lagos-7QFNK</w:t>
+              <w:t>https://propertypro.ng/property/land-for-sale-ikoyi-crescent-off-alfred-rewane-road-old-ikoyi-ikoyi-lagos-4PKKM</w:t>
             </w:r>
           </w:p>
         </w:tc>
@@ -16391,7 +15991,7 @@
           </w:tcPr>
           <w:p>
             <w:r>
-              <w:t>Victoria Island / land</w:t>
+              <w:t>Old Ikoyi / land</w:t>
             </w:r>
           </w:p>
         </w:tc>
@@ -16401,7 +16001,7 @@
           </w:tcPr>
           <w:p>
             <w:r>
-              <w:t>₦2,300,000</w:t>
+              <w:t>₦4,300,000</w:t>
             </w:r>
           </w:p>
         </w:tc>
@@ -16421,7 +16021,169 @@
           </w:tcPr>
           <w:p>
             <w:r>
-              <w:t>https://propertypro.ng/property/land-for-sale-idowu-taylor-victoria-island-lagos-8NVXH</w:t>
+              <w:t>https://propertypro.ng/property/land-for-sale-old-ikoyi-ikoyi-lagos-8QETL</w:t>
+            </w:r>
+          </w:p>
+        </w:tc>
+      </w:tr>
+      <w:tr>
+        <w:tc>
+          <w:tcPr>
+            <w:tcW w:type="dxa" w:w="2032"/>
+          </w:tcPr>
+          <w:p>
+            <w:r>
+              <w:t>HIGH</w:t>
+              <w:br/>
+              <w:t>price_outlier_review</w:t>
+            </w:r>
+          </w:p>
+        </w:tc>
+        <w:tc>
+          <w:tcPr>
+            <w:tcW w:type="dxa" w:w="2032"/>
+          </w:tcPr>
+          <w:p>
+            <w:r>
+              <w:t>Old Ikoyi / land</w:t>
+            </w:r>
+          </w:p>
+        </w:tc>
+        <w:tc>
+          <w:tcPr>
+            <w:tcW w:type="dxa" w:w="2032"/>
+          </w:tcPr>
+          <w:p>
+            <w:r>
+              <w:t>₦4,500,000</w:t>
+            </w:r>
+          </w:p>
+        </w:tc>
+        <w:tc>
+          <w:tcPr>
+            <w:tcW w:type="dxa" w:w="2032"/>
+          </w:tcPr>
+          <w:p>
+            <w:r>
+              <w:t>Price is at least 10x above or below the segment median; verify property type, period, unit, currency and source text. Not automatically excluded.</w:t>
+            </w:r>
+          </w:p>
+        </w:tc>
+        <w:tc>
+          <w:tcPr>
+            <w:tcW w:type="dxa" w:w="2032"/>
+          </w:tcPr>
+          <w:p>
+            <w:r>
+              <w:t>https://propertypro.ng/property/land-for-sale-reeve-road-old-ikoyi-ikoyi-lagos-6QJAK</w:t>
+            </w:r>
+          </w:p>
+        </w:tc>
+      </w:tr>
+      <w:tr>
+        <w:tc>
+          <w:tcPr>
+            <w:tcW w:type="dxa" w:w="2032"/>
+          </w:tcPr>
+          <w:p>
+            <w:r>
+              <w:t>HIGH</w:t>
+              <w:br/>
+              <w:t>price_outlier_review</w:t>
+            </w:r>
+          </w:p>
+        </w:tc>
+        <w:tc>
+          <w:tcPr>
+            <w:tcW w:type="dxa" w:w="2032"/>
+          </w:tcPr>
+          <w:p>
+            <w:r>
+              <w:t>Old Ikoyi / land</w:t>
+            </w:r>
+          </w:p>
+        </w:tc>
+        <w:tc>
+          <w:tcPr>
+            <w:tcW w:type="dxa" w:w="2032"/>
+          </w:tcPr>
+          <w:p>
+            <w:r>
+              <w:t>₦4,300,000</w:t>
+            </w:r>
+          </w:p>
+        </w:tc>
+        <w:tc>
+          <w:tcPr>
+            <w:tcW w:type="dxa" w:w="2032"/>
+          </w:tcPr>
+          <w:p>
+            <w:r>
+              <w:t>Price is at least 10x above or below the segment median; verify property type, period, unit, currency and source text. Not automatically excluded.</w:t>
+            </w:r>
+          </w:p>
+        </w:tc>
+        <w:tc>
+          <w:tcPr>
+            <w:tcW w:type="dxa" w:w="2032"/>
+          </w:tcPr>
+          <w:p>
+            <w:r>
+              <w:t>https://propertypro.ng/property/land-for-sale-ruxton-street-old-ikoyi-ikoyi-lagos-3PVKY</w:t>
+            </w:r>
+          </w:p>
+        </w:tc>
+      </w:tr>
+      <w:tr>
+        <w:tc>
+          <w:tcPr>
+            <w:tcW w:type="dxa" w:w="2032"/>
+          </w:tcPr>
+          <w:p>
+            <w:r>
+              <w:t>HIGH</w:t>
+              <w:br/>
+              <w:t>price_outlier_review</w:t>
+            </w:r>
+          </w:p>
+        </w:tc>
+        <w:tc>
+          <w:tcPr>
+            <w:tcW w:type="dxa" w:w="2032"/>
+          </w:tcPr>
+          <w:p>
+            <w:r>
+              <w:t>Old Ikoyi / land</w:t>
+            </w:r>
+          </w:p>
+        </w:tc>
+        <w:tc>
+          <w:tcPr>
+            <w:tcW w:type="dxa" w:w="2032"/>
+          </w:tcPr>
+          <w:p>
+            <w:r>
+              <w:t>₦4,200,000</w:t>
+            </w:r>
+          </w:p>
+        </w:tc>
+        <w:tc>
+          <w:tcPr>
+            <w:tcW w:type="dxa" w:w="2032"/>
+          </w:tcPr>
+          <w:p>
+            <w:r>
+              <w:t>Price is at least 10x above or below the segment median; verify property type, period, unit, currency and source text. Not automatically excluded.</w:t>
+            </w:r>
+          </w:p>
+        </w:tc>
+        <w:tc>
+          <w:tcPr>
+            <w:tcW w:type="dxa" w:w="2032"/>
+          </w:tcPr>
+          <w:p>
+            <w:r>
+              <w:t>https://propertypro.ng/property/land-for-sale-probyn-road-ikoyi-old-ikoyi-ikoyi-lagos-0PWYM</w:t>
             </w:r>
           </w:p>
         </w:tc>
@@ -16473,6 +16235,14 @@
       </w:pPr>
       <w:r>
         <w:t>The status of any Estate Intel paid/commercial arrangement is unconfirmed and must be confirmed directly with the account owner/vendor.</w:t>
+      </w:r>
+    </w:p>
+    <w:p>
+      <w:pPr>
+        <w:pStyle w:val="ListBullet"/>
+      </w:pPr>
+      <w:r>
+        <w:t>Additional feeds to validate for a future release: PrivateProperty.ng, Jiji.ng, Apartments.ng, NaijaProperty.com and Land.ng. They are not counted as active sources or blended into statistics until listing URLs, transaction type, rent period, location evidence, freshness and duplicates pass the same quality gate.</w:t>
       </w:r>
     </w:p>
     <w:p>
